--- a/electron/database/generate-document/templates/party-invoice-aus.docx
+++ b/electron/database/generate-document/templates/party-invoice-aus.docx
@@ -2064,7 +2064,34 @@
                       <w:sz w:val="20"/>
                       <w:szCs w:val="20"/>
                     </w:rPr>
-                    <w:t>{#IPItems}{#showThickness}</w:t>
+                    <w:t>{#</w:t>
+                  </w:r>
+                  <w:proofErr w:type="gramStart"/>
+                  <w:r>
+                    <w:rPr>
+                      <w:rFonts w:cstheme="minorHAnsi"/>
+                      <w:sz w:val="20"/>
+                      <w:szCs w:val="20"/>
+                    </w:rPr>
+                    <w:t>IPItems}{</w:t>
+                  </w:r>
+                  <w:proofErr w:type="gramEnd"/>
+                  <w:r>
+                    <w:rPr>
+                      <w:rFonts w:cstheme="minorHAnsi"/>
+                      <w:sz w:val="20"/>
+                      <w:szCs w:val="20"/>
+                    </w:rPr>
+                    <w:t>#</w:t>
+                  </w:r>
+                  <w:proofErr w:type="gramStart"/>
+                  <w:r>
+                    <w:rPr>
+                      <w:rFonts w:cstheme="minorHAnsi"/>
+                      <w:sz w:val="20"/>
+                      <w:szCs w:val="20"/>
+                    </w:rPr>
+                    <w:t>showThickness}</w:t>
                   </w:r>
                   <w:r>
                     <w:rPr>
@@ -2074,7 +2101,18 @@
                       <w:sz w:val="20"/>
                       <w:szCs w:val="20"/>
                     </w:rPr>
-                    <w:t>{thicknessDetail</w:t>
+                    <w:t>{</w:t>
+                  </w:r>
+                  <w:proofErr w:type="gramEnd"/>
+                  <w:r>
+                    <w:rPr>
+                      <w:rFonts w:cstheme="minorHAnsi"/>
+                      <w:b/>
+                      <w:bCs/>
+                      <w:sz w:val="20"/>
+                      <w:szCs w:val="20"/>
+                    </w:rPr>
+                    <w:t>thicknessDetail</w:t>
                   </w:r>
                   <w:r>
                     <w:rPr>
@@ -2104,7 +2142,29 @@
                       <w:sz w:val="20"/>
                       <w:szCs w:val="20"/>
                     </w:rPr>
-                    <w:t>{length} X {width} X {height} MM  {#fsc} – {</w:t>
+                    <w:t xml:space="preserve">{length} X {width} X {height} </w:t>
+                  </w:r>
+                  <w:proofErr w:type="gramStart"/>
+                  <w:r>
+                    <w:rPr>
+                      <w:rFonts w:cstheme="minorHAnsi"/>
+                      <w:b/>
+                      <w:bCs/>
+                      <w:sz w:val="20"/>
+                      <w:szCs w:val="20"/>
+                    </w:rPr>
+                    <w:t>MM  {</w:t>
+                  </w:r>
+                  <w:proofErr w:type="gramEnd"/>
+                  <w:r>
+                    <w:rPr>
+                      <w:rFonts w:cstheme="minorHAnsi"/>
+                      <w:b/>
+                      <w:bCs/>
+                      <w:sz w:val="20"/>
+                      <w:szCs w:val="20"/>
+                    </w:rPr>
+                    <w:t>#fsc} – {</w:t>
                   </w:r>
                   <w:proofErr w:type="spellStart"/>
                   <w:r>
@@ -2232,7 +2292,25 @@
                       <w:sz w:val="18"/>
                       <w:szCs w:val="18"/>
                     </w:rPr>
-                    <w:t>{#invoices}{containerFrom}{#containerTo} to {</w:t>
+                    <w:t>{#</w:t>
+                  </w:r>
+                  <w:proofErr w:type="gramStart"/>
+                  <w:r>
+                    <w:rPr>
+                      <w:rFonts w:cstheme="minorHAnsi"/>
+                      <w:sz w:val="18"/>
+                      <w:szCs w:val="18"/>
+                    </w:rPr>
+                    <w:t>invoices}{</w:t>
+                  </w:r>
+                  <w:proofErr w:type="gramEnd"/>
+                  <w:r>
+                    <w:rPr>
+                      <w:rFonts w:cstheme="minorHAnsi"/>
+                      <w:sz w:val="18"/>
+                      <w:szCs w:val="18"/>
+                    </w:rPr>
+                    <w:t>containerFrom}{#containerTo} to {</w:t>
                   </w:r>
                   <w:proofErr w:type="spellStart"/>
                   <w:r>
@@ -2953,13 +3031,23 @@
               <w:t>finalDestination</w:t>
             </w:r>
             <w:proofErr w:type="spellEnd"/>
-            <w:r>
-              <w:rPr>
-                <w:rFonts w:cstheme="minorHAnsi"/>
-                <w:sz w:val="20"/>
-                <w:szCs w:val="20"/>
-              </w:rPr>
-              <w:t>})    {</w:t>
+            <w:proofErr w:type="gramStart"/>
+            <w:r>
+              <w:rPr>
+                <w:rFonts w:cstheme="minorHAnsi"/>
+                <w:sz w:val="20"/>
+                <w:szCs w:val="20"/>
+              </w:rPr>
+              <w:t xml:space="preserve">})   </w:t>
+            </w:r>
+            <w:proofErr w:type="gramEnd"/>
+            <w:r>
+              <w:rPr>
+                <w:rFonts w:cstheme="minorHAnsi"/>
+                <w:sz w:val="20"/>
+                <w:szCs w:val="20"/>
+              </w:rPr>
+              <w:t xml:space="preserve"> {</w:t>
             </w:r>
             <w:proofErr w:type="spellStart"/>
             <w:r>
@@ -3428,8 +3516,12 @@
     </w:tbl>
     <w:p/>
     <w:sectPr>
-      <w:headerReference w:type="default" r:id="rId8"/>
-      <w:footerReference w:type="default" r:id="rId9"/>
+      <w:headerReference w:type="even" r:id="rId8"/>
+      <w:headerReference w:type="default" r:id="rId9"/>
+      <w:footerReference w:type="even" r:id="rId10"/>
+      <w:footerReference w:type="default" r:id="rId11"/>
+      <w:headerReference w:type="first" r:id="rId12"/>
+      <w:footerReference w:type="first" r:id="rId13"/>
       <w:pgSz w:w="12240" w:h="15840" w:code="1"/>
       <w:pgMar w:top="482" w:right="567" w:bottom="1701" w:left="567" w:header="113" w:footer="510" w:gutter="0"/>
       <w:pgBorders w:offsetFrom="page">
@@ -3475,61 +3567,64 @@
   <w:p>
     <w:pPr>
       <w:pStyle w:val="Footer"/>
-      <w:ind w:firstLine="720"/>
-      <w:rPr>
-        <w:b/>
-        <w:bCs/>
-      </w:rPr>
+    </w:pPr>
+  </w:p>
+</w:ftr>
+</file>
+
+<file path=word/footer2.xml><?xml version="1.0" encoding="utf-8"?>
+<w:ftr xmlns:wpc="http://schemas.microsoft.com/office/word/2010/wordprocessingCanvas" xmlns:cx="http://schemas.microsoft.com/office/drawing/2014/chartex" xmlns:cx1="http://schemas.microsoft.com/office/drawing/2015/9/8/chartex" xmlns:cx2="http://schemas.microsoft.com/office/drawing/2015/10/21/chartex" xmlns:cx3="http://schemas.microsoft.com/office/drawing/2016/5/9/chartex" xmlns:cx4="http://schemas.microsoft.com/office/drawing/2016/5/10/chartex" xmlns:cx5="http://schemas.microsoft.com/office/drawing/2016/5/11/chartex" xmlns:cx6="http://schemas.microsoft.com/office/drawing/2016/5/12/chartex" xmlns:cx7="http://schemas.microsoft.com/office/drawing/2016/5/13/chartex" xmlns:cx8="http://schemas.microsoft.com/office/drawing/2016/5/14/chartex" xmlns:mc="http://schemas.openxmlformats.org/markup-compatibility/2006" xmlns:aink="http://schemas.microsoft.com/office/drawing/2016/ink" xmlns:am3d="http://schemas.microsoft.com/office/drawing/2017/model3d" xmlns:o="urn:schemas-microsoft-com:office:office" xmlns:oel="http://schemas.microsoft.com/office/2019/extlst" xmlns:r="http://schemas.openxmlformats.org/officeDocument/2006/relationships" xmlns:m="http://schemas.openxmlformats.org/officeDocument/2006/math" xmlns:v="urn:schemas-microsoft-com:vml" xmlns:wp14="http://schemas.microsoft.com/office/word/2010/wordprocessingDrawing" xmlns:wp="http://schemas.openxmlformats.org/drawingml/2006/wordprocessingDrawing" xmlns:w10="urn:schemas-microsoft-com:office:word" xmlns:w="http://schemas.openxmlformats.org/wordprocessingml/2006/main" xmlns:w14="http://schemas.microsoft.com/office/word/2010/wordml" xmlns:w15="http://schemas.microsoft.com/office/word/2012/wordml" xmlns:w16cex="http://schemas.microsoft.com/office/word/2018/wordml/cex" xmlns:w16cid="http://schemas.microsoft.com/office/word/2016/wordml/cid" xmlns:w16="http://schemas.microsoft.com/office/word/2018/wordml" xmlns:w16du="http://schemas.microsoft.com/office/word/2023/wordml/word16du" xmlns:w16sdtdh="http://schemas.microsoft.com/office/word/2020/wordml/sdtdatahash" xmlns:w16sdtfl="http://schemas.microsoft.com/office/word/2024/wordml/sdtformatlock" xmlns:w16se="http://schemas.microsoft.com/office/word/2015/wordml/symex" xmlns:wpg="http://schemas.microsoft.com/office/word/2010/wordprocessingGroup" xmlns:wpi="http://schemas.microsoft.com/office/word/2010/wordprocessingInk" xmlns:wne="http://schemas.microsoft.com/office/word/2006/wordml" xmlns:wps="http://schemas.microsoft.com/office/word/2010/wordprocessingShape" mc:Ignorable="w14 w15 w16se w16cid w16 w16cex w16sdtdh w16sdtfl w16du wp14">
+  <w:p>
+    <w:pPr>
+      <w:pStyle w:val="Footer"/>
+      <w:ind w:left="720"/>
     </w:pPr>
     <w:r>
       <w:rPr>
-        <w:b/>
-        <w:bCs/>
         <w:noProof/>
       </w:rPr>
       <mc:AlternateContent>
         <mc:Choice Requires="wps">
           <w:drawing>
-            <wp:anchor distT="0" distB="0" distL="114300" distR="114300" simplePos="0" relativeHeight="251661312" behindDoc="0" locked="0" layoutInCell="1" allowOverlap="1" wp14:anchorId="5AB38635" wp14:editId="73588EEC">
+            <wp:anchor distT="4294967295" distB="4294967295" distL="114300" distR="114300" simplePos="0" relativeHeight="251658240" behindDoc="0" locked="0" layoutInCell="1" allowOverlap="1" wp14:anchorId="64696E99" wp14:editId="38449AAB">
               <wp:simplePos x="0" y="0"/>
               <wp:positionH relativeFrom="margin">
-                <wp:posOffset>4522198</wp:posOffset>
+                <wp:posOffset>4745355</wp:posOffset>
               </wp:positionH>
               <wp:positionV relativeFrom="paragraph">
-                <wp:posOffset>-561340</wp:posOffset>
+                <wp:posOffset>1269</wp:posOffset>
               </wp:positionV>
-              <wp:extent cx="2520043" cy="0"/>
+              <wp:extent cx="2305050" cy="0"/>
               <wp:effectExtent l="0" t="0" r="0" b="0"/>
               <wp:wrapNone/>
-              <wp:docPr id="874349672" name="Straight Connector 4"/>
-              <wp:cNvGraphicFramePr/>
+              <wp:docPr id="530186280" name="Straight Connector 5"/>
+              <wp:cNvGraphicFramePr>
+                <a:graphicFrameLocks xmlns:a="http://schemas.openxmlformats.org/drawingml/2006/main"/>
+              </wp:cNvGraphicFramePr>
               <a:graphic xmlns:a="http://schemas.openxmlformats.org/drawingml/2006/main">
                 <a:graphicData uri="http://schemas.microsoft.com/office/word/2010/wordprocessingShape">
                   <wps:wsp>
-                    <wps:cNvCnPr/>
+                    <wps:cNvCnPr>
+                      <a:cxnSpLocks/>
+                    </wps:cNvCnPr>
                     <wps:spPr>
-                      <a:xfrm flipH="1">
+                      <a:xfrm>
                         <a:off x="0" y="0"/>
-                        <a:ext cx="2520043" cy="0"/>
+                        <a:ext cx="2305050" cy="0"/>
                       </a:xfrm>
                       <a:prstGeom prst="line">
                         <a:avLst/>
                       </a:prstGeom>
-                      <a:ln>
-                        <a:solidFill>
-                          <a:schemeClr val="tx1"/>
-                        </a:solidFill>
-                      </a:ln>
                     </wps:spPr>
                     <wps:style>
                       <a:lnRef idx="1">
-                        <a:schemeClr val="accent1"/>
+                        <a:schemeClr val="dk1"/>
                       </a:lnRef>
                       <a:fillRef idx="0">
-                        <a:schemeClr val="accent1"/>
+                        <a:schemeClr val="dk1"/>
                       </a:fillRef>
                       <a:effectRef idx="0">
-                        <a:schemeClr val="accent1"/>
+                        <a:schemeClr val="dk1"/>
                       </a:effectRef>
                       <a:fontRef idx="minor">
                         <a:schemeClr val="tx1"/>
@@ -3550,8 +3645,9 @@
         </mc:Choice>
         <mc:Fallback>
           <w:pict>
-            <v:line w14:anchorId="32F397C6" id="Straight Connector 4" o:spid="_x0000_s1026" style="position:absolute;flip:x;z-index:251661312;visibility:visible;mso-wrap-style:square;mso-width-percent:0;mso-height-percent:0;mso-wrap-distance-left:9pt;mso-wrap-distance-top:0;mso-wrap-distance-right:9pt;mso-wrap-distance-bottom:0;mso-position-horizontal:absolute;mso-position-horizontal-relative:margin;mso-position-vertical:absolute;mso-position-vertical-relative:text;mso-width-percent:0;mso-height-percent:0;mso-width-relative:margin;mso-height-relative:margin" from="356.1pt,-44.2pt" to="554.55pt,-44.2pt" o:gfxdata="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" strokecolor="black [3213]" strokeweight=".5pt">
+            <v:line w14:anchorId="3E1EEF61" id="Straight Connector 5" o:spid="_x0000_s1026" style="position:absolute;z-index:251658240;visibility:visible;mso-wrap-style:square;mso-width-percent:0;mso-height-percent:0;mso-wrap-distance-left:9pt;mso-wrap-distance-top:-3e-5mm;mso-wrap-distance-right:9pt;mso-wrap-distance-bottom:-3e-5mm;mso-position-horizontal:absolute;mso-position-horizontal-relative:margin;mso-position-vertical:absolute;mso-position-vertical-relative:text;mso-width-percent:0;mso-height-percent:0;mso-width-relative:margin;mso-height-relative:margin" from="373.65pt,.1pt" to="555.15pt,.1pt" o:gfxdata="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" strokecolor="black [3200]" strokeweight=".5pt">
               <v:stroke joinstyle="miter"/>
+              <o:lock v:ext="edit" shapetype="f"/>
               <w10:wrap anchorx="margin"/>
             </v:line>
           </w:pict>
@@ -3560,53 +3656,50 @@
     </w:r>
     <w:r>
       <w:rPr>
-        <w:b/>
-        <w:bCs/>
         <w:noProof/>
       </w:rPr>
       <mc:AlternateContent>
         <mc:Choice Requires="wps">
           <w:drawing>
-            <wp:anchor distT="0" distB="0" distL="114300" distR="114300" simplePos="0" relativeHeight="251659264" behindDoc="0" locked="0" layoutInCell="1" allowOverlap="1" wp14:anchorId="022B9BAB" wp14:editId="2E1B16F0">
+            <wp:anchor distT="0" distB="0" distL="114299" distR="114299" simplePos="0" relativeHeight="251658240" behindDoc="0" locked="0" layoutInCell="1" allowOverlap="1" wp14:anchorId="3BC4C1C4" wp14:editId="1EE3CBCD">
               <wp:simplePos x="0" y="0"/>
-              <wp:positionH relativeFrom="rightMargin">
-                <wp:posOffset>-2532530</wp:posOffset>
+              <wp:positionH relativeFrom="column">
+                <wp:posOffset>4749164</wp:posOffset>
               </wp:positionH>
               <wp:positionV relativeFrom="paragraph">
-                <wp:posOffset>-557978</wp:posOffset>
+                <wp:posOffset>1270</wp:posOffset>
               </wp:positionV>
-              <wp:extent cx="4482" cy="748552"/>
-              <wp:effectExtent l="0" t="0" r="33655" b="33020"/>
+              <wp:extent cx="0" cy="853440"/>
+              <wp:effectExtent l="0" t="0" r="38100" b="22860"/>
               <wp:wrapNone/>
-              <wp:docPr id="2115318239" name="Straight Connector 4"/>
-              <wp:cNvGraphicFramePr/>
+              <wp:docPr id="174631399" name="Straight Connector 3"/>
+              <wp:cNvGraphicFramePr>
+                <a:graphicFrameLocks xmlns:a="http://schemas.openxmlformats.org/drawingml/2006/main"/>
+              </wp:cNvGraphicFramePr>
               <a:graphic xmlns:a="http://schemas.openxmlformats.org/drawingml/2006/main">
                 <a:graphicData uri="http://schemas.microsoft.com/office/word/2010/wordprocessingShape">
                   <wps:wsp>
-                    <wps:cNvCnPr/>
+                    <wps:cNvCnPr>
+                      <a:cxnSpLocks/>
+                    </wps:cNvCnPr>
                     <wps:spPr>
                       <a:xfrm>
                         <a:off x="0" y="0"/>
-                        <a:ext cx="4482" cy="748552"/>
+                        <a:ext cx="0" cy="853440"/>
                       </a:xfrm>
                       <a:prstGeom prst="line">
                         <a:avLst/>
                       </a:prstGeom>
-                      <a:ln>
-                        <a:solidFill>
-                          <a:schemeClr val="tx1"/>
-                        </a:solidFill>
-                      </a:ln>
                     </wps:spPr>
                     <wps:style>
                       <a:lnRef idx="1">
-                        <a:schemeClr val="accent1"/>
+                        <a:schemeClr val="dk1"/>
                       </a:lnRef>
                       <a:fillRef idx="0">
-                        <a:schemeClr val="accent1"/>
+                        <a:schemeClr val="dk1"/>
                       </a:fillRef>
                       <a:effectRef idx="0">
-                        <a:schemeClr val="accent1"/>
+                        <a:schemeClr val="dk1"/>
                       </a:effectRef>
                       <a:fontRef idx="minor">
                         <a:schemeClr val="tx1"/>
@@ -3616,90 +3709,238 @@
                   </wps:wsp>
                 </a:graphicData>
               </a:graphic>
+              <wp14:sizeRelH relativeFrom="page">
+                <wp14:pctWidth>0</wp14:pctWidth>
+              </wp14:sizeRelH>
+              <wp14:sizeRelV relativeFrom="page">
+                <wp14:pctHeight>0</wp14:pctHeight>
+              </wp14:sizeRelV>
             </wp:anchor>
           </w:drawing>
         </mc:Choice>
         <mc:Fallback>
           <w:pict>
-            <v:line w14:anchorId="542302A2" id="Straight Connector 4" o:spid="_x0000_s1026" style="position:absolute;z-index:251659264;visibility:visible;mso-wrap-style:square;mso-wrap-distance-left:9pt;mso-wrap-distance-top:0;mso-wrap-distance-right:9pt;mso-wrap-distance-bottom:0;mso-position-horizontal:absolute;mso-position-horizontal-relative:right-margin-area;mso-position-vertical:absolute;mso-position-vertical-relative:text" from="-199.4pt,-43.95pt" to="-199.05pt,15pt" o:gfxdata="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" strokecolor="black [3213]" strokeweight=".5pt">
+            <v:line w14:anchorId="7ED824D5" id="Straight Connector 3" o:spid="_x0000_s1026" style="position:absolute;z-index:251658240;visibility:visible;mso-wrap-style:square;mso-width-percent:0;mso-height-percent:0;mso-wrap-distance-left:3.17497mm;mso-wrap-distance-top:0;mso-wrap-distance-right:3.17497mm;mso-wrap-distance-bottom:0;mso-position-horizontal:absolute;mso-position-horizontal-relative:text;mso-position-vertical:absolute;mso-position-vertical-relative:text;mso-width-percent:0;mso-height-percent:0;mso-width-relative:page;mso-height-relative:page" from="373.95pt,.1pt" to="373.95pt,67.3pt" o:gfxdata="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" strokecolor="black [3200]" strokeweight=".5pt">
               <v:stroke joinstyle="miter"/>
-              <w10:wrap anchorx="margin"/>
+              <o:lock v:ext="edit" shapetype="f"/>
             </v:line>
           </w:pict>
         </mc:Fallback>
       </mc:AlternateContent>
     </w:r>
     <w:r>
+      <w:t xml:space="preserve">                                                                                                                                           Thanking You,</w:t>
+    </w:r>
+    <w:r>
+      <w:tab/>
+    </w:r>
+    <w:r>
+      <w:tab/>
+      <w:t xml:space="preserve">   </w:t>
+    </w:r>
+  </w:p>
+  <w:p>
+    <w:pPr>
+      <w:pStyle w:val="Footer"/>
+      <w:ind w:left="720"/>
+    </w:pPr>
+    <w:r>
       <w:rPr>
         <w:b/>
         <w:bCs/>
+        <w:spacing w:val="60"/>
       </w:rPr>
-      <w:fldChar w:fldCharType="begin"/>
+      <w:t xml:space="preserve">                                                               </w:t>
     </w:r>
     <w:r>
       <w:rPr>
         <w:b/>
         <w:bCs/>
+        <w:spacing w:val="60"/>
       </w:rPr>
-      <w:instrText xml:space="preserve"> PAGE   \* MERGEFORMAT </w:instrText>
+      <w:t>ALFA</w:t>
     </w:r>
     <w:r>
       <w:rPr>
         <w:b/>
         <w:bCs/>
+        <w:spacing w:val="60"/>
       </w:rPr>
-      <w:fldChar w:fldCharType="separate"/>
+      <w:t xml:space="preserve">  </w:t>
     </w:r>
     <w:r>
       <w:rPr>
         <w:b/>
         <w:bCs/>
-        <w:noProof/>
+        <w:spacing w:val="60"/>
       </w:rPr>
-      <w:t>1</w:t>
+      <w:t xml:space="preserve"> ICA</w:t>
     </w:r>
     <w:r>
       <w:rPr>
         <w:b/>
         <w:bCs/>
+        <w:spacing w:val="60"/>
+      </w:rPr>
+      <w:t xml:space="preserve"> </w:t>
+    </w:r>
+    <w:proofErr w:type="gramStart"/>
+    <w:r>
+      <w:rPr>
+        <w:b/>
+        <w:bCs/>
+        <w:spacing w:val="60"/>
+      </w:rPr>
+      <w:t xml:space="preserve"> </w:t>
+    </w:r>
+    <w:r>
+      <w:rPr>
+        <w:b/>
+        <w:bCs/>
+        <w:spacing w:val="60"/>
+      </w:rPr>
+      <w:t xml:space="preserve"> </w:t>
+    </w:r>
+    <w:r>
+      <w:rPr>
+        <w:b/>
+        <w:bCs/>
+        <w:spacing w:val="60"/>
+      </w:rPr>
+      <w:t xml:space="preserve"> </w:t>
+    </w:r>
+    <w:r>
+      <w:rPr>
+        <w:b/>
+        <w:bCs/>
+        <w:spacing w:val="60"/>
+      </w:rPr>
+      <w:t>(</w:t>
+    </w:r>
+    <w:proofErr w:type="gramEnd"/>
+    <w:r>
+      <w:rPr>
+        <w:b/>
+        <w:bCs/>
+        <w:spacing w:val="60"/>
+      </w:rPr>
+      <w:t>I)</w:t>
+    </w:r>
+    <w:r>
+      <w:rPr>
+        <w:b/>
+        <w:bCs/>
+        <w:spacing w:val="60"/>
+      </w:rPr>
+      <w:t xml:space="preserve"> </w:t>
+    </w:r>
+    <w:r>
+      <w:rPr>
+        <w:b/>
+        <w:bCs/>
+        <w:spacing w:val="60"/>
+      </w:rPr>
+      <w:t xml:space="preserve"> </w:t>
+    </w:r>
+    <w:r>
+      <w:rPr>
+        <w:b/>
+        <w:bCs/>
+        <w:spacing w:val="60"/>
+      </w:rPr>
+      <w:t xml:space="preserve"> </w:t>
+    </w:r>
+    <w:r>
+      <w:rPr>
+        <w:b/>
+        <w:bCs/>
+        <w:spacing w:val="60"/>
+      </w:rPr>
+      <w:t>LTD</w:t>
+    </w:r>
+  </w:p>
+  <w:p>
+    <w:pPr>
+      <w:pStyle w:val="Footer"/>
+      <w:tabs>
+        <w:tab w:val="clear" w:pos="4513"/>
+        <w:tab w:val="clear" w:pos="9026"/>
+        <w:tab w:val="left" w:pos="7548"/>
+      </w:tabs>
+      <w:ind w:left="2880"/>
+    </w:pPr>
+    <w:r>
+      <w:tab/>
+    </w:r>
+  </w:p>
+  <w:p>
+    <w:pPr>
+      <w:pStyle w:val="Footer"/>
+    </w:pPr>
+  </w:p>
+  <w:p>
+    <w:pPr>
+      <w:pStyle w:val="Footer"/>
+    </w:pPr>
+    <w:r>
+      <w:t xml:space="preserve"> Page | </w:t>
+    </w:r>
+    <w:r>
+      <w:fldChar w:fldCharType="begin"/>
+    </w:r>
+    <w:r>
+      <w:instrText xml:space="preserve"> PAGE   \* MERGEFORMAT </w:instrText>
+    </w:r>
+    <w:r>
+      <w:fldChar w:fldCharType="separate"/>
+    </w:r>
+    <w:r>
+      <w:rPr>
+        <w:noProof/>
+      </w:rPr>
+      <w:t>2</w:t>
+    </w:r>
+    <w:r>
+      <w:rPr>
         <w:noProof/>
       </w:rPr>
       <w:fldChar w:fldCharType="end"/>
     </w:r>
     <w:r>
       <w:rPr>
-        <w:b/>
-        <w:bCs/>
+        <w:noProof/>
       </w:rPr>
-      <w:t xml:space="preserve"> | </w:t>
+      <w:tab/>
     </w:r>
     <w:r>
       <w:rPr>
-        <w:b/>
-        <w:bCs/>
-        <w:color w:val="7F7F7F" w:themeColor="background1" w:themeShade="7F"/>
-        <w:spacing w:val="60"/>
+        <w:noProof/>
       </w:rPr>
-      <w:t>Page</w:t>
+      <w:tab/>
     </w:r>
     <w:r>
       <w:rPr>
-        <w:b/>
-        <w:bCs/>
-        <w:color w:val="7F7F7F" w:themeColor="background1" w:themeShade="7F"/>
-        <w:spacing w:val="60"/>
+        <w:noProof/>
       </w:rPr>
-      <w:t xml:space="preserve">                                                  </w:t>
+      <w:tab/>
+      <w:t xml:space="preserve">          DIRECTOR</w:t>
     </w:r>
     <w:r>
       <w:rPr>
-        <w:b/>
-        <w:bCs/>
-        <w:color w:val="7F7F7F" w:themeColor="background1" w:themeShade="7F"/>
-        <w:spacing w:val="60"/>
+        <w:noProof/>
       </w:rPr>
-      <w:t>DIRECTOR-ALFA ICA(I) LTD</w:t>
+      <w:tab/>
     </w:r>
+  </w:p>
+</w:ftr>
+</file>
+
+<file path=word/footer3.xml><?xml version="1.0" encoding="utf-8"?>
+<w:ftr xmlns:wpc="http://schemas.microsoft.com/office/word/2010/wordprocessingCanvas" xmlns:cx="http://schemas.microsoft.com/office/drawing/2014/chartex" xmlns:cx1="http://schemas.microsoft.com/office/drawing/2015/9/8/chartex" xmlns:cx2="http://schemas.microsoft.com/office/drawing/2015/10/21/chartex" xmlns:cx3="http://schemas.microsoft.com/office/drawing/2016/5/9/chartex" xmlns:cx4="http://schemas.microsoft.com/office/drawing/2016/5/10/chartex" xmlns:cx5="http://schemas.microsoft.com/office/drawing/2016/5/11/chartex" xmlns:cx6="http://schemas.microsoft.com/office/drawing/2016/5/12/chartex" xmlns:cx7="http://schemas.microsoft.com/office/drawing/2016/5/13/chartex" xmlns:cx8="http://schemas.microsoft.com/office/drawing/2016/5/14/chartex" xmlns:mc="http://schemas.openxmlformats.org/markup-compatibility/2006" xmlns:aink="http://schemas.microsoft.com/office/drawing/2016/ink" xmlns:am3d="http://schemas.microsoft.com/office/drawing/2017/model3d" xmlns:o="urn:schemas-microsoft-com:office:office" xmlns:oel="http://schemas.microsoft.com/office/2019/extlst" xmlns:r="http://schemas.openxmlformats.org/officeDocument/2006/relationships" xmlns:m="http://schemas.openxmlformats.org/officeDocument/2006/math" xmlns:v="urn:schemas-microsoft-com:vml" xmlns:wp14="http://schemas.microsoft.com/office/word/2010/wordprocessingDrawing" xmlns:wp="http://schemas.openxmlformats.org/drawingml/2006/wordprocessingDrawing" xmlns:w10="urn:schemas-microsoft-com:office:word" xmlns:w="http://schemas.openxmlformats.org/wordprocessingml/2006/main" xmlns:w14="http://schemas.microsoft.com/office/word/2010/wordml" xmlns:w15="http://schemas.microsoft.com/office/word/2012/wordml" xmlns:w16cex="http://schemas.microsoft.com/office/word/2018/wordml/cex" xmlns:w16cid="http://schemas.microsoft.com/office/word/2016/wordml/cid" xmlns:w16="http://schemas.microsoft.com/office/word/2018/wordml" xmlns:w16du="http://schemas.microsoft.com/office/word/2023/wordml/word16du" xmlns:w16sdtdh="http://schemas.microsoft.com/office/word/2020/wordml/sdtdatahash" xmlns:w16sdtfl="http://schemas.microsoft.com/office/word/2024/wordml/sdtformatlock" xmlns:w16se="http://schemas.microsoft.com/office/word/2015/wordml/symex" xmlns:wpg="http://schemas.microsoft.com/office/word/2010/wordprocessingGroup" xmlns:wpi="http://schemas.microsoft.com/office/word/2010/wordprocessingInk" xmlns:wne="http://schemas.microsoft.com/office/word/2006/wordml" xmlns:wps="http://schemas.microsoft.com/office/word/2010/wordprocessingShape" mc:Ignorable="w14 w15 w16se w16cid w16 w16cex w16sdtdh w16sdtfl w16du wp14">
+  <w:p>
+    <w:pPr>
+      <w:pStyle w:val="Footer"/>
+    </w:pPr>
   </w:p>
 </w:ftr>
 </file>
@@ -3734,6 +3975,16 @@
   <w:p>
     <w:pPr>
       <w:pStyle w:val="Header"/>
+    </w:pPr>
+  </w:p>
+</w:hdr>
+</file>
+
+<file path=word/header2.xml><?xml version="1.0" encoding="utf-8"?>
+<w:hdr xmlns:wpc="http://schemas.microsoft.com/office/word/2010/wordprocessingCanvas" xmlns:cx="http://schemas.microsoft.com/office/drawing/2014/chartex" xmlns:cx1="http://schemas.microsoft.com/office/drawing/2015/9/8/chartex" xmlns:cx2="http://schemas.microsoft.com/office/drawing/2015/10/21/chartex" xmlns:cx3="http://schemas.microsoft.com/office/drawing/2016/5/9/chartex" xmlns:cx4="http://schemas.microsoft.com/office/drawing/2016/5/10/chartex" xmlns:cx5="http://schemas.microsoft.com/office/drawing/2016/5/11/chartex" xmlns:cx6="http://schemas.microsoft.com/office/drawing/2016/5/12/chartex" xmlns:cx7="http://schemas.microsoft.com/office/drawing/2016/5/13/chartex" xmlns:cx8="http://schemas.microsoft.com/office/drawing/2016/5/14/chartex" xmlns:mc="http://schemas.openxmlformats.org/markup-compatibility/2006" xmlns:aink="http://schemas.microsoft.com/office/drawing/2016/ink" xmlns:am3d="http://schemas.microsoft.com/office/drawing/2017/model3d" xmlns:o="urn:schemas-microsoft-com:office:office" xmlns:oel="http://schemas.microsoft.com/office/2019/extlst" xmlns:r="http://schemas.openxmlformats.org/officeDocument/2006/relationships" xmlns:m="http://schemas.openxmlformats.org/officeDocument/2006/math" xmlns:v="urn:schemas-microsoft-com:vml" xmlns:wp14="http://schemas.microsoft.com/office/word/2010/wordprocessingDrawing" xmlns:wp="http://schemas.openxmlformats.org/drawingml/2006/wordprocessingDrawing" xmlns:w10="urn:schemas-microsoft-com:office:word" xmlns:w="http://schemas.openxmlformats.org/wordprocessingml/2006/main" xmlns:w14="http://schemas.microsoft.com/office/word/2010/wordml" xmlns:w15="http://schemas.microsoft.com/office/word/2012/wordml" xmlns:w16cex="http://schemas.microsoft.com/office/word/2018/wordml/cex" xmlns:w16cid="http://schemas.microsoft.com/office/word/2016/wordml/cid" xmlns:w16="http://schemas.microsoft.com/office/word/2018/wordml" xmlns:w16du="http://schemas.microsoft.com/office/word/2023/wordml/word16du" xmlns:w16sdtdh="http://schemas.microsoft.com/office/word/2020/wordml/sdtdatahash" xmlns:w16sdtfl="http://schemas.microsoft.com/office/word/2024/wordml/sdtformatlock" xmlns:w16se="http://schemas.microsoft.com/office/word/2015/wordml/symex" xmlns:wpg="http://schemas.microsoft.com/office/word/2010/wordprocessingGroup" xmlns:wpi="http://schemas.microsoft.com/office/word/2010/wordprocessingInk" xmlns:wne="http://schemas.microsoft.com/office/word/2006/wordml" xmlns:wps="http://schemas.microsoft.com/office/word/2010/wordprocessingShape" mc:Ignorable="w14 w15 w16se w16cid w16 w16cex w16sdtdh w16sdtfl w16du wp14">
+  <w:p>
+    <w:pPr>
+      <w:pStyle w:val="Header"/>
       <w:jc w:val="center"/>
       <w:rPr>
         <w:b/>
@@ -3751,6 +4002,16 @@
       </w:rPr>
       <w:t>INVOICE</w:t>
     </w:r>
+  </w:p>
+</w:hdr>
+</file>
+
+<file path=word/header3.xml><?xml version="1.0" encoding="utf-8"?>
+<w:hdr xmlns:wpc="http://schemas.microsoft.com/office/word/2010/wordprocessingCanvas" xmlns:cx="http://schemas.microsoft.com/office/drawing/2014/chartex" xmlns:cx1="http://schemas.microsoft.com/office/drawing/2015/9/8/chartex" xmlns:cx2="http://schemas.microsoft.com/office/drawing/2015/10/21/chartex" xmlns:cx3="http://schemas.microsoft.com/office/drawing/2016/5/9/chartex" xmlns:cx4="http://schemas.microsoft.com/office/drawing/2016/5/10/chartex" xmlns:cx5="http://schemas.microsoft.com/office/drawing/2016/5/11/chartex" xmlns:cx6="http://schemas.microsoft.com/office/drawing/2016/5/12/chartex" xmlns:cx7="http://schemas.microsoft.com/office/drawing/2016/5/13/chartex" xmlns:cx8="http://schemas.microsoft.com/office/drawing/2016/5/14/chartex" xmlns:mc="http://schemas.openxmlformats.org/markup-compatibility/2006" xmlns:aink="http://schemas.microsoft.com/office/drawing/2016/ink" xmlns:am3d="http://schemas.microsoft.com/office/drawing/2017/model3d" xmlns:o="urn:schemas-microsoft-com:office:office" xmlns:oel="http://schemas.microsoft.com/office/2019/extlst" xmlns:r="http://schemas.openxmlformats.org/officeDocument/2006/relationships" xmlns:m="http://schemas.openxmlformats.org/officeDocument/2006/math" xmlns:v="urn:schemas-microsoft-com:vml" xmlns:wp14="http://schemas.microsoft.com/office/word/2010/wordprocessingDrawing" xmlns:wp="http://schemas.openxmlformats.org/drawingml/2006/wordprocessingDrawing" xmlns:w10="urn:schemas-microsoft-com:office:word" xmlns:w="http://schemas.openxmlformats.org/wordprocessingml/2006/main" xmlns:w14="http://schemas.microsoft.com/office/word/2010/wordml" xmlns:w15="http://schemas.microsoft.com/office/word/2012/wordml" xmlns:w16cex="http://schemas.microsoft.com/office/word/2018/wordml/cex" xmlns:w16cid="http://schemas.microsoft.com/office/word/2016/wordml/cid" xmlns:w16="http://schemas.microsoft.com/office/word/2018/wordml" xmlns:w16du="http://schemas.microsoft.com/office/word/2023/wordml/word16du" xmlns:w16sdtdh="http://schemas.microsoft.com/office/word/2020/wordml/sdtdatahash" xmlns:w16sdtfl="http://schemas.microsoft.com/office/word/2024/wordml/sdtformatlock" xmlns:w16se="http://schemas.microsoft.com/office/word/2015/wordml/symex" xmlns:wpg="http://schemas.microsoft.com/office/word/2010/wordprocessingGroup" xmlns:wpi="http://schemas.microsoft.com/office/word/2010/wordprocessingInk" xmlns:wne="http://schemas.microsoft.com/office/word/2006/wordml" xmlns:wps="http://schemas.microsoft.com/office/word/2010/wordprocessingShape" mc:Ignorable="w14 w15 w16se w16cid w16 w16cex w16sdtdh w16sdtfl w16du wp14">
+  <w:p>
+    <w:pPr>
+      <w:pStyle w:val="Header"/>
+    </w:pPr>
   </w:p>
 </w:hdr>
 </file>
@@ -4359,6 +4620,7 @@
   <w:style w:type="character" w:default="1" w:styleId="DefaultParagraphFont">
     <w:name w:val="Default Paragraph Font"/>
     <w:uiPriority w:val="1"/>
+    <w:semiHidden/>
     <w:unhideWhenUsed/>
   </w:style>
   <w:style w:type="table" w:default="1" w:styleId="TableNormal">

--- a/electron/database/generate-document/templates/party-invoice-aus.docx
+++ b/electron/database/generate-document/templates/party-invoice-aus.docx
@@ -1655,7 +1655,7 @@
           <w:tbl>
             <w:tblPr>
               <w:tblStyle w:val="TableGrid"/>
-              <w:tblW w:w="0" w:type="auto"/>
+              <w:tblW w:w="11037" w:type="dxa"/>
               <w:tblBorders>
                 <w:top w:val="none" w:sz="0" w:space="0" w:color="auto"/>
                 <w:left w:val="none" w:sz="0" w:space="0" w:color="auto"/>
@@ -2612,6 +2612,362 @@
                 </w:p>
               </w:tc>
             </w:tr>
+            <w:tr>
+              <w:trPr>
+                <w:trHeight w:val="245"/>
+              </w:trPr>
+              <w:tc>
+                <w:tcPr>
+                  <w:tcW w:w="8277" w:type="dxa"/>
+                  <w:gridSpan w:val="4"/>
+                </w:tcPr>
+                <w:p>
+                  <w:pPr>
+                    <w:pStyle w:val="NoSpacing"/>
+                    <w:framePr w:hSpace="180" w:wrap="around" w:vAnchor="page" w:hAnchor="margin" w:y="481"/>
+                    <w:spacing w:line="276" w:lineRule="auto"/>
+                    <w:rPr>
+                      <w:rFonts w:cstheme="minorHAnsi"/>
+                      <w:sz w:val="18"/>
+                      <w:szCs w:val="18"/>
+                    </w:rPr>
+                  </w:pPr>
+                  <w:r>
+                    <w:rPr>
+                      <w:rFonts w:cstheme="minorHAnsi"/>
+                      <w:sz w:val="18"/>
+                      <w:szCs w:val="18"/>
+                    </w:rPr>
+                    <w:t>{#</w:t>
+                  </w:r>
+                  <w:r>
+                    <w:rPr>
+                      <w:rFonts w:cstheme="minorHAnsi"/>
+                      <w:sz w:val="18"/>
+                      <w:szCs w:val="18"/>
+                    </w:rPr>
+                    <w:t>sampleBox</w:t>
+                  </w:r>
+                  <w:r>
+                    <w:rPr>
+                      <w:rFonts w:cstheme="minorHAnsi"/>
+                      <w:sz w:val="18"/>
+                      <w:szCs w:val="18"/>
+                    </w:rPr>
+                    <w:t>}</w:t>
+                  </w:r>
+                  <w:r>
+                    <w:rPr>
+                      <w:rFonts w:cstheme="minorHAnsi"/>
+                      <w:b/>
+                      <w:bCs/>
+                      <w:sz w:val="18"/>
+                      <w:szCs w:val="18"/>
+                    </w:rPr>
+                    <w:t>SAMPLE BOX</w:t>
+                  </w:r>
+                </w:p>
+              </w:tc>
+              <w:tc>
+                <w:tcPr>
+                  <w:tcW w:w="911" w:type="dxa"/>
+                </w:tcPr>
+                <w:p>
+                  <w:pPr>
+                    <w:pStyle w:val="NoSpacing"/>
+                    <w:framePr w:hSpace="180" w:wrap="around" w:vAnchor="page" w:hAnchor="margin" w:y="481"/>
+                    <w:ind w:right="-57"/>
+                    <w:jc w:val="right"/>
+                    <w:rPr>
+                      <w:rFonts w:cstheme="minorHAnsi"/>
+                      <w:sz w:val="18"/>
+                      <w:szCs w:val="18"/>
+                    </w:rPr>
+                  </w:pPr>
+                </w:p>
+              </w:tc>
+              <w:tc>
+                <w:tcPr>
+                  <w:tcW w:w="855" w:type="dxa"/>
+                </w:tcPr>
+                <w:p>
+                  <w:pPr>
+                    <w:pStyle w:val="NoSpacing"/>
+                    <w:framePr w:hSpace="180" w:wrap="around" w:vAnchor="page" w:hAnchor="margin" w:y="481"/>
+                    <w:ind w:right="-57"/>
+                    <w:jc w:val="right"/>
+                    <w:rPr>
+                      <w:rFonts w:cstheme="minorHAnsi"/>
+                      <w:sz w:val="18"/>
+                      <w:szCs w:val="18"/>
+                    </w:rPr>
+                  </w:pPr>
+                </w:p>
+              </w:tc>
+              <w:tc>
+                <w:tcPr>
+                  <w:tcW w:w="994" w:type="dxa"/>
+                </w:tcPr>
+                <w:p>
+                  <w:pPr>
+                    <w:pStyle w:val="NoSpacing"/>
+                    <w:framePr w:hSpace="180" w:wrap="around" w:vAnchor="page" w:hAnchor="margin" w:y="481"/>
+                    <w:jc w:val="right"/>
+                    <w:rPr>
+                      <w:rFonts w:cstheme="minorHAnsi"/>
+                      <w:sz w:val="18"/>
+                      <w:szCs w:val="18"/>
+                    </w:rPr>
+                  </w:pPr>
+                </w:p>
+              </w:tc>
+            </w:tr>
+            <w:tr>
+              <w:trPr>
+                <w:trHeight w:val="245"/>
+              </w:trPr>
+              <w:tc>
+                <w:tcPr>
+                  <w:tcW w:w="851" w:type="dxa"/>
+                  <w:tcBorders>
+                    <w:right w:val="nil"/>
+                  </w:tcBorders>
+                </w:tcPr>
+                <w:p>
+                  <w:pPr>
+                    <w:pStyle w:val="NoSpacing"/>
+                    <w:framePr w:hSpace="180" w:wrap="around" w:vAnchor="page" w:hAnchor="margin" w:y="481"/>
+                    <w:spacing w:line="276" w:lineRule="auto"/>
+                    <w:rPr>
+                      <w:rFonts w:cstheme="minorHAnsi"/>
+                      <w:sz w:val="18"/>
+                      <w:szCs w:val="18"/>
+                    </w:rPr>
+                  </w:pPr>
+                  <w:r>
+                    <w:rPr>
+                      <w:sz w:val="18"/>
+                      <w:szCs w:val="18"/>
+                    </w:rPr>
+                    <w:t>{</w:t>
+                  </w:r>
+                  <w:proofErr w:type="spellStart"/>
+                  <w:r>
+                    <w:rPr>
+                      <w:sz w:val="18"/>
+                      <w:szCs w:val="18"/>
+                    </w:rPr>
+                    <w:t>containerFrom</w:t>
+                  </w:r>
+                  <w:proofErr w:type="spellEnd"/>
+                  <w:r>
+                    <w:rPr>
+                      <w:sz w:val="18"/>
+                      <w:szCs w:val="18"/>
+                    </w:rPr>
+                    <w:t>}{#containerTo} to {</w:t>
+                  </w:r>
+                  <w:proofErr w:type="spellStart"/>
+                  <w:r>
+                    <w:rPr>
+                      <w:sz w:val="18"/>
+                      <w:szCs w:val="18"/>
+                    </w:rPr>
+                    <w:t>containerTo</w:t>
+                  </w:r>
+                  <w:proofErr w:type="spellEnd"/>
+                  <w:r>
+                    <w:rPr>
+                      <w:sz w:val="18"/>
+                      <w:szCs w:val="18"/>
+                    </w:rPr>
+                    <w:t>} {/</w:t>
+                  </w:r>
+                  <w:proofErr w:type="spellStart"/>
+                  <w:r>
+                    <w:rPr>
+                      <w:sz w:val="18"/>
+                      <w:szCs w:val="18"/>
+                    </w:rPr>
+                    <w:t>containerTo</w:t>
+                  </w:r>
+                  <w:proofErr w:type="spellEnd"/>
+                  <w:r>
+                    <w:rPr>
+                      <w:sz w:val="18"/>
+                      <w:szCs w:val="18"/>
+                    </w:rPr>
+                    <w:t>}</w:t>
+                  </w:r>
+                </w:p>
+              </w:tc>
+              <w:tc>
+                <w:tcPr>
+                  <w:tcW w:w="7426" w:type="dxa"/>
+                  <w:gridSpan w:val="3"/>
+                  <w:tcBorders>
+                    <w:left w:val="nil"/>
+                  </w:tcBorders>
+                </w:tcPr>
+                <w:p>
+                  <w:pPr>
+                    <w:framePr w:hSpace="180" w:wrap="around" w:vAnchor="page" w:hAnchor="margin" w:y="481"/>
+                    <w:tabs>
+                      <w:tab w:val="left" w:pos="960"/>
+                    </w:tabs>
+                    <w:spacing w:line="276" w:lineRule="auto"/>
+                    <w:jc w:val="center"/>
+                    <w:rPr>
+                      <w:rFonts w:cstheme="minorHAnsi"/>
+                      <w:sz w:val="18"/>
+                      <w:szCs w:val="18"/>
+                    </w:rPr>
+                  </w:pPr>
+                  <w:r>
+                    <w:rPr>
+                      <w:rFonts w:cstheme="minorHAnsi"/>
+                      <w:sz w:val="18"/>
+                      <w:szCs w:val="18"/>
+                    </w:rPr>
+                    <w:t>2’ X 2’ -12MM - 5102 D102 – 1PC / 5071 D105 – 1PC /</w:t>
+                  </w:r>
+                </w:p>
+                <w:p>
+                  <w:pPr>
+                    <w:pStyle w:val="NoSpacing"/>
+                    <w:framePr w:hSpace="180" w:wrap="around" w:vAnchor="page" w:hAnchor="margin" w:y="481"/>
+                    <w:spacing w:line="276" w:lineRule="auto"/>
+                    <w:jc w:val="center"/>
+                    <w:rPr>
+                      <w:rFonts w:cstheme="minorHAnsi"/>
+                      <w:sz w:val="18"/>
+                      <w:szCs w:val="18"/>
+                    </w:rPr>
+                  </w:pPr>
+                  <w:r>
+                    <w:rPr>
+                      <w:rFonts w:cstheme="minorHAnsi"/>
+                      <w:sz w:val="18"/>
+                      <w:szCs w:val="18"/>
+                    </w:rPr>
+                    <w:t xml:space="preserve">7085 D102 – 1PC / 7232 D102-1PC </w:t>
+                  </w:r>
+                  <w:proofErr w:type="gramStart"/>
+                  <w:r>
+                    <w:rPr>
+                      <w:rFonts w:cstheme="minorHAnsi"/>
+                      <w:sz w:val="18"/>
+                      <w:szCs w:val="18"/>
+                    </w:rPr>
+                    <w:t>/  1</w:t>
+                  </w:r>
+                  <w:proofErr w:type="gramEnd"/>
+                  <w:r>
+                    <w:rPr>
+                      <w:rFonts w:cstheme="minorHAnsi"/>
+                      <w:sz w:val="18"/>
+                      <w:szCs w:val="18"/>
+                    </w:rPr>
+                    <w:t>MM – HD19 D96 – 1 PC</w:t>
+                  </w:r>
+                </w:p>
+              </w:tc>
+              <w:tc>
+                <w:tcPr>
+                  <w:tcW w:w="911" w:type="dxa"/>
+                </w:tcPr>
+                <w:p>
+                  <w:pPr>
+                    <w:pStyle w:val="NoSpacing"/>
+                    <w:framePr w:hSpace="180" w:wrap="around" w:vAnchor="page" w:hAnchor="margin" w:y="481"/>
+                    <w:ind w:right="-57"/>
+                    <w:jc w:val="right"/>
+                    <w:rPr>
+                      <w:rFonts w:cstheme="minorHAnsi"/>
+                      <w:sz w:val="18"/>
+                      <w:szCs w:val="18"/>
+                    </w:rPr>
+                  </w:pPr>
+                  <w:r>
+                    <w:rPr>
+                      <w:rFonts w:cstheme="minorHAnsi"/>
+                      <w:sz w:val="18"/>
+                      <w:szCs w:val="18"/>
+                    </w:rPr>
+                    <w:t>0</w:t>
+                  </w:r>
+                </w:p>
+              </w:tc>
+              <w:tc>
+                <w:tcPr>
+                  <w:tcW w:w="855" w:type="dxa"/>
+                </w:tcPr>
+                <w:p>
+                  <w:pPr>
+                    <w:pStyle w:val="NoSpacing"/>
+                    <w:framePr w:hSpace="180" w:wrap="around" w:vAnchor="page" w:hAnchor="margin" w:y="481"/>
+                    <w:ind w:right="-57"/>
+                    <w:jc w:val="right"/>
+                    <w:rPr>
+                      <w:rFonts w:cstheme="minorHAnsi"/>
+                      <w:sz w:val="18"/>
+                      <w:szCs w:val="18"/>
+                    </w:rPr>
+                  </w:pPr>
+                  <w:r>
+                    <w:rPr>
+                      <w:rFonts w:cstheme="minorHAnsi"/>
+                      <w:sz w:val="18"/>
+                      <w:szCs w:val="18"/>
+                    </w:rPr>
+                    <w:t>FREE</w:t>
+                  </w:r>
+                </w:p>
+              </w:tc>
+              <w:tc>
+                <w:tcPr>
+                  <w:tcW w:w="994" w:type="dxa"/>
+                </w:tcPr>
+                <w:p>
+                  <w:pPr>
+                    <w:pStyle w:val="NoSpacing"/>
+                    <w:framePr w:hSpace="180" w:wrap="around" w:vAnchor="page" w:hAnchor="margin" w:y="481"/>
+                    <w:jc w:val="right"/>
+                    <w:rPr>
+                      <w:rFonts w:cstheme="minorHAnsi"/>
+                      <w:sz w:val="18"/>
+                      <w:szCs w:val="18"/>
+                    </w:rPr>
+                  </w:pPr>
+                  <w:r>
+                    <w:rPr>
+                      <w:rFonts w:cstheme="minorHAnsi"/>
+                      <w:sz w:val="18"/>
+                      <w:szCs w:val="18"/>
+                    </w:rPr>
+                    <w:t>FREE {/</w:t>
+                  </w:r>
+                  <w:proofErr w:type="spellStart"/>
+                  <w:r>
+                    <w:rPr>
+                      <w:rFonts w:cstheme="minorHAnsi"/>
+                      <w:sz w:val="18"/>
+                      <w:szCs w:val="18"/>
+                    </w:rPr>
+                    <w:t>sampleBox</w:t>
+                  </w:r>
+                  <w:proofErr w:type="spellEnd"/>
+                  <w:r>
+                    <w:rPr>
+                      <w:rFonts w:cstheme="minorHAnsi"/>
+                      <w:sz w:val="18"/>
+                      <w:szCs w:val="18"/>
+                    </w:rPr>
+                    <w:t>}</w:t>
+                  </w:r>
+                </w:p>
+              </w:tc>
+            </w:tr>
           </w:tbl>
           <w:p>
             <w:pPr>
@@ -3178,6 +3534,7 @@
                 <w:sz w:val="20"/>
                 <w:szCs w:val="20"/>
               </w:rPr>
+              <w:lastRenderedPageBreak/>
               <w:t>Quality is deemed to be acceptable within 30 days of receipt of container if no complaint is raised against supplier.</w:t>
             </w:r>
           </w:p>
@@ -3661,7 +4018,7 @@
       <mc:AlternateContent>
         <mc:Choice Requires="wps">
           <w:drawing>
-            <wp:anchor distT="0" distB="0" distL="114299" distR="114299" simplePos="0" relativeHeight="251658240" behindDoc="0" locked="0" layoutInCell="1" allowOverlap="1" wp14:anchorId="3BC4C1C4" wp14:editId="1EE3CBCD">
+            <wp:anchor distT="0" distB="0" distL="114299" distR="114299" simplePos="0" relativeHeight="251657216" behindDoc="0" locked="0" layoutInCell="1" allowOverlap="1" wp14:anchorId="3BC4C1C4" wp14:editId="1EE3CBCD">
               <wp:simplePos x="0" y="0"/>
               <wp:positionH relativeFrom="column">
                 <wp:posOffset>4749164</wp:posOffset>

--- a/electron/database/generate-document/templates/party-invoice-aus.docx
+++ b/electron/database/generate-document/templates/party-invoice-aus.docx
@@ -3873,14 +3873,10 @@
     </w:tbl>
     <w:p/>
     <w:sectPr>
-      <w:headerReference w:type="even" r:id="rId8"/>
-      <w:headerReference w:type="default" r:id="rId9"/>
-      <w:footerReference w:type="even" r:id="rId10"/>
-      <w:footerReference w:type="default" r:id="rId11"/>
-      <w:headerReference w:type="first" r:id="rId12"/>
-      <w:footerReference w:type="first" r:id="rId13"/>
+      <w:headerReference w:type="default" r:id="rId8"/>
+      <w:footerReference w:type="default" r:id="rId9"/>
       <w:pgSz w:w="12240" w:h="15840" w:code="1"/>
-      <w:pgMar w:top="482" w:right="567" w:bottom="1701" w:left="567" w:header="113" w:footer="510" w:gutter="0"/>
+      <w:pgMar w:top="482" w:right="567" w:bottom="1701" w:left="567" w:header="198" w:footer="510" w:gutter="0"/>
       <w:pgBorders w:offsetFrom="page">
         <w:top w:val="single" w:sz="4" w:space="24" w:color="auto"/>
         <w:left w:val="single" w:sz="4" w:space="28" w:color="auto"/>
@@ -3920,16 +3916,6 @@
 </file>
 
 <file path=word/footer1.xml><?xml version="1.0" encoding="utf-8"?>
-<w:ftr xmlns:wpc="http://schemas.microsoft.com/office/word/2010/wordprocessingCanvas" xmlns:cx="http://schemas.microsoft.com/office/drawing/2014/chartex" xmlns:cx1="http://schemas.microsoft.com/office/drawing/2015/9/8/chartex" xmlns:cx2="http://schemas.microsoft.com/office/drawing/2015/10/21/chartex" xmlns:cx3="http://schemas.microsoft.com/office/drawing/2016/5/9/chartex" xmlns:cx4="http://schemas.microsoft.com/office/drawing/2016/5/10/chartex" xmlns:cx5="http://schemas.microsoft.com/office/drawing/2016/5/11/chartex" xmlns:cx6="http://schemas.microsoft.com/office/drawing/2016/5/12/chartex" xmlns:cx7="http://schemas.microsoft.com/office/drawing/2016/5/13/chartex" xmlns:cx8="http://schemas.microsoft.com/office/drawing/2016/5/14/chartex" xmlns:mc="http://schemas.openxmlformats.org/markup-compatibility/2006" xmlns:aink="http://schemas.microsoft.com/office/drawing/2016/ink" xmlns:am3d="http://schemas.microsoft.com/office/drawing/2017/model3d" xmlns:o="urn:schemas-microsoft-com:office:office" xmlns:oel="http://schemas.microsoft.com/office/2019/extlst" xmlns:r="http://schemas.openxmlformats.org/officeDocument/2006/relationships" xmlns:m="http://schemas.openxmlformats.org/officeDocument/2006/math" xmlns:v="urn:schemas-microsoft-com:vml" xmlns:wp14="http://schemas.microsoft.com/office/word/2010/wordprocessingDrawing" xmlns:wp="http://schemas.openxmlformats.org/drawingml/2006/wordprocessingDrawing" xmlns:w10="urn:schemas-microsoft-com:office:word" xmlns:w="http://schemas.openxmlformats.org/wordprocessingml/2006/main" xmlns:w14="http://schemas.microsoft.com/office/word/2010/wordml" xmlns:w15="http://schemas.microsoft.com/office/word/2012/wordml" xmlns:w16cex="http://schemas.microsoft.com/office/word/2018/wordml/cex" xmlns:w16cid="http://schemas.microsoft.com/office/word/2016/wordml/cid" xmlns:w16="http://schemas.microsoft.com/office/word/2018/wordml" xmlns:w16du="http://schemas.microsoft.com/office/word/2023/wordml/word16du" xmlns:w16sdtdh="http://schemas.microsoft.com/office/word/2020/wordml/sdtdatahash" xmlns:w16sdtfl="http://schemas.microsoft.com/office/word/2024/wordml/sdtformatlock" xmlns:w16se="http://schemas.microsoft.com/office/word/2015/wordml/symex" xmlns:wpg="http://schemas.microsoft.com/office/word/2010/wordprocessingGroup" xmlns:wpi="http://schemas.microsoft.com/office/word/2010/wordprocessingInk" xmlns:wne="http://schemas.microsoft.com/office/word/2006/wordml" xmlns:wps="http://schemas.microsoft.com/office/word/2010/wordprocessingShape" mc:Ignorable="w14 w15 w16se w16cid w16 w16cex w16sdtdh w16sdtfl w16du wp14">
-  <w:p>
-    <w:pPr>
-      <w:pStyle w:val="Footer"/>
-    </w:pPr>
-  </w:p>
-</w:ftr>
-</file>
-
-<file path=word/footer2.xml><?xml version="1.0" encoding="utf-8"?>
 <w:ftr xmlns:wpc="http://schemas.microsoft.com/office/word/2010/wordprocessingCanvas" xmlns:cx="http://schemas.microsoft.com/office/drawing/2014/chartex" xmlns:cx1="http://schemas.microsoft.com/office/drawing/2015/9/8/chartex" xmlns:cx2="http://schemas.microsoft.com/office/drawing/2015/10/21/chartex" xmlns:cx3="http://schemas.microsoft.com/office/drawing/2016/5/9/chartex" xmlns:cx4="http://schemas.microsoft.com/office/drawing/2016/5/10/chartex" xmlns:cx5="http://schemas.microsoft.com/office/drawing/2016/5/11/chartex" xmlns:cx6="http://schemas.microsoft.com/office/drawing/2016/5/12/chartex" xmlns:cx7="http://schemas.microsoft.com/office/drawing/2016/5/13/chartex" xmlns:cx8="http://schemas.microsoft.com/office/drawing/2016/5/14/chartex" xmlns:mc="http://schemas.openxmlformats.org/markup-compatibility/2006" xmlns:aink="http://schemas.microsoft.com/office/drawing/2016/ink" xmlns:am3d="http://schemas.microsoft.com/office/drawing/2017/model3d" xmlns:o="urn:schemas-microsoft-com:office:office" xmlns:oel="http://schemas.microsoft.com/office/2019/extlst" xmlns:r="http://schemas.openxmlformats.org/officeDocument/2006/relationships" xmlns:m="http://schemas.openxmlformats.org/officeDocument/2006/math" xmlns:v="urn:schemas-microsoft-com:vml" xmlns:wp14="http://schemas.microsoft.com/office/word/2010/wordprocessingDrawing" xmlns:wp="http://schemas.openxmlformats.org/drawingml/2006/wordprocessingDrawing" xmlns:w10="urn:schemas-microsoft-com:office:word" xmlns:w="http://schemas.openxmlformats.org/wordprocessingml/2006/main" xmlns:w14="http://schemas.microsoft.com/office/word/2010/wordml" xmlns:w15="http://schemas.microsoft.com/office/word/2012/wordml" xmlns:w16cex="http://schemas.microsoft.com/office/word/2018/wordml/cex" xmlns:w16cid="http://schemas.microsoft.com/office/word/2016/wordml/cid" xmlns:w16="http://schemas.microsoft.com/office/word/2018/wordml" xmlns:w16du="http://schemas.microsoft.com/office/word/2023/wordml/word16du" xmlns:w16sdtdh="http://schemas.microsoft.com/office/word/2020/wordml/sdtdatahash" xmlns:w16sdtfl="http://schemas.microsoft.com/office/word/2024/wordml/sdtformatlock" xmlns:w16se="http://schemas.microsoft.com/office/word/2015/wordml/symex" xmlns:wpg="http://schemas.microsoft.com/office/word/2010/wordprocessingGroup" xmlns:wpi="http://schemas.microsoft.com/office/word/2010/wordprocessingInk" xmlns:wne="http://schemas.microsoft.com/office/word/2006/wordml" xmlns:wps="http://schemas.microsoft.com/office/word/2010/wordprocessingShape" mc:Ignorable="w14 w15 w16se w16cid w16 w16cex w16sdtdh w16sdtfl w16du wp14">
   <w:p>
     <w:pPr>
@@ -4292,16 +4278,6 @@
 </w:ftr>
 </file>
 
-<file path=word/footer3.xml><?xml version="1.0" encoding="utf-8"?>
-<w:ftr xmlns:wpc="http://schemas.microsoft.com/office/word/2010/wordprocessingCanvas" xmlns:cx="http://schemas.microsoft.com/office/drawing/2014/chartex" xmlns:cx1="http://schemas.microsoft.com/office/drawing/2015/9/8/chartex" xmlns:cx2="http://schemas.microsoft.com/office/drawing/2015/10/21/chartex" xmlns:cx3="http://schemas.microsoft.com/office/drawing/2016/5/9/chartex" xmlns:cx4="http://schemas.microsoft.com/office/drawing/2016/5/10/chartex" xmlns:cx5="http://schemas.microsoft.com/office/drawing/2016/5/11/chartex" xmlns:cx6="http://schemas.microsoft.com/office/drawing/2016/5/12/chartex" xmlns:cx7="http://schemas.microsoft.com/office/drawing/2016/5/13/chartex" xmlns:cx8="http://schemas.microsoft.com/office/drawing/2016/5/14/chartex" xmlns:mc="http://schemas.openxmlformats.org/markup-compatibility/2006" xmlns:aink="http://schemas.microsoft.com/office/drawing/2016/ink" xmlns:am3d="http://schemas.microsoft.com/office/drawing/2017/model3d" xmlns:o="urn:schemas-microsoft-com:office:office" xmlns:oel="http://schemas.microsoft.com/office/2019/extlst" xmlns:r="http://schemas.openxmlformats.org/officeDocument/2006/relationships" xmlns:m="http://schemas.openxmlformats.org/officeDocument/2006/math" xmlns:v="urn:schemas-microsoft-com:vml" xmlns:wp14="http://schemas.microsoft.com/office/word/2010/wordprocessingDrawing" xmlns:wp="http://schemas.openxmlformats.org/drawingml/2006/wordprocessingDrawing" xmlns:w10="urn:schemas-microsoft-com:office:word" xmlns:w="http://schemas.openxmlformats.org/wordprocessingml/2006/main" xmlns:w14="http://schemas.microsoft.com/office/word/2010/wordml" xmlns:w15="http://schemas.microsoft.com/office/word/2012/wordml" xmlns:w16cex="http://schemas.microsoft.com/office/word/2018/wordml/cex" xmlns:w16cid="http://schemas.microsoft.com/office/word/2016/wordml/cid" xmlns:w16="http://schemas.microsoft.com/office/word/2018/wordml" xmlns:w16du="http://schemas.microsoft.com/office/word/2023/wordml/word16du" xmlns:w16sdtdh="http://schemas.microsoft.com/office/word/2020/wordml/sdtdatahash" xmlns:w16sdtfl="http://schemas.microsoft.com/office/word/2024/wordml/sdtformatlock" xmlns:w16se="http://schemas.microsoft.com/office/word/2015/wordml/symex" xmlns:wpg="http://schemas.microsoft.com/office/word/2010/wordprocessingGroup" xmlns:wpi="http://schemas.microsoft.com/office/word/2010/wordprocessingInk" xmlns:wne="http://schemas.microsoft.com/office/word/2006/wordml" xmlns:wps="http://schemas.microsoft.com/office/word/2010/wordprocessingShape" mc:Ignorable="w14 w15 w16se w16cid w16 w16cex w16sdtdh w16sdtfl w16du wp14">
-  <w:p>
-    <w:pPr>
-      <w:pStyle w:val="Footer"/>
-    </w:pPr>
-  </w:p>
-</w:ftr>
-</file>
-
 <file path=word/footnotes.xml><?xml version="1.0" encoding="utf-8"?>
 <w:footnotes xmlns:wpc="http://schemas.microsoft.com/office/word/2010/wordprocessingCanvas" xmlns:cx="http://schemas.microsoft.com/office/drawing/2014/chartex" xmlns:cx1="http://schemas.microsoft.com/office/drawing/2015/9/8/chartex" xmlns:cx2="http://schemas.microsoft.com/office/drawing/2015/10/21/chartex" xmlns:cx3="http://schemas.microsoft.com/office/drawing/2016/5/9/chartex" xmlns:cx4="http://schemas.microsoft.com/office/drawing/2016/5/10/chartex" xmlns:cx5="http://schemas.microsoft.com/office/drawing/2016/5/11/chartex" xmlns:cx6="http://schemas.microsoft.com/office/drawing/2016/5/12/chartex" xmlns:cx7="http://schemas.microsoft.com/office/drawing/2016/5/13/chartex" xmlns:cx8="http://schemas.microsoft.com/office/drawing/2016/5/14/chartex" xmlns:mc="http://schemas.openxmlformats.org/markup-compatibility/2006" xmlns:aink="http://schemas.microsoft.com/office/drawing/2016/ink" xmlns:am3d="http://schemas.microsoft.com/office/drawing/2017/model3d" xmlns:o="urn:schemas-microsoft-com:office:office" xmlns:oel="http://schemas.microsoft.com/office/2019/extlst" xmlns:r="http://schemas.openxmlformats.org/officeDocument/2006/relationships" xmlns:m="http://schemas.openxmlformats.org/officeDocument/2006/math" xmlns:v="urn:schemas-microsoft-com:vml" xmlns:wp14="http://schemas.microsoft.com/office/word/2010/wordprocessingDrawing" xmlns:wp="http://schemas.openxmlformats.org/drawingml/2006/wordprocessingDrawing" xmlns:w10="urn:schemas-microsoft-com:office:word" xmlns:w="http://schemas.openxmlformats.org/wordprocessingml/2006/main" xmlns:w14="http://schemas.microsoft.com/office/word/2010/wordml" xmlns:w15="http://schemas.microsoft.com/office/word/2012/wordml" xmlns:w16cex="http://schemas.microsoft.com/office/word/2018/wordml/cex" xmlns:w16cid="http://schemas.microsoft.com/office/word/2016/wordml/cid" xmlns:w16="http://schemas.microsoft.com/office/word/2018/wordml" xmlns:w16du="http://schemas.microsoft.com/office/word/2023/wordml/word16du" xmlns:w16sdtdh="http://schemas.microsoft.com/office/word/2020/wordml/sdtdatahash" xmlns:w16sdtfl="http://schemas.microsoft.com/office/word/2024/wordml/sdtformatlock" xmlns:w16se="http://schemas.microsoft.com/office/word/2015/wordml/symex" xmlns:wpg="http://schemas.microsoft.com/office/word/2010/wordprocessingGroup" xmlns:wpi="http://schemas.microsoft.com/office/word/2010/wordprocessingInk" xmlns:wne="http://schemas.microsoft.com/office/word/2006/wordml" xmlns:wps="http://schemas.microsoft.com/office/word/2010/wordprocessingShape" mc:Ignorable="w14 w15 w16se w16cid w16 w16cex w16sdtdh w16sdtfl w16du wp14">
   <w:footnote w:type="separator" w:id="-1">
@@ -4332,21 +4308,11 @@
   <w:p>
     <w:pPr>
       <w:pStyle w:val="Header"/>
-    </w:pPr>
-  </w:p>
-</w:hdr>
-</file>
-
-<file path=word/header2.xml><?xml version="1.0" encoding="utf-8"?>
-<w:hdr xmlns:wpc="http://schemas.microsoft.com/office/word/2010/wordprocessingCanvas" xmlns:cx="http://schemas.microsoft.com/office/drawing/2014/chartex" xmlns:cx1="http://schemas.microsoft.com/office/drawing/2015/9/8/chartex" xmlns:cx2="http://schemas.microsoft.com/office/drawing/2015/10/21/chartex" xmlns:cx3="http://schemas.microsoft.com/office/drawing/2016/5/9/chartex" xmlns:cx4="http://schemas.microsoft.com/office/drawing/2016/5/10/chartex" xmlns:cx5="http://schemas.microsoft.com/office/drawing/2016/5/11/chartex" xmlns:cx6="http://schemas.microsoft.com/office/drawing/2016/5/12/chartex" xmlns:cx7="http://schemas.microsoft.com/office/drawing/2016/5/13/chartex" xmlns:cx8="http://schemas.microsoft.com/office/drawing/2016/5/14/chartex" xmlns:mc="http://schemas.openxmlformats.org/markup-compatibility/2006" xmlns:aink="http://schemas.microsoft.com/office/drawing/2016/ink" xmlns:am3d="http://schemas.microsoft.com/office/drawing/2017/model3d" xmlns:o="urn:schemas-microsoft-com:office:office" xmlns:oel="http://schemas.microsoft.com/office/2019/extlst" xmlns:r="http://schemas.openxmlformats.org/officeDocument/2006/relationships" xmlns:m="http://schemas.openxmlformats.org/officeDocument/2006/math" xmlns:v="urn:schemas-microsoft-com:vml" xmlns:wp14="http://schemas.microsoft.com/office/word/2010/wordprocessingDrawing" xmlns:wp="http://schemas.openxmlformats.org/drawingml/2006/wordprocessingDrawing" xmlns:w10="urn:schemas-microsoft-com:office:word" xmlns:w="http://schemas.openxmlformats.org/wordprocessingml/2006/main" xmlns:w14="http://schemas.microsoft.com/office/word/2010/wordml" xmlns:w15="http://schemas.microsoft.com/office/word/2012/wordml" xmlns:w16cex="http://schemas.microsoft.com/office/word/2018/wordml/cex" xmlns:w16cid="http://schemas.microsoft.com/office/word/2016/wordml/cid" xmlns:w16="http://schemas.microsoft.com/office/word/2018/wordml" xmlns:w16du="http://schemas.microsoft.com/office/word/2023/wordml/word16du" xmlns:w16sdtdh="http://schemas.microsoft.com/office/word/2020/wordml/sdtdatahash" xmlns:w16sdtfl="http://schemas.microsoft.com/office/word/2024/wordml/sdtformatlock" xmlns:w16se="http://schemas.microsoft.com/office/word/2015/wordml/symex" xmlns:wpg="http://schemas.microsoft.com/office/word/2010/wordprocessingGroup" xmlns:wpi="http://schemas.microsoft.com/office/word/2010/wordprocessingInk" xmlns:wne="http://schemas.microsoft.com/office/word/2006/wordml" xmlns:wps="http://schemas.microsoft.com/office/word/2010/wordprocessingShape" mc:Ignorable="w14 w15 w16se w16cid w16 w16cex w16sdtdh w16sdtfl w16du wp14">
-  <w:p>
-    <w:pPr>
-      <w:pStyle w:val="Header"/>
       <w:jc w:val="center"/>
       <w:rPr>
         <w:b/>
         <w:bCs/>
-        <w:spacing w:val="80"/>
+        <w:spacing w:val="120"/>
         <w:sz w:val="24"/>
       </w:rPr>
     </w:pPr>
@@ -4354,21 +4320,11 @@
       <w:rPr>
         <w:b/>
         <w:bCs/>
-        <w:spacing w:val="80"/>
+        <w:spacing w:val="120"/>
         <w:sz w:val="24"/>
       </w:rPr>
       <w:t>INVOICE</w:t>
     </w:r>
-  </w:p>
-</w:hdr>
-</file>
-
-<file path=word/header3.xml><?xml version="1.0" encoding="utf-8"?>
-<w:hdr xmlns:wpc="http://schemas.microsoft.com/office/word/2010/wordprocessingCanvas" xmlns:cx="http://schemas.microsoft.com/office/drawing/2014/chartex" xmlns:cx1="http://schemas.microsoft.com/office/drawing/2015/9/8/chartex" xmlns:cx2="http://schemas.microsoft.com/office/drawing/2015/10/21/chartex" xmlns:cx3="http://schemas.microsoft.com/office/drawing/2016/5/9/chartex" xmlns:cx4="http://schemas.microsoft.com/office/drawing/2016/5/10/chartex" xmlns:cx5="http://schemas.microsoft.com/office/drawing/2016/5/11/chartex" xmlns:cx6="http://schemas.microsoft.com/office/drawing/2016/5/12/chartex" xmlns:cx7="http://schemas.microsoft.com/office/drawing/2016/5/13/chartex" xmlns:cx8="http://schemas.microsoft.com/office/drawing/2016/5/14/chartex" xmlns:mc="http://schemas.openxmlformats.org/markup-compatibility/2006" xmlns:aink="http://schemas.microsoft.com/office/drawing/2016/ink" xmlns:am3d="http://schemas.microsoft.com/office/drawing/2017/model3d" xmlns:o="urn:schemas-microsoft-com:office:office" xmlns:oel="http://schemas.microsoft.com/office/2019/extlst" xmlns:r="http://schemas.openxmlformats.org/officeDocument/2006/relationships" xmlns:m="http://schemas.openxmlformats.org/officeDocument/2006/math" xmlns:v="urn:schemas-microsoft-com:vml" xmlns:wp14="http://schemas.microsoft.com/office/word/2010/wordprocessingDrawing" xmlns:wp="http://schemas.openxmlformats.org/drawingml/2006/wordprocessingDrawing" xmlns:w10="urn:schemas-microsoft-com:office:word" xmlns:w="http://schemas.openxmlformats.org/wordprocessingml/2006/main" xmlns:w14="http://schemas.microsoft.com/office/word/2010/wordml" xmlns:w15="http://schemas.microsoft.com/office/word/2012/wordml" xmlns:w16cex="http://schemas.microsoft.com/office/word/2018/wordml/cex" xmlns:w16cid="http://schemas.microsoft.com/office/word/2016/wordml/cid" xmlns:w16="http://schemas.microsoft.com/office/word/2018/wordml" xmlns:w16du="http://schemas.microsoft.com/office/word/2023/wordml/word16du" xmlns:w16sdtdh="http://schemas.microsoft.com/office/word/2020/wordml/sdtdatahash" xmlns:w16sdtfl="http://schemas.microsoft.com/office/word/2024/wordml/sdtformatlock" xmlns:w16se="http://schemas.microsoft.com/office/word/2015/wordml/symex" xmlns:wpg="http://schemas.microsoft.com/office/word/2010/wordprocessingGroup" xmlns:wpi="http://schemas.microsoft.com/office/word/2010/wordprocessingInk" xmlns:wne="http://schemas.microsoft.com/office/word/2006/wordml" xmlns:wps="http://schemas.microsoft.com/office/word/2010/wordprocessingShape" mc:Ignorable="w14 w15 w16se w16cid w16 w16cex w16sdtdh w16sdtfl w16du wp14">
-  <w:p>
-    <w:pPr>
-      <w:pStyle w:val="Header"/>
-    </w:pPr>
   </w:p>
 </w:hdr>
 </file>

--- a/electron/database/generate-document/templates/party-invoice-aus.docx
+++ b/electron/database/generate-document/templates/party-invoice-aus.docx
@@ -2811,65 +2811,15 @@
                 </w:tcPr>
                 <w:p>
                   <w:pPr>
-                    <w:framePr w:hSpace="180" w:wrap="around" w:vAnchor="page" w:hAnchor="margin" w:y="481"/>
-                    <w:tabs>
-                      <w:tab w:val="left" w:pos="960"/>
-                    </w:tabs>
-                    <w:spacing w:line="276" w:lineRule="auto"/>
-                    <w:jc w:val="center"/>
-                    <w:rPr>
-                      <w:rFonts w:cstheme="minorHAnsi"/>
-                      <w:sz w:val="18"/>
-                      <w:szCs w:val="18"/>
-                    </w:rPr>
-                  </w:pPr>
-                  <w:r>
-                    <w:rPr>
-                      <w:rFonts w:cstheme="minorHAnsi"/>
-                      <w:sz w:val="18"/>
-                      <w:szCs w:val="18"/>
-                    </w:rPr>
-                    <w:t>2’ X 2’ -12MM - 5102 D102 – 1PC / 5071 D105 – 1PC /</w:t>
-                  </w:r>
-                </w:p>
-                <w:p>
-                  <w:pPr>
                     <w:pStyle w:val="NoSpacing"/>
                     <w:framePr w:hSpace="180" w:wrap="around" w:vAnchor="page" w:hAnchor="margin" w:y="481"/>
                     <w:spacing w:line="276" w:lineRule="auto"/>
-                    <w:jc w:val="center"/>
                     <w:rPr>
                       <w:rFonts w:cstheme="minorHAnsi"/>
                       <w:sz w:val="18"/>
                       <w:szCs w:val="18"/>
                     </w:rPr>
                   </w:pPr>
-                  <w:r>
-                    <w:rPr>
-                      <w:rFonts w:cstheme="minorHAnsi"/>
-                      <w:sz w:val="18"/>
-                      <w:szCs w:val="18"/>
-                    </w:rPr>
-                    <w:t xml:space="preserve">7085 D102 – 1PC / 7232 D102-1PC </w:t>
-                  </w:r>
-                  <w:proofErr w:type="gramStart"/>
-                  <w:r>
-                    <w:rPr>
-                      <w:rFonts w:cstheme="minorHAnsi"/>
-                      <w:sz w:val="18"/>
-                      <w:szCs w:val="18"/>
-                    </w:rPr>
-                    <w:t>/  1</w:t>
-                  </w:r>
-                  <w:proofErr w:type="gramEnd"/>
-                  <w:r>
-                    <w:rPr>
-                      <w:rFonts w:cstheme="minorHAnsi"/>
-                      <w:sz w:val="18"/>
-                      <w:szCs w:val="18"/>
-                    </w:rPr>
-                    <w:t>MM – HD19 D96 – 1 PC</w:t>
-                  </w:r>
                 </w:p>
               </w:tc>
               <w:tc>
@@ -2888,14 +2838,6 @@
                       <w:szCs w:val="18"/>
                     </w:rPr>
                   </w:pPr>
-                  <w:r>
-                    <w:rPr>
-                      <w:rFonts w:cstheme="minorHAnsi"/>
-                      <w:sz w:val="18"/>
-                      <w:szCs w:val="18"/>
-                    </w:rPr>
-                    <w:t>0</w:t>
-                  </w:r>
                 </w:p>
               </w:tc>
               <w:tc>
@@ -2914,14 +2856,6 @@
                       <w:szCs w:val="18"/>
                     </w:rPr>
                   </w:pPr>
-                  <w:r>
-                    <w:rPr>
-                      <w:rFonts w:cstheme="minorHAnsi"/>
-                      <w:sz w:val="18"/>
-                      <w:szCs w:val="18"/>
-                    </w:rPr>
-                    <w:t>FREE</w:t>
-                  </w:r>
                 </w:p>
               </w:tc>
               <w:tc>
@@ -2932,7 +2866,6 @@
                   <w:pPr>
                     <w:pStyle w:val="NoSpacing"/>
                     <w:framePr w:hSpace="180" w:wrap="around" w:vAnchor="page" w:hAnchor="margin" w:y="481"/>
-                    <w:jc w:val="right"/>
                     <w:rPr>
                       <w:rFonts w:cstheme="minorHAnsi"/>
                       <w:sz w:val="18"/>
@@ -2945,7 +2878,7 @@
                       <w:sz w:val="18"/>
                       <w:szCs w:val="18"/>
                     </w:rPr>
-                    <w:t>FREE {/</w:t>
+                    <w:t>{/</w:t>
                   </w:r>
                   <w:proofErr w:type="spellStart"/>
                   <w:r>

--- a/electron/database/generate-document/templates/party-invoice-aus.docx
+++ b/electron/database/generate-document/templates/party-invoice-aus.docx
@@ -2064,34 +2064,7 @@
                       <w:sz w:val="20"/>
                       <w:szCs w:val="20"/>
                     </w:rPr>
-                    <w:t>{#</w:t>
-                  </w:r>
-                  <w:proofErr w:type="gramStart"/>
-                  <w:r>
-                    <w:rPr>
-                      <w:rFonts w:cstheme="minorHAnsi"/>
-                      <w:sz w:val="20"/>
-                      <w:szCs w:val="20"/>
-                    </w:rPr>
-                    <w:t>IPItems}{</w:t>
-                  </w:r>
-                  <w:proofErr w:type="gramEnd"/>
-                  <w:r>
-                    <w:rPr>
-                      <w:rFonts w:cstheme="minorHAnsi"/>
-                      <w:sz w:val="20"/>
-                      <w:szCs w:val="20"/>
-                    </w:rPr>
-                    <w:t>#</w:t>
-                  </w:r>
-                  <w:proofErr w:type="gramStart"/>
-                  <w:r>
-                    <w:rPr>
-                      <w:rFonts w:cstheme="minorHAnsi"/>
-                      <w:sz w:val="20"/>
-                      <w:szCs w:val="20"/>
-                    </w:rPr>
-                    <w:t>showThickness}</w:t>
+                    <w:t>{#IPItems}{#showThickness}</w:t>
                   </w:r>
                   <w:r>
                     <w:rPr>
@@ -2101,18 +2074,7 @@
                       <w:sz w:val="20"/>
                       <w:szCs w:val="20"/>
                     </w:rPr>
-                    <w:t>{</w:t>
-                  </w:r>
-                  <w:proofErr w:type="gramEnd"/>
-                  <w:r>
-                    <w:rPr>
-                      <w:rFonts w:cstheme="minorHAnsi"/>
-                      <w:b/>
-                      <w:bCs/>
-                      <w:sz w:val="20"/>
-                      <w:szCs w:val="20"/>
-                    </w:rPr>
-                    <w:t>thicknessDetail</w:t>
+                    <w:t>{thicknessDetail</w:t>
                   </w:r>
                   <w:r>
                     <w:rPr>
@@ -2142,29 +2104,7 @@
                       <w:sz w:val="20"/>
                       <w:szCs w:val="20"/>
                     </w:rPr>
-                    <w:t xml:space="preserve">{length} X {width} X {height} </w:t>
-                  </w:r>
-                  <w:proofErr w:type="gramStart"/>
-                  <w:r>
-                    <w:rPr>
-                      <w:rFonts w:cstheme="minorHAnsi"/>
-                      <w:b/>
-                      <w:bCs/>
-                      <w:sz w:val="20"/>
-                      <w:szCs w:val="20"/>
-                    </w:rPr>
-                    <w:t>MM  {</w:t>
-                  </w:r>
-                  <w:proofErr w:type="gramEnd"/>
-                  <w:r>
-                    <w:rPr>
-                      <w:rFonts w:cstheme="minorHAnsi"/>
-                      <w:b/>
-                      <w:bCs/>
-                      <w:sz w:val="20"/>
-                      <w:szCs w:val="20"/>
-                    </w:rPr>
-                    <w:t>#fsc} – {</w:t>
+                    <w:t>{length} X {width} X {height} MM  {#fsc} – {</w:t>
                   </w:r>
                   <w:proofErr w:type="spellStart"/>
                   <w:r>
@@ -2292,25 +2232,7 @@
                       <w:sz w:val="18"/>
                       <w:szCs w:val="18"/>
                     </w:rPr>
-                    <w:t>{#</w:t>
-                  </w:r>
-                  <w:proofErr w:type="gramStart"/>
-                  <w:r>
-                    <w:rPr>
-                      <w:rFonts w:cstheme="minorHAnsi"/>
-                      <w:sz w:val="18"/>
-                      <w:szCs w:val="18"/>
-                    </w:rPr>
-                    <w:t>invoices}{</w:t>
-                  </w:r>
-                  <w:proofErr w:type="gramEnd"/>
-                  <w:r>
-                    <w:rPr>
-                      <w:rFonts w:cstheme="minorHAnsi"/>
-                      <w:sz w:val="18"/>
-                      <w:szCs w:val="18"/>
-                    </w:rPr>
-                    <w:t>containerFrom}{#containerTo} to {</w:t>
+                    <w:t>{#invoices}{containerFrom}{#containerTo} to {</w:t>
                   </w:r>
                   <w:proofErr w:type="spellStart"/>
                   <w:r>
@@ -3290,7 +3212,15 @@
                 <w:sz w:val="20"/>
                 <w:szCs w:val="20"/>
               </w:rPr>
-              <w:t>} {</w:t>
+              <w:t xml:space="preserve">} </w:t>
+            </w:r>
+            <w:r>
+              <w:rPr>
+                <w:rFonts w:cstheme="minorHAnsi"/>
+                <w:sz w:val="20"/>
+                <w:szCs w:val="20"/>
+              </w:rPr>
+              <w:t>{</w:t>
             </w:r>
             <w:proofErr w:type="spellStart"/>
             <w:r>
@@ -3299,7 +3229,7 @@
                 <w:sz w:val="20"/>
                 <w:szCs w:val="20"/>
               </w:rPr>
-              <w:t>portOfDischarge</w:t>
+              <w:t>dischargeTerms</w:t>
             </w:r>
             <w:proofErr w:type="spellEnd"/>
             <w:r>
@@ -3308,35 +3238,15 @@
                 <w:sz w:val="20"/>
                 <w:szCs w:val="20"/>
               </w:rPr>
-              <w:t>} ({</w:t>
-            </w:r>
-            <w:proofErr w:type="spellStart"/>
-            <w:r>
-              <w:rPr>
-                <w:rFonts w:cstheme="minorHAnsi"/>
-                <w:sz w:val="20"/>
-                <w:szCs w:val="20"/>
-              </w:rPr>
-              <w:t>finalDestination</w:t>
-            </w:r>
-            <w:proofErr w:type="spellEnd"/>
-            <w:proofErr w:type="gramStart"/>
-            <w:r>
-              <w:rPr>
-                <w:rFonts w:cstheme="minorHAnsi"/>
-                <w:sz w:val="20"/>
-                <w:szCs w:val="20"/>
-              </w:rPr>
-              <w:t xml:space="preserve">})   </w:t>
-            </w:r>
-            <w:proofErr w:type="gramEnd"/>
-            <w:r>
-              <w:rPr>
-                <w:rFonts w:cstheme="minorHAnsi"/>
-                <w:sz w:val="20"/>
-                <w:szCs w:val="20"/>
-              </w:rPr>
-              <w:t xml:space="preserve"> {</w:t>
+              <w:t>}</w:t>
+            </w:r>
+            <w:r>
+              <w:rPr>
+                <w:rFonts w:cstheme="minorHAnsi"/>
+                <w:sz w:val="20"/>
+                <w:szCs w:val="20"/>
+              </w:rPr>
+              <w:t xml:space="preserve">  {</w:t>
             </w:r>
             <w:proofErr w:type="spellStart"/>
             <w:r>
@@ -4058,16 +3968,7 @@
         <w:bCs/>
         <w:spacing w:val="60"/>
       </w:rPr>
-      <w:t xml:space="preserve"> </w:t>
-    </w:r>
-    <w:proofErr w:type="gramStart"/>
-    <w:r>
-      <w:rPr>
-        <w:b/>
-        <w:bCs/>
-        <w:spacing w:val="60"/>
-      </w:rPr>
-      <w:t xml:space="preserve"> </w:t>
+      <w:t xml:space="preserve">  </w:t>
     </w:r>
     <w:r>
       <w:rPr>
@@ -4091,16 +3992,7 @@
         <w:bCs/>
         <w:spacing w:val="60"/>
       </w:rPr>
-      <w:t>(</w:t>
-    </w:r>
-    <w:proofErr w:type="gramEnd"/>
-    <w:r>
-      <w:rPr>
-        <w:b/>
-        <w:bCs/>
-        <w:spacing w:val="60"/>
-      </w:rPr>
-      <w:t>I)</w:t>
+      <w:t>(I)</w:t>
     </w:r>
     <w:r>
       <w:rPr>

--- a/electron/database/generate-document/templates/party-invoice-aus.docx
+++ b/electron/database/generate-document/templates/party-invoice-aus.docx
@@ -2064,7 +2064,34 @@
                       <w:sz w:val="20"/>
                       <w:szCs w:val="20"/>
                     </w:rPr>
-                    <w:t>{#IPItems}{#showThickness}</w:t>
+                    <w:t>{#</w:t>
+                  </w:r>
+                  <w:proofErr w:type="gramStart"/>
+                  <w:r>
+                    <w:rPr>
+                      <w:rFonts w:cstheme="minorHAnsi"/>
+                      <w:sz w:val="20"/>
+                      <w:szCs w:val="20"/>
+                    </w:rPr>
+                    <w:t>IPItems}{</w:t>
+                  </w:r>
+                  <w:proofErr w:type="gramEnd"/>
+                  <w:r>
+                    <w:rPr>
+                      <w:rFonts w:cstheme="minorHAnsi"/>
+                      <w:sz w:val="20"/>
+                      <w:szCs w:val="20"/>
+                    </w:rPr>
+                    <w:t>#</w:t>
+                  </w:r>
+                  <w:proofErr w:type="gramStart"/>
+                  <w:r>
+                    <w:rPr>
+                      <w:rFonts w:cstheme="minorHAnsi"/>
+                      <w:sz w:val="20"/>
+                      <w:szCs w:val="20"/>
+                    </w:rPr>
+                    <w:t>showThickness}</w:t>
                   </w:r>
                   <w:r>
                     <w:rPr>
@@ -2074,7 +2101,18 @@
                       <w:sz w:val="20"/>
                       <w:szCs w:val="20"/>
                     </w:rPr>
-                    <w:t>{thicknessDetail</w:t>
+                    <w:t>{</w:t>
+                  </w:r>
+                  <w:proofErr w:type="gramEnd"/>
+                  <w:r>
+                    <w:rPr>
+                      <w:rFonts w:cstheme="minorHAnsi"/>
+                      <w:b/>
+                      <w:bCs/>
+                      <w:sz w:val="20"/>
+                      <w:szCs w:val="20"/>
+                    </w:rPr>
+                    <w:t>thicknessDetail</w:t>
                   </w:r>
                   <w:r>
                     <w:rPr>
@@ -2104,7 +2142,29 @@
                       <w:sz w:val="20"/>
                       <w:szCs w:val="20"/>
                     </w:rPr>
-                    <w:t>{length} X {width} X {height} MM  {#fsc} – {</w:t>
+                    <w:t xml:space="preserve">{length} X {width} X {height} </w:t>
+                  </w:r>
+                  <w:proofErr w:type="gramStart"/>
+                  <w:r>
+                    <w:rPr>
+                      <w:rFonts w:cstheme="minorHAnsi"/>
+                      <w:b/>
+                      <w:bCs/>
+                      <w:sz w:val="20"/>
+                      <w:szCs w:val="20"/>
+                    </w:rPr>
+                    <w:t>MM  {</w:t>
+                  </w:r>
+                  <w:proofErr w:type="gramEnd"/>
+                  <w:r>
+                    <w:rPr>
+                      <w:rFonts w:cstheme="minorHAnsi"/>
+                      <w:b/>
+                      <w:bCs/>
+                      <w:sz w:val="20"/>
+                      <w:szCs w:val="20"/>
+                    </w:rPr>
+                    <w:t>#fsc} – {</w:t>
                   </w:r>
                   <w:proofErr w:type="spellStart"/>
                   <w:r>
@@ -2736,12 +2796,109 @@
                     <w:pStyle w:val="NoSpacing"/>
                     <w:framePr w:hSpace="180" w:wrap="around" w:vAnchor="page" w:hAnchor="margin" w:y="481"/>
                     <w:spacing w:line="276" w:lineRule="auto"/>
+                    <w:jc w:val="center"/>
                     <w:rPr>
                       <w:rFonts w:cstheme="minorHAnsi"/>
                       <w:sz w:val="18"/>
                       <w:szCs w:val="18"/>
                     </w:rPr>
                   </w:pPr>
+                  <w:r>
+                    <w:rPr>
+                      <w:rFonts w:cstheme="minorHAnsi"/>
+                      <w:sz w:val="18"/>
+                      <w:szCs w:val="18"/>
+                    </w:rPr>
+                    <w:t>{</w:t>
+                  </w:r>
+                  <w:proofErr w:type="spellStart"/>
+                  <w:r>
+                    <w:rPr>
+                      <w:rFonts w:cstheme="minorHAnsi"/>
+                      <w:sz w:val="18"/>
+                      <w:szCs w:val="18"/>
+                    </w:rPr>
+                    <w:t>materialGrade</w:t>
+                  </w:r>
+                  <w:proofErr w:type="spellEnd"/>
+                  <w:r>
+                    <w:rPr>
+                      <w:rFonts w:cstheme="minorHAnsi"/>
+                      <w:sz w:val="18"/>
+                      <w:szCs w:val="18"/>
+                    </w:rPr>
+                    <w:t>}  {</w:t>
+                  </w:r>
+                  <w:proofErr w:type="spellStart"/>
+                  <w:r>
+                    <w:rPr>
+                      <w:rFonts w:cstheme="minorHAnsi"/>
+                      <w:sz w:val="18"/>
+                      <w:szCs w:val="18"/>
+                    </w:rPr>
+                    <w:t>brandName</w:t>
+                  </w:r>
+                  <w:proofErr w:type="spellEnd"/>
+                  <w:r>
+                    <w:rPr>
+                      <w:rFonts w:cstheme="minorHAnsi"/>
+                      <w:sz w:val="18"/>
+                      <w:szCs w:val="18"/>
+                    </w:rPr>
+                    <w:t>}</w:t>
+                  </w:r>
+                  <w:r>
+                    <w:rPr>
+                      <w:rFonts w:cstheme="minorHAnsi"/>
+                      <w:sz w:val="18"/>
+                      <w:szCs w:val="18"/>
+                    </w:rPr>
+                    <w:t xml:space="preserve"> </w:t>
+                  </w:r>
+                  <w:r>
+                    <w:rPr>
+                      <w:rFonts w:cstheme="minorHAnsi"/>
+                      <w:sz w:val="18"/>
+                      <w:szCs w:val="18"/>
+                    </w:rPr>
+                    <w:t xml:space="preserve"> {</w:t>
+                  </w:r>
+                  <w:proofErr w:type="spellStart"/>
+                  <w:r>
+                    <w:rPr>
+                      <w:rFonts w:cstheme="minorHAnsi"/>
+                      <w:sz w:val="18"/>
+                      <w:szCs w:val="18"/>
+                    </w:rPr>
+                    <w:t>designType</w:t>
+                  </w:r>
+                  <w:proofErr w:type="spellEnd"/>
+                  <w:r>
+                    <w:rPr>
+                      <w:rFonts w:cstheme="minorHAnsi"/>
+                      <w:sz w:val="18"/>
+                      <w:szCs w:val="18"/>
+                    </w:rPr>
+                    <w:t>}  {</w:t>
+                  </w:r>
+                  <w:proofErr w:type="spellStart"/>
+                  <w:r>
+                    <w:rPr>
+                      <w:rFonts w:cstheme="minorHAnsi"/>
+                      <w:sz w:val="18"/>
+                      <w:szCs w:val="18"/>
+                    </w:rPr>
+                    <w:t>finishType</w:t>
+                  </w:r>
+                  <w:proofErr w:type="spellEnd"/>
+                  <w:r>
+                    <w:rPr>
+                      <w:rFonts w:cstheme="minorHAnsi"/>
+                      <w:sz w:val="18"/>
+                      <w:szCs w:val="18"/>
+                    </w:rPr>
+                    <w:t>}</w:t>
+                  </w:r>
                 </w:p>
               </w:tc>
               <w:tc>
@@ -3223,6 +3380,7 @@
               <w:t>{</w:t>
             </w:r>
             <w:proofErr w:type="spellStart"/>
+            <w:proofErr w:type="gramStart"/>
             <w:r>
               <w:rPr>
                 <w:rFonts w:cstheme="minorHAnsi"/>
@@ -3249,6 +3407,7 @@
               <w:t xml:space="preserve">  {</w:t>
             </w:r>
             <w:proofErr w:type="spellStart"/>
+            <w:proofErr w:type="gramEnd"/>
             <w:r>
               <w:rPr>
                 <w:rFonts w:cstheme="minorHAnsi"/>
@@ -3968,7 +4127,16 @@
         <w:bCs/>
         <w:spacing w:val="60"/>
       </w:rPr>
-      <w:t xml:space="preserve">  </w:t>
+      <w:t xml:space="preserve"> </w:t>
+    </w:r>
+    <w:proofErr w:type="gramStart"/>
+    <w:r>
+      <w:rPr>
+        <w:b/>
+        <w:bCs/>
+        <w:spacing w:val="60"/>
+      </w:rPr>
+      <w:t xml:space="preserve"> </w:t>
     </w:r>
     <w:r>
       <w:rPr>
@@ -3992,7 +4160,16 @@
         <w:bCs/>
         <w:spacing w:val="60"/>
       </w:rPr>
-      <w:t>(I)</w:t>
+      <w:t>(</w:t>
+    </w:r>
+    <w:proofErr w:type="gramEnd"/>
+    <w:r>
+      <w:rPr>
+        <w:b/>
+        <w:bCs/>
+        <w:spacing w:val="60"/>
+      </w:rPr>
+      <w:t>I)</w:t>
     </w:r>
     <w:r>
       <w:rPr>

--- a/electron/database/generate-document/templates/party-invoice-aus.docx
+++ b/electron/database/generate-document/templates/party-invoice-aus.docx
@@ -11,7 +11,8 @@
         <w:tblLook w:val="04A0" w:firstRow="1" w:lastRow="0" w:firstColumn="1" w:lastColumn="0" w:noHBand="0" w:noVBand="1"/>
       </w:tblPr>
       <w:tblGrid>
-        <w:gridCol w:w="2619"/>
+        <w:gridCol w:w="1560"/>
+        <w:gridCol w:w="1059"/>
         <w:gridCol w:w="301"/>
         <w:gridCol w:w="881"/>
         <w:gridCol w:w="1400"/>
@@ -27,7 +28,67 @@
         </w:trPr>
         <w:tc>
           <w:tcPr>
-            <w:tcW w:w="5585" w:type="dxa"/>
+            <w:tcW w:w="1560" w:type="dxa"/>
+            <w:vMerge w:val="restart"/>
+            <w:tcBorders>
+              <w:left w:val="nil"/>
+              <w:right w:val="nil"/>
+            </w:tcBorders>
+          </w:tcPr>
+          <w:p>
+            <w:pPr>
+              <w:rPr>
+                <w:rFonts w:cstheme="minorHAnsi"/>
+                <w:sz w:val="20"/>
+                <w:szCs w:val="20"/>
+              </w:rPr>
+            </w:pPr>
+            <w:bookmarkStart w:id="0" w:name="_Hlk193468052"/>
+            <w:r>
+              <w:rPr>
+                <w:noProof/>
+              </w:rPr>
+              <w:drawing>
+                <wp:inline distT="0" distB="0" distL="0" distR="0" wp14:anchorId="5AA6B764" wp14:editId="48D66F10">
+                  <wp:extent cx="819048" cy="780952"/>
+                  <wp:effectExtent l="0" t="0" r="635" b="635"/>
+                  <wp:docPr id="1457109210" name="Picture 1"/>
+                  <wp:cNvGraphicFramePr>
+                    <a:graphicFrameLocks xmlns:a="http://schemas.openxmlformats.org/drawingml/2006/main" noChangeAspect="1"/>
+                  </wp:cNvGraphicFramePr>
+                  <a:graphic xmlns:a="http://schemas.openxmlformats.org/drawingml/2006/main">
+                    <a:graphicData uri="http://schemas.openxmlformats.org/drawingml/2006/picture">
+                      <pic:pic xmlns:pic="http://schemas.openxmlformats.org/drawingml/2006/picture">
+                        <pic:nvPicPr>
+                          <pic:cNvPr id="1457109210" name=""/>
+                          <pic:cNvPicPr/>
+                        </pic:nvPicPr>
+                        <pic:blipFill>
+                          <a:blip r:embed="rId7"/>
+                          <a:stretch>
+                            <a:fillRect/>
+                          </a:stretch>
+                        </pic:blipFill>
+                        <pic:spPr>
+                          <a:xfrm>
+                            <a:off x="0" y="0"/>
+                            <a:ext cx="819048" cy="780952"/>
+                          </a:xfrm>
+                          <a:prstGeom prst="rect">
+                            <a:avLst/>
+                          </a:prstGeom>
+                        </pic:spPr>
+                      </pic:pic>
+                    </a:graphicData>
+                  </a:graphic>
+                </wp:inline>
+              </w:drawing>
+            </w:r>
+          </w:p>
+        </w:tc>
+        <w:tc>
+          <w:tcPr>
+            <w:tcW w:w="4025" w:type="dxa"/>
             <w:gridSpan w:val="5"/>
             <w:vMerge w:val="restart"/>
             <w:tcBorders>
@@ -42,84 +103,6 @@
                 <w:szCs w:val="20"/>
               </w:rPr>
             </w:pPr>
-            <w:bookmarkStart w:id="0" w:name="_Hlk193468052"/>
-            <w:r>
-              <w:rPr>
-                <w:rFonts w:cstheme="minorHAnsi"/>
-                <w:noProof/>
-                <w:sz w:val="20"/>
-                <w:szCs w:val="20"/>
-              </w:rPr>
-              <w:drawing>
-                <wp:anchor distT="0" distB="0" distL="114300" distR="114300" simplePos="0" relativeHeight="251662336" behindDoc="0" locked="0" layoutInCell="0" allowOverlap="1" wp14:anchorId="2702D626" wp14:editId="32DE2D66">
-                  <wp:simplePos x="0" y="0"/>
-                  <wp:positionH relativeFrom="page">
-                    <wp:posOffset>43815</wp:posOffset>
-                  </wp:positionH>
-                  <wp:positionV relativeFrom="page">
-                    <wp:posOffset>57785</wp:posOffset>
-                  </wp:positionV>
-                  <wp:extent cx="812800" cy="787400"/>
-                  <wp:effectExtent l="0" t="0" r="6350" b="0"/>
-                  <wp:wrapThrough wrapText="bothSides">
-                    <wp:wrapPolygon edited="0">
-                      <wp:start x="7088" y="0"/>
-                      <wp:lineTo x="0" y="1568"/>
-                      <wp:lineTo x="0" y="20903"/>
-                      <wp:lineTo x="21263" y="20903"/>
-                      <wp:lineTo x="21263" y="1568"/>
-                      <wp:lineTo x="14175" y="0"/>
-                      <wp:lineTo x="7088" y="0"/>
-                    </wp:wrapPolygon>
-                  </wp:wrapThrough>
-                  <wp:docPr id="274" name="Picture 69"/>
-                  <wp:cNvGraphicFramePr>
-                    <a:graphicFrameLocks xmlns:a="http://schemas.openxmlformats.org/drawingml/2006/main"/>
-                  </wp:cNvGraphicFramePr>
-                  <a:graphic xmlns:a="http://schemas.openxmlformats.org/drawingml/2006/main">
-                    <a:graphicData uri="http://schemas.openxmlformats.org/drawingml/2006/picture">
-                      <pic:pic xmlns:pic="http://schemas.openxmlformats.org/drawingml/2006/picture">
-                        <pic:nvPicPr>
-                          <pic:cNvPr id="0" name="Picture 69"/>
-                          <pic:cNvPicPr>
-                            <a:picLocks noChangeArrowheads="1"/>
-                          </pic:cNvPicPr>
-                        </pic:nvPicPr>
-                        <pic:blipFill>
-                          <a:blip r:embed="rId7" cstate="print">
-                            <a:extLst>
-                              <a:ext uri="{28A0092B-C50C-407E-A947-70E740481C1C}">
-                                <a14:useLocalDpi xmlns:a14="http://schemas.microsoft.com/office/drawing/2010/main" val="0"/>
-                              </a:ext>
-                            </a:extLst>
-                          </a:blip>
-                          <a:srcRect/>
-                          <a:stretch>
-                            <a:fillRect/>
-                          </a:stretch>
-                        </pic:blipFill>
-                        <pic:spPr bwMode="auto">
-                          <a:xfrm>
-                            <a:off x="0" y="0"/>
-                            <a:ext cx="812800" cy="787400"/>
-                          </a:xfrm>
-                          <a:prstGeom prst="rect">
-                            <a:avLst/>
-                          </a:prstGeom>
-                          <a:noFill/>
-                        </pic:spPr>
-                      </pic:pic>
-                    </a:graphicData>
-                  </a:graphic>
-                  <wp14:sizeRelH relativeFrom="page">
-                    <wp14:pctWidth>0</wp14:pctWidth>
-                  </wp14:sizeRelH>
-                  <wp14:sizeRelV relativeFrom="page">
-                    <wp14:pctHeight>0</wp14:pctHeight>
-                  </wp14:sizeRelV>
-                </wp:anchor>
-              </w:drawing>
-            </w:r>
             <w:r>
               <w:rPr>
                 <w:rFonts w:cstheme="minorHAnsi"/>
@@ -291,7 +274,24 @@
         </w:trPr>
         <w:tc>
           <w:tcPr>
-            <w:tcW w:w="5585" w:type="dxa"/>
+            <w:tcW w:w="1560" w:type="dxa"/>
+            <w:vMerge/>
+            <w:tcBorders>
+              <w:left w:val="nil"/>
+              <w:right w:val="nil"/>
+            </w:tcBorders>
+          </w:tcPr>
+          <w:p>
+            <w:pPr>
+              <w:rPr>
+                <w:rFonts w:cstheme="minorHAnsi"/>
+              </w:rPr>
+            </w:pPr>
+          </w:p>
+        </w:tc>
+        <w:tc>
+          <w:tcPr>
+            <w:tcW w:w="4025" w:type="dxa"/>
             <w:gridSpan w:val="5"/>
             <w:vMerge/>
             <w:tcBorders>
@@ -412,7 +412,7 @@
         <w:tc>
           <w:tcPr>
             <w:tcW w:w="5585" w:type="dxa"/>
-            <w:gridSpan w:val="5"/>
+            <w:gridSpan w:val="6"/>
             <w:vMerge w:val="restart"/>
             <w:tcBorders>
               <w:left w:val="nil"/>
@@ -843,7 +843,7 @@
         <w:tc>
           <w:tcPr>
             <w:tcW w:w="5585" w:type="dxa"/>
-            <w:gridSpan w:val="5"/>
+            <w:gridSpan w:val="6"/>
             <w:vMerge/>
             <w:tcBorders>
               <w:left w:val="nil"/>
@@ -985,7 +985,7 @@
         <w:tc>
           <w:tcPr>
             <w:tcW w:w="5585" w:type="dxa"/>
-            <w:gridSpan w:val="5"/>
+            <w:gridSpan w:val="6"/>
             <w:vMerge/>
             <w:tcBorders>
               <w:left w:val="nil"/>
@@ -1071,7 +1071,7 @@
         <w:tc>
           <w:tcPr>
             <w:tcW w:w="2920" w:type="dxa"/>
-            <w:gridSpan w:val="2"/>
+            <w:gridSpan w:val="3"/>
             <w:tcBorders>
               <w:left w:val="nil"/>
             </w:tcBorders>
@@ -1247,7 +1247,7 @@
         <w:tc>
           <w:tcPr>
             <w:tcW w:w="2920" w:type="dxa"/>
-            <w:gridSpan w:val="2"/>
+            <w:gridSpan w:val="3"/>
             <w:tcBorders>
               <w:left w:val="nil"/>
             </w:tcBorders>
@@ -1421,7 +1421,7 @@
         <w:tc>
           <w:tcPr>
             <w:tcW w:w="2920" w:type="dxa"/>
-            <w:gridSpan w:val="2"/>
+            <w:gridSpan w:val="3"/>
             <w:tcBorders>
               <w:left w:val="nil"/>
             </w:tcBorders>
@@ -1586,7 +1586,7 @@
         <w:tc>
           <w:tcPr>
             <w:tcW w:w="11106" w:type="dxa"/>
-            <w:gridSpan w:val="9"/>
+            <w:gridSpan w:val="10"/>
             <w:tcBorders>
               <w:left w:val="nil"/>
               <w:right w:val="nil"/>
@@ -1646,7 +1646,7 @@
         <w:tc>
           <w:tcPr>
             <w:tcW w:w="11106" w:type="dxa"/>
-            <w:gridSpan w:val="9"/>
+            <w:gridSpan w:val="10"/>
             <w:tcBorders>
               <w:left w:val="nil"/>
               <w:right w:val="nil"/>
@@ -2999,7 +2999,7 @@
         <w:tc>
           <w:tcPr>
             <w:tcW w:w="11106" w:type="dxa"/>
-            <w:gridSpan w:val="9"/>
+            <w:gridSpan w:val="10"/>
             <w:tcBorders>
               <w:left w:val="nil"/>
               <w:bottom w:val="single" w:sz="4" w:space="0" w:color="auto"/>
@@ -3053,6 +3053,7 @@
         <w:tc>
           <w:tcPr>
             <w:tcW w:w="2619" w:type="dxa"/>
+            <w:gridSpan w:val="2"/>
             <w:tcBorders>
               <w:left w:val="nil"/>
               <w:bottom w:val="single" w:sz="4" w:space="0" w:color="auto"/>
@@ -3328,7 +3329,7 @@
         <w:tc>
           <w:tcPr>
             <w:tcW w:w="8548" w:type="dxa"/>
-            <w:gridSpan w:val="7"/>
+            <w:gridSpan w:val="8"/>
             <w:tcBorders>
               <w:left w:val="nil"/>
               <w:bottom w:val="single" w:sz="4" w:space="0" w:color="auto"/>
@@ -3502,7 +3503,7 @@
         <w:tc>
           <w:tcPr>
             <w:tcW w:w="11106" w:type="dxa"/>
-            <w:gridSpan w:val="9"/>
+            <w:gridSpan w:val="10"/>
             <w:tcBorders>
               <w:left w:val="nil"/>
               <w:bottom w:val="nil"/>
@@ -3558,6 +3559,349 @@
               </w:rPr>
               <w:t>Title of goods will remain with Alfa Ica till full payment of the invoice is received by supplier.</w:t>
             </w:r>
+          </w:p>
+        </w:tc>
+      </w:tr>
+      <w:tr>
+        <w:trPr>
+          <w:trHeight w:val="298"/>
+        </w:trPr>
+        <w:tc>
+          <w:tcPr>
+            <w:tcW w:w="11106" w:type="dxa"/>
+            <w:gridSpan w:val="10"/>
+            <w:tcBorders>
+              <w:top w:val="nil"/>
+              <w:left w:val="nil"/>
+              <w:bottom w:val="nil"/>
+              <w:right w:val="nil"/>
+            </w:tcBorders>
+          </w:tcPr>
+          <w:p>
+            <w:pPr>
+              <w:pStyle w:val="NoSpacing"/>
+              <w:spacing w:line="276" w:lineRule="auto"/>
+              <w:rPr>
+                <w:rFonts w:cstheme="minorHAnsi"/>
+                <w:sz w:val="10"/>
+                <w:szCs w:val="10"/>
+              </w:rPr>
+            </w:pPr>
+          </w:p>
+          <w:tbl>
+            <w:tblPr>
+              <w:tblStyle w:val="TableGrid"/>
+              <w:tblpPr w:leftFromText="180" w:rightFromText="180" w:vertAnchor="text" w:tblpY="1"/>
+              <w:tblOverlap w:val="never"/>
+              <w:tblW w:w="0" w:type="auto"/>
+              <w:tblBorders>
+                <w:top w:val="none" w:sz="0" w:space="0" w:color="auto"/>
+                <w:left w:val="none" w:sz="0" w:space="0" w:color="auto"/>
+                <w:bottom w:val="none" w:sz="0" w:space="0" w:color="auto"/>
+                <w:right w:val="none" w:sz="0" w:space="0" w:color="auto"/>
+                <w:insideH w:val="none" w:sz="0" w:space="0" w:color="auto"/>
+                <w:insideV w:val="none" w:sz="0" w:space="0" w:color="auto"/>
+              </w:tblBorders>
+              <w:tblCellMar>
+                <w:left w:w="0" w:type="dxa"/>
+              </w:tblCellMar>
+              <w:tblLook w:val="04A0" w:firstRow="1" w:lastRow="0" w:firstColumn="1" w:lastColumn="0" w:noHBand="0" w:noVBand="1"/>
+            </w:tblPr>
+            <w:tblGrid>
+              <w:gridCol w:w="2255"/>
+              <w:gridCol w:w="2256"/>
+            </w:tblGrid>
+            <w:tr>
+              <w:trPr>
+                <w:cantSplit/>
+                <w:trHeight w:val="279"/>
+              </w:trPr>
+              <w:tc>
+                <w:tcPr>
+                  <w:tcW w:w="2255" w:type="dxa"/>
+                </w:tcPr>
+                <w:p>
+                  <w:pPr>
+                    <w:pStyle w:val="NoSpacing"/>
+                    <w:keepNext/>
+                    <w:spacing w:line="276" w:lineRule="auto"/>
+                    <w:rPr>
+                      <w:rFonts w:cstheme="minorHAnsi"/>
+                      <w:sz w:val="20"/>
+                      <w:szCs w:val="20"/>
+                    </w:rPr>
+                  </w:pPr>
+                  <w:r>
+                    <w:rPr>
+                      <w:rFonts w:cstheme="minorHAnsi"/>
+                      <w:sz w:val="20"/>
+                      <w:szCs w:val="20"/>
+                    </w:rPr>
+                    <w:t>Total Sheets:</w:t>
+                  </w:r>
+                </w:p>
+              </w:tc>
+              <w:tc>
+                <w:tcPr>
+                  <w:tcW w:w="2256" w:type="dxa"/>
+                </w:tcPr>
+                <w:p>
+                  <w:pPr>
+                    <w:pStyle w:val="NoSpacing"/>
+                    <w:keepNext/>
+                    <w:spacing w:line="276" w:lineRule="auto"/>
+                    <w:rPr>
+                      <w:rFonts w:cstheme="minorHAnsi"/>
+                      <w:sz w:val="20"/>
+                      <w:szCs w:val="20"/>
+                    </w:rPr>
+                  </w:pPr>
+                  <w:r>
+                    <w:rPr>
+                      <w:rFonts w:cstheme="minorHAnsi"/>
+                      <w:sz w:val="20"/>
+                      <w:szCs w:val="20"/>
+                    </w:rPr>
+                    <w:t>{</w:t>
+                  </w:r>
+                  <w:proofErr w:type="spellStart"/>
+                  <w:r>
+                    <w:rPr>
+                      <w:rFonts w:cstheme="minorHAnsi"/>
+                      <w:sz w:val="20"/>
+                      <w:szCs w:val="20"/>
+                    </w:rPr>
+                    <w:t>totalQuantity</w:t>
+                  </w:r>
+                  <w:proofErr w:type="spellEnd"/>
+                  <w:r>
+                    <w:rPr>
+                      <w:rFonts w:cstheme="minorHAnsi"/>
+                      <w:sz w:val="20"/>
+                      <w:szCs w:val="20"/>
+                    </w:rPr>
+                    <w:t>}</w:t>
+                  </w:r>
+                </w:p>
+              </w:tc>
+            </w:tr>
+            <w:tr>
+              <w:trPr>
+                <w:cantSplit/>
+                <w:trHeight w:val="279"/>
+              </w:trPr>
+              <w:tc>
+                <w:tcPr>
+                  <w:tcW w:w="2255" w:type="dxa"/>
+                </w:tcPr>
+                <w:p>
+                  <w:pPr>
+                    <w:pStyle w:val="NoSpacing"/>
+                    <w:keepNext/>
+                    <w:spacing w:line="276" w:lineRule="auto"/>
+                    <w:rPr>
+                      <w:rFonts w:cstheme="minorHAnsi"/>
+                      <w:sz w:val="20"/>
+                      <w:szCs w:val="20"/>
+                    </w:rPr>
+                  </w:pPr>
+                  <w:r>
+                    <w:rPr>
+                      <w:rFonts w:cstheme="minorHAnsi"/>
+                      <w:sz w:val="20"/>
+                      <w:szCs w:val="20"/>
+                    </w:rPr>
+                    <w:t>Total Boxes:</w:t>
+                  </w:r>
+                </w:p>
+              </w:tc>
+              <w:tc>
+                <w:tcPr>
+                  <w:tcW w:w="2256" w:type="dxa"/>
+                </w:tcPr>
+                <w:p>
+                  <w:pPr>
+                    <w:pStyle w:val="NoSpacing"/>
+                    <w:keepNext/>
+                    <w:spacing w:line="276" w:lineRule="auto"/>
+                    <w:rPr>
+                      <w:rFonts w:cstheme="minorHAnsi"/>
+                      <w:sz w:val="20"/>
+                      <w:szCs w:val="20"/>
+                    </w:rPr>
+                  </w:pPr>
+                  <w:r>
+                    <w:rPr>
+                      <w:rFonts w:cstheme="minorHAnsi"/>
+                      <w:sz w:val="20"/>
+                      <w:szCs w:val="20"/>
+                    </w:rPr>
+                    <w:t>{</w:t>
+                  </w:r>
+                  <w:proofErr w:type="spellStart"/>
+                  <w:r>
+                    <w:rPr>
+                      <w:rFonts w:cstheme="minorHAnsi"/>
+                      <w:sz w:val="20"/>
+                      <w:szCs w:val="20"/>
+                    </w:rPr>
+                    <w:t>totalBox</w:t>
+                  </w:r>
+                  <w:proofErr w:type="spellEnd"/>
+                  <w:r>
+                    <w:rPr>
+                      <w:rFonts w:cstheme="minorHAnsi"/>
+                      <w:sz w:val="20"/>
+                      <w:szCs w:val="20"/>
+                    </w:rPr>
+                    <w:t>}</w:t>
+                  </w:r>
+                </w:p>
+              </w:tc>
+            </w:tr>
+            <w:tr>
+              <w:trPr>
+                <w:cantSplit/>
+                <w:trHeight w:val="279"/>
+              </w:trPr>
+              <w:tc>
+                <w:tcPr>
+                  <w:tcW w:w="2255" w:type="dxa"/>
+                </w:tcPr>
+                <w:p>
+                  <w:pPr>
+                    <w:pStyle w:val="NoSpacing"/>
+                    <w:keepNext/>
+                    <w:spacing w:line="276" w:lineRule="auto"/>
+                    <w:rPr>
+                      <w:rFonts w:cstheme="minorHAnsi"/>
+                      <w:sz w:val="20"/>
+                      <w:szCs w:val="20"/>
+                    </w:rPr>
+                  </w:pPr>
+                  <w:r>
+                    <w:rPr>
+                      <w:rFonts w:cstheme="minorHAnsi"/>
+                      <w:sz w:val="20"/>
+                      <w:szCs w:val="20"/>
+                    </w:rPr>
+                    <w:t>Total Net Weight:</w:t>
+                  </w:r>
+                </w:p>
+                <w:p>
+                  <w:pPr>
+                    <w:pStyle w:val="NoSpacing"/>
+                    <w:keepNext/>
+                    <w:spacing w:line="276" w:lineRule="auto"/>
+                    <w:rPr>
+                      <w:rFonts w:cstheme="minorHAnsi"/>
+                      <w:sz w:val="20"/>
+                      <w:szCs w:val="20"/>
+                    </w:rPr>
+                  </w:pPr>
+                  <w:r>
+                    <w:rPr>
+                      <w:rFonts w:cstheme="minorHAnsi"/>
+                      <w:sz w:val="20"/>
+                      <w:szCs w:val="20"/>
+                    </w:rPr>
+                    <w:t xml:space="preserve">Total Gross Weight: </w:t>
+                  </w:r>
+                </w:p>
+              </w:tc>
+              <w:tc>
+                <w:tcPr>
+                  <w:tcW w:w="2256" w:type="dxa"/>
+                </w:tcPr>
+                <w:p>
+                  <w:pPr>
+                    <w:pStyle w:val="NoSpacing"/>
+                    <w:keepNext/>
+                    <w:spacing w:line="276" w:lineRule="auto"/>
+                    <w:rPr>
+                      <w:rFonts w:cstheme="minorHAnsi"/>
+                      <w:sz w:val="20"/>
+                      <w:szCs w:val="20"/>
+                    </w:rPr>
+                  </w:pPr>
+                  <w:r>
+                    <w:rPr>
+                      <w:rFonts w:cstheme="minorHAnsi"/>
+                      <w:sz w:val="20"/>
+                      <w:szCs w:val="20"/>
+                    </w:rPr>
+                    <w:t>{</w:t>
+                  </w:r>
+                  <w:proofErr w:type="spellStart"/>
+                  <w:r>
+                    <w:rPr>
+                      <w:rFonts w:cstheme="minorHAnsi"/>
+                      <w:sz w:val="20"/>
+                      <w:szCs w:val="20"/>
+                    </w:rPr>
+                    <w:t>totalNetWeight</w:t>
+                  </w:r>
+                  <w:proofErr w:type="spellEnd"/>
+                  <w:r>
+                    <w:rPr>
+                      <w:rFonts w:cstheme="minorHAnsi"/>
+                      <w:sz w:val="20"/>
+                      <w:szCs w:val="20"/>
+                    </w:rPr>
+                    <w:t xml:space="preserve">} Kg </w:t>
+                  </w:r>
+                </w:p>
+                <w:p>
+                  <w:pPr>
+                    <w:pStyle w:val="NoSpacing"/>
+                    <w:keepNext/>
+                    <w:spacing w:line="276" w:lineRule="auto"/>
+                    <w:rPr>
+                      <w:rFonts w:cstheme="minorHAnsi"/>
+                      <w:sz w:val="20"/>
+                      <w:szCs w:val="20"/>
+                    </w:rPr>
+                  </w:pPr>
+                  <w:r>
+                    <w:rPr>
+                      <w:rFonts w:cstheme="minorHAnsi"/>
+                      <w:sz w:val="20"/>
+                      <w:szCs w:val="20"/>
+                    </w:rPr>
+                    <w:t>{</w:t>
+                  </w:r>
+                  <w:proofErr w:type="spellStart"/>
+                  <w:r>
+                    <w:rPr>
+                      <w:rFonts w:cstheme="minorHAnsi"/>
+                      <w:sz w:val="20"/>
+                      <w:szCs w:val="20"/>
+                    </w:rPr>
+                    <w:t>totalGrossWeight</w:t>
+                  </w:r>
+                  <w:proofErr w:type="spellEnd"/>
+                  <w:r>
+                    <w:rPr>
+                      <w:rFonts w:cstheme="minorHAnsi"/>
+                      <w:sz w:val="20"/>
+                      <w:szCs w:val="20"/>
+                    </w:rPr>
+                    <w:t>} Kg</w:t>
+                  </w:r>
+                </w:p>
+              </w:tc>
+            </w:tr>
+          </w:tbl>
+          <w:p>
+            <w:pPr>
+              <w:pStyle w:val="NoSpacing"/>
+              <w:spacing w:line="276" w:lineRule="auto"/>
+              <w:rPr>
+                <w:rFonts w:cstheme="minorHAnsi"/>
+                <w:sz w:val="10"/>
+                <w:szCs w:val="10"/>
+              </w:rPr>
+            </w:pPr>
           </w:p>
         </w:tc>
       </w:tr>
@@ -3572,307 +3916,6 @@
         </w:rPr>
       </w:pPr>
     </w:p>
-    <w:tbl>
-      <w:tblPr>
-        <w:tblStyle w:val="TableGrid"/>
-        <w:tblpPr w:leftFromText="180" w:rightFromText="180" w:vertAnchor="text" w:tblpY="1"/>
-        <w:tblOverlap w:val="never"/>
-        <w:tblW w:w="0" w:type="auto"/>
-        <w:tblBorders>
-          <w:top w:val="none" w:sz="0" w:space="0" w:color="auto"/>
-          <w:left w:val="none" w:sz="0" w:space="0" w:color="auto"/>
-          <w:bottom w:val="none" w:sz="0" w:space="0" w:color="auto"/>
-          <w:right w:val="none" w:sz="0" w:space="0" w:color="auto"/>
-          <w:insideH w:val="none" w:sz="0" w:space="0" w:color="auto"/>
-          <w:insideV w:val="none" w:sz="0" w:space="0" w:color="auto"/>
-        </w:tblBorders>
-        <w:tblLook w:val="04A0" w:firstRow="1" w:lastRow="0" w:firstColumn="1" w:lastColumn="0" w:noHBand="0" w:noVBand="1"/>
-      </w:tblPr>
-      <w:tblGrid>
-        <w:gridCol w:w="2255"/>
-        <w:gridCol w:w="2256"/>
-      </w:tblGrid>
-      <w:tr>
-        <w:trPr>
-          <w:cantSplit/>
-          <w:trHeight w:val="279"/>
-        </w:trPr>
-        <w:tc>
-          <w:tcPr>
-            <w:tcW w:w="2255" w:type="dxa"/>
-          </w:tcPr>
-          <w:p>
-            <w:pPr>
-              <w:pStyle w:val="NoSpacing"/>
-              <w:keepNext/>
-              <w:spacing w:line="276" w:lineRule="auto"/>
-              <w:rPr>
-                <w:rFonts w:cstheme="minorHAnsi"/>
-                <w:sz w:val="20"/>
-                <w:szCs w:val="20"/>
-              </w:rPr>
-            </w:pPr>
-            <w:r>
-              <w:rPr>
-                <w:rFonts w:cstheme="minorHAnsi"/>
-                <w:sz w:val="20"/>
-                <w:szCs w:val="20"/>
-              </w:rPr>
-              <w:t>Total Sheets:</w:t>
-            </w:r>
-          </w:p>
-        </w:tc>
-        <w:tc>
-          <w:tcPr>
-            <w:tcW w:w="2256" w:type="dxa"/>
-          </w:tcPr>
-          <w:p>
-            <w:pPr>
-              <w:pStyle w:val="NoSpacing"/>
-              <w:keepNext/>
-              <w:spacing w:line="276" w:lineRule="auto"/>
-              <w:rPr>
-                <w:rFonts w:cstheme="minorHAnsi"/>
-                <w:sz w:val="20"/>
-                <w:szCs w:val="20"/>
-              </w:rPr>
-            </w:pPr>
-            <w:r>
-              <w:rPr>
-                <w:rFonts w:cstheme="minorHAnsi"/>
-                <w:sz w:val="20"/>
-                <w:szCs w:val="20"/>
-              </w:rPr>
-              <w:t>{</w:t>
-            </w:r>
-            <w:proofErr w:type="spellStart"/>
-            <w:r>
-              <w:rPr>
-                <w:rFonts w:cstheme="minorHAnsi"/>
-                <w:sz w:val="20"/>
-                <w:szCs w:val="20"/>
-              </w:rPr>
-              <w:t>totalQuantity</w:t>
-            </w:r>
-            <w:proofErr w:type="spellEnd"/>
-            <w:r>
-              <w:rPr>
-                <w:rFonts w:cstheme="minorHAnsi"/>
-                <w:sz w:val="20"/>
-                <w:szCs w:val="20"/>
-              </w:rPr>
-              <w:t>}</w:t>
-            </w:r>
-          </w:p>
-        </w:tc>
-      </w:tr>
-      <w:tr>
-        <w:trPr>
-          <w:cantSplit/>
-          <w:trHeight w:val="279"/>
-        </w:trPr>
-        <w:tc>
-          <w:tcPr>
-            <w:tcW w:w="2255" w:type="dxa"/>
-          </w:tcPr>
-          <w:p>
-            <w:pPr>
-              <w:pStyle w:val="NoSpacing"/>
-              <w:keepNext/>
-              <w:spacing w:line="276" w:lineRule="auto"/>
-              <w:rPr>
-                <w:rFonts w:cstheme="minorHAnsi"/>
-                <w:sz w:val="20"/>
-                <w:szCs w:val="20"/>
-              </w:rPr>
-            </w:pPr>
-            <w:r>
-              <w:rPr>
-                <w:rFonts w:cstheme="minorHAnsi"/>
-                <w:sz w:val="20"/>
-                <w:szCs w:val="20"/>
-              </w:rPr>
-              <w:t>Total Boxes:</w:t>
-            </w:r>
-          </w:p>
-        </w:tc>
-        <w:tc>
-          <w:tcPr>
-            <w:tcW w:w="2256" w:type="dxa"/>
-          </w:tcPr>
-          <w:p>
-            <w:pPr>
-              <w:pStyle w:val="NoSpacing"/>
-              <w:keepNext/>
-              <w:spacing w:line="276" w:lineRule="auto"/>
-              <w:rPr>
-                <w:rFonts w:cstheme="minorHAnsi"/>
-                <w:sz w:val="20"/>
-                <w:szCs w:val="20"/>
-              </w:rPr>
-            </w:pPr>
-            <w:r>
-              <w:rPr>
-                <w:rFonts w:cstheme="minorHAnsi"/>
-                <w:sz w:val="20"/>
-                <w:szCs w:val="20"/>
-              </w:rPr>
-              <w:t>{</w:t>
-            </w:r>
-            <w:proofErr w:type="spellStart"/>
-            <w:r>
-              <w:rPr>
-                <w:rFonts w:cstheme="minorHAnsi"/>
-                <w:sz w:val="20"/>
-                <w:szCs w:val="20"/>
-              </w:rPr>
-              <w:t>totalBox</w:t>
-            </w:r>
-            <w:proofErr w:type="spellEnd"/>
-            <w:r>
-              <w:rPr>
-                <w:rFonts w:cstheme="minorHAnsi"/>
-                <w:sz w:val="20"/>
-                <w:szCs w:val="20"/>
-              </w:rPr>
-              <w:t>}</w:t>
-            </w:r>
-          </w:p>
-        </w:tc>
-      </w:tr>
-      <w:tr>
-        <w:trPr>
-          <w:cantSplit/>
-          <w:trHeight w:val="279"/>
-        </w:trPr>
-        <w:tc>
-          <w:tcPr>
-            <w:tcW w:w="2255" w:type="dxa"/>
-          </w:tcPr>
-          <w:p>
-            <w:pPr>
-              <w:pStyle w:val="NoSpacing"/>
-              <w:keepNext/>
-              <w:spacing w:line="276" w:lineRule="auto"/>
-              <w:rPr>
-                <w:rFonts w:cstheme="minorHAnsi"/>
-                <w:sz w:val="20"/>
-                <w:szCs w:val="20"/>
-              </w:rPr>
-            </w:pPr>
-            <w:r>
-              <w:rPr>
-                <w:rFonts w:cstheme="minorHAnsi"/>
-                <w:sz w:val="20"/>
-                <w:szCs w:val="20"/>
-              </w:rPr>
-              <w:t>Total Net Weight:</w:t>
-            </w:r>
-          </w:p>
-          <w:p>
-            <w:pPr>
-              <w:pStyle w:val="NoSpacing"/>
-              <w:keepNext/>
-              <w:spacing w:line="276" w:lineRule="auto"/>
-              <w:rPr>
-                <w:rFonts w:cstheme="minorHAnsi"/>
-                <w:sz w:val="20"/>
-                <w:szCs w:val="20"/>
-              </w:rPr>
-            </w:pPr>
-            <w:r>
-              <w:rPr>
-                <w:rFonts w:cstheme="minorHAnsi"/>
-                <w:sz w:val="20"/>
-                <w:szCs w:val="20"/>
-              </w:rPr>
-              <w:t xml:space="preserve">Total Gross Weight: </w:t>
-            </w:r>
-          </w:p>
-        </w:tc>
-        <w:tc>
-          <w:tcPr>
-            <w:tcW w:w="2256" w:type="dxa"/>
-          </w:tcPr>
-          <w:p>
-            <w:pPr>
-              <w:pStyle w:val="NoSpacing"/>
-              <w:keepNext/>
-              <w:spacing w:line="276" w:lineRule="auto"/>
-              <w:rPr>
-                <w:rFonts w:cstheme="minorHAnsi"/>
-                <w:sz w:val="20"/>
-                <w:szCs w:val="20"/>
-              </w:rPr>
-            </w:pPr>
-            <w:r>
-              <w:rPr>
-                <w:rFonts w:cstheme="minorHAnsi"/>
-                <w:sz w:val="20"/>
-                <w:szCs w:val="20"/>
-              </w:rPr>
-              <w:t>{</w:t>
-            </w:r>
-            <w:proofErr w:type="spellStart"/>
-            <w:r>
-              <w:rPr>
-                <w:rFonts w:cstheme="minorHAnsi"/>
-                <w:sz w:val="20"/>
-                <w:szCs w:val="20"/>
-              </w:rPr>
-              <w:t>totalNetWeight</w:t>
-            </w:r>
-            <w:proofErr w:type="spellEnd"/>
-            <w:r>
-              <w:rPr>
-                <w:rFonts w:cstheme="minorHAnsi"/>
-                <w:sz w:val="20"/>
-                <w:szCs w:val="20"/>
-              </w:rPr>
-              <w:t xml:space="preserve">} Kg </w:t>
-            </w:r>
-          </w:p>
-          <w:p>
-            <w:pPr>
-              <w:pStyle w:val="NoSpacing"/>
-              <w:keepNext/>
-              <w:spacing w:line="276" w:lineRule="auto"/>
-              <w:rPr>
-                <w:rFonts w:cstheme="minorHAnsi"/>
-                <w:sz w:val="20"/>
-                <w:szCs w:val="20"/>
-              </w:rPr>
-            </w:pPr>
-            <w:r>
-              <w:rPr>
-                <w:rFonts w:cstheme="minorHAnsi"/>
-                <w:sz w:val="20"/>
-                <w:szCs w:val="20"/>
-              </w:rPr>
-              <w:t>{</w:t>
-            </w:r>
-            <w:proofErr w:type="spellStart"/>
-            <w:r>
-              <w:rPr>
-                <w:rFonts w:cstheme="minorHAnsi"/>
-                <w:sz w:val="20"/>
-                <w:szCs w:val="20"/>
-              </w:rPr>
-              <w:t>totalGrossWeight</w:t>
-            </w:r>
-            <w:proofErr w:type="spellEnd"/>
-            <w:r>
-              <w:rPr>
-                <w:rFonts w:cstheme="minorHAnsi"/>
-                <w:sz w:val="20"/>
-                <w:szCs w:val="20"/>
-              </w:rPr>
-              <w:t>} Kg</w:t>
-            </w:r>
-          </w:p>
-        </w:tc>
-      </w:tr>
-    </w:tbl>
     <w:p/>
     <w:sectPr>
       <w:headerReference w:type="default" r:id="rId8"/>
@@ -4935,7 +4978,6 @@
   <w:style w:type="character" w:default="1" w:styleId="DefaultParagraphFont">
     <w:name w:val="Default Paragraph Font"/>
     <w:uiPriority w:val="1"/>
-    <w:semiHidden/>
     <w:unhideWhenUsed/>
   </w:style>
   <w:style w:type="table" w:default="1" w:styleId="TableNormal">

--- a/electron/database/generate-document/templates/party-invoice-aus.docx
+++ b/electron/database/generate-document/templates/party-invoice-aus.docx
@@ -202,14 +202,12 @@
               </w:rPr>
               <w:t>{</w:t>
             </w:r>
-            <w:proofErr w:type="spellStart"/>
             <w:r>
               <w:rPr>
                 <w:rFonts w:cstheme="minorHAnsi"/>
               </w:rPr>
               <w:t>modifyInvNo</w:t>
             </w:r>
-            <w:proofErr w:type="spellEnd"/>
             <w:r>
               <w:rPr>
                 <w:rFonts w:cstheme="minorHAnsi"/>
@@ -251,14 +249,12 @@
               </w:rPr>
               <w:t>{</w:t>
             </w:r>
-            <w:proofErr w:type="spellStart"/>
             <w:r>
               <w:rPr>
                 <w:rFonts w:cstheme="minorHAnsi"/>
               </w:rPr>
               <w:t>invoiceDate</w:t>
             </w:r>
-            <w:proofErr w:type="spellEnd"/>
             <w:r>
               <w:rPr>
                 <w:rFonts w:cstheme="minorHAnsi"/>
@@ -338,14 +334,12 @@
               </w:rPr>
               <w:t>{</w:t>
             </w:r>
-            <w:proofErr w:type="spellStart"/>
             <w:r>
               <w:rPr>
                 <w:rFonts w:cstheme="minorHAnsi"/>
               </w:rPr>
               <w:t>buyersOrderNo</w:t>
             </w:r>
-            <w:proofErr w:type="spellEnd"/>
             <w:r>
               <w:rPr>
                 <w:rFonts w:cstheme="minorHAnsi"/>
@@ -388,14 +382,12 @@
               </w:rPr>
               <w:t>{</w:t>
             </w:r>
-            <w:proofErr w:type="spellStart"/>
             <w:r>
               <w:rPr>
                 <w:rFonts w:cstheme="minorHAnsi"/>
               </w:rPr>
               <w:t>orderDate</w:t>
             </w:r>
-            <w:proofErr w:type="spellEnd"/>
             <w:r>
               <w:rPr>
                 <w:rFonts w:cstheme="minorHAnsi"/>
@@ -460,7 +452,6 @@
               </w:rPr>
               <w:t>{</w:t>
             </w:r>
-            <w:proofErr w:type="spellStart"/>
             <w:r>
               <w:rPr>
                 <w:rFonts w:cstheme="minorHAnsi"/>
@@ -469,7 +460,6 @@
               </w:rPr>
               <w:t>consigneeName</w:t>
             </w:r>
-            <w:proofErr w:type="spellEnd"/>
             <w:r>
               <w:rPr>
                 <w:rFonts w:cstheme="minorHAnsi"/>
@@ -495,7 +485,6 @@
               </w:rPr>
               <w:t>{</w:t>
             </w:r>
-            <w:proofErr w:type="spellStart"/>
             <w:r>
               <w:rPr>
                 <w:rFonts w:cstheme="minorHAnsi"/>
@@ -504,7 +493,6 @@
               </w:rPr>
               <w:t>consigneeAddress</w:t>
             </w:r>
-            <w:proofErr w:type="spellEnd"/>
             <w:r>
               <w:rPr>
                 <w:rFonts w:cstheme="minorHAnsi"/>
@@ -513,7 +501,6 @@
               </w:rPr>
               <w:t>} {</w:t>
             </w:r>
-            <w:proofErr w:type="spellStart"/>
             <w:r>
               <w:rPr>
                 <w:rFonts w:cstheme="minorHAnsi"/>
@@ -522,7 +509,6 @@
               </w:rPr>
               <w:t>consigneeCity</w:t>
             </w:r>
-            <w:proofErr w:type="spellEnd"/>
             <w:r>
               <w:rPr>
                 <w:rFonts w:cstheme="minorHAnsi"/>
@@ -531,7 +517,6 @@
               </w:rPr>
               <w:t>} {</w:t>
             </w:r>
-            <w:proofErr w:type="spellStart"/>
             <w:r>
               <w:rPr>
                 <w:rFonts w:cstheme="minorHAnsi"/>
@@ -540,7 +525,6 @@
               </w:rPr>
               <w:t>consigneeState</w:t>
             </w:r>
-            <w:proofErr w:type="spellEnd"/>
             <w:r>
               <w:rPr>
                 <w:rFonts w:cstheme="minorHAnsi"/>
@@ -566,7 +550,6 @@
               </w:rPr>
               <w:t>{</w:t>
             </w:r>
-            <w:proofErr w:type="spellStart"/>
             <w:r>
               <w:rPr>
                 <w:rFonts w:cstheme="minorHAnsi"/>
@@ -575,7 +558,6 @@
               </w:rPr>
               <w:t>consigneeCountry</w:t>
             </w:r>
-            <w:proofErr w:type="spellEnd"/>
             <w:r>
               <w:rPr>
                 <w:rFonts w:cstheme="minorHAnsi"/>
@@ -584,7 +566,6 @@
               </w:rPr>
               <w:t>} {</w:t>
             </w:r>
-            <w:proofErr w:type="spellStart"/>
             <w:r>
               <w:rPr>
                 <w:rFonts w:cstheme="minorHAnsi"/>
@@ -593,7 +574,6 @@
               </w:rPr>
               <w:t>consigneeZip</w:t>
             </w:r>
-            <w:proofErr w:type="spellEnd"/>
             <w:r>
               <w:rPr>
                 <w:rFonts w:cstheme="minorHAnsi"/>
@@ -691,7 +671,6 @@
               </w:rPr>
               <w:t>{</w:t>
             </w:r>
-            <w:proofErr w:type="spellStart"/>
             <w:r>
               <w:rPr>
                 <w:rFonts w:cstheme="minorHAnsi"/>
@@ -700,7 +679,6 @@
               </w:rPr>
               <w:t>buyerName</w:t>
             </w:r>
-            <w:proofErr w:type="spellEnd"/>
             <w:r>
               <w:rPr>
                 <w:rFonts w:cstheme="minorHAnsi"/>
@@ -726,7 +704,6 @@
               </w:rPr>
               <w:t>{</w:t>
             </w:r>
-            <w:proofErr w:type="spellStart"/>
             <w:r>
               <w:rPr>
                 <w:rFonts w:cstheme="minorHAnsi"/>
@@ -735,7 +712,6 @@
               </w:rPr>
               <w:t>buyerAddress</w:t>
             </w:r>
-            <w:proofErr w:type="spellEnd"/>
             <w:r>
               <w:rPr>
                 <w:rFonts w:cstheme="minorHAnsi"/>
@@ -744,7 +720,6 @@
               </w:rPr>
               <w:t>} {</w:t>
             </w:r>
-            <w:proofErr w:type="spellStart"/>
             <w:r>
               <w:rPr>
                 <w:rFonts w:cstheme="minorHAnsi"/>
@@ -753,7 +728,6 @@
               </w:rPr>
               <w:t>buyerCity</w:t>
             </w:r>
-            <w:proofErr w:type="spellEnd"/>
             <w:r>
               <w:rPr>
                 <w:rFonts w:cstheme="minorHAnsi"/>
@@ -762,7 +736,6 @@
               </w:rPr>
               <w:t>} {</w:t>
             </w:r>
-            <w:proofErr w:type="spellStart"/>
             <w:r>
               <w:rPr>
                 <w:rFonts w:cstheme="minorHAnsi"/>
@@ -771,7 +744,6 @@
               </w:rPr>
               <w:t>buyerState</w:t>
             </w:r>
-            <w:proofErr w:type="spellEnd"/>
             <w:r>
               <w:rPr>
                 <w:rFonts w:cstheme="minorHAnsi"/>
@@ -797,7 +769,6 @@
               </w:rPr>
               <w:t>{</w:t>
             </w:r>
-            <w:proofErr w:type="spellStart"/>
             <w:r>
               <w:rPr>
                 <w:rFonts w:cstheme="minorHAnsi"/>
@@ -806,7 +777,6 @@
               </w:rPr>
               <w:t>buyerCountry</w:t>
             </w:r>
-            <w:proofErr w:type="spellEnd"/>
             <w:r>
               <w:rPr>
                 <w:rFonts w:cstheme="minorHAnsi"/>
@@ -815,7 +785,6 @@
               </w:rPr>
               <w:t>} {</w:t>
             </w:r>
-            <w:proofErr w:type="spellStart"/>
             <w:r>
               <w:rPr>
                 <w:rFonts w:cstheme="minorHAnsi"/>
@@ -824,7 +793,6 @@
               </w:rPr>
               <w:t>buyerZip</w:t>
             </w:r>
-            <w:proofErr w:type="spellEnd"/>
             <w:r>
               <w:rPr>
                 <w:rFonts w:cstheme="minorHAnsi"/>
@@ -896,7 +864,6 @@
               </w:rPr>
               <w:t>{</w:t>
             </w:r>
-            <w:proofErr w:type="spellStart"/>
             <w:r>
               <w:rPr>
                 <w:rFonts w:cstheme="minorHAnsi"/>
@@ -905,7 +872,6 @@
               </w:rPr>
               <w:t>originOfGoods</w:t>
             </w:r>
-            <w:proofErr w:type="spellEnd"/>
             <w:r>
               <w:rPr>
                 <w:rFonts w:cstheme="minorHAnsi"/>
@@ -957,7 +923,6 @@
               </w:rPr>
               <w:t>{</w:t>
             </w:r>
-            <w:proofErr w:type="spellStart"/>
             <w:r>
               <w:rPr>
                 <w:rFonts w:cstheme="minorHAnsi"/>
@@ -966,7 +931,6 @@
               </w:rPr>
               <w:t>finalDestination</w:t>
             </w:r>
-            <w:proofErr w:type="spellEnd"/>
             <w:r>
               <w:rPr>
                 <w:rFonts w:cstheme="minorHAnsi"/>
@@ -1043,7 +1007,6 @@
               </w:rPr>
               <w:t>{</w:t>
             </w:r>
-            <w:proofErr w:type="spellStart"/>
             <w:r>
               <w:rPr>
                 <w:rFonts w:cstheme="minorHAnsi"/>
@@ -1052,7 +1015,6 @@
               </w:rPr>
               <w:t>termOfDeliveryAndPayment</w:t>
             </w:r>
-            <w:proofErr w:type="spellEnd"/>
             <w:r>
               <w:rPr>
                 <w:rFonts w:cstheme="minorHAnsi"/>
@@ -1089,7 +1051,6 @@
                 <w:szCs w:val="20"/>
               </w:rPr>
             </w:pPr>
-            <w:proofErr w:type="spellStart"/>
             <w:r>
               <w:rPr>
                 <w:rFonts w:ascii="SansSerif" w:hAnsi="SansSerif" w:cs="SansSerif"/>
@@ -1097,17 +1058,7 @@
                 <w:sz w:val="20"/>
                 <w:szCs w:val="20"/>
               </w:rPr>
-              <w:t>Precarriage</w:t>
-            </w:r>
-            <w:proofErr w:type="spellEnd"/>
-            <w:r>
-              <w:rPr>
-                <w:rFonts w:ascii="SansSerif" w:hAnsi="SansSerif" w:cs="SansSerif"/>
-                <w:color w:val="000000"/>
-                <w:sz w:val="20"/>
-                <w:szCs w:val="20"/>
-              </w:rPr>
-              <w:t xml:space="preserve"> by:</w:t>
+              <w:t>Precarriage by:</w:t>
             </w:r>
           </w:p>
           <w:p>
@@ -1127,7 +1078,6 @@
               </w:rPr>
               <w:t>{</w:t>
             </w:r>
-            <w:proofErr w:type="spellStart"/>
             <w:r>
               <w:rPr>
                 <w:rFonts w:cstheme="minorHAnsi"/>
@@ -1136,7 +1086,6 @@
               </w:rPr>
               <w:t>precarriageBy</w:t>
             </w:r>
-            <w:proofErr w:type="spellEnd"/>
             <w:r>
               <w:rPr>
                 <w:rFonts w:cstheme="minorHAnsi"/>
@@ -1198,7 +1147,6 @@
               </w:rPr>
               <w:t>{</w:t>
             </w:r>
-            <w:proofErr w:type="spellStart"/>
             <w:r>
               <w:rPr>
                 <w:rFonts w:ascii="SansSerif" w:hAnsi="SansSerif" w:cs="SansSerif"/>
@@ -1208,7 +1156,6 @@
               </w:rPr>
               <w:t>placeOfReceipt</w:t>
             </w:r>
-            <w:proofErr w:type="spellEnd"/>
             <w:r>
               <w:rPr>
                 <w:rFonts w:ascii="SansSerif" w:hAnsi="SansSerif" w:cs="SansSerif"/>
@@ -1299,7 +1246,6 @@
               </w:rPr>
               <w:t>{</w:t>
             </w:r>
-            <w:proofErr w:type="spellStart"/>
             <w:r>
               <w:rPr>
                 <w:rFonts w:ascii="SansSerif" w:hAnsi="SansSerif" w:cs="SansSerif"/>
@@ -1309,7 +1255,6 @@
               </w:rPr>
               <w:t>vesselNo</w:t>
             </w:r>
-            <w:proofErr w:type="spellEnd"/>
             <w:r>
               <w:rPr>
                 <w:rFonts w:ascii="SansSerif" w:hAnsi="SansSerif" w:cs="SansSerif"/>
@@ -1372,7 +1317,6 @@
               </w:rPr>
               <w:t>{</w:t>
             </w:r>
-            <w:proofErr w:type="spellStart"/>
             <w:r>
               <w:rPr>
                 <w:rFonts w:ascii="SansSerif" w:hAnsi="SansSerif" w:cs="SansSerif"/>
@@ -1382,7 +1326,6 @@
               </w:rPr>
               <w:t>portOfLoading</w:t>
             </w:r>
-            <w:proofErr w:type="spellEnd"/>
             <w:r>
               <w:rPr>
                 <w:rFonts w:ascii="SansSerif" w:hAnsi="SansSerif" w:cs="SansSerif"/>
@@ -1468,7 +1411,6 @@
               </w:rPr>
               <w:t>{</w:t>
             </w:r>
-            <w:proofErr w:type="spellStart"/>
             <w:r>
               <w:rPr>
                 <w:rFonts w:ascii="SansSerif" w:hAnsi="SansSerif" w:cs="SansSerif"/>
@@ -1478,7 +1420,6 @@
               </w:rPr>
               <w:t>portOfDischarge</w:t>
             </w:r>
-            <w:proofErr w:type="spellEnd"/>
             <w:r>
               <w:rPr>
                 <w:rFonts w:ascii="SansSerif" w:hAnsi="SansSerif" w:cs="SansSerif"/>
@@ -1537,7 +1478,6 @@
               </w:rPr>
               <w:t>{</w:t>
             </w:r>
-            <w:proofErr w:type="spellStart"/>
             <w:r>
               <w:rPr>
                 <w:rFonts w:ascii="SansSerif" w:hAnsi="SansSerif" w:cs="SansSerif"/>
@@ -1547,7 +1487,6 @@
               </w:rPr>
               <w:t>finalDestination</w:t>
             </w:r>
-            <w:proofErr w:type="spellEnd"/>
             <w:r>
               <w:rPr>
                 <w:rFonts w:ascii="SansSerif" w:hAnsi="SansSerif" w:cs="SansSerif"/>
@@ -1618,7 +1557,6 @@
               </w:rPr>
               <w:t>{</w:t>
             </w:r>
-            <w:proofErr w:type="spellStart"/>
             <w:r>
               <w:rPr>
                 <w:rFonts w:cstheme="minorHAnsi"/>
@@ -1627,7 +1565,6 @@
               </w:rPr>
               <w:t>privateRemark</w:t>
             </w:r>
-            <w:proofErr w:type="spellEnd"/>
             <w:r>
               <w:rPr>
                 <w:rFonts w:cstheme="minorHAnsi"/>
@@ -1934,29 +1871,7 @@
                       <w:sz w:val="19"/>
                       <w:szCs w:val="19"/>
                     </w:rPr>
-                    <w:t>{</w:t>
-                  </w:r>
-                  <w:proofErr w:type="spellStart"/>
-                  <w:r>
-                    <w:rPr>
-                      <w:rFonts w:cstheme="minorHAnsi"/>
-                      <w:b/>
-                      <w:bCs/>
-                      <w:sz w:val="19"/>
-                      <w:szCs w:val="19"/>
-                    </w:rPr>
-                    <w:t>currencyChar</w:t>
-                  </w:r>
-                  <w:proofErr w:type="spellEnd"/>
-                  <w:r>
-                    <w:rPr>
-                      <w:rFonts w:cstheme="minorHAnsi"/>
-                      <w:b/>
-                      <w:bCs/>
-                      <w:sz w:val="19"/>
-                      <w:szCs w:val="19"/>
-                    </w:rPr>
-                    <w:t>}</w:t>
+                    <w:t>{currencyChar}</w:t>
                   </w:r>
                 </w:p>
               </w:tc>
@@ -2011,29 +1926,7 @@
                       <w:sz w:val="19"/>
                       <w:szCs w:val="19"/>
                     </w:rPr>
-                    <w:t>{</w:t>
-                  </w:r>
-                  <w:proofErr w:type="spellStart"/>
-                  <w:r>
-                    <w:rPr>
-                      <w:rFonts w:cstheme="minorHAnsi"/>
-                      <w:b/>
-                      <w:bCs/>
-                      <w:sz w:val="19"/>
-                      <w:szCs w:val="19"/>
-                    </w:rPr>
-                    <w:t>currencyChar</w:t>
-                  </w:r>
-                  <w:proofErr w:type="spellEnd"/>
-                  <w:r>
-                    <w:rPr>
-                      <w:rFonts w:cstheme="minorHAnsi"/>
-                      <w:b/>
-                      <w:bCs/>
-                      <w:sz w:val="19"/>
-                      <w:szCs w:val="19"/>
-                    </w:rPr>
-                    <w:t>}</w:t>
+                    <w:t>{currencyChar}</w:t>
                   </w:r>
                 </w:p>
               </w:tc>
@@ -2064,34 +1957,7 @@
                       <w:sz w:val="20"/>
                       <w:szCs w:val="20"/>
                     </w:rPr>
-                    <w:t>{#</w:t>
-                  </w:r>
-                  <w:proofErr w:type="gramStart"/>
-                  <w:r>
-                    <w:rPr>
-                      <w:rFonts w:cstheme="minorHAnsi"/>
-                      <w:sz w:val="20"/>
-                      <w:szCs w:val="20"/>
-                    </w:rPr>
-                    <w:t>IPItems}{</w:t>
-                  </w:r>
-                  <w:proofErr w:type="gramEnd"/>
-                  <w:r>
-                    <w:rPr>
-                      <w:rFonts w:cstheme="minorHAnsi"/>
-                      <w:sz w:val="20"/>
-                      <w:szCs w:val="20"/>
-                    </w:rPr>
-                    <w:t>#</w:t>
-                  </w:r>
-                  <w:proofErr w:type="gramStart"/>
-                  <w:r>
-                    <w:rPr>
-                      <w:rFonts w:cstheme="minorHAnsi"/>
-                      <w:sz w:val="20"/>
-                      <w:szCs w:val="20"/>
-                    </w:rPr>
-                    <w:t>showThickness}</w:t>
+                    <w:t>{#IPItems}{#showThickness}</w:t>
                   </w:r>
                   <w:r>
                     <w:rPr>
@@ -2101,18 +1967,7 @@
                       <w:sz w:val="20"/>
                       <w:szCs w:val="20"/>
                     </w:rPr>
-                    <w:t>{</w:t>
-                  </w:r>
-                  <w:proofErr w:type="gramEnd"/>
-                  <w:r>
-                    <w:rPr>
-                      <w:rFonts w:cstheme="minorHAnsi"/>
-                      <w:b/>
-                      <w:bCs/>
-                      <w:sz w:val="20"/>
-                      <w:szCs w:val="20"/>
-                    </w:rPr>
-                    <w:t>thicknessDetail</w:t>
+                    <w:t>{thicknessDetail</w:t>
                   </w:r>
                   <w:r>
                     <w:rPr>
@@ -2142,73 +1997,7 @@
                       <w:sz w:val="20"/>
                       <w:szCs w:val="20"/>
                     </w:rPr>
-                    <w:t xml:space="preserve">{length} X {width} X {height} </w:t>
-                  </w:r>
-                  <w:proofErr w:type="gramStart"/>
-                  <w:r>
-                    <w:rPr>
-                      <w:rFonts w:cstheme="minorHAnsi"/>
-                      <w:b/>
-                      <w:bCs/>
-                      <w:sz w:val="20"/>
-                      <w:szCs w:val="20"/>
-                    </w:rPr>
-                    <w:t>MM  {</w:t>
-                  </w:r>
-                  <w:proofErr w:type="gramEnd"/>
-                  <w:r>
-                    <w:rPr>
-                      <w:rFonts w:cstheme="minorHAnsi"/>
-                      <w:b/>
-                      <w:bCs/>
-                      <w:sz w:val="20"/>
-                      <w:szCs w:val="20"/>
-                    </w:rPr>
-                    <w:t>#fsc} – {</w:t>
-                  </w:r>
-                  <w:proofErr w:type="spellStart"/>
-                  <w:r>
-                    <w:rPr>
-                      <w:rFonts w:cstheme="minorHAnsi"/>
-                      <w:b/>
-                      <w:bCs/>
-                      <w:sz w:val="20"/>
-                      <w:szCs w:val="20"/>
-                    </w:rPr>
-                    <w:t>fsc</w:t>
-                  </w:r>
-                  <w:proofErr w:type="spellEnd"/>
-                  <w:r>
-                    <w:rPr>
-                      <w:rFonts w:cstheme="minorHAnsi"/>
-                      <w:b/>
-                      <w:bCs/>
-                      <w:sz w:val="20"/>
-                      <w:szCs w:val="20"/>
-                    </w:rPr>
-                    <w:t>}{/</w:t>
-                  </w:r>
-                  <w:proofErr w:type="spellStart"/>
-                  <w:r>
-                    <w:rPr>
-                      <w:rFonts w:cstheme="minorHAnsi"/>
-                      <w:b/>
-                      <w:bCs/>
-                      <w:sz w:val="20"/>
-                      <w:szCs w:val="20"/>
-                    </w:rPr>
-                    <w:t>fsc</w:t>
-                  </w:r>
-                  <w:proofErr w:type="spellEnd"/>
-                  <w:r>
-                    <w:rPr>
-                      <w:rFonts w:cstheme="minorHAnsi"/>
-                      <w:b/>
-                      <w:bCs/>
-                      <w:sz w:val="20"/>
-                      <w:szCs w:val="20"/>
-                    </w:rPr>
-                    <w:t>}</w:t>
+                    <w:t>{length} X {width} X {height} MM  {#fsc} – {fsc}{/fsc}</w:t>
                   </w:r>
                 </w:p>
               </w:tc>
@@ -2292,43 +2081,7 @@
                       <w:sz w:val="18"/>
                       <w:szCs w:val="18"/>
                     </w:rPr>
-                    <w:t>{#invoices}{containerFrom}{#containerTo} to {</w:t>
-                  </w:r>
-                  <w:proofErr w:type="spellStart"/>
-                  <w:r>
-                    <w:rPr>
-                      <w:rFonts w:cstheme="minorHAnsi"/>
-                      <w:sz w:val="18"/>
-                      <w:szCs w:val="18"/>
-                    </w:rPr>
-                    <w:t>containerTo</w:t>
-                  </w:r>
-                  <w:proofErr w:type="spellEnd"/>
-                  <w:r>
-                    <w:rPr>
-                      <w:rFonts w:cstheme="minorHAnsi"/>
-                      <w:sz w:val="18"/>
-                      <w:szCs w:val="18"/>
-                    </w:rPr>
-                    <w:t>}{/</w:t>
-                  </w:r>
-                  <w:proofErr w:type="spellStart"/>
-                  <w:r>
-                    <w:rPr>
-                      <w:rFonts w:cstheme="minorHAnsi"/>
-                      <w:sz w:val="18"/>
-                      <w:szCs w:val="18"/>
-                    </w:rPr>
-                    <w:t>containerTo</w:t>
-                  </w:r>
-                  <w:proofErr w:type="spellEnd"/>
-                  <w:r>
-                    <w:rPr>
-                      <w:rFonts w:cstheme="minorHAnsi"/>
-                      <w:sz w:val="18"/>
-                      <w:szCs w:val="18"/>
-                    </w:rPr>
-                    <w:t>}</w:t>
+                    <w:t>{#invoices}{containerFrom}{#containerTo} to {containerTo}{/containerTo}</w:t>
                   </w:r>
                 </w:p>
               </w:tc>
@@ -2357,25 +2110,7 @@
                       <w:sz w:val="18"/>
                       <w:szCs w:val="18"/>
                     </w:rPr>
-                    <w:t>{</w:t>
-                  </w:r>
-                  <w:proofErr w:type="spellStart"/>
-                  <w:r>
-                    <w:rPr>
-                      <w:rFonts w:cstheme="minorHAnsi"/>
-                      <w:sz w:val="18"/>
-                      <w:szCs w:val="18"/>
-                    </w:rPr>
-                    <w:t>materialGrade</w:t>
-                  </w:r>
-                  <w:proofErr w:type="spellEnd"/>
-                  <w:r>
-                    <w:rPr>
-                      <w:rFonts w:cstheme="minorHAnsi"/>
-                      <w:sz w:val="18"/>
-                      <w:szCs w:val="18"/>
-                    </w:rPr>
-                    <w:t>}</w:t>
+                    <w:t>{materialGrade}</w:t>
                   </w:r>
                 </w:p>
               </w:tc>
@@ -2404,25 +2139,7 @@
                       <w:sz w:val="18"/>
                       <w:szCs w:val="18"/>
                     </w:rPr>
-                    <w:t>{</w:t>
-                  </w:r>
-                  <w:proofErr w:type="spellStart"/>
-                  <w:r>
-                    <w:rPr>
-                      <w:rFonts w:cstheme="minorHAnsi"/>
-                      <w:sz w:val="18"/>
-                      <w:szCs w:val="18"/>
-                    </w:rPr>
-                    <w:t>brandName</w:t>
-                  </w:r>
-                  <w:proofErr w:type="spellEnd"/>
-                  <w:r>
-                    <w:rPr>
-                      <w:rFonts w:cstheme="minorHAnsi"/>
-                      <w:sz w:val="18"/>
-                      <w:szCs w:val="18"/>
-                    </w:rPr>
-                    <w:t>}</w:t>
+                    <w:t>{brandName}</w:t>
                   </w:r>
                 </w:p>
               </w:tc>
@@ -2450,25 +2167,23 @@
                       <w:sz w:val="18"/>
                       <w:szCs w:val="18"/>
                     </w:rPr>
-                    <w:t>{</w:t>
-                  </w:r>
-                  <w:proofErr w:type="spellStart"/>
+                    <w:t>{designType</w:t>
+                  </w:r>
                   <w:r>
                     <w:rPr>
                       <w:rFonts w:cstheme="minorHAnsi"/>
                       <w:sz w:val="18"/>
                       <w:szCs w:val="18"/>
                     </w:rPr>
-                    <w:t>designType</w:t>
-                  </w:r>
-                  <w:proofErr w:type="spellEnd"/>
+                    <w:t>}</w:t>
+                  </w:r>
                   <w:r>
                     <w:rPr>
                       <w:rFonts w:cstheme="minorHAnsi"/>
                       <w:sz w:val="18"/>
                       <w:szCs w:val="18"/>
                     </w:rPr>
-                    <w:t>}</w:t>
+                    <w:t xml:space="preserve"> / {</w:t>
                   </w:r>
                   <w:r>
                     <w:rPr>
@@ -2476,18 +2191,8 @@
                       <w:sz w:val="18"/>
                       <w:szCs w:val="18"/>
                     </w:rPr>
-                    <w:t xml:space="preserve"> / {</w:t>
-                  </w:r>
-                  <w:proofErr w:type="spellStart"/>
-                  <w:r>
-                    <w:rPr>
-                      <w:rFonts w:cstheme="minorHAnsi"/>
-                      <w:sz w:val="18"/>
-                      <w:szCs w:val="18"/>
-                    </w:rPr>
                     <w:t>finishType</w:t>
                   </w:r>
-                  <w:proofErr w:type="spellEnd"/>
                   <w:r>
                     <w:rPr>
                       <w:rFonts w:cstheme="minorHAnsi"/>
@@ -2571,25 +2276,7 @@
                       <w:sz w:val="18"/>
                       <w:szCs w:val="18"/>
                     </w:rPr>
-                    <w:t>{value} {/invoices} {/</w:t>
-                  </w:r>
-                  <w:proofErr w:type="spellStart"/>
-                  <w:r>
-                    <w:rPr>
-                      <w:rFonts w:cstheme="minorHAnsi"/>
-                      <w:sz w:val="18"/>
-                      <w:szCs w:val="18"/>
-                    </w:rPr>
-                    <w:t>IPItems</w:t>
-                  </w:r>
-                  <w:proofErr w:type="spellEnd"/>
-                  <w:r>
-                    <w:rPr>
-                      <w:rFonts w:cstheme="minorHAnsi"/>
-                      <w:sz w:val="18"/>
-                      <w:szCs w:val="18"/>
-                    </w:rPr>
-                    <w:t>}</w:t>
+                    <w:t>{value} {/invoices} {/IPItems}</w:t>
                   </w:r>
                 </w:p>
               </w:tc>
@@ -2617,36 +2304,12 @@
                   <w:r>
                     <w:rPr>
                       <w:rFonts w:cstheme="minorHAnsi"/>
-                      <w:sz w:val="18"/>
-                      <w:szCs w:val="18"/>
-                    </w:rPr>
-                    <w:t>{#</w:t>
-                  </w:r>
-                  <w:r>
-                    <w:rPr>
-                      <w:rFonts w:cstheme="minorHAnsi"/>
-                      <w:sz w:val="18"/>
-                      <w:szCs w:val="18"/>
-                    </w:rPr>
-                    <w:t>sampleBox</w:t>
-                  </w:r>
-                  <w:r>
-                    <w:rPr>
-                      <w:rFonts w:cstheme="minorHAnsi"/>
-                      <w:sz w:val="18"/>
-                      <w:szCs w:val="18"/>
-                    </w:rPr>
-                    <w:t>}</w:t>
-                  </w:r>
-                  <w:r>
-                    <w:rPr>
-                      <w:rFonts w:cstheme="minorHAnsi"/>
                       <w:b/>
                       <w:bCs/>
                       <w:sz w:val="18"/>
                       <w:szCs w:val="18"/>
                     </w:rPr>
-                    <w:t>SAMPLE BOX</w:t>
+                    <w:t>{#isSampleBox}SAMPLE BOX{/isSampleBox}</w:t>
                   </w:r>
                 </w:p>
               </w:tc>
@@ -2731,55 +2394,14 @@
                       <w:sz w:val="18"/>
                       <w:szCs w:val="18"/>
                     </w:rPr>
-                    <w:t>{</w:t>
-                  </w:r>
-                  <w:proofErr w:type="spellStart"/>
+                    <w:t>{#sampleBox}</w:t>
+                  </w:r>
                   <w:r>
                     <w:rPr>
                       <w:sz w:val="18"/>
                       <w:szCs w:val="18"/>
                     </w:rPr>
-                    <w:t>containerFrom</w:t>
-                  </w:r>
-                  <w:proofErr w:type="spellEnd"/>
-                  <w:r>
-                    <w:rPr>
-                      <w:sz w:val="18"/>
-                      <w:szCs w:val="18"/>
-                    </w:rPr>
-                    <w:t>}{#containerTo} to {</w:t>
-                  </w:r>
-                  <w:proofErr w:type="spellStart"/>
-                  <w:r>
-                    <w:rPr>
-                      <w:sz w:val="18"/>
-                      <w:szCs w:val="18"/>
-                    </w:rPr>
-                    <w:t>containerTo</w:t>
-                  </w:r>
-                  <w:proofErr w:type="spellEnd"/>
-                  <w:r>
-                    <w:rPr>
-                      <w:sz w:val="18"/>
-                      <w:szCs w:val="18"/>
-                    </w:rPr>
-                    <w:t>} {/</w:t>
-                  </w:r>
-                  <w:proofErr w:type="spellStart"/>
-                  <w:r>
-                    <w:rPr>
-                      <w:sz w:val="18"/>
-                      <w:szCs w:val="18"/>
-                    </w:rPr>
-                    <w:t>containerTo</w:t>
-                  </w:r>
-                  <w:proofErr w:type="spellEnd"/>
-                  <w:r>
-                    <w:rPr>
-                      <w:sz w:val="18"/>
-                      <w:szCs w:val="18"/>
-                    </w:rPr>
-                    <w:t>}</w:t>
+                    <w:t>{containerFrom}{#containerTo} to {containerTo} {/containerTo}</w:t>
                   </w:r>
                 </w:p>
               </w:tc>
@@ -2809,95 +2431,23 @@
                       <w:sz w:val="18"/>
                       <w:szCs w:val="18"/>
                     </w:rPr>
-                    <w:t>{</w:t>
-                  </w:r>
-                  <w:proofErr w:type="spellStart"/>
+                    <w:t>{materialGrade}  {brandName}</w:t>
+                  </w:r>
                   <w:r>
                     <w:rPr>
                       <w:rFonts w:cstheme="minorHAnsi"/>
                       <w:sz w:val="18"/>
                       <w:szCs w:val="18"/>
                     </w:rPr>
-                    <w:t>materialGrade</w:t>
-                  </w:r>
-                  <w:proofErr w:type="spellEnd"/>
+                    <w:t xml:space="preserve"> </w:t>
+                  </w:r>
                   <w:r>
                     <w:rPr>
                       <w:rFonts w:cstheme="minorHAnsi"/>
                       <w:sz w:val="18"/>
                       <w:szCs w:val="18"/>
                     </w:rPr>
-                    <w:t>}  {</w:t>
-                  </w:r>
-                  <w:proofErr w:type="spellStart"/>
-                  <w:r>
-                    <w:rPr>
-                      <w:rFonts w:cstheme="minorHAnsi"/>
-                      <w:sz w:val="18"/>
-                      <w:szCs w:val="18"/>
-                    </w:rPr>
-                    <w:t>brandName</w:t>
-                  </w:r>
-                  <w:proofErr w:type="spellEnd"/>
-                  <w:r>
-                    <w:rPr>
-                      <w:rFonts w:cstheme="minorHAnsi"/>
-                      <w:sz w:val="18"/>
-                      <w:szCs w:val="18"/>
-                    </w:rPr>
-                    <w:t>}</w:t>
-                  </w:r>
-                  <w:r>
-                    <w:rPr>
-                      <w:rFonts w:cstheme="minorHAnsi"/>
-                      <w:sz w:val="18"/>
-                      <w:szCs w:val="18"/>
-                    </w:rPr>
-                    <w:t xml:space="preserve"> </w:t>
-                  </w:r>
-                  <w:r>
-                    <w:rPr>
-                      <w:rFonts w:cstheme="minorHAnsi"/>
-                      <w:sz w:val="18"/>
-                      <w:szCs w:val="18"/>
-                    </w:rPr>
-                    <w:t xml:space="preserve"> {</w:t>
-                  </w:r>
-                  <w:proofErr w:type="spellStart"/>
-                  <w:r>
-                    <w:rPr>
-                      <w:rFonts w:cstheme="minorHAnsi"/>
-                      <w:sz w:val="18"/>
-                      <w:szCs w:val="18"/>
-                    </w:rPr>
-                    <w:t>designType</w:t>
-                  </w:r>
-                  <w:proofErr w:type="spellEnd"/>
-                  <w:r>
-                    <w:rPr>
-                      <w:rFonts w:cstheme="minorHAnsi"/>
-                      <w:sz w:val="18"/>
-                      <w:szCs w:val="18"/>
-                    </w:rPr>
-                    <w:t>}  {</w:t>
-                  </w:r>
-                  <w:proofErr w:type="spellStart"/>
-                  <w:r>
-                    <w:rPr>
-                      <w:rFonts w:cstheme="minorHAnsi"/>
-                      <w:sz w:val="18"/>
-                      <w:szCs w:val="18"/>
-                    </w:rPr>
-                    <w:t>finishType</w:t>
-                  </w:r>
-                  <w:proofErr w:type="spellEnd"/>
-                  <w:r>
-                    <w:rPr>
-                      <w:rFonts w:cstheme="minorHAnsi"/>
-                      <w:sz w:val="18"/>
-                      <w:szCs w:val="18"/>
-                    </w:rPr>
-                    <w:t>}</w:t>
+                    <w:t xml:space="preserve"> {designType}  {finishType}</w:t>
                   </w:r>
                 </w:p>
               </w:tc>
@@ -2959,7 +2509,6 @@
                     </w:rPr>
                     <w:t>{/</w:t>
                   </w:r>
-                  <w:proofErr w:type="spellStart"/>
                   <w:r>
                     <w:rPr>
                       <w:rFonts w:cstheme="minorHAnsi"/>
@@ -2968,7 +2517,6 @@
                     </w:rPr>
                     <w:t>sampleBox</w:t>
                   </w:r>
-                  <w:proofErr w:type="spellEnd"/>
                   <w:r>
                     <w:rPr>
                       <w:rFonts w:cstheme="minorHAnsi"/>
@@ -3025,7 +2573,6 @@
               </w:rPr>
               <w:t>{</w:t>
             </w:r>
-            <w:proofErr w:type="spellStart"/>
             <w:r>
               <w:rPr>
                 <w:rFonts w:cstheme="minorHAnsi"/>
@@ -3034,7 +2581,6 @@
               </w:rPr>
               <w:t>totalAmount</w:t>
             </w:r>
-            <w:proofErr w:type="spellEnd"/>
             <w:r>
               <w:rPr>
                 <w:rFonts w:cstheme="minorHAnsi"/>
@@ -3153,25 +2699,7 @@
                 <w:sz w:val="20"/>
                 <w:szCs w:val="20"/>
               </w:rPr>
-              <w:t xml:space="preserve">Addition - </w:t>
-            </w:r>
-            <w:proofErr w:type="spellStart"/>
-            <w:r>
-              <w:rPr>
-                <w:rFonts w:cstheme="minorHAnsi"/>
-                <w:sz w:val="20"/>
-                <w:szCs w:val="20"/>
-              </w:rPr>
-              <w:t>Seafreight</w:t>
-            </w:r>
-            <w:proofErr w:type="spellEnd"/>
-            <w:r>
-              <w:rPr>
-                <w:rFonts w:cstheme="minorHAnsi"/>
-                <w:sz w:val="20"/>
-                <w:szCs w:val="20"/>
-              </w:rPr>
-              <w:t xml:space="preserve"> Charges -  </w:t>
+              <w:t xml:space="preserve">Addition - Seafreight Charges -  </w:t>
             </w:r>
           </w:p>
           <w:p>
@@ -3241,25 +2769,7 @@
                 <w:sz w:val="20"/>
                 <w:szCs w:val="20"/>
               </w:rPr>
-              <w:t>{</w:t>
-            </w:r>
-            <w:proofErr w:type="spellStart"/>
-            <w:r>
-              <w:rPr>
-                <w:rFonts w:cstheme="minorHAnsi"/>
-                <w:sz w:val="20"/>
-                <w:szCs w:val="20"/>
-              </w:rPr>
-              <w:t>totalAddition</w:t>
-            </w:r>
-            <w:proofErr w:type="spellEnd"/>
-            <w:r>
-              <w:rPr>
-                <w:rFonts w:cstheme="minorHAnsi"/>
-                <w:sz w:val="20"/>
-                <w:szCs w:val="20"/>
-              </w:rPr>
-              <w:t>}</w:t>
+              <w:t>{totalAddition}</w:t>
             </w:r>
           </w:p>
           <w:p>
@@ -3279,25 +2789,7 @@
                 <w:sz w:val="20"/>
                 <w:szCs w:val="20"/>
               </w:rPr>
-              <w:t>{</w:t>
-            </w:r>
-            <w:proofErr w:type="spellStart"/>
-            <w:r>
-              <w:rPr>
-                <w:rFonts w:cstheme="minorHAnsi"/>
-                <w:sz w:val="20"/>
-                <w:szCs w:val="20"/>
-              </w:rPr>
-              <w:t>totalDiscount</w:t>
-            </w:r>
-            <w:proofErr w:type="spellEnd"/>
-            <w:r>
-              <w:rPr>
-                <w:rFonts w:cstheme="minorHAnsi"/>
-                <w:sz w:val="20"/>
-                <w:szCs w:val="20"/>
-              </w:rPr>
-              <w:t>}</w:t>
+              <w:t>{totalDiscount}</w:t>
             </w:r>
           </w:p>
           <w:p>
@@ -3352,97 +2844,24 @@
                 <w:sz w:val="20"/>
                 <w:szCs w:val="20"/>
               </w:rPr>
-              <w:t>Total {</w:t>
-            </w:r>
-            <w:proofErr w:type="spellStart"/>
-            <w:r>
-              <w:rPr>
-                <w:rFonts w:cstheme="minorHAnsi"/>
-                <w:sz w:val="20"/>
-                <w:szCs w:val="20"/>
-              </w:rPr>
-              <w:t>deliveryTerms</w:t>
-            </w:r>
-            <w:proofErr w:type="spellEnd"/>
-            <w:r>
-              <w:rPr>
-                <w:rFonts w:cstheme="minorHAnsi"/>
-                <w:sz w:val="20"/>
-                <w:szCs w:val="20"/>
-              </w:rPr>
-              <w:t xml:space="preserve">} </w:t>
-            </w:r>
-            <w:r>
-              <w:rPr>
-                <w:rFonts w:cstheme="minorHAnsi"/>
-                <w:sz w:val="20"/>
-                <w:szCs w:val="20"/>
-              </w:rPr>
-              <w:t>{</w:t>
-            </w:r>
-            <w:proofErr w:type="spellStart"/>
-            <w:proofErr w:type="gramStart"/>
-            <w:r>
-              <w:rPr>
-                <w:rFonts w:cstheme="minorHAnsi"/>
-                <w:sz w:val="20"/>
-                <w:szCs w:val="20"/>
-              </w:rPr>
-              <w:t>dischargeTerms</w:t>
-            </w:r>
-            <w:proofErr w:type="spellEnd"/>
-            <w:r>
-              <w:rPr>
-                <w:rFonts w:cstheme="minorHAnsi"/>
-                <w:sz w:val="20"/>
-                <w:szCs w:val="20"/>
-              </w:rPr>
-              <w:t>}</w:t>
-            </w:r>
-            <w:r>
-              <w:rPr>
-                <w:rFonts w:cstheme="minorHAnsi"/>
-                <w:sz w:val="20"/>
-                <w:szCs w:val="20"/>
-              </w:rPr>
-              <w:t xml:space="preserve">  {</w:t>
-            </w:r>
-            <w:proofErr w:type="spellStart"/>
-            <w:proofErr w:type="gramEnd"/>
-            <w:r>
-              <w:rPr>
-                <w:rFonts w:cstheme="minorHAnsi"/>
-                <w:sz w:val="20"/>
-                <w:szCs w:val="20"/>
-              </w:rPr>
-              <w:t>currencyChar</w:t>
-            </w:r>
-            <w:proofErr w:type="spellEnd"/>
-            <w:r>
-              <w:rPr>
-                <w:rFonts w:cstheme="minorHAnsi"/>
-                <w:sz w:val="20"/>
-                <w:szCs w:val="20"/>
-              </w:rPr>
-              <w:t>} {</w:t>
-            </w:r>
-            <w:proofErr w:type="spellStart"/>
-            <w:r>
-              <w:rPr>
-                <w:rFonts w:cstheme="minorHAnsi"/>
-                <w:sz w:val="20"/>
-                <w:szCs w:val="20"/>
-              </w:rPr>
-              <w:t>netAmountWords</w:t>
-            </w:r>
-            <w:proofErr w:type="spellEnd"/>
-            <w:r>
-              <w:rPr>
-                <w:rFonts w:cstheme="minorHAnsi"/>
-                <w:sz w:val="20"/>
-                <w:szCs w:val="20"/>
-              </w:rPr>
-              <w:t>}</w:t>
+              <w:lastRenderedPageBreak/>
+              <w:t xml:space="preserve">Total {deliveryTerms} </w:t>
+            </w:r>
+            <w:r>
+              <w:rPr>
+                <w:rFonts w:cstheme="minorHAnsi"/>
+                <w:sz w:val="20"/>
+                <w:szCs w:val="20"/>
+              </w:rPr>
+              <w:t>{dischargeTerms}</w:t>
+            </w:r>
+            <w:r>
+              <w:rPr>
+                <w:rFonts w:cstheme="minorHAnsi"/>
+                <w:sz w:val="20"/>
+                <w:szCs w:val="20"/>
+              </w:rPr>
+              <w:t xml:space="preserve">  {currencyChar} {netAmountWords}</w:t>
             </w:r>
           </w:p>
         </w:tc>
@@ -3473,25 +2892,7 @@
                 <w:sz w:val="20"/>
                 <w:szCs w:val="20"/>
               </w:rPr>
-              <w:t>{</w:t>
-            </w:r>
-            <w:proofErr w:type="spellStart"/>
-            <w:r>
-              <w:rPr>
-                <w:rFonts w:cstheme="minorHAnsi"/>
-                <w:sz w:val="20"/>
-                <w:szCs w:val="20"/>
-              </w:rPr>
-              <w:t>netAmount</w:t>
-            </w:r>
-            <w:proofErr w:type="spellEnd"/>
-            <w:r>
-              <w:rPr>
-                <w:rFonts w:cstheme="minorHAnsi"/>
-                <w:sz w:val="20"/>
-                <w:szCs w:val="20"/>
-              </w:rPr>
-              <w:t>}</w:t>
+              <w:t>{netAmount}</w:t>
             </w:r>
           </w:p>
         </w:tc>
@@ -3520,6 +2921,14 @@
                 <w:szCs w:val="20"/>
               </w:rPr>
             </w:pPr>
+            <w:r>
+              <w:rPr>
+                <w:rFonts w:cstheme="minorHAnsi"/>
+                <w:sz w:val="20"/>
+                <w:szCs w:val="20"/>
+              </w:rPr>
+              <w:t>{#specialInstruction}{specialInstruction}{/specialInstruction}</w:t>
+            </w:r>
           </w:p>
           <w:p>
             <w:pPr>
@@ -3537,7 +2946,6 @@
                 <w:sz w:val="20"/>
                 <w:szCs w:val="20"/>
               </w:rPr>
-              <w:lastRenderedPageBreak/>
               <w:t>Quality is deemed to be acceptable within 30 days of receipt of container if no complaint is raised against supplier.</w:t>
             </w:r>
           </w:p>
@@ -3664,7 +3072,6 @@
                     </w:rPr>
                     <w:t>{</w:t>
                   </w:r>
-                  <w:proofErr w:type="spellStart"/>
                   <w:r>
                     <w:rPr>
                       <w:rFonts w:cstheme="minorHAnsi"/>
@@ -3673,7 +3080,6 @@
                     </w:rPr>
                     <w:t>totalQuantity</w:t>
                   </w:r>
-                  <w:proofErr w:type="spellEnd"/>
                   <w:r>
                     <w:rPr>
                       <w:rFonts w:cstheme="minorHAnsi"/>
@@ -3738,7 +3144,6 @@
                     </w:rPr>
                     <w:t>{</w:t>
                   </w:r>
-                  <w:proofErr w:type="spellStart"/>
                   <w:r>
                     <w:rPr>
                       <w:rFonts w:cstheme="minorHAnsi"/>
@@ -3747,7 +3152,6 @@
                     </w:rPr>
                     <w:t>totalBox</w:t>
                   </w:r>
-                  <w:proofErr w:type="spellEnd"/>
                   <w:r>
                     <w:rPr>
                       <w:rFonts w:cstheme="minorHAnsi"/>
@@ -3832,7 +3236,6 @@
                     </w:rPr>
                     <w:t>{</w:t>
                   </w:r>
-                  <w:proofErr w:type="spellStart"/>
                   <w:r>
                     <w:rPr>
                       <w:rFonts w:cstheme="minorHAnsi"/>
@@ -3841,7 +3244,6 @@
                     </w:rPr>
                     <w:t>totalNetWeight</w:t>
                   </w:r>
-                  <w:proofErr w:type="spellEnd"/>
                   <w:r>
                     <w:rPr>
                       <w:rFonts w:cstheme="minorHAnsi"/>
@@ -3870,7 +3272,6 @@
                     </w:rPr>
                     <w:t>{</w:t>
                   </w:r>
-                  <w:proofErr w:type="spellStart"/>
                   <w:r>
                     <w:rPr>
                       <w:rFonts w:cstheme="minorHAnsi"/>
@@ -3879,7 +3280,6 @@
                     </w:rPr>
                     <w:t>totalGrossWeight</w:t>
                   </w:r>
-                  <w:proofErr w:type="spellEnd"/>
                   <w:r>
                     <w:rPr>
                       <w:rFonts w:cstheme="minorHAnsi"/>
@@ -4170,16 +3570,7 @@
         <w:bCs/>
         <w:spacing w:val="60"/>
       </w:rPr>
-      <w:t xml:space="preserve"> </w:t>
-    </w:r>
-    <w:proofErr w:type="gramStart"/>
-    <w:r>
-      <w:rPr>
-        <w:b/>
-        <w:bCs/>
-        <w:spacing w:val="60"/>
-      </w:rPr>
-      <w:t xml:space="preserve"> </w:t>
+      <w:t xml:space="preserve">  </w:t>
     </w:r>
     <w:r>
       <w:rPr>
@@ -4203,16 +3594,7 @@
         <w:bCs/>
         <w:spacing w:val="60"/>
       </w:rPr>
-      <w:t>(</w:t>
-    </w:r>
-    <w:proofErr w:type="gramEnd"/>
-    <w:r>
-      <w:rPr>
-        <w:b/>
-        <w:bCs/>
-        <w:spacing w:val="60"/>
-      </w:rPr>
-      <w:t>I)</w:t>
+      <w:t>(I)</w:t>
     </w:r>
     <w:r>
       <w:rPr>

--- a/electron/database/generate-document/templates/party-invoice-aus.docx
+++ b/electron/database/generate-document/templates/party-invoice-aus.docx
@@ -2862,6 +2862,22 @@
                 <w:szCs w:val="20"/>
               </w:rPr>
               <w:t xml:space="preserve">  {currencyChar} {netAmountWords}</w:t>
+            </w:r>
+            <w:r>
+              <w:rPr>
+                <w:rFonts w:cstheme="minorHAnsi"/>
+                <w:sz w:val="20"/>
+                <w:szCs w:val="20"/>
+              </w:rPr>
+              <w:t xml:space="preserve"> </w:t>
+            </w:r>
+            <w:r>
+              <w:rPr>
+                <w:rFonts w:cstheme="minorHAnsi"/>
+                <w:sz w:val="20"/>
+                <w:szCs w:val="20"/>
+              </w:rPr>
+              <w:t>Only</w:t>
             </w:r>
           </w:p>
         </w:tc>

--- a/electron/database/generate-document/templates/party-invoice-aus.docx
+++ b/electron/database/generate-document/templates/party-invoice-aus.docx
@@ -202,12 +202,14 @@
               </w:rPr>
               <w:t>{</w:t>
             </w:r>
+            <w:proofErr w:type="spellStart"/>
             <w:r>
               <w:rPr>
                 <w:rFonts w:cstheme="minorHAnsi"/>
               </w:rPr>
               <w:t>modifyInvNo</w:t>
             </w:r>
+            <w:proofErr w:type="spellEnd"/>
             <w:r>
               <w:rPr>
                 <w:rFonts w:cstheme="minorHAnsi"/>
@@ -249,12 +251,14 @@
               </w:rPr>
               <w:t>{</w:t>
             </w:r>
+            <w:proofErr w:type="spellStart"/>
             <w:r>
               <w:rPr>
                 <w:rFonts w:cstheme="minorHAnsi"/>
               </w:rPr>
               <w:t>invoiceDate</w:t>
             </w:r>
+            <w:proofErr w:type="spellEnd"/>
             <w:r>
               <w:rPr>
                 <w:rFonts w:cstheme="minorHAnsi"/>
@@ -334,12 +338,14 @@
               </w:rPr>
               <w:t>{</w:t>
             </w:r>
+            <w:proofErr w:type="spellStart"/>
             <w:r>
               <w:rPr>
                 <w:rFonts w:cstheme="minorHAnsi"/>
               </w:rPr>
               <w:t>buyersOrderNo</w:t>
             </w:r>
+            <w:proofErr w:type="spellEnd"/>
             <w:r>
               <w:rPr>
                 <w:rFonts w:cstheme="minorHAnsi"/>
@@ -382,12 +388,14 @@
               </w:rPr>
               <w:t>{</w:t>
             </w:r>
+            <w:proofErr w:type="spellStart"/>
             <w:r>
               <w:rPr>
                 <w:rFonts w:cstheme="minorHAnsi"/>
               </w:rPr>
               <w:t>orderDate</w:t>
             </w:r>
+            <w:proofErr w:type="spellEnd"/>
             <w:r>
               <w:rPr>
                 <w:rFonts w:cstheme="minorHAnsi"/>
@@ -452,6 +460,7 @@
               </w:rPr>
               <w:t>{</w:t>
             </w:r>
+            <w:proofErr w:type="spellStart"/>
             <w:r>
               <w:rPr>
                 <w:rFonts w:cstheme="minorHAnsi"/>
@@ -460,6 +469,7 @@
               </w:rPr>
               <w:t>consigneeName</w:t>
             </w:r>
+            <w:proofErr w:type="spellEnd"/>
             <w:r>
               <w:rPr>
                 <w:rFonts w:cstheme="minorHAnsi"/>
@@ -485,6 +495,7 @@
               </w:rPr>
               <w:t>{</w:t>
             </w:r>
+            <w:proofErr w:type="spellStart"/>
             <w:r>
               <w:rPr>
                 <w:rFonts w:cstheme="minorHAnsi"/>
@@ -493,6 +504,7 @@
               </w:rPr>
               <w:t>consigneeAddress</w:t>
             </w:r>
+            <w:proofErr w:type="spellEnd"/>
             <w:r>
               <w:rPr>
                 <w:rFonts w:cstheme="minorHAnsi"/>
@@ -501,6 +513,7 @@
               </w:rPr>
               <w:t>} {</w:t>
             </w:r>
+            <w:proofErr w:type="spellStart"/>
             <w:r>
               <w:rPr>
                 <w:rFonts w:cstheme="minorHAnsi"/>
@@ -509,6 +522,7 @@
               </w:rPr>
               <w:t>consigneeCity</w:t>
             </w:r>
+            <w:proofErr w:type="spellEnd"/>
             <w:r>
               <w:rPr>
                 <w:rFonts w:cstheme="minorHAnsi"/>
@@ -517,6 +531,7 @@
               </w:rPr>
               <w:t>} {</w:t>
             </w:r>
+            <w:proofErr w:type="spellStart"/>
             <w:r>
               <w:rPr>
                 <w:rFonts w:cstheme="minorHAnsi"/>
@@ -525,6 +540,7 @@
               </w:rPr>
               <w:t>consigneeState</w:t>
             </w:r>
+            <w:proofErr w:type="spellEnd"/>
             <w:r>
               <w:rPr>
                 <w:rFonts w:cstheme="minorHAnsi"/>
@@ -550,6 +566,7 @@
               </w:rPr>
               <w:t>{</w:t>
             </w:r>
+            <w:proofErr w:type="spellStart"/>
             <w:r>
               <w:rPr>
                 <w:rFonts w:cstheme="minorHAnsi"/>
@@ -558,6 +575,7 @@
               </w:rPr>
               <w:t>consigneeCountry</w:t>
             </w:r>
+            <w:proofErr w:type="spellEnd"/>
             <w:r>
               <w:rPr>
                 <w:rFonts w:cstheme="minorHAnsi"/>
@@ -566,6 +584,7 @@
               </w:rPr>
               <w:t>} {</w:t>
             </w:r>
+            <w:proofErr w:type="spellStart"/>
             <w:r>
               <w:rPr>
                 <w:rFonts w:cstheme="minorHAnsi"/>
@@ -574,6 +593,7 @@
               </w:rPr>
               <w:t>consigneeZip</w:t>
             </w:r>
+            <w:proofErr w:type="spellEnd"/>
             <w:r>
               <w:rPr>
                 <w:rFonts w:cstheme="minorHAnsi"/>
@@ -671,6 +691,7 @@
               </w:rPr>
               <w:t>{</w:t>
             </w:r>
+            <w:proofErr w:type="spellStart"/>
             <w:r>
               <w:rPr>
                 <w:rFonts w:cstheme="minorHAnsi"/>
@@ -679,6 +700,7 @@
               </w:rPr>
               <w:t>buyerName</w:t>
             </w:r>
+            <w:proofErr w:type="spellEnd"/>
             <w:r>
               <w:rPr>
                 <w:rFonts w:cstheme="minorHAnsi"/>
@@ -704,6 +726,7 @@
               </w:rPr>
               <w:t>{</w:t>
             </w:r>
+            <w:proofErr w:type="spellStart"/>
             <w:r>
               <w:rPr>
                 <w:rFonts w:cstheme="minorHAnsi"/>
@@ -712,6 +735,7 @@
               </w:rPr>
               <w:t>buyerAddress</w:t>
             </w:r>
+            <w:proofErr w:type="spellEnd"/>
             <w:r>
               <w:rPr>
                 <w:rFonts w:cstheme="minorHAnsi"/>
@@ -720,6 +744,7 @@
               </w:rPr>
               <w:t>} {</w:t>
             </w:r>
+            <w:proofErr w:type="spellStart"/>
             <w:r>
               <w:rPr>
                 <w:rFonts w:cstheme="minorHAnsi"/>
@@ -728,6 +753,7 @@
               </w:rPr>
               <w:t>buyerCity</w:t>
             </w:r>
+            <w:proofErr w:type="spellEnd"/>
             <w:r>
               <w:rPr>
                 <w:rFonts w:cstheme="minorHAnsi"/>
@@ -736,6 +762,7 @@
               </w:rPr>
               <w:t>} {</w:t>
             </w:r>
+            <w:proofErr w:type="spellStart"/>
             <w:r>
               <w:rPr>
                 <w:rFonts w:cstheme="minorHAnsi"/>
@@ -744,6 +771,7 @@
               </w:rPr>
               <w:t>buyerState</w:t>
             </w:r>
+            <w:proofErr w:type="spellEnd"/>
             <w:r>
               <w:rPr>
                 <w:rFonts w:cstheme="minorHAnsi"/>
@@ -769,6 +797,7 @@
               </w:rPr>
               <w:t>{</w:t>
             </w:r>
+            <w:proofErr w:type="spellStart"/>
             <w:r>
               <w:rPr>
                 <w:rFonts w:cstheme="minorHAnsi"/>
@@ -777,6 +806,7 @@
               </w:rPr>
               <w:t>buyerCountry</w:t>
             </w:r>
+            <w:proofErr w:type="spellEnd"/>
             <w:r>
               <w:rPr>
                 <w:rFonts w:cstheme="minorHAnsi"/>
@@ -785,6 +815,7 @@
               </w:rPr>
               <w:t>} {</w:t>
             </w:r>
+            <w:proofErr w:type="spellStart"/>
             <w:r>
               <w:rPr>
                 <w:rFonts w:cstheme="minorHAnsi"/>
@@ -793,6 +824,7 @@
               </w:rPr>
               <w:t>buyerZip</w:t>
             </w:r>
+            <w:proofErr w:type="spellEnd"/>
             <w:r>
               <w:rPr>
                 <w:rFonts w:cstheme="minorHAnsi"/>
@@ -864,6 +896,7 @@
               </w:rPr>
               <w:t>{</w:t>
             </w:r>
+            <w:proofErr w:type="spellStart"/>
             <w:r>
               <w:rPr>
                 <w:rFonts w:cstheme="minorHAnsi"/>
@@ -872,6 +905,7 @@
               </w:rPr>
               <w:t>originOfGoods</w:t>
             </w:r>
+            <w:proofErr w:type="spellEnd"/>
             <w:r>
               <w:rPr>
                 <w:rFonts w:cstheme="minorHAnsi"/>
@@ -923,6 +957,7 @@
               </w:rPr>
               <w:t>{</w:t>
             </w:r>
+            <w:proofErr w:type="spellStart"/>
             <w:r>
               <w:rPr>
                 <w:rFonts w:cstheme="minorHAnsi"/>
@@ -931,6 +966,7 @@
               </w:rPr>
               <w:t>finalDestination</w:t>
             </w:r>
+            <w:proofErr w:type="spellEnd"/>
             <w:r>
               <w:rPr>
                 <w:rFonts w:cstheme="minorHAnsi"/>
@@ -1007,6 +1043,7 @@
               </w:rPr>
               <w:t>{</w:t>
             </w:r>
+            <w:proofErr w:type="spellStart"/>
             <w:r>
               <w:rPr>
                 <w:rFonts w:cstheme="minorHAnsi"/>
@@ -1015,6 +1052,7 @@
               </w:rPr>
               <w:t>termOfDeliveryAndPayment</w:t>
             </w:r>
+            <w:proofErr w:type="spellEnd"/>
             <w:r>
               <w:rPr>
                 <w:rFonts w:cstheme="minorHAnsi"/>
@@ -1051,6 +1089,7 @@
                 <w:szCs w:val="20"/>
               </w:rPr>
             </w:pPr>
+            <w:proofErr w:type="spellStart"/>
             <w:r>
               <w:rPr>
                 <w:rFonts w:ascii="SansSerif" w:hAnsi="SansSerif" w:cs="SansSerif"/>
@@ -1058,7 +1097,17 @@
                 <w:sz w:val="20"/>
                 <w:szCs w:val="20"/>
               </w:rPr>
-              <w:t>Precarriage by:</w:t>
+              <w:t>Precarriage</w:t>
+            </w:r>
+            <w:proofErr w:type="spellEnd"/>
+            <w:r>
+              <w:rPr>
+                <w:rFonts w:ascii="SansSerif" w:hAnsi="SansSerif" w:cs="SansSerif"/>
+                <w:color w:val="000000"/>
+                <w:sz w:val="20"/>
+                <w:szCs w:val="20"/>
+              </w:rPr>
+              <w:t xml:space="preserve"> by:</w:t>
             </w:r>
           </w:p>
           <w:p>
@@ -1078,6 +1127,7 @@
               </w:rPr>
               <w:t>{</w:t>
             </w:r>
+            <w:proofErr w:type="spellStart"/>
             <w:r>
               <w:rPr>
                 <w:rFonts w:cstheme="minorHAnsi"/>
@@ -1086,6 +1136,7 @@
               </w:rPr>
               <w:t>precarriageBy</w:t>
             </w:r>
+            <w:proofErr w:type="spellEnd"/>
             <w:r>
               <w:rPr>
                 <w:rFonts w:cstheme="minorHAnsi"/>
@@ -1147,6 +1198,7 @@
               </w:rPr>
               <w:t>{</w:t>
             </w:r>
+            <w:proofErr w:type="spellStart"/>
             <w:r>
               <w:rPr>
                 <w:rFonts w:ascii="SansSerif" w:hAnsi="SansSerif" w:cs="SansSerif"/>
@@ -1156,6 +1208,7 @@
               </w:rPr>
               <w:t>placeOfReceipt</w:t>
             </w:r>
+            <w:proofErr w:type="spellEnd"/>
             <w:r>
               <w:rPr>
                 <w:rFonts w:ascii="SansSerif" w:hAnsi="SansSerif" w:cs="SansSerif"/>
@@ -1246,6 +1299,7 @@
               </w:rPr>
               <w:t>{</w:t>
             </w:r>
+            <w:proofErr w:type="spellStart"/>
             <w:r>
               <w:rPr>
                 <w:rFonts w:ascii="SansSerif" w:hAnsi="SansSerif" w:cs="SansSerif"/>
@@ -1255,6 +1309,7 @@
               </w:rPr>
               <w:t>vesselNo</w:t>
             </w:r>
+            <w:proofErr w:type="spellEnd"/>
             <w:r>
               <w:rPr>
                 <w:rFonts w:ascii="SansSerif" w:hAnsi="SansSerif" w:cs="SansSerif"/>
@@ -1317,6 +1372,7 @@
               </w:rPr>
               <w:t>{</w:t>
             </w:r>
+            <w:proofErr w:type="spellStart"/>
             <w:r>
               <w:rPr>
                 <w:rFonts w:ascii="SansSerif" w:hAnsi="SansSerif" w:cs="SansSerif"/>
@@ -1326,6 +1382,7 @@
               </w:rPr>
               <w:t>portOfLoading</w:t>
             </w:r>
+            <w:proofErr w:type="spellEnd"/>
             <w:r>
               <w:rPr>
                 <w:rFonts w:ascii="SansSerif" w:hAnsi="SansSerif" w:cs="SansSerif"/>
@@ -1411,6 +1468,7 @@
               </w:rPr>
               <w:t>{</w:t>
             </w:r>
+            <w:proofErr w:type="spellStart"/>
             <w:r>
               <w:rPr>
                 <w:rFonts w:ascii="SansSerif" w:hAnsi="SansSerif" w:cs="SansSerif"/>
@@ -1420,6 +1478,7 @@
               </w:rPr>
               <w:t>portOfDischarge</w:t>
             </w:r>
+            <w:proofErr w:type="spellEnd"/>
             <w:r>
               <w:rPr>
                 <w:rFonts w:ascii="SansSerif" w:hAnsi="SansSerif" w:cs="SansSerif"/>
@@ -1478,6 +1537,7 @@
               </w:rPr>
               <w:t>{</w:t>
             </w:r>
+            <w:proofErr w:type="spellStart"/>
             <w:r>
               <w:rPr>
                 <w:rFonts w:ascii="SansSerif" w:hAnsi="SansSerif" w:cs="SansSerif"/>
@@ -1487,6 +1547,7 @@
               </w:rPr>
               <w:t>finalDestination</w:t>
             </w:r>
+            <w:proofErr w:type="spellEnd"/>
             <w:r>
               <w:rPr>
                 <w:rFonts w:ascii="SansSerif" w:hAnsi="SansSerif" w:cs="SansSerif"/>
@@ -1557,6 +1618,7 @@
               </w:rPr>
               <w:t>{</w:t>
             </w:r>
+            <w:proofErr w:type="spellStart"/>
             <w:r>
               <w:rPr>
                 <w:rFonts w:cstheme="minorHAnsi"/>
@@ -1565,6 +1627,7 @@
               </w:rPr>
               <w:t>privateRemark</w:t>
             </w:r>
+            <w:proofErr w:type="spellEnd"/>
             <w:r>
               <w:rPr>
                 <w:rFonts w:cstheme="minorHAnsi"/>
@@ -1871,7 +1934,29 @@
                       <w:sz w:val="19"/>
                       <w:szCs w:val="19"/>
                     </w:rPr>
-                    <w:t>{currencyChar}</w:t>
+                    <w:t>{</w:t>
+                  </w:r>
+                  <w:proofErr w:type="spellStart"/>
+                  <w:r>
+                    <w:rPr>
+                      <w:rFonts w:cstheme="minorHAnsi"/>
+                      <w:b/>
+                      <w:bCs/>
+                      <w:sz w:val="19"/>
+                      <w:szCs w:val="19"/>
+                    </w:rPr>
+                    <w:t>currencyChar</w:t>
+                  </w:r>
+                  <w:proofErr w:type="spellEnd"/>
+                  <w:r>
+                    <w:rPr>
+                      <w:rFonts w:cstheme="minorHAnsi"/>
+                      <w:b/>
+                      <w:bCs/>
+                      <w:sz w:val="19"/>
+                      <w:szCs w:val="19"/>
+                    </w:rPr>
+                    <w:t>}</w:t>
                   </w:r>
                 </w:p>
               </w:tc>
@@ -1926,7 +2011,29 @@
                       <w:sz w:val="19"/>
                       <w:szCs w:val="19"/>
                     </w:rPr>
-                    <w:t>{currencyChar}</w:t>
+                    <w:t>{</w:t>
+                  </w:r>
+                  <w:proofErr w:type="spellStart"/>
+                  <w:r>
+                    <w:rPr>
+                      <w:rFonts w:cstheme="minorHAnsi"/>
+                      <w:b/>
+                      <w:bCs/>
+                      <w:sz w:val="19"/>
+                      <w:szCs w:val="19"/>
+                    </w:rPr>
+                    <w:t>currencyChar</w:t>
+                  </w:r>
+                  <w:proofErr w:type="spellEnd"/>
+                  <w:r>
+                    <w:rPr>
+                      <w:rFonts w:cstheme="minorHAnsi"/>
+                      <w:b/>
+                      <w:bCs/>
+                      <w:sz w:val="19"/>
+                      <w:szCs w:val="19"/>
+                    </w:rPr>
+                    <w:t>}</w:t>
                   </w:r>
                 </w:p>
               </w:tc>
@@ -1957,7 +2064,34 @@
                       <w:sz w:val="20"/>
                       <w:szCs w:val="20"/>
                     </w:rPr>
-                    <w:t>{#IPItems}{#showThickness}</w:t>
+                    <w:t>{#</w:t>
+                  </w:r>
+                  <w:proofErr w:type="gramStart"/>
+                  <w:r>
+                    <w:rPr>
+                      <w:rFonts w:cstheme="minorHAnsi"/>
+                      <w:sz w:val="20"/>
+                      <w:szCs w:val="20"/>
+                    </w:rPr>
+                    <w:t>IPItems}{</w:t>
+                  </w:r>
+                  <w:proofErr w:type="gramEnd"/>
+                  <w:r>
+                    <w:rPr>
+                      <w:rFonts w:cstheme="minorHAnsi"/>
+                      <w:sz w:val="20"/>
+                      <w:szCs w:val="20"/>
+                    </w:rPr>
+                    <w:t>#</w:t>
+                  </w:r>
+                  <w:proofErr w:type="gramStart"/>
+                  <w:r>
+                    <w:rPr>
+                      <w:rFonts w:cstheme="minorHAnsi"/>
+                      <w:sz w:val="20"/>
+                      <w:szCs w:val="20"/>
+                    </w:rPr>
+                    <w:t>showThickness}</w:t>
                   </w:r>
                   <w:r>
                     <w:rPr>
@@ -1967,7 +2101,18 @@
                       <w:sz w:val="20"/>
                       <w:szCs w:val="20"/>
                     </w:rPr>
-                    <w:t>{thicknessDetail</w:t>
+                    <w:t>{</w:t>
+                  </w:r>
+                  <w:proofErr w:type="gramEnd"/>
+                  <w:r>
+                    <w:rPr>
+                      <w:rFonts w:cstheme="minorHAnsi"/>
+                      <w:b/>
+                      <w:bCs/>
+                      <w:sz w:val="20"/>
+                      <w:szCs w:val="20"/>
+                    </w:rPr>
+                    <w:t>thicknessDetail</w:t>
                   </w:r>
                   <w:r>
                     <w:rPr>
@@ -1997,7 +2142,73 @@
                       <w:sz w:val="20"/>
                       <w:szCs w:val="20"/>
                     </w:rPr>
-                    <w:t>{length} X {width} X {height} MM  {#fsc} – {fsc}{/fsc}</w:t>
+                    <w:t xml:space="preserve">{length} X {width} X {height} </w:t>
+                  </w:r>
+                  <w:proofErr w:type="gramStart"/>
+                  <w:r>
+                    <w:rPr>
+                      <w:rFonts w:cstheme="minorHAnsi"/>
+                      <w:b/>
+                      <w:bCs/>
+                      <w:sz w:val="20"/>
+                      <w:szCs w:val="20"/>
+                    </w:rPr>
+                    <w:t>MM  {</w:t>
+                  </w:r>
+                  <w:proofErr w:type="gramEnd"/>
+                  <w:r>
+                    <w:rPr>
+                      <w:rFonts w:cstheme="minorHAnsi"/>
+                      <w:b/>
+                      <w:bCs/>
+                      <w:sz w:val="20"/>
+                      <w:szCs w:val="20"/>
+                    </w:rPr>
+                    <w:t>#fsc} – {</w:t>
+                  </w:r>
+                  <w:proofErr w:type="spellStart"/>
+                  <w:r>
+                    <w:rPr>
+                      <w:rFonts w:cstheme="minorHAnsi"/>
+                      <w:b/>
+                      <w:bCs/>
+                      <w:sz w:val="20"/>
+                      <w:szCs w:val="20"/>
+                    </w:rPr>
+                    <w:t>fsc</w:t>
+                  </w:r>
+                  <w:proofErr w:type="spellEnd"/>
+                  <w:r>
+                    <w:rPr>
+                      <w:rFonts w:cstheme="minorHAnsi"/>
+                      <w:b/>
+                      <w:bCs/>
+                      <w:sz w:val="20"/>
+                      <w:szCs w:val="20"/>
+                    </w:rPr>
+                    <w:t>}{/</w:t>
+                  </w:r>
+                  <w:proofErr w:type="spellStart"/>
+                  <w:r>
+                    <w:rPr>
+                      <w:rFonts w:cstheme="minorHAnsi"/>
+                      <w:b/>
+                      <w:bCs/>
+                      <w:sz w:val="20"/>
+                      <w:szCs w:val="20"/>
+                    </w:rPr>
+                    <w:t>fsc</w:t>
+                  </w:r>
+                  <w:proofErr w:type="spellEnd"/>
+                  <w:r>
+                    <w:rPr>
+                      <w:rFonts w:cstheme="minorHAnsi"/>
+                      <w:b/>
+                      <w:bCs/>
+                      <w:sz w:val="20"/>
+                      <w:szCs w:val="20"/>
+                    </w:rPr>
+                    <w:t>}</w:t>
                   </w:r>
                 </w:p>
               </w:tc>
@@ -2070,18 +2281,72 @@
                     <w:framePr w:hSpace="180" w:wrap="around" w:vAnchor="page" w:hAnchor="margin" w:y="481"/>
                     <w:spacing w:line="276" w:lineRule="auto"/>
                     <w:rPr>
-                      <w:rFonts w:cstheme="minorHAnsi"/>
+                      <w:rFonts w:ascii="Arial" w:hAnsi="Arial" w:cs="Arial"/>
                       <w:sz w:val="18"/>
                       <w:szCs w:val="18"/>
                     </w:rPr>
                   </w:pPr>
                   <w:r>
                     <w:rPr>
-                      <w:rFonts w:cstheme="minorHAnsi"/>
-                      <w:sz w:val="18"/>
-                      <w:szCs w:val="18"/>
-                    </w:rPr>
-                    <w:t>{#invoices}{containerFrom}{#containerTo} to {containerTo}{/containerTo}</w:t>
+                      <w:rFonts w:ascii="Arial" w:hAnsi="Arial" w:cs="Arial"/>
+                      <w:sz w:val="18"/>
+                      <w:szCs w:val="18"/>
+                    </w:rPr>
+                    <w:t>{#</w:t>
+                  </w:r>
+                  <w:proofErr w:type="gramStart"/>
+                  <w:r>
+                    <w:rPr>
+                      <w:rFonts w:ascii="Arial" w:hAnsi="Arial" w:cs="Arial"/>
+                      <w:sz w:val="18"/>
+                      <w:szCs w:val="18"/>
+                    </w:rPr>
+                    <w:t>invoices}{</w:t>
+                  </w:r>
+                  <w:proofErr w:type="gramEnd"/>
+                  <w:r>
+                    <w:rPr>
+                      <w:rFonts w:ascii="Arial" w:hAnsi="Arial" w:cs="Arial"/>
+                      <w:sz w:val="18"/>
+                      <w:szCs w:val="18"/>
+                    </w:rPr>
+                    <w:t>containerFrom}{#containerTo} to {</w:t>
+                  </w:r>
+                  <w:proofErr w:type="spellStart"/>
+                  <w:r>
+                    <w:rPr>
+                      <w:rFonts w:ascii="Arial" w:hAnsi="Arial" w:cs="Arial"/>
+                      <w:sz w:val="18"/>
+                      <w:szCs w:val="18"/>
+                    </w:rPr>
+                    <w:t>containerTo</w:t>
+                  </w:r>
+                  <w:proofErr w:type="spellEnd"/>
+                  <w:r>
+                    <w:rPr>
+                      <w:rFonts w:ascii="Arial" w:hAnsi="Arial" w:cs="Arial"/>
+                      <w:sz w:val="18"/>
+                      <w:szCs w:val="18"/>
+                    </w:rPr>
+                    <w:t>}{/</w:t>
+                  </w:r>
+                  <w:proofErr w:type="spellStart"/>
+                  <w:r>
+                    <w:rPr>
+                      <w:rFonts w:ascii="Arial" w:hAnsi="Arial" w:cs="Arial"/>
+                      <w:sz w:val="18"/>
+                      <w:szCs w:val="18"/>
+                    </w:rPr>
+                    <w:t>containerTo</w:t>
+                  </w:r>
+                  <w:proofErr w:type="spellEnd"/>
+                  <w:r>
+                    <w:rPr>
+                      <w:rFonts w:ascii="Arial" w:hAnsi="Arial" w:cs="Arial"/>
+                      <w:sz w:val="18"/>
+                      <w:szCs w:val="18"/>
+                    </w:rPr>
+                    <w:t>}</w:t>
                   </w:r>
                 </w:p>
               </w:tc>
@@ -2099,18 +2364,36 @@
                     <w:framePr w:hSpace="180" w:wrap="around" w:vAnchor="page" w:hAnchor="margin" w:y="481"/>
                     <w:spacing w:line="276" w:lineRule="auto"/>
                     <w:rPr>
-                      <w:rFonts w:cstheme="minorHAnsi"/>
+                      <w:rFonts w:ascii="Arial" w:hAnsi="Arial" w:cs="Arial"/>
                       <w:sz w:val="18"/>
                       <w:szCs w:val="18"/>
                     </w:rPr>
                   </w:pPr>
                   <w:r>
                     <w:rPr>
-                      <w:rFonts w:cstheme="minorHAnsi"/>
-                      <w:sz w:val="18"/>
-                      <w:szCs w:val="18"/>
-                    </w:rPr>
-                    <w:t>{materialGrade}</w:t>
+                      <w:rFonts w:ascii="Arial" w:hAnsi="Arial" w:cs="Arial"/>
+                      <w:sz w:val="18"/>
+                      <w:szCs w:val="18"/>
+                    </w:rPr>
+                    <w:t>{</w:t>
+                  </w:r>
+                  <w:proofErr w:type="spellStart"/>
+                  <w:r>
+                    <w:rPr>
+                      <w:rFonts w:ascii="Arial" w:hAnsi="Arial" w:cs="Arial"/>
+                      <w:sz w:val="18"/>
+                      <w:szCs w:val="18"/>
+                    </w:rPr>
+                    <w:t>materialGrade</w:t>
+                  </w:r>
+                  <w:proofErr w:type="spellEnd"/>
+                  <w:r>
+                    <w:rPr>
+                      <w:rFonts w:ascii="Arial" w:hAnsi="Arial" w:cs="Arial"/>
+                      <w:sz w:val="18"/>
+                      <w:szCs w:val="18"/>
+                    </w:rPr>
+                    <w:t>}</w:t>
                   </w:r>
                 </w:p>
               </w:tc>
@@ -2128,18 +2411,36 @@
                     <w:framePr w:hSpace="180" w:wrap="around" w:vAnchor="page" w:hAnchor="margin" w:y="481"/>
                     <w:spacing w:line="276" w:lineRule="auto"/>
                     <w:rPr>
-                      <w:rFonts w:cstheme="minorHAnsi"/>
+                      <w:rFonts w:ascii="Arial" w:hAnsi="Arial" w:cs="Arial"/>
                       <w:sz w:val="18"/>
                       <w:szCs w:val="18"/>
                     </w:rPr>
                   </w:pPr>
                   <w:r>
                     <w:rPr>
-                      <w:rFonts w:cstheme="minorHAnsi"/>
-                      <w:sz w:val="18"/>
-                      <w:szCs w:val="18"/>
-                    </w:rPr>
-                    <w:t>{brandName}</w:t>
+                      <w:rFonts w:ascii="Arial" w:hAnsi="Arial" w:cs="Arial"/>
+                      <w:sz w:val="18"/>
+                      <w:szCs w:val="18"/>
+                    </w:rPr>
+                    <w:t>{</w:t>
+                  </w:r>
+                  <w:proofErr w:type="spellStart"/>
+                  <w:r>
+                    <w:rPr>
+                      <w:rFonts w:ascii="Arial" w:hAnsi="Arial" w:cs="Arial"/>
+                      <w:sz w:val="18"/>
+                      <w:szCs w:val="18"/>
+                    </w:rPr>
+                    <w:t>brandName</w:t>
+                  </w:r>
+                  <w:proofErr w:type="spellEnd"/>
+                  <w:r>
+                    <w:rPr>
+                      <w:rFonts w:ascii="Arial" w:hAnsi="Arial" w:cs="Arial"/>
+                      <w:sz w:val="18"/>
+                      <w:szCs w:val="18"/>
+                    </w:rPr>
+                    <w:t>}</w:t>
                   </w:r>
                 </w:p>
               </w:tc>
@@ -2156,46 +2457,50 @@
                     <w:framePr w:hSpace="180" w:wrap="around" w:vAnchor="page" w:hAnchor="margin" w:y="481"/>
                     <w:spacing w:line="276" w:lineRule="auto"/>
                     <w:rPr>
-                      <w:rFonts w:cstheme="minorHAnsi"/>
+                      <w:rFonts w:ascii="Arial" w:hAnsi="Arial" w:cs="Arial"/>
                       <w:sz w:val="18"/>
                       <w:szCs w:val="18"/>
                     </w:rPr>
                   </w:pPr>
                   <w:r>
                     <w:rPr>
-                      <w:rFonts w:cstheme="minorHAnsi"/>
-                      <w:sz w:val="18"/>
-                      <w:szCs w:val="18"/>
-                    </w:rPr>
-                    <w:t>{designType</w:t>
-                  </w:r>
-                  <w:r>
-                    <w:rPr>
-                      <w:rFonts w:cstheme="minorHAnsi"/>
-                      <w:sz w:val="18"/>
-                      <w:szCs w:val="18"/>
-                    </w:rPr>
-                    <w:t>}</w:t>
-                  </w:r>
-                  <w:r>
-                    <w:rPr>
-                      <w:rFonts w:cstheme="minorHAnsi"/>
-                      <w:sz w:val="18"/>
-                      <w:szCs w:val="18"/>
-                    </w:rPr>
-                    <w:t xml:space="preserve"> / {</w:t>
-                  </w:r>
-                  <w:r>
-                    <w:rPr>
-                      <w:rFonts w:cstheme="minorHAnsi"/>
+                      <w:rFonts w:ascii="Arial" w:hAnsi="Arial" w:cs="Arial"/>
+                      <w:sz w:val="18"/>
+                      <w:szCs w:val="18"/>
+                    </w:rPr>
+                    <w:t>{</w:t>
+                  </w:r>
+                  <w:proofErr w:type="spellStart"/>
+                  <w:r>
+                    <w:rPr>
+                      <w:rFonts w:ascii="Arial" w:hAnsi="Arial" w:cs="Arial"/>
+                      <w:sz w:val="18"/>
+                      <w:szCs w:val="18"/>
+                    </w:rPr>
+                    <w:t>designType</w:t>
+                  </w:r>
+                  <w:proofErr w:type="spellEnd"/>
+                  <w:r>
+                    <w:rPr>
+                      <w:rFonts w:ascii="Arial" w:hAnsi="Arial" w:cs="Arial"/>
+                      <w:sz w:val="18"/>
+                      <w:szCs w:val="18"/>
+                    </w:rPr>
+                    <w:t>} / {</w:t>
+                  </w:r>
+                  <w:proofErr w:type="spellStart"/>
+                  <w:r>
+                    <w:rPr>
+                      <w:rFonts w:ascii="Arial" w:hAnsi="Arial" w:cs="Arial"/>
                       <w:sz w:val="18"/>
                       <w:szCs w:val="18"/>
                     </w:rPr>
                     <w:t>finishType</w:t>
                   </w:r>
-                  <w:r>
-                    <w:rPr>
-                      <w:rFonts w:cstheme="minorHAnsi"/>
+                  <w:proofErr w:type="spellEnd"/>
+                  <w:r>
+                    <w:rPr>
+                      <w:rFonts w:ascii="Arial" w:hAnsi="Arial" w:cs="Arial"/>
                       <w:sz w:val="18"/>
                       <w:szCs w:val="18"/>
                     </w:rPr>
@@ -2214,14 +2519,14 @@
                     <w:ind w:right="-57"/>
                     <w:jc w:val="right"/>
                     <w:rPr>
-                      <w:rFonts w:cstheme="minorHAnsi"/>
+                      <w:rFonts w:ascii="Arial" w:hAnsi="Arial" w:cs="Arial"/>
                       <w:sz w:val="18"/>
                       <w:szCs w:val="18"/>
                     </w:rPr>
                   </w:pPr>
                   <w:r>
                     <w:rPr>
-                      <w:rFonts w:cstheme="minorHAnsi"/>
+                      <w:rFonts w:ascii="Arial" w:hAnsi="Arial" w:cs="Arial"/>
                       <w:sz w:val="18"/>
                       <w:szCs w:val="18"/>
                     </w:rPr>
@@ -2240,14 +2545,14 @@
                     <w:ind w:right="-57"/>
                     <w:jc w:val="right"/>
                     <w:rPr>
-                      <w:rFonts w:cstheme="minorHAnsi"/>
+                      <w:rFonts w:ascii="Arial" w:hAnsi="Arial" w:cs="Arial"/>
                       <w:sz w:val="18"/>
                       <w:szCs w:val="18"/>
                     </w:rPr>
                   </w:pPr>
                   <w:r>
                     <w:rPr>
-                      <w:rFonts w:cstheme="minorHAnsi"/>
+                      <w:rFonts w:ascii="Arial" w:hAnsi="Arial" w:cs="Arial"/>
                       <w:sz w:val="18"/>
                       <w:szCs w:val="18"/>
                     </w:rPr>
@@ -2265,18 +2570,36 @@
                     <w:framePr w:hSpace="180" w:wrap="around" w:vAnchor="page" w:hAnchor="margin" w:y="481"/>
                     <w:jc w:val="right"/>
                     <w:rPr>
-                      <w:rFonts w:cstheme="minorHAnsi"/>
+                      <w:rFonts w:ascii="Arial" w:hAnsi="Arial" w:cs="Arial"/>
                       <w:sz w:val="18"/>
                       <w:szCs w:val="18"/>
                     </w:rPr>
                   </w:pPr>
                   <w:r>
                     <w:rPr>
-                      <w:rFonts w:cstheme="minorHAnsi"/>
-                      <w:sz w:val="18"/>
-                      <w:szCs w:val="18"/>
-                    </w:rPr>
-                    <w:t>{value} {/invoices} {/IPItems}</w:t>
+                      <w:rFonts w:ascii="Arial" w:hAnsi="Arial" w:cs="Arial"/>
+                      <w:sz w:val="18"/>
+                      <w:szCs w:val="18"/>
+                    </w:rPr>
+                    <w:t>{value} {/invoices} {/</w:t>
+                  </w:r>
+                  <w:proofErr w:type="spellStart"/>
+                  <w:r>
+                    <w:rPr>
+                      <w:rFonts w:ascii="Arial" w:hAnsi="Arial" w:cs="Arial"/>
+                      <w:sz w:val="18"/>
+                      <w:szCs w:val="18"/>
+                    </w:rPr>
+                    <w:t>IPItems</w:t>
+                  </w:r>
+                  <w:proofErr w:type="spellEnd"/>
+                  <w:r>
+                    <w:rPr>
+                      <w:rFonts w:ascii="Arial" w:hAnsi="Arial" w:cs="Arial"/>
+                      <w:sz w:val="18"/>
+                      <w:szCs w:val="18"/>
+                    </w:rPr>
+                    <w:t>}</w:t>
                   </w:r>
                 </w:p>
               </w:tc>
@@ -2296,20 +2619,42 @@
                     <w:framePr w:hSpace="180" w:wrap="around" w:vAnchor="page" w:hAnchor="margin" w:y="481"/>
                     <w:spacing w:line="276" w:lineRule="auto"/>
                     <w:rPr>
-                      <w:rFonts w:cstheme="minorHAnsi"/>
+                      <w:rFonts w:ascii="Arial" w:hAnsi="Arial" w:cs="Arial"/>
                       <w:sz w:val="18"/>
                       <w:szCs w:val="18"/>
                     </w:rPr>
                   </w:pPr>
                   <w:r>
                     <w:rPr>
-                      <w:rFonts w:cstheme="minorHAnsi"/>
+                      <w:rFonts w:ascii="Arial" w:hAnsi="Arial" w:cs="Arial"/>
                       <w:b/>
                       <w:bCs/>
                       <w:sz w:val="18"/>
                       <w:szCs w:val="18"/>
                     </w:rPr>
-                    <w:t>{#isSampleBox}SAMPLE BOX{/isSampleBox}</w:t>
+                    <w:t>{#isSampleBox}SAMPLE BOX{/</w:t>
+                  </w:r>
+                  <w:proofErr w:type="spellStart"/>
+                  <w:r>
+                    <w:rPr>
+                      <w:rFonts w:ascii="Arial" w:hAnsi="Arial" w:cs="Arial"/>
+                      <w:b/>
+                      <w:bCs/>
+                      <w:sz w:val="18"/>
+                      <w:szCs w:val="18"/>
+                    </w:rPr>
+                    <w:t>isSampleBox</w:t>
+                  </w:r>
+                  <w:proofErr w:type="spellEnd"/>
+                  <w:r>
+                    <w:rPr>
+                      <w:rFonts w:ascii="Arial" w:hAnsi="Arial" w:cs="Arial"/>
+                      <w:b/>
+                      <w:bCs/>
+                      <w:sz w:val="18"/>
+                      <w:szCs w:val="18"/>
+                    </w:rPr>
+                    <w:t>}</w:t>
                   </w:r>
                 </w:p>
               </w:tc>
@@ -2384,24 +2729,80 @@
                     <w:framePr w:hSpace="180" w:wrap="around" w:vAnchor="page" w:hAnchor="margin" w:y="481"/>
                     <w:spacing w:line="276" w:lineRule="auto"/>
                     <w:rPr>
-                      <w:rFonts w:cstheme="minorHAnsi"/>
+                      <w:rFonts w:ascii="Arial" w:hAnsi="Arial" w:cs="Arial"/>
                       <w:sz w:val="18"/>
                       <w:szCs w:val="18"/>
                     </w:rPr>
                   </w:pPr>
                   <w:r>
                     <w:rPr>
-                      <w:sz w:val="18"/>
-                      <w:szCs w:val="18"/>
-                    </w:rPr>
-                    <w:t>{#sampleBox}</w:t>
-                  </w:r>
-                  <w:r>
-                    <w:rPr>
-                      <w:sz w:val="18"/>
-                      <w:szCs w:val="18"/>
-                    </w:rPr>
-                    <w:t>{containerFrom}{#containerTo} to {containerTo} {/containerTo}</w:t>
+                      <w:rFonts w:ascii="Arial" w:hAnsi="Arial" w:cs="Arial"/>
+                      <w:sz w:val="18"/>
+                      <w:szCs w:val="18"/>
+                    </w:rPr>
+                    <w:t>{#</w:t>
+                  </w:r>
+                  <w:proofErr w:type="gramStart"/>
+                  <w:r>
+                    <w:rPr>
+                      <w:rFonts w:ascii="Arial" w:hAnsi="Arial" w:cs="Arial"/>
+                      <w:sz w:val="18"/>
+                      <w:szCs w:val="18"/>
+                    </w:rPr>
+                    <w:t>sampleBox}</w:t>
+                  </w:r>
+                  <w:r>
+                    <w:rPr>
+                      <w:rFonts w:ascii="Arial" w:hAnsi="Arial" w:cs="Arial"/>
+                      <w:sz w:val="18"/>
+                      <w:szCs w:val="18"/>
+                    </w:rPr>
+                    <w:t>{</w:t>
+                  </w:r>
+                  <w:proofErr w:type="gramEnd"/>
+                  <w:r>
+                    <w:rPr>
+                      <w:rFonts w:ascii="Arial" w:hAnsi="Arial" w:cs="Arial"/>
+                      <w:sz w:val="18"/>
+                      <w:szCs w:val="18"/>
+                    </w:rPr>
+                    <w:t>containerFrom}{#containerTo} to {</w:t>
+                  </w:r>
+                  <w:proofErr w:type="spellStart"/>
+                  <w:r>
+                    <w:rPr>
+                      <w:rFonts w:ascii="Arial" w:hAnsi="Arial" w:cs="Arial"/>
+                      <w:sz w:val="18"/>
+                      <w:szCs w:val="18"/>
+                    </w:rPr>
+                    <w:t>containerTo</w:t>
+                  </w:r>
+                  <w:proofErr w:type="spellEnd"/>
+                  <w:r>
+                    <w:rPr>
+                      <w:rFonts w:ascii="Arial" w:hAnsi="Arial" w:cs="Arial"/>
+                      <w:sz w:val="18"/>
+                      <w:szCs w:val="18"/>
+                    </w:rPr>
+                    <w:t>} {/</w:t>
+                  </w:r>
+                  <w:proofErr w:type="spellStart"/>
+                  <w:r>
+                    <w:rPr>
+                      <w:rFonts w:ascii="Arial" w:hAnsi="Arial" w:cs="Arial"/>
+                      <w:sz w:val="18"/>
+                      <w:szCs w:val="18"/>
+                    </w:rPr>
+                    <w:t>containerTo</w:t>
+                  </w:r>
+                  <w:proofErr w:type="spellEnd"/>
+                  <w:r>
+                    <w:rPr>
+                      <w:rFonts w:ascii="Arial" w:hAnsi="Arial" w:cs="Arial"/>
+                      <w:sz w:val="18"/>
+                      <w:szCs w:val="18"/>
+                    </w:rPr>
+                    <w:t>}</w:t>
                   </w:r>
                 </w:p>
               </w:tc>
@@ -2420,22 +2821,59 @@
                     <w:spacing w:line="276" w:lineRule="auto"/>
                     <w:jc w:val="center"/>
                     <w:rPr>
-                      <w:rFonts w:cstheme="minorHAnsi"/>
+                      <w:rFonts w:ascii="Arial" w:hAnsi="Arial" w:cs="Arial"/>
                       <w:sz w:val="18"/>
                       <w:szCs w:val="18"/>
                     </w:rPr>
                   </w:pPr>
                   <w:r>
                     <w:rPr>
-                      <w:rFonts w:cstheme="minorHAnsi"/>
-                      <w:sz w:val="18"/>
-                      <w:szCs w:val="18"/>
-                    </w:rPr>
-                    <w:t>{materialGrade}  {brandName}</w:t>
-                  </w:r>
-                  <w:r>
-                    <w:rPr>
-                      <w:rFonts w:cstheme="minorHAnsi"/>
+                      <w:rFonts w:ascii="Arial" w:hAnsi="Arial" w:cs="Arial"/>
+                      <w:sz w:val="18"/>
+                      <w:szCs w:val="18"/>
+                    </w:rPr>
+                    <w:t>{</w:t>
+                  </w:r>
+                  <w:proofErr w:type="spellStart"/>
+                  <w:proofErr w:type="gramStart"/>
+                  <w:r>
+                    <w:rPr>
+                      <w:rFonts w:ascii="Arial" w:hAnsi="Arial" w:cs="Arial"/>
+                      <w:sz w:val="18"/>
+                      <w:szCs w:val="18"/>
+                    </w:rPr>
+                    <w:t>materialGrade</w:t>
+                  </w:r>
+                  <w:proofErr w:type="spellEnd"/>
+                  <w:r>
+                    <w:rPr>
+                      <w:rFonts w:ascii="Arial" w:hAnsi="Arial" w:cs="Arial"/>
+                      <w:sz w:val="18"/>
+                      <w:szCs w:val="18"/>
+                    </w:rPr>
+                    <w:t>}  {</w:t>
+                  </w:r>
+                  <w:proofErr w:type="spellStart"/>
+                  <w:r>
+                    <w:rPr>
+                      <w:rFonts w:ascii="Arial" w:hAnsi="Arial" w:cs="Arial"/>
+                      <w:sz w:val="18"/>
+                      <w:szCs w:val="18"/>
+                    </w:rPr>
+                    <w:t>brandName</w:t>
+                  </w:r>
+                  <w:proofErr w:type="spellEnd"/>
+                  <w:r>
+                    <w:rPr>
+                      <w:rFonts w:ascii="Arial" w:hAnsi="Arial" w:cs="Arial"/>
+                      <w:sz w:val="18"/>
+                      <w:szCs w:val="18"/>
+                    </w:rPr>
+                    <w:t>}</w:t>
+                  </w:r>
+                  <w:r>
+                    <w:rPr>
+                      <w:rFonts w:ascii="Arial" w:hAnsi="Arial" w:cs="Arial"/>
                       <w:sz w:val="18"/>
                       <w:szCs w:val="18"/>
                     </w:rPr>
@@ -2443,11 +2881,48 @@
                   </w:r>
                   <w:r>
                     <w:rPr>
-                      <w:rFonts w:cstheme="minorHAnsi"/>
-                      <w:sz w:val="18"/>
-                      <w:szCs w:val="18"/>
-                    </w:rPr>
-                    <w:t xml:space="preserve"> {designType}  {finishType}</w:t>
+                      <w:rFonts w:ascii="Arial" w:hAnsi="Arial" w:cs="Arial"/>
+                      <w:sz w:val="18"/>
+                      <w:szCs w:val="18"/>
+                    </w:rPr>
+                    <w:t xml:space="preserve"> {</w:t>
+                  </w:r>
+                  <w:proofErr w:type="spellStart"/>
+                  <w:r>
+                    <w:rPr>
+                      <w:rFonts w:ascii="Arial" w:hAnsi="Arial" w:cs="Arial"/>
+                      <w:sz w:val="18"/>
+                      <w:szCs w:val="18"/>
+                    </w:rPr>
+                    <w:t>designType</w:t>
+                  </w:r>
+                  <w:proofErr w:type="spellEnd"/>
+                  <w:r>
+                    <w:rPr>
+                      <w:rFonts w:ascii="Arial" w:hAnsi="Arial" w:cs="Arial"/>
+                      <w:sz w:val="18"/>
+                      <w:szCs w:val="18"/>
+                    </w:rPr>
+                    <w:t>}  {</w:t>
+                  </w:r>
+                  <w:proofErr w:type="spellStart"/>
+                  <w:proofErr w:type="gramEnd"/>
+                  <w:r>
+                    <w:rPr>
+                      <w:rFonts w:ascii="Arial" w:hAnsi="Arial" w:cs="Arial"/>
+                      <w:sz w:val="18"/>
+                      <w:szCs w:val="18"/>
+                    </w:rPr>
+                    <w:t>finishType</w:t>
+                  </w:r>
+                  <w:proofErr w:type="spellEnd"/>
+                  <w:r>
+                    <w:rPr>
+                      <w:rFonts w:ascii="Arial" w:hAnsi="Arial" w:cs="Arial"/>
+                      <w:sz w:val="18"/>
+                      <w:szCs w:val="18"/>
+                    </w:rPr>
+                    <w:t>}</w:t>
                   </w:r>
                 </w:p>
               </w:tc>
@@ -2462,7 +2937,7 @@
                     <w:ind w:right="-57"/>
                     <w:jc w:val="right"/>
                     <w:rPr>
-                      <w:rFonts w:cstheme="minorHAnsi"/>
+                      <w:rFonts w:ascii="Arial" w:hAnsi="Arial" w:cs="Arial"/>
                       <w:sz w:val="18"/>
                       <w:szCs w:val="18"/>
                     </w:rPr>
@@ -2480,7 +2955,7 @@
                     <w:ind w:right="-57"/>
                     <w:jc w:val="right"/>
                     <w:rPr>
-                      <w:rFonts w:cstheme="minorHAnsi"/>
+                      <w:rFonts w:ascii="Arial" w:hAnsi="Arial" w:cs="Arial"/>
                       <w:sz w:val="18"/>
                       <w:szCs w:val="18"/>
                     </w:rPr>
@@ -2496,30 +2971,32 @@
                     <w:pStyle w:val="NoSpacing"/>
                     <w:framePr w:hSpace="180" w:wrap="around" w:vAnchor="page" w:hAnchor="margin" w:y="481"/>
                     <w:rPr>
-                      <w:rFonts w:cstheme="minorHAnsi"/>
+                      <w:rFonts w:ascii="Arial" w:hAnsi="Arial" w:cs="Arial"/>
                       <w:sz w:val="18"/>
                       <w:szCs w:val="18"/>
                     </w:rPr>
                   </w:pPr>
                   <w:r>
                     <w:rPr>
-                      <w:rFonts w:cstheme="minorHAnsi"/>
+                      <w:rFonts w:ascii="Arial" w:hAnsi="Arial" w:cs="Arial"/>
                       <w:sz w:val="18"/>
                       <w:szCs w:val="18"/>
                     </w:rPr>
                     <w:t>{/</w:t>
                   </w:r>
-                  <w:r>
-                    <w:rPr>
-                      <w:rFonts w:cstheme="minorHAnsi"/>
+                  <w:proofErr w:type="spellStart"/>
+                  <w:r>
+                    <w:rPr>
+                      <w:rFonts w:ascii="Arial" w:hAnsi="Arial" w:cs="Arial"/>
                       <w:sz w:val="18"/>
                       <w:szCs w:val="18"/>
                     </w:rPr>
                     <w:t>sampleBox</w:t>
                   </w:r>
-                  <w:r>
-                    <w:rPr>
-                      <w:rFonts w:cstheme="minorHAnsi"/>
+                  <w:proofErr w:type="spellEnd"/>
+                  <w:r>
+                    <w:rPr>
+                      <w:rFonts w:ascii="Arial" w:hAnsi="Arial" w:cs="Arial"/>
                       <w:sz w:val="18"/>
                       <w:szCs w:val="18"/>
                     </w:rPr>
@@ -2573,6 +3050,7 @@
               </w:rPr>
               <w:t>{</w:t>
             </w:r>
+            <w:proofErr w:type="spellStart"/>
             <w:r>
               <w:rPr>
                 <w:rFonts w:cstheme="minorHAnsi"/>
@@ -2581,6 +3059,7 @@
               </w:rPr>
               <w:t>totalAmount</w:t>
             </w:r>
+            <w:proofErr w:type="spellEnd"/>
             <w:r>
               <w:rPr>
                 <w:rFonts w:cstheme="minorHAnsi"/>
@@ -2699,7 +3178,25 @@
                 <w:sz w:val="20"/>
                 <w:szCs w:val="20"/>
               </w:rPr>
-              <w:t xml:space="preserve">Addition - Seafreight Charges -  </w:t>
+              <w:t xml:space="preserve">Addition - </w:t>
+            </w:r>
+            <w:proofErr w:type="spellStart"/>
+            <w:r>
+              <w:rPr>
+                <w:rFonts w:cstheme="minorHAnsi"/>
+                <w:sz w:val="20"/>
+                <w:szCs w:val="20"/>
+              </w:rPr>
+              <w:t>Seafreight</w:t>
+            </w:r>
+            <w:proofErr w:type="spellEnd"/>
+            <w:r>
+              <w:rPr>
+                <w:rFonts w:cstheme="minorHAnsi"/>
+                <w:sz w:val="20"/>
+                <w:szCs w:val="20"/>
+              </w:rPr>
+              <w:t xml:space="preserve"> Charges -  </w:t>
             </w:r>
           </w:p>
           <w:p>
@@ -2769,7 +3266,25 @@
                 <w:sz w:val="20"/>
                 <w:szCs w:val="20"/>
               </w:rPr>
-              <w:t>{totalAddition}</w:t>
+              <w:t>{</w:t>
+            </w:r>
+            <w:proofErr w:type="spellStart"/>
+            <w:r>
+              <w:rPr>
+                <w:rFonts w:cstheme="minorHAnsi"/>
+                <w:sz w:val="20"/>
+                <w:szCs w:val="20"/>
+              </w:rPr>
+              <w:t>totalAddition</w:t>
+            </w:r>
+            <w:proofErr w:type="spellEnd"/>
+            <w:r>
+              <w:rPr>
+                <w:rFonts w:cstheme="minorHAnsi"/>
+                <w:sz w:val="20"/>
+                <w:szCs w:val="20"/>
+              </w:rPr>
+              <w:t>}</w:t>
             </w:r>
           </w:p>
           <w:p>
@@ -2789,7 +3304,25 @@
                 <w:sz w:val="20"/>
                 <w:szCs w:val="20"/>
               </w:rPr>
-              <w:t>{totalDiscount}</w:t>
+              <w:t>{</w:t>
+            </w:r>
+            <w:proofErr w:type="spellStart"/>
+            <w:r>
+              <w:rPr>
+                <w:rFonts w:cstheme="minorHAnsi"/>
+                <w:sz w:val="20"/>
+                <w:szCs w:val="20"/>
+              </w:rPr>
+              <w:t>totalDiscount</w:t>
+            </w:r>
+            <w:proofErr w:type="spellEnd"/>
+            <w:r>
+              <w:rPr>
+                <w:rFonts w:cstheme="minorHAnsi"/>
+                <w:sz w:val="20"/>
+                <w:szCs w:val="20"/>
+              </w:rPr>
+              <w:t>}</w:t>
             </w:r>
           </w:p>
           <w:p>
@@ -2845,23 +3378,97 @@
                 <w:szCs w:val="20"/>
               </w:rPr>
               <w:lastRenderedPageBreak/>
-              <w:t xml:space="preserve">Total {deliveryTerms} </w:t>
-            </w:r>
-            <w:r>
-              <w:rPr>
-                <w:rFonts w:cstheme="minorHAnsi"/>
-                <w:sz w:val="20"/>
-                <w:szCs w:val="20"/>
-              </w:rPr>
-              <w:t>{dischargeTerms}</w:t>
-            </w:r>
-            <w:r>
-              <w:rPr>
-                <w:rFonts w:cstheme="minorHAnsi"/>
-                <w:sz w:val="20"/>
-                <w:szCs w:val="20"/>
-              </w:rPr>
-              <w:t xml:space="preserve">  {currencyChar} {netAmountWords}</w:t>
+              <w:t>Total {</w:t>
+            </w:r>
+            <w:proofErr w:type="spellStart"/>
+            <w:r>
+              <w:rPr>
+                <w:rFonts w:cstheme="minorHAnsi"/>
+                <w:sz w:val="20"/>
+                <w:szCs w:val="20"/>
+              </w:rPr>
+              <w:t>deliveryTerms</w:t>
+            </w:r>
+            <w:proofErr w:type="spellEnd"/>
+            <w:r>
+              <w:rPr>
+                <w:rFonts w:cstheme="minorHAnsi"/>
+                <w:sz w:val="20"/>
+                <w:szCs w:val="20"/>
+              </w:rPr>
+              <w:t xml:space="preserve">} </w:t>
+            </w:r>
+            <w:r>
+              <w:rPr>
+                <w:rFonts w:cstheme="minorHAnsi"/>
+                <w:sz w:val="20"/>
+                <w:szCs w:val="20"/>
+              </w:rPr>
+              <w:t>{</w:t>
+            </w:r>
+            <w:proofErr w:type="spellStart"/>
+            <w:proofErr w:type="gramStart"/>
+            <w:r>
+              <w:rPr>
+                <w:rFonts w:cstheme="minorHAnsi"/>
+                <w:sz w:val="20"/>
+                <w:szCs w:val="20"/>
+              </w:rPr>
+              <w:t>dischargeTerms</w:t>
+            </w:r>
+            <w:proofErr w:type="spellEnd"/>
+            <w:r>
+              <w:rPr>
+                <w:rFonts w:cstheme="minorHAnsi"/>
+                <w:sz w:val="20"/>
+                <w:szCs w:val="20"/>
+              </w:rPr>
+              <w:t>}</w:t>
+            </w:r>
+            <w:r>
+              <w:rPr>
+                <w:rFonts w:cstheme="minorHAnsi"/>
+                <w:sz w:val="20"/>
+                <w:szCs w:val="20"/>
+              </w:rPr>
+              <w:t xml:space="preserve">  {</w:t>
+            </w:r>
+            <w:proofErr w:type="spellStart"/>
+            <w:proofErr w:type="gramEnd"/>
+            <w:r>
+              <w:rPr>
+                <w:rFonts w:cstheme="minorHAnsi"/>
+                <w:sz w:val="20"/>
+                <w:szCs w:val="20"/>
+              </w:rPr>
+              <w:t>currencyChar</w:t>
+            </w:r>
+            <w:proofErr w:type="spellEnd"/>
+            <w:r>
+              <w:rPr>
+                <w:rFonts w:cstheme="minorHAnsi"/>
+                <w:sz w:val="20"/>
+                <w:szCs w:val="20"/>
+              </w:rPr>
+              <w:t>} {</w:t>
+            </w:r>
+            <w:proofErr w:type="spellStart"/>
+            <w:r>
+              <w:rPr>
+                <w:rFonts w:cstheme="minorHAnsi"/>
+                <w:sz w:val="20"/>
+                <w:szCs w:val="20"/>
+              </w:rPr>
+              <w:t>netAmountWords</w:t>
+            </w:r>
+            <w:proofErr w:type="spellEnd"/>
+            <w:r>
+              <w:rPr>
+                <w:rFonts w:cstheme="minorHAnsi"/>
+                <w:sz w:val="20"/>
+                <w:szCs w:val="20"/>
+              </w:rPr>
+              <w:t>}</w:t>
             </w:r>
             <w:r>
               <w:rPr>
@@ -2908,7 +3515,25 @@
                 <w:sz w:val="20"/>
                 <w:szCs w:val="20"/>
               </w:rPr>
-              <w:t>{netAmount}</w:t>
+              <w:t>{</w:t>
+            </w:r>
+            <w:proofErr w:type="spellStart"/>
+            <w:r>
+              <w:rPr>
+                <w:rFonts w:cstheme="minorHAnsi"/>
+                <w:sz w:val="20"/>
+                <w:szCs w:val="20"/>
+              </w:rPr>
+              <w:t>netAmount</w:t>
+            </w:r>
+            <w:proofErr w:type="spellEnd"/>
+            <w:r>
+              <w:rPr>
+                <w:rFonts w:cstheme="minorHAnsi"/>
+                <w:sz w:val="20"/>
+                <w:szCs w:val="20"/>
+              </w:rPr>
+              <w:t>}</w:t>
             </w:r>
           </w:p>
         </w:tc>
@@ -2943,7 +3568,25 @@
                 <w:sz w:val="20"/>
                 <w:szCs w:val="20"/>
               </w:rPr>
-              <w:t>{#specialInstruction}{specialInstruction}{/specialInstruction}</w:t>
+              <w:t>{#</w:t>
+            </w:r>
+            <w:proofErr w:type="gramStart"/>
+            <w:r>
+              <w:rPr>
+                <w:rFonts w:cstheme="minorHAnsi"/>
+                <w:sz w:val="20"/>
+                <w:szCs w:val="20"/>
+              </w:rPr>
+              <w:t>specialInstruction}{</w:t>
+            </w:r>
+            <w:proofErr w:type="gramEnd"/>
+            <w:r>
+              <w:rPr>
+                <w:rFonts w:cstheme="minorHAnsi"/>
+                <w:sz w:val="20"/>
+                <w:szCs w:val="20"/>
+              </w:rPr>
+              <w:t>specialInstruction}{/specialInstruction}</w:t>
             </w:r>
           </w:p>
           <w:p>
@@ -3088,6 +3731,7 @@
                     </w:rPr>
                     <w:t>{</w:t>
                   </w:r>
+                  <w:proofErr w:type="spellStart"/>
                   <w:r>
                     <w:rPr>
                       <w:rFonts w:cstheme="minorHAnsi"/>
@@ -3096,6 +3740,7 @@
                     </w:rPr>
                     <w:t>totalQuantity</w:t>
                   </w:r>
+                  <w:proofErr w:type="spellEnd"/>
                   <w:r>
                     <w:rPr>
                       <w:rFonts w:cstheme="minorHAnsi"/>
@@ -3160,6 +3805,7 @@
                     </w:rPr>
                     <w:t>{</w:t>
                   </w:r>
+                  <w:proofErr w:type="spellStart"/>
                   <w:r>
                     <w:rPr>
                       <w:rFonts w:cstheme="minorHAnsi"/>
@@ -3168,6 +3814,7 @@
                     </w:rPr>
                     <w:t>totalBox</w:t>
                   </w:r>
+                  <w:proofErr w:type="spellEnd"/>
                   <w:r>
                     <w:rPr>
                       <w:rFonts w:cstheme="minorHAnsi"/>
@@ -3252,6 +3899,7 @@
                     </w:rPr>
                     <w:t>{</w:t>
                   </w:r>
+                  <w:proofErr w:type="spellStart"/>
                   <w:r>
                     <w:rPr>
                       <w:rFonts w:cstheme="minorHAnsi"/>
@@ -3260,6 +3908,7 @@
                     </w:rPr>
                     <w:t>totalNetWeight</w:t>
                   </w:r>
+                  <w:proofErr w:type="spellEnd"/>
                   <w:r>
                     <w:rPr>
                       <w:rFonts w:cstheme="minorHAnsi"/>
@@ -3288,6 +3937,7 @@
                     </w:rPr>
                     <w:t>{</w:t>
                   </w:r>
+                  <w:proofErr w:type="spellStart"/>
                   <w:r>
                     <w:rPr>
                       <w:rFonts w:cstheme="minorHAnsi"/>
@@ -3296,6 +3946,7 @@
                     </w:rPr>
                     <w:t>totalGrossWeight</w:t>
                   </w:r>
+                  <w:proofErr w:type="spellEnd"/>
                   <w:r>
                     <w:rPr>
                       <w:rFonts w:cstheme="minorHAnsi"/>
@@ -3586,7 +4237,16 @@
         <w:bCs/>
         <w:spacing w:val="60"/>
       </w:rPr>
-      <w:t xml:space="preserve">  </w:t>
+      <w:t xml:space="preserve"> </w:t>
+    </w:r>
+    <w:proofErr w:type="gramStart"/>
+    <w:r>
+      <w:rPr>
+        <w:b/>
+        <w:bCs/>
+        <w:spacing w:val="60"/>
+      </w:rPr>
+      <w:t xml:space="preserve"> </w:t>
     </w:r>
     <w:r>
       <w:rPr>
@@ -3610,7 +4270,16 @@
         <w:bCs/>
         <w:spacing w:val="60"/>
       </w:rPr>
-      <w:t>(I)</w:t>
+      <w:t>(</w:t>
+    </w:r>
+    <w:proofErr w:type="gramEnd"/>
+    <w:r>
+      <w:rPr>
+        <w:b/>
+        <w:bCs/>
+        <w:spacing w:val="60"/>
+      </w:rPr>
+      <w:t>I)</w:t>
     </w:r>
     <w:r>
       <w:rPr>
@@ -4376,6 +5045,7 @@
   <w:style w:type="character" w:default="1" w:styleId="DefaultParagraphFont">
     <w:name w:val="Default Paragraph Font"/>
     <w:uiPriority w:val="1"/>
+    <w:semiHidden/>
     <w:unhideWhenUsed/>
   </w:style>
   <w:style w:type="table" w:default="1" w:styleId="TableNormal">

--- a/electron/database/generate-document/templates/party-invoice-aus.docx
+++ b/electron/database/generate-document/templates/party-invoice-aus.docx
@@ -2749,15 +2749,7 @@
                       <w:sz w:val="18"/>
                       <w:szCs w:val="18"/>
                     </w:rPr>
-                    <w:t>sampleBox}</w:t>
-                  </w:r>
-                  <w:r>
-                    <w:rPr>
-                      <w:rFonts w:ascii="Arial" w:hAnsi="Arial" w:cs="Arial"/>
-                      <w:sz w:val="18"/>
-                      <w:szCs w:val="18"/>
-                    </w:rPr>
-                    <w:t>{</w:t>
+                    <w:t>sampleBox}{</w:t>
                   </w:r>
                   <w:proofErr w:type="gramEnd"/>
                   <w:r>
@@ -2869,23 +2861,7 @@
                       <w:sz w:val="18"/>
                       <w:szCs w:val="18"/>
                     </w:rPr>
-                    <w:t>}</w:t>
-                  </w:r>
-                  <w:r>
-                    <w:rPr>
-                      <w:rFonts w:ascii="Arial" w:hAnsi="Arial" w:cs="Arial"/>
-                      <w:sz w:val="18"/>
-                      <w:szCs w:val="18"/>
-                    </w:rPr>
-                    <w:t xml:space="preserve"> </w:t>
-                  </w:r>
-                  <w:r>
-                    <w:rPr>
-                      <w:rFonts w:ascii="Arial" w:hAnsi="Arial" w:cs="Arial"/>
-                      <w:sz w:val="18"/>
-                      <w:szCs w:val="18"/>
-                    </w:rPr>
-                    <w:t xml:space="preserve"> {</w:t>
+                    <w:t>}  {</w:t>
                   </w:r>
                   <w:proofErr w:type="spellStart"/>
                   <w:r>
@@ -2942,6 +2918,14 @@
                       <w:szCs w:val="18"/>
                     </w:rPr>
                   </w:pPr>
+                  <w:r>
+                    <w:rPr>
+                      <w:rFonts w:ascii="Arial" w:hAnsi="Arial" w:cs="Arial"/>
+                      <w:sz w:val="18"/>
+                      <w:szCs w:val="18"/>
+                    </w:rPr>
+                    <w:t>{quantity}</w:t>
+                  </w:r>
                 </w:p>
               </w:tc>
               <w:tc>
@@ -2960,6 +2944,14 @@
                       <w:szCs w:val="18"/>
                     </w:rPr>
                   </w:pPr>
+                  <w:r>
+                    <w:rPr>
+                      <w:rFonts w:ascii="Arial" w:hAnsi="Arial" w:cs="Arial"/>
+                      <w:sz w:val="18"/>
+                      <w:szCs w:val="18"/>
+                    </w:rPr>
+                    <w:t>{rate}</w:t>
+                  </w:r>
                 </w:p>
               </w:tc>
               <w:tc>
@@ -2970,12 +2962,21 @@
                   <w:pPr>
                     <w:pStyle w:val="NoSpacing"/>
                     <w:framePr w:hSpace="180" w:wrap="around" w:vAnchor="page" w:hAnchor="margin" w:y="481"/>
+                    <w:jc w:val="right"/>
                     <w:rPr>
                       <w:rFonts w:ascii="Arial" w:hAnsi="Arial" w:cs="Arial"/>
                       <w:sz w:val="18"/>
                       <w:szCs w:val="18"/>
                     </w:rPr>
                   </w:pPr>
+                  <w:r>
+                    <w:rPr>
+                      <w:rFonts w:ascii="Arial" w:hAnsi="Arial" w:cs="Arial"/>
+                      <w:sz w:val="18"/>
+                      <w:szCs w:val="18"/>
+                    </w:rPr>
+                    <w:t>{value}</w:t>
+                  </w:r>
                   <w:r>
                     <w:rPr>
                       <w:rFonts w:ascii="Arial" w:hAnsi="Arial" w:cs="Arial"/>

--- a/electron/database/generate-document/templates/party-invoice-aus.docx
+++ b/electron/database/generate-document/templates/party-invoice-aus.docx
@@ -135,41 +135,25 @@
                 <w:sz w:val="20"/>
                 <w:szCs w:val="20"/>
               </w:rPr>
-              <w:t>ALFA ICA (I) LTD.</w:t>
-            </w:r>
-          </w:p>
-          <w:p>
-            <w:pPr>
-              <w:rPr>
-                <w:rFonts w:cstheme="minorHAnsi"/>
-                <w:sz w:val="20"/>
-                <w:szCs w:val="20"/>
-              </w:rPr>
-            </w:pPr>
-            <w:r>
-              <w:rPr>
-                <w:rFonts w:cstheme="minorHAnsi"/>
-                <w:sz w:val="20"/>
-                <w:szCs w:val="20"/>
-              </w:rPr>
-              <w:t>ALFA PALAZZO    NR SHIVRANJANI X ROAD,</w:t>
-            </w:r>
-          </w:p>
-          <w:p>
-            <w:pPr>
-              <w:rPr>
-                <w:rFonts w:cstheme="minorHAnsi"/>
-                <w:sz w:val="20"/>
-                <w:szCs w:val="20"/>
-              </w:rPr>
-            </w:pPr>
-            <w:r>
-              <w:rPr>
-                <w:rFonts w:cstheme="minorHAnsi"/>
-                <w:sz w:val="20"/>
-                <w:szCs w:val="20"/>
-              </w:rPr>
-              <w:t>AHMEDABAD    380 015.    GUJARAT    INDIA</w:t>
+              <w:t>{#companyData}{companyName}</w:t>
+            </w:r>
+          </w:p>
+          <w:p>
+            <w:pPr>
+              <w:rPr>
+                <w:rFonts w:cstheme="minorHAnsi"/>
+                <w:sz w:val="20"/>
+                <w:szCs w:val="20"/>
+              </w:rPr>
+            </w:pPr>
+            <w:r>
+              <w:rPr>
+                <w:rFonts w:cstheme="minorHAnsi"/>
+                <w:bCs/>
+                <w:sz w:val="20"/>
+                <w:szCs w:val="20"/>
+              </w:rPr>
+              <w:t>{companyAddressLine1}    {companyAddressLine2},      {companyCity}    {companyPostalCode}   {companyState}    {companyCountry}{/}</w:t>
             </w:r>
           </w:p>
         </w:tc>
@@ -202,14 +186,12 @@
               </w:rPr>
               <w:t>{</w:t>
             </w:r>
-            <w:proofErr w:type="spellStart"/>
             <w:r>
               <w:rPr>
                 <w:rFonts w:cstheme="minorHAnsi"/>
               </w:rPr>
               <w:t>modifyInvNo</w:t>
             </w:r>
-            <w:proofErr w:type="spellEnd"/>
             <w:r>
               <w:rPr>
                 <w:rFonts w:cstheme="minorHAnsi"/>
@@ -251,14 +233,12 @@
               </w:rPr>
               <w:t>{</w:t>
             </w:r>
-            <w:proofErr w:type="spellStart"/>
             <w:r>
               <w:rPr>
                 <w:rFonts w:cstheme="minorHAnsi"/>
               </w:rPr>
               <w:t>invoiceDate</w:t>
             </w:r>
-            <w:proofErr w:type="spellEnd"/>
             <w:r>
               <w:rPr>
                 <w:rFonts w:cstheme="minorHAnsi"/>
@@ -338,14 +318,12 @@
               </w:rPr>
               <w:t>{</w:t>
             </w:r>
-            <w:proofErr w:type="spellStart"/>
             <w:r>
               <w:rPr>
                 <w:rFonts w:cstheme="minorHAnsi"/>
               </w:rPr>
               <w:t>buyersOrderNo</w:t>
             </w:r>
-            <w:proofErr w:type="spellEnd"/>
             <w:r>
               <w:rPr>
                 <w:rFonts w:cstheme="minorHAnsi"/>
@@ -388,14 +366,12 @@
               </w:rPr>
               <w:t>{</w:t>
             </w:r>
-            <w:proofErr w:type="spellStart"/>
             <w:r>
               <w:rPr>
                 <w:rFonts w:cstheme="minorHAnsi"/>
               </w:rPr>
               <w:t>orderDate</w:t>
             </w:r>
-            <w:proofErr w:type="spellEnd"/>
             <w:r>
               <w:rPr>
                 <w:rFonts w:cstheme="minorHAnsi"/>
@@ -460,7 +436,6 @@
               </w:rPr>
               <w:t>{</w:t>
             </w:r>
-            <w:proofErr w:type="spellStart"/>
             <w:r>
               <w:rPr>
                 <w:rFonts w:cstheme="minorHAnsi"/>
@@ -469,7 +444,6 @@
               </w:rPr>
               <w:t>consigneeName</w:t>
             </w:r>
-            <w:proofErr w:type="spellEnd"/>
             <w:r>
               <w:rPr>
                 <w:rFonts w:cstheme="minorHAnsi"/>
@@ -495,7 +469,6 @@
               </w:rPr>
               <w:t>{</w:t>
             </w:r>
-            <w:proofErr w:type="spellStart"/>
             <w:r>
               <w:rPr>
                 <w:rFonts w:cstheme="minorHAnsi"/>
@@ -504,7 +477,6 @@
               </w:rPr>
               <w:t>consigneeAddress</w:t>
             </w:r>
-            <w:proofErr w:type="spellEnd"/>
             <w:r>
               <w:rPr>
                 <w:rFonts w:cstheme="minorHAnsi"/>
@@ -513,7 +485,6 @@
               </w:rPr>
               <w:t>} {</w:t>
             </w:r>
-            <w:proofErr w:type="spellStart"/>
             <w:r>
               <w:rPr>
                 <w:rFonts w:cstheme="minorHAnsi"/>
@@ -522,7 +493,6 @@
               </w:rPr>
               <w:t>consigneeCity</w:t>
             </w:r>
-            <w:proofErr w:type="spellEnd"/>
             <w:r>
               <w:rPr>
                 <w:rFonts w:cstheme="minorHAnsi"/>
@@ -531,7 +501,6 @@
               </w:rPr>
               <w:t>} {</w:t>
             </w:r>
-            <w:proofErr w:type="spellStart"/>
             <w:r>
               <w:rPr>
                 <w:rFonts w:cstheme="minorHAnsi"/>
@@ -540,7 +509,6 @@
               </w:rPr>
               <w:t>consigneeState</w:t>
             </w:r>
-            <w:proofErr w:type="spellEnd"/>
             <w:r>
               <w:rPr>
                 <w:rFonts w:cstheme="minorHAnsi"/>
@@ -566,7 +534,6 @@
               </w:rPr>
               <w:t>{</w:t>
             </w:r>
-            <w:proofErr w:type="spellStart"/>
             <w:r>
               <w:rPr>
                 <w:rFonts w:cstheme="minorHAnsi"/>
@@ -575,7 +542,6 @@
               </w:rPr>
               <w:t>consigneeCountry</w:t>
             </w:r>
-            <w:proofErr w:type="spellEnd"/>
             <w:r>
               <w:rPr>
                 <w:rFonts w:cstheme="minorHAnsi"/>
@@ -584,7 +550,6 @@
               </w:rPr>
               <w:t>} {</w:t>
             </w:r>
-            <w:proofErr w:type="spellStart"/>
             <w:r>
               <w:rPr>
                 <w:rFonts w:cstheme="minorHAnsi"/>
@@ -593,7 +558,6 @@
               </w:rPr>
               <w:t>consigneeZip</w:t>
             </w:r>
-            <w:proofErr w:type="spellEnd"/>
             <w:r>
               <w:rPr>
                 <w:rFonts w:cstheme="minorHAnsi"/>
@@ -691,7 +655,6 @@
               </w:rPr>
               <w:t>{</w:t>
             </w:r>
-            <w:proofErr w:type="spellStart"/>
             <w:r>
               <w:rPr>
                 <w:rFonts w:cstheme="minorHAnsi"/>
@@ -700,7 +663,6 @@
               </w:rPr>
               <w:t>buyerName</w:t>
             </w:r>
-            <w:proofErr w:type="spellEnd"/>
             <w:r>
               <w:rPr>
                 <w:rFonts w:cstheme="minorHAnsi"/>
@@ -726,7 +688,6 @@
               </w:rPr>
               <w:t>{</w:t>
             </w:r>
-            <w:proofErr w:type="spellStart"/>
             <w:r>
               <w:rPr>
                 <w:rFonts w:cstheme="minorHAnsi"/>
@@ -735,7 +696,6 @@
               </w:rPr>
               <w:t>buyerAddress</w:t>
             </w:r>
-            <w:proofErr w:type="spellEnd"/>
             <w:r>
               <w:rPr>
                 <w:rFonts w:cstheme="minorHAnsi"/>
@@ -744,7 +704,6 @@
               </w:rPr>
               <w:t>} {</w:t>
             </w:r>
-            <w:proofErr w:type="spellStart"/>
             <w:r>
               <w:rPr>
                 <w:rFonts w:cstheme="minorHAnsi"/>
@@ -753,7 +712,6 @@
               </w:rPr>
               <w:t>buyerCity</w:t>
             </w:r>
-            <w:proofErr w:type="spellEnd"/>
             <w:r>
               <w:rPr>
                 <w:rFonts w:cstheme="minorHAnsi"/>
@@ -762,7 +720,6 @@
               </w:rPr>
               <w:t>} {</w:t>
             </w:r>
-            <w:proofErr w:type="spellStart"/>
             <w:r>
               <w:rPr>
                 <w:rFonts w:cstheme="minorHAnsi"/>
@@ -771,7 +728,6 @@
               </w:rPr>
               <w:t>buyerState</w:t>
             </w:r>
-            <w:proofErr w:type="spellEnd"/>
             <w:r>
               <w:rPr>
                 <w:rFonts w:cstheme="minorHAnsi"/>
@@ -797,7 +753,6 @@
               </w:rPr>
               <w:t>{</w:t>
             </w:r>
-            <w:proofErr w:type="spellStart"/>
             <w:r>
               <w:rPr>
                 <w:rFonts w:cstheme="minorHAnsi"/>
@@ -806,7 +761,6 @@
               </w:rPr>
               <w:t>buyerCountry</w:t>
             </w:r>
-            <w:proofErr w:type="spellEnd"/>
             <w:r>
               <w:rPr>
                 <w:rFonts w:cstheme="minorHAnsi"/>
@@ -815,7 +769,6 @@
               </w:rPr>
               <w:t>} {</w:t>
             </w:r>
-            <w:proofErr w:type="spellStart"/>
             <w:r>
               <w:rPr>
                 <w:rFonts w:cstheme="minorHAnsi"/>
@@ -824,7 +777,6 @@
               </w:rPr>
               <w:t>buyerZip</w:t>
             </w:r>
-            <w:proofErr w:type="spellEnd"/>
             <w:r>
               <w:rPr>
                 <w:rFonts w:cstheme="minorHAnsi"/>
@@ -896,7 +848,6 @@
               </w:rPr>
               <w:t>{</w:t>
             </w:r>
-            <w:proofErr w:type="spellStart"/>
             <w:r>
               <w:rPr>
                 <w:rFonts w:cstheme="minorHAnsi"/>
@@ -905,7 +856,6 @@
               </w:rPr>
               <w:t>originOfGoods</w:t>
             </w:r>
-            <w:proofErr w:type="spellEnd"/>
             <w:r>
               <w:rPr>
                 <w:rFonts w:cstheme="minorHAnsi"/>
@@ -957,7 +907,6 @@
               </w:rPr>
               <w:t>{</w:t>
             </w:r>
-            <w:proofErr w:type="spellStart"/>
             <w:r>
               <w:rPr>
                 <w:rFonts w:cstheme="minorHAnsi"/>
@@ -966,7 +915,6 @@
               </w:rPr>
               <w:t>finalDestination</w:t>
             </w:r>
-            <w:proofErr w:type="spellEnd"/>
             <w:r>
               <w:rPr>
                 <w:rFonts w:cstheme="minorHAnsi"/>
@@ -1043,7 +991,6 @@
               </w:rPr>
               <w:t>{</w:t>
             </w:r>
-            <w:proofErr w:type="spellStart"/>
             <w:r>
               <w:rPr>
                 <w:rFonts w:cstheme="minorHAnsi"/>
@@ -1052,7 +999,6 @@
               </w:rPr>
               <w:t>termOfDeliveryAndPayment</w:t>
             </w:r>
-            <w:proofErr w:type="spellEnd"/>
             <w:r>
               <w:rPr>
                 <w:rFonts w:cstheme="minorHAnsi"/>
@@ -1089,7 +1035,6 @@
                 <w:szCs w:val="20"/>
               </w:rPr>
             </w:pPr>
-            <w:proofErr w:type="spellStart"/>
             <w:r>
               <w:rPr>
                 <w:rFonts w:ascii="SansSerif" w:hAnsi="SansSerif" w:cs="SansSerif"/>
@@ -1097,17 +1042,7 @@
                 <w:sz w:val="20"/>
                 <w:szCs w:val="20"/>
               </w:rPr>
-              <w:t>Precarriage</w:t>
-            </w:r>
-            <w:proofErr w:type="spellEnd"/>
-            <w:r>
-              <w:rPr>
-                <w:rFonts w:ascii="SansSerif" w:hAnsi="SansSerif" w:cs="SansSerif"/>
-                <w:color w:val="000000"/>
-                <w:sz w:val="20"/>
-                <w:szCs w:val="20"/>
-              </w:rPr>
-              <w:t xml:space="preserve"> by:</w:t>
+              <w:t>Precarriage by:</w:t>
             </w:r>
           </w:p>
           <w:p>
@@ -1127,7 +1062,6 @@
               </w:rPr>
               <w:t>{</w:t>
             </w:r>
-            <w:proofErr w:type="spellStart"/>
             <w:r>
               <w:rPr>
                 <w:rFonts w:cstheme="minorHAnsi"/>
@@ -1136,7 +1070,6 @@
               </w:rPr>
               <w:t>precarriageBy</w:t>
             </w:r>
-            <w:proofErr w:type="spellEnd"/>
             <w:r>
               <w:rPr>
                 <w:rFonts w:cstheme="minorHAnsi"/>
@@ -1198,7 +1131,6 @@
               </w:rPr>
               <w:t>{</w:t>
             </w:r>
-            <w:proofErr w:type="spellStart"/>
             <w:r>
               <w:rPr>
                 <w:rFonts w:ascii="SansSerif" w:hAnsi="SansSerif" w:cs="SansSerif"/>
@@ -1208,7 +1140,6 @@
               </w:rPr>
               <w:t>placeOfReceipt</w:t>
             </w:r>
-            <w:proofErr w:type="spellEnd"/>
             <w:r>
               <w:rPr>
                 <w:rFonts w:ascii="SansSerif" w:hAnsi="SansSerif" w:cs="SansSerif"/>
@@ -1299,7 +1230,6 @@
               </w:rPr>
               <w:t>{</w:t>
             </w:r>
-            <w:proofErr w:type="spellStart"/>
             <w:r>
               <w:rPr>
                 <w:rFonts w:ascii="SansSerif" w:hAnsi="SansSerif" w:cs="SansSerif"/>
@@ -1309,7 +1239,6 @@
               </w:rPr>
               <w:t>vesselNo</w:t>
             </w:r>
-            <w:proofErr w:type="spellEnd"/>
             <w:r>
               <w:rPr>
                 <w:rFonts w:ascii="SansSerif" w:hAnsi="SansSerif" w:cs="SansSerif"/>
@@ -1372,7 +1301,6 @@
               </w:rPr>
               <w:t>{</w:t>
             </w:r>
-            <w:proofErr w:type="spellStart"/>
             <w:r>
               <w:rPr>
                 <w:rFonts w:ascii="SansSerif" w:hAnsi="SansSerif" w:cs="SansSerif"/>
@@ -1382,7 +1310,6 @@
               </w:rPr>
               <w:t>portOfLoading</w:t>
             </w:r>
-            <w:proofErr w:type="spellEnd"/>
             <w:r>
               <w:rPr>
                 <w:rFonts w:ascii="SansSerif" w:hAnsi="SansSerif" w:cs="SansSerif"/>
@@ -1468,7 +1395,6 @@
               </w:rPr>
               <w:t>{</w:t>
             </w:r>
-            <w:proofErr w:type="spellStart"/>
             <w:r>
               <w:rPr>
                 <w:rFonts w:ascii="SansSerif" w:hAnsi="SansSerif" w:cs="SansSerif"/>
@@ -1478,7 +1404,6 @@
               </w:rPr>
               <w:t>portOfDischarge</w:t>
             </w:r>
-            <w:proofErr w:type="spellEnd"/>
             <w:r>
               <w:rPr>
                 <w:rFonts w:ascii="SansSerif" w:hAnsi="SansSerif" w:cs="SansSerif"/>
@@ -1537,7 +1462,6 @@
               </w:rPr>
               <w:t>{</w:t>
             </w:r>
-            <w:proofErr w:type="spellStart"/>
             <w:r>
               <w:rPr>
                 <w:rFonts w:ascii="SansSerif" w:hAnsi="SansSerif" w:cs="SansSerif"/>
@@ -1547,7 +1471,6 @@
               </w:rPr>
               <w:t>finalDestination</w:t>
             </w:r>
-            <w:proofErr w:type="spellEnd"/>
             <w:r>
               <w:rPr>
                 <w:rFonts w:ascii="SansSerif" w:hAnsi="SansSerif" w:cs="SansSerif"/>
@@ -1618,7 +1541,6 @@
               </w:rPr>
               <w:t>{</w:t>
             </w:r>
-            <w:proofErr w:type="spellStart"/>
             <w:r>
               <w:rPr>
                 <w:rFonts w:cstheme="minorHAnsi"/>
@@ -1627,7 +1549,6 @@
               </w:rPr>
               <w:t>privateRemark</w:t>
             </w:r>
-            <w:proofErr w:type="spellEnd"/>
             <w:r>
               <w:rPr>
                 <w:rFonts w:cstheme="minorHAnsi"/>
@@ -1934,29 +1855,7 @@
                       <w:sz w:val="19"/>
                       <w:szCs w:val="19"/>
                     </w:rPr>
-                    <w:t>{</w:t>
-                  </w:r>
-                  <w:proofErr w:type="spellStart"/>
-                  <w:r>
-                    <w:rPr>
-                      <w:rFonts w:cstheme="minorHAnsi"/>
-                      <w:b/>
-                      <w:bCs/>
-                      <w:sz w:val="19"/>
-                      <w:szCs w:val="19"/>
-                    </w:rPr>
-                    <w:t>currencyChar</w:t>
-                  </w:r>
-                  <w:proofErr w:type="spellEnd"/>
-                  <w:r>
-                    <w:rPr>
-                      <w:rFonts w:cstheme="minorHAnsi"/>
-                      <w:b/>
-                      <w:bCs/>
-                      <w:sz w:val="19"/>
-                      <w:szCs w:val="19"/>
-                    </w:rPr>
-                    <w:t>}</w:t>
+                    <w:t>{currencyChar}</w:t>
                   </w:r>
                 </w:p>
               </w:tc>
@@ -2011,29 +1910,7 @@
                       <w:sz w:val="19"/>
                       <w:szCs w:val="19"/>
                     </w:rPr>
-                    <w:t>{</w:t>
-                  </w:r>
-                  <w:proofErr w:type="spellStart"/>
-                  <w:r>
-                    <w:rPr>
-                      <w:rFonts w:cstheme="minorHAnsi"/>
-                      <w:b/>
-                      <w:bCs/>
-                      <w:sz w:val="19"/>
-                      <w:szCs w:val="19"/>
-                    </w:rPr>
-                    <w:t>currencyChar</w:t>
-                  </w:r>
-                  <w:proofErr w:type="spellEnd"/>
-                  <w:r>
-                    <w:rPr>
-                      <w:rFonts w:cstheme="minorHAnsi"/>
-                      <w:b/>
-                      <w:bCs/>
-                      <w:sz w:val="19"/>
-                      <w:szCs w:val="19"/>
-                    </w:rPr>
-                    <w:t>}</w:t>
+                    <w:t>{currencyChar}</w:t>
                   </w:r>
                 </w:p>
               </w:tc>
@@ -2064,34 +1941,7 @@
                       <w:sz w:val="20"/>
                       <w:szCs w:val="20"/>
                     </w:rPr>
-                    <w:t>{#</w:t>
-                  </w:r>
-                  <w:proofErr w:type="gramStart"/>
-                  <w:r>
-                    <w:rPr>
-                      <w:rFonts w:cstheme="minorHAnsi"/>
-                      <w:sz w:val="20"/>
-                      <w:szCs w:val="20"/>
-                    </w:rPr>
-                    <w:t>IPItems}{</w:t>
-                  </w:r>
-                  <w:proofErr w:type="gramEnd"/>
-                  <w:r>
-                    <w:rPr>
-                      <w:rFonts w:cstheme="minorHAnsi"/>
-                      <w:sz w:val="20"/>
-                      <w:szCs w:val="20"/>
-                    </w:rPr>
-                    <w:t>#</w:t>
-                  </w:r>
-                  <w:proofErr w:type="gramStart"/>
-                  <w:r>
-                    <w:rPr>
-                      <w:rFonts w:cstheme="minorHAnsi"/>
-                      <w:sz w:val="20"/>
-                      <w:szCs w:val="20"/>
-                    </w:rPr>
-                    <w:t>showThickness}</w:t>
+                    <w:t>{#IPItems}{#showThickness}</w:t>
                   </w:r>
                   <w:r>
                     <w:rPr>
@@ -2101,18 +1951,7 @@
                       <w:sz w:val="20"/>
                       <w:szCs w:val="20"/>
                     </w:rPr>
-                    <w:t>{</w:t>
-                  </w:r>
-                  <w:proofErr w:type="gramEnd"/>
-                  <w:r>
-                    <w:rPr>
-                      <w:rFonts w:cstheme="minorHAnsi"/>
-                      <w:b/>
-                      <w:bCs/>
-                      <w:sz w:val="20"/>
-                      <w:szCs w:val="20"/>
-                    </w:rPr>
-                    <w:t>thicknessDetail</w:t>
+                    <w:t>{thicknessDetail</w:t>
                   </w:r>
                   <w:r>
                     <w:rPr>
@@ -2142,73 +1981,7 @@
                       <w:sz w:val="20"/>
                       <w:szCs w:val="20"/>
                     </w:rPr>
-                    <w:t xml:space="preserve">{length} X {width} X {height} </w:t>
-                  </w:r>
-                  <w:proofErr w:type="gramStart"/>
-                  <w:r>
-                    <w:rPr>
-                      <w:rFonts w:cstheme="minorHAnsi"/>
-                      <w:b/>
-                      <w:bCs/>
-                      <w:sz w:val="20"/>
-                      <w:szCs w:val="20"/>
-                    </w:rPr>
-                    <w:t>MM  {</w:t>
-                  </w:r>
-                  <w:proofErr w:type="gramEnd"/>
-                  <w:r>
-                    <w:rPr>
-                      <w:rFonts w:cstheme="minorHAnsi"/>
-                      <w:b/>
-                      <w:bCs/>
-                      <w:sz w:val="20"/>
-                      <w:szCs w:val="20"/>
-                    </w:rPr>
-                    <w:t>#fsc} – {</w:t>
-                  </w:r>
-                  <w:proofErr w:type="spellStart"/>
-                  <w:r>
-                    <w:rPr>
-                      <w:rFonts w:cstheme="minorHAnsi"/>
-                      <w:b/>
-                      <w:bCs/>
-                      <w:sz w:val="20"/>
-                      <w:szCs w:val="20"/>
-                    </w:rPr>
-                    <w:t>fsc</w:t>
-                  </w:r>
-                  <w:proofErr w:type="spellEnd"/>
-                  <w:r>
-                    <w:rPr>
-                      <w:rFonts w:cstheme="minorHAnsi"/>
-                      <w:b/>
-                      <w:bCs/>
-                      <w:sz w:val="20"/>
-                      <w:szCs w:val="20"/>
-                    </w:rPr>
-                    <w:t>}{/</w:t>
-                  </w:r>
-                  <w:proofErr w:type="spellStart"/>
-                  <w:r>
-                    <w:rPr>
-                      <w:rFonts w:cstheme="minorHAnsi"/>
-                      <w:b/>
-                      <w:bCs/>
-                      <w:sz w:val="20"/>
-                      <w:szCs w:val="20"/>
-                    </w:rPr>
-                    <w:t>fsc</w:t>
-                  </w:r>
-                  <w:proofErr w:type="spellEnd"/>
-                  <w:r>
-                    <w:rPr>
-                      <w:rFonts w:cstheme="minorHAnsi"/>
-                      <w:b/>
-                      <w:bCs/>
-                      <w:sz w:val="20"/>
-                      <w:szCs w:val="20"/>
-                    </w:rPr>
-                    <w:t>}</w:t>
+                    <w:t>{length} X {width} X {height} MM  {#fsc} – {fsc}{/fsc}</w:t>
                   </w:r>
                 </w:p>
               </w:tc>
@@ -2292,61 +2065,7 @@
                       <w:sz w:val="18"/>
                       <w:szCs w:val="18"/>
                     </w:rPr>
-                    <w:t>{#</w:t>
-                  </w:r>
-                  <w:proofErr w:type="gramStart"/>
-                  <w:r>
-                    <w:rPr>
-                      <w:rFonts w:ascii="Arial" w:hAnsi="Arial" w:cs="Arial"/>
-                      <w:sz w:val="18"/>
-                      <w:szCs w:val="18"/>
-                    </w:rPr>
-                    <w:t>invoices}{</w:t>
-                  </w:r>
-                  <w:proofErr w:type="gramEnd"/>
-                  <w:r>
-                    <w:rPr>
-                      <w:rFonts w:ascii="Arial" w:hAnsi="Arial" w:cs="Arial"/>
-                      <w:sz w:val="18"/>
-                      <w:szCs w:val="18"/>
-                    </w:rPr>
-                    <w:t>containerFrom}{#containerTo} to {</w:t>
-                  </w:r>
-                  <w:proofErr w:type="spellStart"/>
-                  <w:r>
-                    <w:rPr>
-                      <w:rFonts w:ascii="Arial" w:hAnsi="Arial" w:cs="Arial"/>
-                      <w:sz w:val="18"/>
-                      <w:szCs w:val="18"/>
-                    </w:rPr>
-                    <w:t>containerTo</w:t>
-                  </w:r>
-                  <w:proofErr w:type="spellEnd"/>
-                  <w:r>
-                    <w:rPr>
-                      <w:rFonts w:ascii="Arial" w:hAnsi="Arial" w:cs="Arial"/>
-                      <w:sz w:val="18"/>
-                      <w:szCs w:val="18"/>
-                    </w:rPr>
-                    <w:t>}{/</w:t>
-                  </w:r>
-                  <w:proofErr w:type="spellStart"/>
-                  <w:r>
-                    <w:rPr>
-                      <w:rFonts w:ascii="Arial" w:hAnsi="Arial" w:cs="Arial"/>
-                      <w:sz w:val="18"/>
-                      <w:szCs w:val="18"/>
-                    </w:rPr>
-                    <w:t>containerTo</w:t>
-                  </w:r>
-                  <w:proofErr w:type="spellEnd"/>
-                  <w:r>
-                    <w:rPr>
-                      <w:rFonts w:ascii="Arial" w:hAnsi="Arial" w:cs="Arial"/>
-                      <w:sz w:val="18"/>
-                      <w:szCs w:val="18"/>
-                    </w:rPr>
-                    <w:t>}</w:t>
+                    <w:t>{#invoices}{containerFrom}{#containerTo} to {containerTo}{/containerTo}</w:t>
                   </w:r>
                 </w:p>
               </w:tc>
@@ -2375,25 +2094,7 @@
                       <w:sz w:val="18"/>
                       <w:szCs w:val="18"/>
                     </w:rPr>
-                    <w:t>{</w:t>
-                  </w:r>
-                  <w:proofErr w:type="spellStart"/>
-                  <w:r>
-                    <w:rPr>
-                      <w:rFonts w:ascii="Arial" w:hAnsi="Arial" w:cs="Arial"/>
-                      <w:sz w:val="18"/>
-                      <w:szCs w:val="18"/>
-                    </w:rPr>
-                    <w:t>materialGrade</w:t>
-                  </w:r>
-                  <w:proofErr w:type="spellEnd"/>
-                  <w:r>
-                    <w:rPr>
-                      <w:rFonts w:ascii="Arial" w:hAnsi="Arial" w:cs="Arial"/>
-                      <w:sz w:val="18"/>
-                      <w:szCs w:val="18"/>
-                    </w:rPr>
-                    <w:t>}</w:t>
+                    <w:t>{materialGrade}</w:t>
                   </w:r>
                 </w:p>
               </w:tc>
@@ -2422,25 +2123,7 @@
                       <w:sz w:val="18"/>
                       <w:szCs w:val="18"/>
                     </w:rPr>
-                    <w:t>{</w:t>
-                  </w:r>
-                  <w:proofErr w:type="spellStart"/>
-                  <w:r>
-                    <w:rPr>
-                      <w:rFonts w:ascii="Arial" w:hAnsi="Arial" w:cs="Arial"/>
-                      <w:sz w:val="18"/>
-                      <w:szCs w:val="18"/>
-                    </w:rPr>
-                    <w:t>brandName</w:t>
-                  </w:r>
-                  <w:proofErr w:type="spellEnd"/>
-                  <w:r>
-                    <w:rPr>
-                      <w:rFonts w:ascii="Arial" w:hAnsi="Arial" w:cs="Arial"/>
-                      <w:sz w:val="18"/>
-                      <w:szCs w:val="18"/>
-                    </w:rPr>
-                    <w:t>}</w:t>
+                    <w:t>{brandName}</w:t>
                   </w:r>
                 </w:p>
               </w:tc>
@@ -2468,43 +2151,7 @@
                       <w:sz w:val="18"/>
                       <w:szCs w:val="18"/>
                     </w:rPr>
-                    <w:t>{</w:t>
-                  </w:r>
-                  <w:proofErr w:type="spellStart"/>
-                  <w:r>
-                    <w:rPr>
-                      <w:rFonts w:ascii="Arial" w:hAnsi="Arial" w:cs="Arial"/>
-                      <w:sz w:val="18"/>
-                      <w:szCs w:val="18"/>
-                    </w:rPr>
-                    <w:t>designType</w:t>
-                  </w:r>
-                  <w:proofErr w:type="spellEnd"/>
-                  <w:r>
-                    <w:rPr>
-                      <w:rFonts w:ascii="Arial" w:hAnsi="Arial" w:cs="Arial"/>
-                      <w:sz w:val="18"/>
-                      <w:szCs w:val="18"/>
-                    </w:rPr>
-                    <w:t>} / {</w:t>
-                  </w:r>
-                  <w:proofErr w:type="spellStart"/>
-                  <w:r>
-                    <w:rPr>
-                      <w:rFonts w:ascii="Arial" w:hAnsi="Arial" w:cs="Arial"/>
-                      <w:sz w:val="18"/>
-                      <w:szCs w:val="18"/>
-                    </w:rPr>
-                    <w:t>finishType</w:t>
-                  </w:r>
-                  <w:proofErr w:type="spellEnd"/>
-                  <w:r>
-                    <w:rPr>
-                      <w:rFonts w:ascii="Arial" w:hAnsi="Arial" w:cs="Arial"/>
-                      <w:sz w:val="18"/>
-                      <w:szCs w:val="18"/>
-                    </w:rPr>
-                    <w:t>}</w:t>
+                    <w:t>{designType} / {finishType}</w:t>
                   </w:r>
                 </w:p>
               </w:tc>
@@ -2581,25 +2228,7 @@
                       <w:sz w:val="18"/>
                       <w:szCs w:val="18"/>
                     </w:rPr>
-                    <w:t>{value} {/invoices} {/</w:t>
-                  </w:r>
-                  <w:proofErr w:type="spellStart"/>
-                  <w:r>
-                    <w:rPr>
-                      <w:rFonts w:ascii="Arial" w:hAnsi="Arial" w:cs="Arial"/>
-                      <w:sz w:val="18"/>
-                      <w:szCs w:val="18"/>
-                    </w:rPr>
-                    <w:t>IPItems</w:t>
-                  </w:r>
-                  <w:proofErr w:type="spellEnd"/>
-                  <w:r>
-                    <w:rPr>
-                      <w:rFonts w:ascii="Arial" w:hAnsi="Arial" w:cs="Arial"/>
-                      <w:sz w:val="18"/>
-                      <w:szCs w:val="18"/>
-                    </w:rPr>
-                    <w:t>}</w:t>
+                    <w:t>{value} {/invoices} {/IPItems}</w:t>
                   </w:r>
                 </w:p>
               </w:tc>
@@ -2632,29 +2261,7 @@
                       <w:sz w:val="18"/>
                       <w:szCs w:val="18"/>
                     </w:rPr>
-                    <w:t>{#isSampleBox}SAMPLE BOX{/</w:t>
-                  </w:r>
-                  <w:proofErr w:type="spellStart"/>
-                  <w:r>
-                    <w:rPr>
-                      <w:rFonts w:ascii="Arial" w:hAnsi="Arial" w:cs="Arial"/>
-                      <w:b/>
-                      <w:bCs/>
-                      <w:sz w:val="18"/>
-                      <w:szCs w:val="18"/>
-                    </w:rPr>
-                    <w:t>isSampleBox</w:t>
-                  </w:r>
-                  <w:proofErr w:type="spellEnd"/>
-                  <w:r>
-                    <w:rPr>
-                      <w:rFonts w:ascii="Arial" w:hAnsi="Arial" w:cs="Arial"/>
-                      <w:b/>
-                      <w:bCs/>
-                      <w:sz w:val="18"/>
-                      <w:szCs w:val="18"/>
-                    </w:rPr>
-                    <w:t>}</w:t>
+                    <w:t>{#isSampleBox}SAMPLE BOX{/isSampleBox}</w:t>
                   </w:r>
                 </w:p>
               </w:tc>
@@ -2740,61 +2347,7 @@
                       <w:sz w:val="18"/>
                       <w:szCs w:val="18"/>
                     </w:rPr>
-                    <w:t>{#</w:t>
-                  </w:r>
-                  <w:proofErr w:type="gramStart"/>
-                  <w:r>
-                    <w:rPr>
-                      <w:rFonts w:ascii="Arial" w:hAnsi="Arial" w:cs="Arial"/>
-                      <w:sz w:val="18"/>
-                      <w:szCs w:val="18"/>
-                    </w:rPr>
-                    <w:t>sampleBox}{</w:t>
-                  </w:r>
-                  <w:proofErr w:type="gramEnd"/>
-                  <w:r>
-                    <w:rPr>
-                      <w:rFonts w:ascii="Arial" w:hAnsi="Arial" w:cs="Arial"/>
-                      <w:sz w:val="18"/>
-                      <w:szCs w:val="18"/>
-                    </w:rPr>
-                    <w:t>containerFrom}{#containerTo} to {</w:t>
-                  </w:r>
-                  <w:proofErr w:type="spellStart"/>
-                  <w:r>
-                    <w:rPr>
-                      <w:rFonts w:ascii="Arial" w:hAnsi="Arial" w:cs="Arial"/>
-                      <w:sz w:val="18"/>
-                      <w:szCs w:val="18"/>
-                    </w:rPr>
-                    <w:t>containerTo</w:t>
-                  </w:r>
-                  <w:proofErr w:type="spellEnd"/>
-                  <w:r>
-                    <w:rPr>
-                      <w:rFonts w:ascii="Arial" w:hAnsi="Arial" w:cs="Arial"/>
-                      <w:sz w:val="18"/>
-                      <w:szCs w:val="18"/>
-                    </w:rPr>
-                    <w:t>} {/</w:t>
-                  </w:r>
-                  <w:proofErr w:type="spellStart"/>
-                  <w:r>
-                    <w:rPr>
-                      <w:rFonts w:ascii="Arial" w:hAnsi="Arial" w:cs="Arial"/>
-                      <w:sz w:val="18"/>
-                      <w:szCs w:val="18"/>
-                    </w:rPr>
-                    <w:t>containerTo</w:t>
-                  </w:r>
-                  <w:proofErr w:type="spellEnd"/>
-                  <w:r>
-                    <w:rPr>
-                      <w:rFonts w:ascii="Arial" w:hAnsi="Arial" w:cs="Arial"/>
-                      <w:sz w:val="18"/>
-                      <w:szCs w:val="18"/>
-                    </w:rPr>
-                    <w:t>}</w:t>
+                    <w:t>{#sampleBox}{containerFrom}{#containerTo} to {containerTo} {/containerTo}</w:t>
                   </w:r>
                 </w:p>
               </w:tc>
@@ -2824,81 +2377,7 @@
                       <w:sz w:val="18"/>
                       <w:szCs w:val="18"/>
                     </w:rPr>
-                    <w:t>{</w:t>
-                  </w:r>
-                  <w:proofErr w:type="spellStart"/>
-                  <w:proofErr w:type="gramStart"/>
-                  <w:r>
-                    <w:rPr>
-                      <w:rFonts w:ascii="Arial" w:hAnsi="Arial" w:cs="Arial"/>
-                      <w:sz w:val="18"/>
-                      <w:szCs w:val="18"/>
-                    </w:rPr>
-                    <w:t>materialGrade</w:t>
-                  </w:r>
-                  <w:proofErr w:type="spellEnd"/>
-                  <w:r>
-                    <w:rPr>
-                      <w:rFonts w:ascii="Arial" w:hAnsi="Arial" w:cs="Arial"/>
-                      <w:sz w:val="18"/>
-                      <w:szCs w:val="18"/>
-                    </w:rPr>
-                    <w:t>}  {</w:t>
-                  </w:r>
-                  <w:proofErr w:type="spellStart"/>
-                  <w:r>
-                    <w:rPr>
-                      <w:rFonts w:ascii="Arial" w:hAnsi="Arial" w:cs="Arial"/>
-                      <w:sz w:val="18"/>
-                      <w:szCs w:val="18"/>
-                    </w:rPr>
-                    <w:t>brandName</w:t>
-                  </w:r>
-                  <w:proofErr w:type="spellEnd"/>
-                  <w:r>
-                    <w:rPr>
-                      <w:rFonts w:ascii="Arial" w:hAnsi="Arial" w:cs="Arial"/>
-                      <w:sz w:val="18"/>
-                      <w:szCs w:val="18"/>
-                    </w:rPr>
-                    <w:t>}  {</w:t>
-                  </w:r>
-                  <w:proofErr w:type="spellStart"/>
-                  <w:r>
-                    <w:rPr>
-                      <w:rFonts w:ascii="Arial" w:hAnsi="Arial" w:cs="Arial"/>
-                      <w:sz w:val="18"/>
-                      <w:szCs w:val="18"/>
-                    </w:rPr>
-                    <w:t>designType</w:t>
-                  </w:r>
-                  <w:proofErr w:type="spellEnd"/>
-                  <w:r>
-                    <w:rPr>
-                      <w:rFonts w:ascii="Arial" w:hAnsi="Arial" w:cs="Arial"/>
-                      <w:sz w:val="18"/>
-                      <w:szCs w:val="18"/>
-                    </w:rPr>
-                    <w:t>}  {</w:t>
-                  </w:r>
-                  <w:proofErr w:type="spellStart"/>
-                  <w:proofErr w:type="gramEnd"/>
-                  <w:r>
-                    <w:rPr>
-                      <w:rFonts w:ascii="Arial" w:hAnsi="Arial" w:cs="Arial"/>
-                      <w:sz w:val="18"/>
-                      <w:szCs w:val="18"/>
-                    </w:rPr>
-                    <w:t>finishType</w:t>
-                  </w:r>
-                  <w:proofErr w:type="spellEnd"/>
-                  <w:r>
-                    <w:rPr>
-                      <w:rFonts w:ascii="Arial" w:hAnsi="Arial" w:cs="Arial"/>
-                      <w:sz w:val="18"/>
-                      <w:szCs w:val="18"/>
-                    </w:rPr>
-                    <w:t>}</w:t>
+                    <w:t>{materialGrade}  {brandName}  {designType}  {finishType}</w:t>
                   </w:r>
                 </w:p>
               </w:tc>
@@ -2983,25 +2462,7 @@
                       <w:sz w:val="18"/>
                       <w:szCs w:val="18"/>
                     </w:rPr>
-                    <w:t>{/</w:t>
-                  </w:r>
-                  <w:proofErr w:type="spellStart"/>
-                  <w:r>
-                    <w:rPr>
-                      <w:rFonts w:ascii="Arial" w:hAnsi="Arial" w:cs="Arial"/>
-                      <w:sz w:val="18"/>
-                      <w:szCs w:val="18"/>
-                    </w:rPr>
-                    <w:t>sampleBox</w:t>
-                  </w:r>
-                  <w:proofErr w:type="spellEnd"/>
-                  <w:r>
-                    <w:rPr>
-                      <w:rFonts w:ascii="Arial" w:hAnsi="Arial" w:cs="Arial"/>
-                      <w:sz w:val="18"/>
-                      <w:szCs w:val="18"/>
-                    </w:rPr>
-                    <w:t>}</w:t>
+                    <w:t>{/sampleBox}</w:t>
                   </w:r>
                 </w:p>
               </w:tc>
@@ -3051,7 +2512,6 @@
               </w:rPr>
               <w:t>{</w:t>
             </w:r>
-            <w:proofErr w:type="spellStart"/>
             <w:r>
               <w:rPr>
                 <w:rFonts w:cstheme="minorHAnsi"/>
@@ -3060,7 +2520,6 @@
               </w:rPr>
               <w:t>totalAmount</w:t>
             </w:r>
-            <w:proofErr w:type="spellEnd"/>
             <w:r>
               <w:rPr>
                 <w:rFonts w:cstheme="minorHAnsi"/>
@@ -3179,25 +2638,7 @@
                 <w:sz w:val="20"/>
                 <w:szCs w:val="20"/>
               </w:rPr>
-              <w:t xml:space="preserve">Addition - </w:t>
-            </w:r>
-            <w:proofErr w:type="spellStart"/>
-            <w:r>
-              <w:rPr>
-                <w:rFonts w:cstheme="minorHAnsi"/>
-                <w:sz w:val="20"/>
-                <w:szCs w:val="20"/>
-              </w:rPr>
-              <w:t>Seafreight</w:t>
-            </w:r>
-            <w:proofErr w:type="spellEnd"/>
-            <w:r>
-              <w:rPr>
-                <w:rFonts w:cstheme="minorHAnsi"/>
-                <w:sz w:val="20"/>
-                <w:szCs w:val="20"/>
-              </w:rPr>
-              <w:t xml:space="preserve"> Charges -  </w:t>
+              <w:t xml:space="preserve">Addition - Seafreight Charges -  </w:t>
             </w:r>
           </w:p>
           <w:p>
@@ -3237,6 +2678,7 @@
                 <w:sz w:val="20"/>
                 <w:szCs w:val="20"/>
               </w:rPr>
+              <w:lastRenderedPageBreak/>
               <w:t xml:space="preserve">Rounding                 </w:t>
             </w:r>
           </w:p>
@@ -3267,25 +2709,8 @@
                 <w:sz w:val="20"/>
                 <w:szCs w:val="20"/>
               </w:rPr>
-              <w:t>{</w:t>
-            </w:r>
-            <w:proofErr w:type="spellStart"/>
-            <w:r>
-              <w:rPr>
-                <w:rFonts w:cstheme="minorHAnsi"/>
-                <w:sz w:val="20"/>
-                <w:szCs w:val="20"/>
-              </w:rPr>
-              <w:t>totalAddition</w:t>
-            </w:r>
-            <w:proofErr w:type="spellEnd"/>
-            <w:r>
-              <w:rPr>
-                <w:rFonts w:cstheme="minorHAnsi"/>
-                <w:sz w:val="20"/>
-                <w:szCs w:val="20"/>
-              </w:rPr>
-              <w:t>}</w:t>
+              <w:lastRenderedPageBreak/>
+              <w:t>{totalAddition}</w:t>
             </w:r>
           </w:p>
           <w:p>
@@ -3305,25 +2730,7 @@
                 <w:sz w:val="20"/>
                 <w:szCs w:val="20"/>
               </w:rPr>
-              <w:t>{</w:t>
-            </w:r>
-            <w:proofErr w:type="spellStart"/>
-            <w:r>
-              <w:rPr>
-                <w:rFonts w:cstheme="minorHAnsi"/>
-                <w:sz w:val="20"/>
-                <w:szCs w:val="20"/>
-              </w:rPr>
-              <w:t>totalDiscount</w:t>
-            </w:r>
-            <w:proofErr w:type="spellEnd"/>
-            <w:r>
-              <w:rPr>
-                <w:rFonts w:cstheme="minorHAnsi"/>
-                <w:sz w:val="20"/>
-                <w:szCs w:val="20"/>
-              </w:rPr>
-              <w:t>}</w:t>
+              <w:t>{totalDiscount}</w:t>
             </w:r>
           </w:p>
           <w:p>
@@ -3343,6 +2750,7 @@
                 <w:sz w:val="20"/>
                 <w:szCs w:val="20"/>
               </w:rPr>
+              <w:lastRenderedPageBreak/>
               <w:t>{rounding}</w:t>
             </w:r>
           </w:p>
@@ -3379,97 +2787,23 @@
                 <w:szCs w:val="20"/>
               </w:rPr>
               <w:lastRenderedPageBreak/>
-              <w:t>Total {</w:t>
-            </w:r>
-            <w:proofErr w:type="spellStart"/>
-            <w:r>
-              <w:rPr>
-                <w:rFonts w:cstheme="minorHAnsi"/>
-                <w:sz w:val="20"/>
-                <w:szCs w:val="20"/>
-              </w:rPr>
-              <w:t>deliveryTerms</w:t>
-            </w:r>
-            <w:proofErr w:type="spellEnd"/>
-            <w:r>
-              <w:rPr>
-                <w:rFonts w:cstheme="minorHAnsi"/>
-                <w:sz w:val="20"/>
-                <w:szCs w:val="20"/>
-              </w:rPr>
-              <w:t xml:space="preserve">} </w:t>
-            </w:r>
-            <w:r>
-              <w:rPr>
-                <w:rFonts w:cstheme="minorHAnsi"/>
-                <w:sz w:val="20"/>
-                <w:szCs w:val="20"/>
-              </w:rPr>
-              <w:t>{</w:t>
-            </w:r>
-            <w:proofErr w:type="spellStart"/>
-            <w:proofErr w:type="gramStart"/>
-            <w:r>
-              <w:rPr>
-                <w:rFonts w:cstheme="minorHAnsi"/>
-                <w:sz w:val="20"/>
-                <w:szCs w:val="20"/>
-              </w:rPr>
-              <w:t>dischargeTerms</w:t>
-            </w:r>
-            <w:proofErr w:type="spellEnd"/>
-            <w:r>
-              <w:rPr>
-                <w:rFonts w:cstheme="minorHAnsi"/>
-                <w:sz w:val="20"/>
-                <w:szCs w:val="20"/>
-              </w:rPr>
-              <w:t>}</w:t>
-            </w:r>
-            <w:r>
-              <w:rPr>
-                <w:rFonts w:cstheme="minorHAnsi"/>
-                <w:sz w:val="20"/>
-                <w:szCs w:val="20"/>
-              </w:rPr>
-              <w:t xml:space="preserve">  {</w:t>
-            </w:r>
-            <w:proofErr w:type="spellStart"/>
-            <w:proofErr w:type="gramEnd"/>
-            <w:r>
-              <w:rPr>
-                <w:rFonts w:cstheme="minorHAnsi"/>
-                <w:sz w:val="20"/>
-                <w:szCs w:val="20"/>
-              </w:rPr>
-              <w:t>currencyChar</w:t>
-            </w:r>
-            <w:proofErr w:type="spellEnd"/>
-            <w:r>
-              <w:rPr>
-                <w:rFonts w:cstheme="minorHAnsi"/>
-                <w:sz w:val="20"/>
-                <w:szCs w:val="20"/>
-              </w:rPr>
-              <w:t>} {</w:t>
-            </w:r>
-            <w:proofErr w:type="spellStart"/>
-            <w:r>
-              <w:rPr>
-                <w:rFonts w:cstheme="minorHAnsi"/>
-                <w:sz w:val="20"/>
-                <w:szCs w:val="20"/>
-              </w:rPr>
-              <w:t>netAmountWords</w:t>
-            </w:r>
-            <w:proofErr w:type="spellEnd"/>
-            <w:r>
-              <w:rPr>
-                <w:rFonts w:cstheme="minorHAnsi"/>
-                <w:sz w:val="20"/>
-                <w:szCs w:val="20"/>
-              </w:rPr>
-              <w:t>}</w:t>
+              <w:t xml:space="preserve">Total {deliveryTerms} </w:t>
+            </w:r>
+            <w:r>
+              <w:rPr>
+                <w:rFonts w:cstheme="minorHAnsi"/>
+                <w:sz w:val="20"/>
+                <w:szCs w:val="20"/>
+              </w:rPr>
+              <w:t>{dischargeTerms}</w:t>
+            </w:r>
+            <w:r>
+              <w:rPr>
+                <w:rFonts w:cstheme="minorHAnsi"/>
+                <w:sz w:val="20"/>
+                <w:szCs w:val="20"/>
+              </w:rPr>
+              <w:t xml:space="preserve">  {currencyChar} {netAmountWords}</w:t>
             </w:r>
             <w:r>
               <w:rPr>
@@ -3516,25 +2850,7 @@
                 <w:sz w:val="20"/>
                 <w:szCs w:val="20"/>
               </w:rPr>
-              <w:t>{</w:t>
-            </w:r>
-            <w:proofErr w:type="spellStart"/>
-            <w:r>
-              <w:rPr>
-                <w:rFonts w:cstheme="minorHAnsi"/>
-                <w:sz w:val="20"/>
-                <w:szCs w:val="20"/>
-              </w:rPr>
-              <w:t>netAmount</w:t>
-            </w:r>
-            <w:proofErr w:type="spellEnd"/>
-            <w:r>
-              <w:rPr>
-                <w:rFonts w:cstheme="minorHAnsi"/>
-                <w:sz w:val="20"/>
-                <w:szCs w:val="20"/>
-              </w:rPr>
-              <w:t>}</w:t>
+              <w:t>{netAmount}</w:t>
             </w:r>
           </w:p>
         </w:tc>
@@ -3569,25 +2885,7 @@
                 <w:sz w:val="20"/>
                 <w:szCs w:val="20"/>
               </w:rPr>
-              <w:t>{#</w:t>
-            </w:r>
-            <w:proofErr w:type="gramStart"/>
-            <w:r>
-              <w:rPr>
-                <w:rFonts w:cstheme="minorHAnsi"/>
-                <w:sz w:val="20"/>
-                <w:szCs w:val="20"/>
-              </w:rPr>
-              <w:t>specialInstruction}{</w:t>
-            </w:r>
-            <w:proofErr w:type="gramEnd"/>
-            <w:r>
-              <w:rPr>
-                <w:rFonts w:cstheme="minorHAnsi"/>
-                <w:sz w:val="20"/>
-                <w:szCs w:val="20"/>
-              </w:rPr>
-              <w:t>specialInstruction}{/specialInstruction}</w:t>
+              <w:t>{#specialInstruction}{specialInstruction}{/specialInstruction}</w:t>
             </w:r>
           </w:p>
           <w:p>
@@ -3732,7 +3030,6 @@
                     </w:rPr>
                     <w:t>{</w:t>
                   </w:r>
-                  <w:proofErr w:type="spellStart"/>
                   <w:r>
                     <w:rPr>
                       <w:rFonts w:cstheme="minorHAnsi"/>
@@ -3741,7 +3038,6 @@
                     </w:rPr>
                     <w:t>totalQuantity</w:t>
                   </w:r>
-                  <w:proofErr w:type="spellEnd"/>
                   <w:r>
                     <w:rPr>
                       <w:rFonts w:cstheme="minorHAnsi"/>
@@ -3806,7 +3102,6 @@
                     </w:rPr>
                     <w:t>{</w:t>
                   </w:r>
-                  <w:proofErr w:type="spellStart"/>
                   <w:r>
                     <w:rPr>
                       <w:rFonts w:cstheme="minorHAnsi"/>
@@ -3815,7 +3110,6 @@
                     </w:rPr>
                     <w:t>totalBox</w:t>
                   </w:r>
-                  <w:proofErr w:type="spellEnd"/>
                   <w:r>
                     <w:rPr>
                       <w:rFonts w:cstheme="minorHAnsi"/>
@@ -3900,7 +3194,6 @@
                     </w:rPr>
                     <w:t>{</w:t>
                   </w:r>
-                  <w:proofErr w:type="spellStart"/>
                   <w:r>
                     <w:rPr>
                       <w:rFonts w:cstheme="minorHAnsi"/>
@@ -3909,7 +3202,6 @@
                     </w:rPr>
                     <w:t>totalNetWeight</w:t>
                   </w:r>
-                  <w:proofErr w:type="spellEnd"/>
                   <w:r>
                     <w:rPr>
                       <w:rFonts w:cstheme="minorHAnsi"/>
@@ -3938,7 +3230,6 @@
                     </w:rPr>
                     <w:t>{</w:t>
                   </w:r>
-                  <w:proofErr w:type="spellStart"/>
                   <w:r>
                     <w:rPr>
                       <w:rFonts w:cstheme="minorHAnsi"/>
@@ -3947,7 +3238,6 @@
                     </w:rPr>
                     <w:t>totalGrossWeight</w:t>
                   </w:r>
-                  <w:proofErr w:type="spellEnd"/>
                   <w:r>
                     <w:rPr>
                       <w:rFonts w:cstheme="minorHAnsi"/>
@@ -3986,8 +3276,12 @@
     </w:p>
     <w:p/>
     <w:sectPr>
-      <w:headerReference w:type="default" r:id="rId8"/>
-      <w:footerReference w:type="default" r:id="rId9"/>
+      <w:headerReference w:type="even" r:id="rId8"/>
+      <w:headerReference w:type="default" r:id="rId9"/>
+      <w:footerReference w:type="even" r:id="rId10"/>
+      <w:footerReference w:type="default" r:id="rId11"/>
+      <w:headerReference w:type="first" r:id="rId12"/>
+      <w:footerReference w:type="first" r:id="rId13"/>
       <w:pgSz w:w="12240" w:h="15840" w:code="1"/>
       <w:pgMar w:top="482" w:right="567" w:bottom="1701" w:left="567" w:header="198" w:footer="510" w:gutter="0"/>
       <w:pgBorders w:offsetFrom="page">
@@ -4029,6 +3323,16 @@
 </file>
 
 <file path=word/footer1.xml><?xml version="1.0" encoding="utf-8"?>
+<w:ftr xmlns:wpc="http://schemas.microsoft.com/office/word/2010/wordprocessingCanvas" xmlns:cx="http://schemas.microsoft.com/office/drawing/2014/chartex" xmlns:cx1="http://schemas.microsoft.com/office/drawing/2015/9/8/chartex" xmlns:cx2="http://schemas.microsoft.com/office/drawing/2015/10/21/chartex" xmlns:cx3="http://schemas.microsoft.com/office/drawing/2016/5/9/chartex" xmlns:cx4="http://schemas.microsoft.com/office/drawing/2016/5/10/chartex" xmlns:cx5="http://schemas.microsoft.com/office/drawing/2016/5/11/chartex" xmlns:cx6="http://schemas.microsoft.com/office/drawing/2016/5/12/chartex" xmlns:cx7="http://schemas.microsoft.com/office/drawing/2016/5/13/chartex" xmlns:cx8="http://schemas.microsoft.com/office/drawing/2016/5/14/chartex" xmlns:mc="http://schemas.openxmlformats.org/markup-compatibility/2006" xmlns:aink="http://schemas.microsoft.com/office/drawing/2016/ink" xmlns:am3d="http://schemas.microsoft.com/office/drawing/2017/model3d" xmlns:o="urn:schemas-microsoft-com:office:office" xmlns:oel="http://schemas.microsoft.com/office/2019/extlst" xmlns:r="http://schemas.openxmlformats.org/officeDocument/2006/relationships" xmlns:m="http://schemas.openxmlformats.org/officeDocument/2006/math" xmlns:v="urn:schemas-microsoft-com:vml" xmlns:wp14="http://schemas.microsoft.com/office/word/2010/wordprocessingDrawing" xmlns:wp="http://schemas.openxmlformats.org/drawingml/2006/wordprocessingDrawing" xmlns:w10="urn:schemas-microsoft-com:office:word" xmlns:w="http://schemas.openxmlformats.org/wordprocessingml/2006/main" xmlns:w14="http://schemas.microsoft.com/office/word/2010/wordml" xmlns:w15="http://schemas.microsoft.com/office/word/2012/wordml" xmlns:w16cex="http://schemas.microsoft.com/office/word/2018/wordml/cex" xmlns:w16cid="http://schemas.microsoft.com/office/word/2016/wordml/cid" xmlns:w16="http://schemas.microsoft.com/office/word/2018/wordml" xmlns:w16du="http://schemas.microsoft.com/office/word/2023/wordml/word16du" xmlns:w16sdtdh="http://schemas.microsoft.com/office/word/2020/wordml/sdtdatahash" xmlns:w16sdtfl="http://schemas.microsoft.com/office/word/2024/wordml/sdtformatlock" xmlns:w16se="http://schemas.microsoft.com/office/word/2015/wordml/symex" xmlns:wpg="http://schemas.microsoft.com/office/word/2010/wordprocessingGroup" xmlns:wpi="http://schemas.microsoft.com/office/word/2010/wordprocessingInk" xmlns:wne="http://schemas.microsoft.com/office/word/2006/wordml" xmlns:wps="http://schemas.microsoft.com/office/word/2010/wordprocessingShape" mc:Ignorable="w14 w15 w16se w16cid w16 w16cex w16sdtdh w16sdtfl w16du wp14">
+  <w:p>
+    <w:pPr>
+      <w:pStyle w:val="Footer"/>
+    </w:pPr>
+  </w:p>
+</w:ftr>
+</file>
+
+<file path=word/footer2.xml><?xml version="1.0" encoding="utf-8"?>
 <w:ftr xmlns:wpc="http://schemas.microsoft.com/office/word/2010/wordprocessingCanvas" xmlns:cx="http://schemas.microsoft.com/office/drawing/2014/chartex" xmlns:cx1="http://schemas.microsoft.com/office/drawing/2015/9/8/chartex" xmlns:cx2="http://schemas.microsoft.com/office/drawing/2015/10/21/chartex" xmlns:cx3="http://schemas.microsoft.com/office/drawing/2016/5/9/chartex" xmlns:cx4="http://schemas.microsoft.com/office/drawing/2016/5/10/chartex" xmlns:cx5="http://schemas.microsoft.com/office/drawing/2016/5/11/chartex" xmlns:cx6="http://schemas.microsoft.com/office/drawing/2016/5/12/chartex" xmlns:cx7="http://schemas.microsoft.com/office/drawing/2016/5/13/chartex" xmlns:cx8="http://schemas.microsoft.com/office/drawing/2016/5/14/chartex" xmlns:mc="http://schemas.openxmlformats.org/markup-compatibility/2006" xmlns:aink="http://schemas.microsoft.com/office/drawing/2016/ink" xmlns:am3d="http://schemas.microsoft.com/office/drawing/2017/model3d" xmlns:o="urn:schemas-microsoft-com:office:office" xmlns:oel="http://schemas.microsoft.com/office/2019/extlst" xmlns:r="http://schemas.openxmlformats.org/officeDocument/2006/relationships" xmlns:m="http://schemas.openxmlformats.org/officeDocument/2006/math" xmlns:v="urn:schemas-microsoft-com:vml" xmlns:wp14="http://schemas.microsoft.com/office/word/2010/wordprocessingDrawing" xmlns:wp="http://schemas.openxmlformats.org/drawingml/2006/wordprocessingDrawing" xmlns:w10="urn:schemas-microsoft-com:office:word" xmlns:w="http://schemas.openxmlformats.org/wordprocessingml/2006/main" xmlns:w14="http://schemas.microsoft.com/office/word/2010/wordml" xmlns:w15="http://schemas.microsoft.com/office/word/2012/wordml" xmlns:w16cex="http://schemas.microsoft.com/office/word/2018/wordml/cex" xmlns:w16cid="http://schemas.microsoft.com/office/word/2016/wordml/cid" xmlns:w16="http://schemas.microsoft.com/office/word/2018/wordml" xmlns:w16du="http://schemas.microsoft.com/office/word/2023/wordml/word16du" xmlns:w16sdtdh="http://schemas.microsoft.com/office/word/2020/wordml/sdtdatahash" xmlns:w16sdtfl="http://schemas.microsoft.com/office/word/2024/wordml/sdtformatlock" xmlns:w16se="http://schemas.microsoft.com/office/word/2015/wordml/symex" xmlns:wpg="http://schemas.microsoft.com/office/word/2010/wordprocessingGroup" xmlns:wpi="http://schemas.microsoft.com/office/word/2010/wordprocessingInk" xmlns:wne="http://schemas.microsoft.com/office/word/2006/wordml" xmlns:wps="http://schemas.microsoft.com/office/word/2010/wordprocessingShape" mc:Ignorable="w14 w15 w16se w16cid w16 w16cex w16sdtdh w16sdtfl w16du wp14">
   <w:p>
     <w:pPr>
@@ -4212,107 +3516,56 @@
       <w:rPr>
         <w:b/>
         <w:bCs/>
-        <w:spacing w:val="60"/>
+        <w:kern w:val="0"/>
+        <w:sz w:val="12"/>
+        <w:szCs w:val="12"/>
+        <w14:ligatures w14:val="none"/>
       </w:rPr>
-      <w:t>ALFA</w:t>
+      <w:t>{#</w:t>
+    </w:r>
+    <w:r>
+      <w:rPr>
+        <w:rFonts w:cs="Calibri"/>
+        <w:kern w:val="0"/>
+        <w:sz w:val="12"/>
+        <w:szCs w:val="12"/>
+        <w14:ligatures w14:val="none"/>
+      </w:rPr>
+      <w:t>companyData</w:t>
+    </w:r>
+    <w:r>
+      <w:rPr>
+        <w:b/>
+        <w:bCs/>
+        <w:kern w:val="0"/>
+        <w:sz w:val="12"/>
+        <w:szCs w:val="12"/>
+        <w14:ligatures w14:val="none"/>
+      </w:rPr>
+      <w:t>}</w:t>
     </w:r>
     <w:r>
       <w:rPr>
         <w:b/>
         <w:bCs/>
         <w:spacing w:val="60"/>
+        <w:kern w:val="0"/>
+        <w:sz w:val="20"/>
+        <w:szCs w:val="20"/>
+        <w14:ligatures w14:val="none"/>
       </w:rPr>
-      <w:t xml:space="preserve">  </w:t>
+      <w:t>{companyName}</w:t>
     </w:r>
     <w:r>
       <w:rPr>
         <w:b/>
         <w:bCs/>
-        <w:spacing w:val="60"/>
+        <w:kern w:val="0"/>
+        <w:sz w:val="12"/>
+        <w:szCs w:val="12"/>
+        <w14:ligatures w14:val="none"/>
       </w:rPr>
-      <w:t xml:space="preserve"> ICA</w:t>
-    </w:r>
-    <w:r>
-      <w:rPr>
-        <w:b/>
-        <w:bCs/>
-        <w:spacing w:val="60"/>
-      </w:rPr>
-      <w:t xml:space="preserve"> </w:t>
-    </w:r>
-    <w:proofErr w:type="gramStart"/>
-    <w:r>
-      <w:rPr>
-        <w:b/>
-        <w:bCs/>
-        <w:spacing w:val="60"/>
-      </w:rPr>
-      <w:t xml:space="preserve"> </w:t>
-    </w:r>
-    <w:r>
-      <w:rPr>
-        <w:b/>
-        <w:bCs/>
-        <w:spacing w:val="60"/>
-      </w:rPr>
-      <w:t xml:space="preserve"> </w:t>
-    </w:r>
-    <w:r>
-      <w:rPr>
-        <w:b/>
-        <w:bCs/>
-        <w:spacing w:val="60"/>
-      </w:rPr>
-      <w:t xml:space="preserve"> </w:t>
-    </w:r>
-    <w:r>
-      <w:rPr>
-        <w:b/>
-        <w:bCs/>
-        <w:spacing w:val="60"/>
-      </w:rPr>
-      <w:t>(</w:t>
-    </w:r>
-    <w:proofErr w:type="gramEnd"/>
-    <w:r>
-      <w:rPr>
-        <w:b/>
-        <w:bCs/>
-        <w:spacing w:val="60"/>
-      </w:rPr>
-      <w:t>I)</w:t>
-    </w:r>
-    <w:r>
-      <w:rPr>
-        <w:b/>
-        <w:bCs/>
-        <w:spacing w:val="60"/>
-      </w:rPr>
-      <w:t xml:space="preserve"> </w:t>
-    </w:r>
-    <w:r>
-      <w:rPr>
-        <w:b/>
-        <w:bCs/>
-        <w:spacing w:val="60"/>
-      </w:rPr>
-      <w:t xml:space="preserve"> </w:t>
-    </w:r>
-    <w:r>
-      <w:rPr>
-        <w:b/>
-        <w:bCs/>
-        <w:spacing w:val="60"/>
-      </w:rPr>
-      <w:t xml:space="preserve"> </w:t>
-    </w:r>
-    <w:r>
-      <w:rPr>
-        <w:b/>
-        <w:bCs/>
-        <w:spacing w:val="60"/>
-      </w:rPr>
-      <w:t>LTD</w:t>
+      <w:t>{/}</w:t>
     </w:r>
   </w:p>
   <w:p>
@@ -4391,6 +3644,16 @@
 </w:ftr>
 </file>
 
+<file path=word/footer3.xml><?xml version="1.0" encoding="utf-8"?>
+<w:ftr xmlns:wpc="http://schemas.microsoft.com/office/word/2010/wordprocessingCanvas" xmlns:cx="http://schemas.microsoft.com/office/drawing/2014/chartex" xmlns:cx1="http://schemas.microsoft.com/office/drawing/2015/9/8/chartex" xmlns:cx2="http://schemas.microsoft.com/office/drawing/2015/10/21/chartex" xmlns:cx3="http://schemas.microsoft.com/office/drawing/2016/5/9/chartex" xmlns:cx4="http://schemas.microsoft.com/office/drawing/2016/5/10/chartex" xmlns:cx5="http://schemas.microsoft.com/office/drawing/2016/5/11/chartex" xmlns:cx6="http://schemas.microsoft.com/office/drawing/2016/5/12/chartex" xmlns:cx7="http://schemas.microsoft.com/office/drawing/2016/5/13/chartex" xmlns:cx8="http://schemas.microsoft.com/office/drawing/2016/5/14/chartex" xmlns:mc="http://schemas.openxmlformats.org/markup-compatibility/2006" xmlns:aink="http://schemas.microsoft.com/office/drawing/2016/ink" xmlns:am3d="http://schemas.microsoft.com/office/drawing/2017/model3d" xmlns:o="urn:schemas-microsoft-com:office:office" xmlns:oel="http://schemas.microsoft.com/office/2019/extlst" xmlns:r="http://schemas.openxmlformats.org/officeDocument/2006/relationships" xmlns:m="http://schemas.openxmlformats.org/officeDocument/2006/math" xmlns:v="urn:schemas-microsoft-com:vml" xmlns:wp14="http://schemas.microsoft.com/office/word/2010/wordprocessingDrawing" xmlns:wp="http://schemas.openxmlformats.org/drawingml/2006/wordprocessingDrawing" xmlns:w10="urn:schemas-microsoft-com:office:word" xmlns:w="http://schemas.openxmlformats.org/wordprocessingml/2006/main" xmlns:w14="http://schemas.microsoft.com/office/word/2010/wordml" xmlns:w15="http://schemas.microsoft.com/office/word/2012/wordml" xmlns:w16cex="http://schemas.microsoft.com/office/word/2018/wordml/cex" xmlns:w16cid="http://schemas.microsoft.com/office/word/2016/wordml/cid" xmlns:w16="http://schemas.microsoft.com/office/word/2018/wordml" xmlns:w16du="http://schemas.microsoft.com/office/word/2023/wordml/word16du" xmlns:w16sdtdh="http://schemas.microsoft.com/office/word/2020/wordml/sdtdatahash" xmlns:w16sdtfl="http://schemas.microsoft.com/office/word/2024/wordml/sdtformatlock" xmlns:w16se="http://schemas.microsoft.com/office/word/2015/wordml/symex" xmlns:wpg="http://schemas.microsoft.com/office/word/2010/wordprocessingGroup" xmlns:wpi="http://schemas.microsoft.com/office/word/2010/wordprocessingInk" xmlns:wne="http://schemas.microsoft.com/office/word/2006/wordml" xmlns:wps="http://schemas.microsoft.com/office/word/2010/wordprocessingShape" mc:Ignorable="w14 w15 w16se w16cid w16 w16cex w16sdtdh w16sdtfl w16du wp14">
+  <w:p>
+    <w:pPr>
+      <w:pStyle w:val="Footer"/>
+    </w:pPr>
+  </w:p>
+</w:ftr>
+</file>
+
 <file path=word/footnotes.xml><?xml version="1.0" encoding="utf-8"?>
 <w:footnotes xmlns:wpc="http://schemas.microsoft.com/office/word/2010/wordprocessingCanvas" xmlns:cx="http://schemas.microsoft.com/office/drawing/2014/chartex" xmlns:cx1="http://schemas.microsoft.com/office/drawing/2015/9/8/chartex" xmlns:cx2="http://schemas.microsoft.com/office/drawing/2015/10/21/chartex" xmlns:cx3="http://schemas.microsoft.com/office/drawing/2016/5/9/chartex" xmlns:cx4="http://schemas.microsoft.com/office/drawing/2016/5/10/chartex" xmlns:cx5="http://schemas.microsoft.com/office/drawing/2016/5/11/chartex" xmlns:cx6="http://schemas.microsoft.com/office/drawing/2016/5/12/chartex" xmlns:cx7="http://schemas.microsoft.com/office/drawing/2016/5/13/chartex" xmlns:cx8="http://schemas.microsoft.com/office/drawing/2016/5/14/chartex" xmlns:mc="http://schemas.openxmlformats.org/markup-compatibility/2006" xmlns:aink="http://schemas.microsoft.com/office/drawing/2016/ink" xmlns:am3d="http://schemas.microsoft.com/office/drawing/2017/model3d" xmlns:o="urn:schemas-microsoft-com:office:office" xmlns:oel="http://schemas.microsoft.com/office/2019/extlst" xmlns:r="http://schemas.openxmlformats.org/officeDocument/2006/relationships" xmlns:m="http://schemas.openxmlformats.org/officeDocument/2006/math" xmlns:v="urn:schemas-microsoft-com:vml" xmlns:wp14="http://schemas.microsoft.com/office/word/2010/wordprocessingDrawing" xmlns:wp="http://schemas.openxmlformats.org/drawingml/2006/wordprocessingDrawing" xmlns:w10="urn:schemas-microsoft-com:office:word" xmlns:w="http://schemas.openxmlformats.org/wordprocessingml/2006/main" xmlns:w14="http://schemas.microsoft.com/office/word/2010/wordml" xmlns:w15="http://schemas.microsoft.com/office/word/2012/wordml" xmlns:w16cex="http://schemas.microsoft.com/office/word/2018/wordml/cex" xmlns:w16cid="http://schemas.microsoft.com/office/word/2016/wordml/cid" xmlns:w16="http://schemas.microsoft.com/office/word/2018/wordml" xmlns:w16du="http://schemas.microsoft.com/office/word/2023/wordml/word16du" xmlns:w16sdtdh="http://schemas.microsoft.com/office/word/2020/wordml/sdtdatahash" xmlns:w16sdtfl="http://schemas.microsoft.com/office/word/2024/wordml/sdtformatlock" xmlns:w16se="http://schemas.microsoft.com/office/word/2015/wordml/symex" xmlns:wpg="http://schemas.microsoft.com/office/word/2010/wordprocessingGroup" xmlns:wpi="http://schemas.microsoft.com/office/word/2010/wordprocessingInk" xmlns:wne="http://schemas.microsoft.com/office/word/2006/wordml" xmlns:wps="http://schemas.microsoft.com/office/word/2010/wordprocessingShape" mc:Ignorable="w14 w15 w16se w16cid w16 w16cex w16sdtdh w16sdtfl w16du wp14">
   <w:footnote w:type="separator" w:id="-1">
@@ -4421,6 +3684,16 @@
   <w:p>
     <w:pPr>
       <w:pStyle w:val="Header"/>
+    </w:pPr>
+  </w:p>
+</w:hdr>
+</file>
+
+<file path=word/header2.xml><?xml version="1.0" encoding="utf-8"?>
+<w:hdr xmlns:wpc="http://schemas.microsoft.com/office/word/2010/wordprocessingCanvas" xmlns:cx="http://schemas.microsoft.com/office/drawing/2014/chartex" xmlns:cx1="http://schemas.microsoft.com/office/drawing/2015/9/8/chartex" xmlns:cx2="http://schemas.microsoft.com/office/drawing/2015/10/21/chartex" xmlns:cx3="http://schemas.microsoft.com/office/drawing/2016/5/9/chartex" xmlns:cx4="http://schemas.microsoft.com/office/drawing/2016/5/10/chartex" xmlns:cx5="http://schemas.microsoft.com/office/drawing/2016/5/11/chartex" xmlns:cx6="http://schemas.microsoft.com/office/drawing/2016/5/12/chartex" xmlns:cx7="http://schemas.microsoft.com/office/drawing/2016/5/13/chartex" xmlns:cx8="http://schemas.microsoft.com/office/drawing/2016/5/14/chartex" xmlns:mc="http://schemas.openxmlformats.org/markup-compatibility/2006" xmlns:aink="http://schemas.microsoft.com/office/drawing/2016/ink" xmlns:am3d="http://schemas.microsoft.com/office/drawing/2017/model3d" xmlns:o="urn:schemas-microsoft-com:office:office" xmlns:oel="http://schemas.microsoft.com/office/2019/extlst" xmlns:r="http://schemas.openxmlformats.org/officeDocument/2006/relationships" xmlns:m="http://schemas.openxmlformats.org/officeDocument/2006/math" xmlns:v="urn:schemas-microsoft-com:vml" xmlns:wp14="http://schemas.microsoft.com/office/word/2010/wordprocessingDrawing" xmlns:wp="http://schemas.openxmlformats.org/drawingml/2006/wordprocessingDrawing" xmlns:w10="urn:schemas-microsoft-com:office:word" xmlns:w="http://schemas.openxmlformats.org/wordprocessingml/2006/main" xmlns:w14="http://schemas.microsoft.com/office/word/2010/wordml" xmlns:w15="http://schemas.microsoft.com/office/word/2012/wordml" xmlns:w16cex="http://schemas.microsoft.com/office/word/2018/wordml/cex" xmlns:w16cid="http://schemas.microsoft.com/office/word/2016/wordml/cid" xmlns:w16="http://schemas.microsoft.com/office/word/2018/wordml" xmlns:w16du="http://schemas.microsoft.com/office/word/2023/wordml/word16du" xmlns:w16sdtdh="http://schemas.microsoft.com/office/word/2020/wordml/sdtdatahash" xmlns:w16sdtfl="http://schemas.microsoft.com/office/word/2024/wordml/sdtformatlock" xmlns:w16se="http://schemas.microsoft.com/office/word/2015/wordml/symex" xmlns:wpg="http://schemas.microsoft.com/office/word/2010/wordprocessingGroup" xmlns:wpi="http://schemas.microsoft.com/office/word/2010/wordprocessingInk" xmlns:wne="http://schemas.microsoft.com/office/word/2006/wordml" xmlns:wps="http://schemas.microsoft.com/office/word/2010/wordprocessingShape" mc:Ignorable="w14 w15 w16se w16cid w16 w16cex w16sdtdh w16sdtfl w16du wp14">
+  <w:p>
+    <w:pPr>
+      <w:pStyle w:val="Header"/>
       <w:jc w:val="center"/>
       <w:rPr>
         <w:b/>
@@ -4438,6 +3711,16 @@
       </w:rPr>
       <w:t>INVOICE</w:t>
     </w:r>
+  </w:p>
+</w:hdr>
+</file>
+
+<file path=word/header3.xml><?xml version="1.0" encoding="utf-8"?>
+<w:hdr xmlns:wpc="http://schemas.microsoft.com/office/word/2010/wordprocessingCanvas" xmlns:cx="http://schemas.microsoft.com/office/drawing/2014/chartex" xmlns:cx1="http://schemas.microsoft.com/office/drawing/2015/9/8/chartex" xmlns:cx2="http://schemas.microsoft.com/office/drawing/2015/10/21/chartex" xmlns:cx3="http://schemas.microsoft.com/office/drawing/2016/5/9/chartex" xmlns:cx4="http://schemas.microsoft.com/office/drawing/2016/5/10/chartex" xmlns:cx5="http://schemas.microsoft.com/office/drawing/2016/5/11/chartex" xmlns:cx6="http://schemas.microsoft.com/office/drawing/2016/5/12/chartex" xmlns:cx7="http://schemas.microsoft.com/office/drawing/2016/5/13/chartex" xmlns:cx8="http://schemas.microsoft.com/office/drawing/2016/5/14/chartex" xmlns:mc="http://schemas.openxmlformats.org/markup-compatibility/2006" xmlns:aink="http://schemas.microsoft.com/office/drawing/2016/ink" xmlns:am3d="http://schemas.microsoft.com/office/drawing/2017/model3d" xmlns:o="urn:schemas-microsoft-com:office:office" xmlns:oel="http://schemas.microsoft.com/office/2019/extlst" xmlns:r="http://schemas.openxmlformats.org/officeDocument/2006/relationships" xmlns:m="http://schemas.openxmlformats.org/officeDocument/2006/math" xmlns:v="urn:schemas-microsoft-com:vml" xmlns:wp14="http://schemas.microsoft.com/office/word/2010/wordprocessingDrawing" xmlns:wp="http://schemas.openxmlformats.org/drawingml/2006/wordprocessingDrawing" xmlns:w10="urn:schemas-microsoft-com:office:word" xmlns:w="http://schemas.openxmlformats.org/wordprocessingml/2006/main" xmlns:w14="http://schemas.microsoft.com/office/word/2010/wordml" xmlns:w15="http://schemas.microsoft.com/office/word/2012/wordml" xmlns:w16cex="http://schemas.microsoft.com/office/word/2018/wordml/cex" xmlns:w16cid="http://schemas.microsoft.com/office/word/2016/wordml/cid" xmlns:w16="http://schemas.microsoft.com/office/word/2018/wordml" xmlns:w16du="http://schemas.microsoft.com/office/word/2023/wordml/word16du" xmlns:w16sdtdh="http://schemas.microsoft.com/office/word/2020/wordml/sdtdatahash" xmlns:w16sdtfl="http://schemas.microsoft.com/office/word/2024/wordml/sdtformatlock" xmlns:w16se="http://schemas.microsoft.com/office/word/2015/wordml/symex" xmlns:wpg="http://schemas.microsoft.com/office/word/2010/wordprocessingGroup" xmlns:wpi="http://schemas.microsoft.com/office/word/2010/wordprocessingInk" xmlns:wne="http://schemas.microsoft.com/office/word/2006/wordml" xmlns:wps="http://schemas.microsoft.com/office/word/2010/wordprocessingShape" mc:Ignorable="w14 w15 w16se w16cid w16 w16cex w16sdtdh w16sdtfl w16du wp14">
+  <w:p>
+    <w:pPr>
+      <w:pStyle w:val="Header"/>
+    </w:pPr>
   </w:p>
 </w:hdr>
 </file>
@@ -5046,7 +4329,6 @@
   <w:style w:type="character" w:default="1" w:styleId="DefaultParagraphFont">
     <w:name w:val="Default Paragraph Font"/>
     <w:uiPriority w:val="1"/>
-    <w:semiHidden/>
     <w:unhideWhenUsed/>
   </w:style>
   <w:style w:type="table" w:default="1" w:styleId="TableNormal">

--- a/electron/database/generate-document/templates/party-invoice-aus.docx
+++ b/electron/database/generate-document/templates/party-invoice-aus.docx
@@ -37,6 +37,7 @@
           </w:tcPr>
           <w:p>
             <w:pPr>
+              <w:spacing w:before="40"/>
               <w:rPr>
                 <w:rFonts w:cstheme="minorHAnsi"/>
                 <w:sz w:val="20"/>
@@ -46,43 +47,11 @@
             <w:bookmarkStart w:id="0" w:name="_Hlk193468052"/>
             <w:r>
               <w:rPr>
-                <w:noProof/>
-              </w:rPr>
-              <w:drawing>
-                <wp:inline distT="0" distB="0" distL="0" distR="0" wp14:anchorId="5AA6B764" wp14:editId="48D66F10">
-                  <wp:extent cx="819048" cy="780952"/>
-                  <wp:effectExtent l="0" t="0" r="635" b="635"/>
-                  <wp:docPr id="1457109210" name="Picture 1"/>
-                  <wp:cNvGraphicFramePr>
-                    <a:graphicFrameLocks xmlns:a="http://schemas.openxmlformats.org/drawingml/2006/main" noChangeAspect="1"/>
-                  </wp:cNvGraphicFramePr>
-                  <a:graphic xmlns:a="http://schemas.openxmlformats.org/drawingml/2006/main">
-                    <a:graphicData uri="http://schemas.openxmlformats.org/drawingml/2006/picture">
-                      <pic:pic xmlns:pic="http://schemas.openxmlformats.org/drawingml/2006/picture">
-                        <pic:nvPicPr>
-                          <pic:cNvPr id="1457109210" name=""/>
-                          <pic:cNvPicPr/>
-                        </pic:nvPicPr>
-                        <pic:blipFill>
-                          <a:blip r:embed="rId7"/>
-                          <a:stretch>
-                            <a:fillRect/>
-                          </a:stretch>
-                        </pic:blipFill>
-                        <pic:spPr>
-                          <a:xfrm>
-                            <a:off x="0" y="0"/>
-                            <a:ext cx="819048" cy="780952"/>
-                          </a:xfrm>
-                          <a:prstGeom prst="rect">
-                            <a:avLst/>
-                          </a:prstGeom>
-                        </pic:spPr>
-                      </pic:pic>
-                    </a:graphicData>
-                  </a:graphic>
-                </wp:inline>
-              </w:drawing>
+                <w:rFonts w:cstheme="minorHAnsi"/>
+                <w:sz w:val="20"/>
+                <w:szCs w:val="20"/>
+              </w:rPr>
+              <w:t>{%%logo}</w:t>
             </w:r>
           </w:p>
         </w:tc>
@@ -135,7 +104,25 @@
                 <w:sz w:val="20"/>
                 <w:szCs w:val="20"/>
               </w:rPr>
-              <w:t>{#companyData}{companyName}</w:t>
+              <w:t>{#</w:t>
+            </w:r>
+            <w:proofErr w:type="gramStart"/>
+            <w:r>
+              <w:rPr>
+                <w:rFonts w:cstheme="minorHAnsi"/>
+                <w:sz w:val="20"/>
+                <w:szCs w:val="20"/>
+              </w:rPr>
+              <w:t>companyData}{</w:t>
+            </w:r>
+            <w:proofErr w:type="gramEnd"/>
+            <w:r>
+              <w:rPr>
+                <w:rFonts w:cstheme="minorHAnsi"/>
+                <w:sz w:val="20"/>
+                <w:szCs w:val="20"/>
+              </w:rPr>
+              <w:t>companyName}</w:t>
             </w:r>
           </w:p>
           <w:p>
@@ -153,7 +140,160 @@
                 <w:sz w:val="20"/>
                 <w:szCs w:val="20"/>
               </w:rPr>
-              <w:t>{companyAddressLine1}    {companyAddressLine2},      {companyCity}    {companyPostalCode}   {companyState}    {companyCountry}{/}</w:t>
+              <w:t xml:space="preserve">{companyAddressLine1} </w:t>
+            </w:r>
+            <w:proofErr w:type="gramStart"/>
+            <w:r>
+              <w:rPr>
+                <w:rFonts w:cstheme="minorHAnsi"/>
+                <w:bCs/>
+                <w:sz w:val="20"/>
+                <w:szCs w:val="20"/>
+              </w:rPr>
+              <w:t xml:space="preserve">   {</w:t>
+            </w:r>
+            <w:proofErr w:type="gramEnd"/>
+            <w:r>
+              <w:rPr>
+                <w:rFonts w:cstheme="minorHAnsi"/>
+                <w:bCs/>
+                <w:sz w:val="20"/>
+                <w:szCs w:val="20"/>
+              </w:rPr>
+              <w:t>companyAddressLine2</w:t>
+            </w:r>
+            <w:proofErr w:type="gramStart"/>
+            <w:r>
+              <w:rPr>
+                <w:rFonts w:cstheme="minorHAnsi"/>
+                <w:bCs/>
+                <w:sz w:val="20"/>
+                <w:szCs w:val="20"/>
+              </w:rPr>
+              <w:t>},      {</w:t>
+            </w:r>
+            <w:proofErr w:type="spellStart"/>
+            <w:r>
+              <w:rPr>
+                <w:rFonts w:cstheme="minorHAnsi"/>
+                <w:bCs/>
+                <w:sz w:val="20"/>
+                <w:szCs w:val="20"/>
+              </w:rPr>
+              <w:t>companyCity</w:t>
+            </w:r>
+            <w:proofErr w:type="spellEnd"/>
+            <w:r>
+              <w:rPr>
+                <w:rFonts w:cstheme="minorHAnsi"/>
+                <w:bCs/>
+                <w:sz w:val="20"/>
+                <w:szCs w:val="20"/>
+              </w:rPr>
+              <w:t xml:space="preserve">}   </w:t>
+            </w:r>
+            <w:proofErr w:type="gramEnd"/>
+            <w:r>
+              <w:rPr>
+                <w:rFonts w:cstheme="minorHAnsi"/>
+                <w:bCs/>
+                <w:sz w:val="20"/>
+                <w:szCs w:val="20"/>
+              </w:rPr>
+              <w:t xml:space="preserve"> {</w:t>
+            </w:r>
+            <w:proofErr w:type="spellStart"/>
+            <w:proofErr w:type="gramStart"/>
+            <w:r>
+              <w:rPr>
+                <w:rFonts w:cstheme="minorHAnsi"/>
+                <w:bCs/>
+                <w:sz w:val="20"/>
+                <w:szCs w:val="20"/>
+              </w:rPr>
+              <w:t>companyPostalCode</w:t>
+            </w:r>
+            <w:proofErr w:type="spellEnd"/>
+            <w:r>
+              <w:rPr>
+                <w:rFonts w:cstheme="minorHAnsi"/>
+                <w:bCs/>
+                <w:sz w:val="20"/>
+                <w:szCs w:val="20"/>
+              </w:rPr>
+              <w:t xml:space="preserve">}   </w:t>
+            </w:r>
+            <w:proofErr w:type="gramEnd"/>
+            <w:r>
+              <w:rPr>
+                <w:rFonts w:cstheme="minorHAnsi"/>
+                <w:bCs/>
+                <w:sz w:val="20"/>
+                <w:szCs w:val="20"/>
+              </w:rPr>
+              <w:t>{</w:t>
+            </w:r>
+            <w:proofErr w:type="spellStart"/>
+            <w:proofErr w:type="gramStart"/>
+            <w:r>
+              <w:rPr>
+                <w:rFonts w:cstheme="minorHAnsi"/>
+                <w:bCs/>
+                <w:sz w:val="20"/>
+                <w:szCs w:val="20"/>
+              </w:rPr>
+              <w:t>companyState</w:t>
+            </w:r>
+            <w:proofErr w:type="spellEnd"/>
+            <w:r>
+              <w:rPr>
+                <w:rFonts w:cstheme="minorHAnsi"/>
+                <w:bCs/>
+                <w:sz w:val="20"/>
+                <w:szCs w:val="20"/>
+              </w:rPr>
+              <w:t xml:space="preserve">}   </w:t>
+            </w:r>
+            <w:proofErr w:type="gramEnd"/>
+            <w:r>
+              <w:rPr>
+                <w:rFonts w:cstheme="minorHAnsi"/>
+                <w:bCs/>
+                <w:sz w:val="20"/>
+                <w:szCs w:val="20"/>
+              </w:rPr>
+              <w:t xml:space="preserve"> {</w:t>
+            </w:r>
+            <w:proofErr w:type="spellStart"/>
+            <w:r>
+              <w:rPr>
+                <w:rFonts w:cstheme="minorHAnsi"/>
+                <w:bCs/>
+                <w:sz w:val="20"/>
+                <w:szCs w:val="20"/>
+              </w:rPr>
+              <w:t>companyCountry</w:t>
+            </w:r>
+            <w:proofErr w:type="spellEnd"/>
+            <w:proofErr w:type="gramStart"/>
+            <w:r>
+              <w:rPr>
+                <w:rFonts w:cstheme="minorHAnsi"/>
+                <w:bCs/>
+                <w:sz w:val="20"/>
+                <w:szCs w:val="20"/>
+              </w:rPr>
+              <w:t>}{</w:t>
+            </w:r>
+            <w:proofErr w:type="gramEnd"/>
+            <w:r>
+              <w:rPr>
+                <w:rFonts w:cstheme="minorHAnsi"/>
+                <w:bCs/>
+                <w:sz w:val="20"/>
+                <w:szCs w:val="20"/>
+              </w:rPr>
+              <w:t>/}</w:t>
             </w:r>
           </w:p>
         </w:tc>
@@ -186,12 +326,14 @@
               </w:rPr>
               <w:t>{</w:t>
             </w:r>
+            <w:proofErr w:type="spellStart"/>
             <w:r>
               <w:rPr>
                 <w:rFonts w:cstheme="minorHAnsi"/>
               </w:rPr>
               <w:t>modifyInvNo</w:t>
             </w:r>
+            <w:proofErr w:type="spellEnd"/>
             <w:r>
               <w:rPr>
                 <w:rFonts w:cstheme="minorHAnsi"/>
@@ -233,12 +375,14 @@
               </w:rPr>
               <w:t>{</w:t>
             </w:r>
+            <w:proofErr w:type="spellStart"/>
             <w:r>
               <w:rPr>
                 <w:rFonts w:cstheme="minorHAnsi"/>
               </w:rPr>
               <w:t>invoiceDate</w:t>
             </w:r>
+            <w:proofErr w:type="spellEnd"/>
             <w:r>
               <w:rPr>
                 <w:rFonts w:cstheme="minorHAnsi"/>
@@ -318,12 +462,14 @@
               </w:rPr>
               <w:t>{</w:t>
             </w:r>
+            <w:proofErr w:type="spellStart"/>
             <w:r>
               <w:rPr>
                 <w:rFonts w:cstheme="minorHAnsi"/>
               </w:rPr>
               <w:t>buyersOrderNo</w:t>
             </w:r>
+            <w:proofErr w:type="spellEnd"/>
             <w:r>
               <w:rPr>
                 <w:rFonts w:cstheme="minorHAnsi"/>
@@ -366,12 +512,14 @@
               </w:rPr>
               <w:t>{</w:t>
             </w:r>
+            <w:proofErr w:type="spellStart"/>
             <w:r>
               <w:rPr>
                 <w:rFonts w:cstheme="minorHAnsi"/>
               </w:rPr>
               <w:t>orderDate</w:t>
             </w:r>
+            <w:proofErr w:type="spellEnd"/>
             <w:r>
               <w:rPr>
                 <w:rFonts w:cstheme="minorHAnsi"/>
@@ -436,6 +584,7 @@
               </w:rPr>
               <w:t>{</w:t>
             </w:r>
+            <w:proofErr w:type="spellStart"/>
             <w:r>
               <w:rPr>
                 <w:rFonts w:cstheme="minorHAnsi"/>
@@ -444,6 +593,7 @@
               </w:rPr>
               <w:t>consigneeName</w:t>
             </w:r>
+            <w:proofErr w:type="spellEnd"/>
             <w:r>
               <w:rPr>
                 <w:rFonts w:cstheme="minorHAnsi"/>
@@ -469,6 +619,7 @@
               </w:rPr>
               <w:t>{</w:t>
             </w:r>
+            <w:proofErr w:type="spellStart"/>
             <w:r>
               <w:rPr>
                 <w:rFonts w:cstheme="minorHAnsi"/>
@@ -477,6 +628,7 @@
               </w:rPr>
               <w:t>consigneeAddress</w:t>
             </w:r>
+            <w:proofErr w:type="spellEnd"/>
             <w:r>
               <w:rPr>
                 <w:rFonts w:cstheme="minorHAnsi"/>
@@ -485,6 +637,7 @@
               </w:rPr>
               <w:t>} {</w:t>
             </w:r>
+            <w:proofErr w:type="spellStart"/>
             <w:r>
               <w:rPr>
                 <w:rFonts w:cstheme="minorHAnsi"/>
@@ -493,6 +646,7 @@
               </w:rPr>
               <w:t>consigneeCity</w:t>
             </w:r>
+            <w:proofErr w:type="spellEnd"/>
             <w:r>
               <w:rPr>
                 <w:rFonts w:cstheme="minorHAnsi"/>
@@ -501,6 +655,7 @@
               </w:rPr>
               <w:t>} {</w:t>
             </w:r>
+            <w:proofErr w:type="spellStart"/>
             <w:r>
               <w:rPr>
                 <w:rFonts w:cstheme="minorHAnsi"/>
@@ -509,6 +664,7 @@
               </w:rPr>
               <w:t>consigneeState</w:t>
             </w:r>
+            <w:proofErr w:type="spellEnd"/>
             <w:r>
               <w:rPr>
                 <w:rFonts w:cstheme="minorHAnsi"/>
@@ -534,6 +690,7 @@
               </w:rPr>
               <w:t>{</w:t>
             </w:r>
+            <w:proofErr w:type="spellStart"/>
             <w:r>
               <w:rPr>
                 <w:rFonts w:cstheme="minorHAnsi"/>
@@ -542,6 +699,7 @@
               </w:rPr>
               <w:t>consigneeCountry</w:t>
             </w:r>
+            <w:proofErr w:type="spellEnd"/>
             <w:r>
               <w:rPr>
                 <w:rFonts w:cstheme="minorHAnsi"/>
@@ -550,6 +708,7 @@
               </w:rPr>
               <w:t>} {</w:t>
             </w:r>
+            <w:proofErr w:type="spellStart"/>
             <w:r>
               <w:rPr>
                 <w:rFonts w:cstheme="minorHAnsi"/>
@@ -558,6 +717,7 @@
               </w:rPr>
               <w:t>consigneeZip</w:t>
             </w:r>
+            <w:proofErr w:type="spellEnd"/>
             <w:r>
               <w:rPr>
                 <w:rFonts w:cstheme="minorHAnsi"/>
@@ -655,6 +815,7 @@
               </w:rPr>
               <w:t>{</w:t>
             </w:r>
+            <w:proofErr w:type="spellStart"/>
             <w:r>
               <w:rPr>
                 <w:rFonts w:cstheme="minorHAnsi"/>
@@ -663,6 +824,7 @@
               </w:rPr>
               <w:t>buyerName</w:t>
             </w:r>
+            <w:proofErr w:type="spellEnd"/>
             <w:r>
               <w:rPr>
                 <w:rFonts w:cstheme="minorHAnsi"/>
@@ -688,6 +850,7 @@
               </w:rPr>
               <w:t>{</w:t>
             </w:r>
+            <w:proofErr w:type="spellStart"/>
             <w:r>
               <w:rPr>
                 <w:rFonts w:cstheme="minorHAnsi"/>
@@ -696,6 +859,7 @@
               </w:rPr>
               <w:t>buyerAddress</w:t>
             </w:r>
+            <w:proofErr w:type="spellEnd"/>
             <w:r>
               <w:rPr>
                 <w:rFonts w:cstheme="minorHAnsi"/>
@@ -704,6 +868,7 @@
               </w:rPr>
               <w:t>} {</w:t>
             </w:r>
+            <w:proofErr w:type="spellStart"/>
             <w:r>
               <w:rPr>
                 <w:rFonts w:cstheme="minorHAnsi"/>
@@ -712,6 +877,7 @@
               </w:rPr>
               <w:t>buyerCity</w:t>
             </w:r>
+            <w:proofErr w:type="spellEnd"/>
             <w:r>
               <w:rPr>
                 <w:rFonts w:cstheme="minorHAnsi"/>
@@ -720,6 +886,7 @@
               </w:rPr>
               <w:t>} {</w:t>
             </w:r>
+            <w:proofErr w:type="spellStart"/>
             <w:r>
               <w:rPr>
                 <w:rFonts w:cstheme="minorHAnsi"/>
@@ -728,6 +895,7 @@
               </w:rPr>
               <w:t>buyerState</w:t>
             </w:r>
+            <w:proofErr w:type="spellEnd"/>
             <w:r>
               <w:rPr>
                 <w:rFonts w:cstheme="minorHAnsi"/>
@@ -753,6 +921,7 @@
               </w:rPr>
               <w:t>{</w:t>
             </w:r>
+            <w:proofErr w:type="spellStart"/>
             <w:r>
               <w:rPr>
                 <w:rFonts w:cstheme="minorHAnsi"/>
@@ -761,6 +930,7 @@
               </w:rPr>
               <w:t>buyerCountry</w:t>
             </w:r>
+            <w:proofErr w:type="spellEnd"/>
             <w:r>
               <w:rPr>
                 <w:rFonts w:cstheme="minorHAnsi"/>
@@ -769,6 +939,7 @@
               </w:rPr>
               <w:t>} {</w:t>
             </w:r>
+            <w:proofErr w:type="spellStart"/>
             <w:r>
               <w:rPr>
                 <w:rFonts w:cstheme="minorHAnsi"/>
@@ -777,6 +948,7 @@
               </w:rPr>
               <w:t>buyerZip</w:t>
             </w:r>
+            <w:proofErr w:type="spellEnd"/>
             <w:r>
               <w:rPr>
                 <w:rFonts w:cstheme="minorHAnsi"/>
@@ -848,6 +1020,7 @@
               </w:rPr>
               <w:t>{</w:t>
             </w:r>
+            <w:proofErr w:type="spellStart"/>
             <w:r>
               <w:rPr>
                 <w:rFonts w:cstheme="minorHAnsi"/>
@@ -856,6 +1029,7 @@
               </w:rPr>
               <w:t>originOfGoods</w:t>
             </w:r>
+            <w:proofErr w:type="spellEnd"/>
             <w:r>
               <w:rPr>
                 <w:rFonts w:cstheme="minorHAnsi"/>
@@ -907,6 +1081,7 @@
               </w:rPr>
               <w:t>{</w:t>
             </w:r>
+            <w:proofErr w:type="spellStart"/>
             <w:r>
               <w:rPr>
                 <w:rFonts w:cstheme="minorHAnsi"/>
@@ -915,6 +1090,7 @@
               </w:rPr>
               <w:t>finalDestination</w:t>
             </w:r>
+            <w:proofErr w:type="spellEnd"/>
             <w:r>
               <w:rPr>
                 <w:rFonts w:cstheme="minorHAnsi"/>
@@ -991,6 +1167,7 @@
               </w:rPr>
               <w:t>{</w:t>
             </w:r>
+            <w:proofErr w:type="spellStart"/>
             <w:r>
               <w:rPr>
                 <w:rFonts w:cstheme="minorHAnsi"/>
@@ -999,6 +1176,7 @@
               </w:rPr>
               <w:t>termOfDeliveryAndPayment</w:t>
             </w:r>
+            <w:proofErr w:type="spellEnd"/>
             <w:r>
               <w:rPr>
                 <w:rFonts w:cstheme="minorHAnsi"/>
@@ -1035,6 +1213,7 @@
                 <w:szCs w:val="20"/>
               </w:rPr>
             </w:pPr>
+            <w:proofErr w:type="spellStart"/>
             <w:r>
               <w:rPr>
                 <w:rFonts w:ascii="SansSerif" w:hAnsi="SansSerif" w:cs="SansSerif"/>
@@ -1042,7 +1221,17 @@
                 <w:sz w:val="20"/>
                 <w:szCs w:val="20"/>
               </w:rPr>
-              <w:t>Precarriage by:</w:t>
+              <w:t>Precarriage</w:t>
+            </w:r>
+            <w:proofErr w:type="spellEnd"/>
+            <w:r>
+              <w:rPr>
+                <w:rFonts w:ascii="SansSerif" w:hAnsi="SansSerif" w:cs="SansSerif"/>
+                <w:color w:val="000000"/>
+                <w:sz w:val="20"/>
+                <w:szCs w:val="20"/>
+              </w:rPr>
+              <w:t xml:space="preserve"> by:</w:t>
             </w:r>
           </w:p>
           <w:p>
@@ -1062,6 +1251,7 @@
               </w:rPr>
               <w:t>{</w:t>
             </w:r>
+            <w:proofErr w:type="spellStart"/>
             <w:r>
               <w:rPr>
                 <w:rFonts w:cstheme="minorHAnsi"/>
@@ -1070,6 +1260,7 @@
               </w:rPr>
               <w:t>precarriageBy</w:t>
             </w:r>
+            <w:proofErr w:type="spellEnd"/>
             <w:r>
               <w:rPr>
                 <w:rFonts w:cstheme="minorHAnsi"/>
@@ -1131,6 +1322,7 @@
               </w:rPr>
               <w:t>{</w:t>
             </w:r>
+            <w:proofErr w:type="spellStart"/>
             <w:r>
               <w:rPr>
                 <w:rFonts w:ascii="SansSerif" w:hAnsi="SansSerif" w:cs="SansSerif"/>
@@ -1140,6 +1332,7 @@
               </w:rPr>
               <w:t>placeOfReceipt</w:t>
             </w:r>
+            <w:proofErr w:type="spellEnd"/>
             <w:r>
               <w:rPr>
                 <w:rFonts w:ascii="SansSerif" w:hAnsi="SansSerif" w:cs="SansSerif"/>
@@ -1230,6 +1423,7 @@
               </w:rPr>
               <w:t>{</w:t>
             </w:r>
+            <w:proofErr w:type="spellStart"/>
             <w:r>
               <w:rPr>
                 <w:rFonts w:ascii="SansSerif" w:hAnsi="SansSerif" w:cs="SansSerif"/>
@@ -1239,6 +1433,7 @@
               </w:rPr>
               <w:t>vesselNo</w:t>
             </w:r>
+            <w:proofErr w:type="spellEnd"/>
             <w:r>
               <w:rPr>
                 <w:rFonts w:ascii="SansSerif" w:hAnsi="SansSerif" w:cs="SansSerif"/>
@@ -1301,6 +1496,7 @@
               </w:rPr>
               <w:t>{</w:t>
             </w:r>
+            <w:proofErr w:type="spellStart"/>
             <w:r>
               <w:rPr>
                 <w:rFonts w:ascii="SansSerif" w:hAnsi="SansSerif" w:cs="SansSerif"/>
@@ -1310,6 +1506,7 @@
               </w:rPr>
               <w:t>portOfLoading</w:t>
             </w:r>
+            <w:proofErr w:type="spellEnd"/>
             <w:r>
               <w:rPr>
                 <w:rFonts w:ascii="SansSerif" w:hAnsi="SansSerif" w:cs="SansSerif"/>
@@ -1395,6 +1592,7 @@
               </w:rPr>
               <w:t>{</w:t>
             </w:r>
+            <w:proofErr w:type="spellStart"/>
             <w:r>
               <w:rPr>
                 <w:rFonts w:ascii="SansSerif" w:hAnsi="SansSerif" w:cs="SansSerif"/>
@@ -1404,6 +1602,7 @@
               </w:rPr>
               <w:t>portOfDischarge</w:t>
             </w:r>
+            <w:proofErr w:type="spellEnd"/>
             <w:r>
               <w:rPr>
                 <w:rFonts w:ascii="SansSerif" w:hAnsi="SansSerif" w:cs="SansSerif"/>
@@ -1462,6 +1661,7 @@
               </w:rPr>
               <w:t>{</w:t>
             </w:r>
+            <w:proofErr w:type="spellStart"/>
             <w:r>
               <w:rPr>
                 <w:rFonts w:ascii="SansSerif" w:hAnsi="SansSerif" w:cs="SansSerif"/>
@@ -1471,6 +1671,7 @@
               </w:rPr>
               <w:t>finalDestination</w:t>
             </w:r>
+            <w:proofErr w:type="spellEnd"/>
             <w:r>
               <w:rPr>
                 <w:rFonts w:ascii="SansSerif" w:hAnsi="SansSerif" w:cs="SansSerif"/>
@@ -1541,6 +1742,7 @@
               </w:rPr>
               <w:t>{</w:t>
             </w:r>
+            <w:proofErr w:type="spellStart"/>
             <w:r>
               <w:rPr>
                 <w:rFonts w:cstheme="minorHAnsi"/>
@@ -1549,6 +1751,7 @@
               </w:rPr>
               <w:t>privateRemark</w:t>
             </w:r>
+            <w:proofErr w:type="spellEnd"/>
             <w:r>
               <w:rPr>
                 <w:rFonts w:cstheme="minorHAnsi"/>
@@ -1855,7 +2058,29 @@
                       <w:sz w:val="19"/>
                       <w:szCs w:val="19"/>
                     </w:rPr>
-                    <w:t>{currencyChar}</w:t>
+                    <w:t>{</w:t>
+                  </w:r>
+                  <w:proofErr w:type="spellStart"/>
+                  <w:r>
+                    <w:rPr>
+                      <w:rFonts w:cstheme="minorHAnsi"/>
+                      <w:b/>
+                      <w:bCs/>
+                      <w:sz w:val="19"/>
+                      <w:szCs w:val="19"/>
+                    </w:rPr>
+                    <w:t>currencyChar</w:t>
+                  </w:r>
+                  <w:proofErr w:type="spellEnd"/>
+                  <w:r>
+                    <w:rPr>
+                      <w:rFonts w:cstheme="minorHAnsi"/>
+                      <w:b/>
+                      <w:bCs/>
+                      <w:sz w:val="19"/>
+                      <w:szCs w:val="19"/>
+                    </w:rPr>
+                    <w:t>}</w:t>
                   </w:r>
                 </w:p>
               </w:tc>
@@ -1910,7 +2135,29 @@
                       <w:sz w:val="19"/>
                       <w:szCs w:val="19"/>
                     </w:rPr>
-                    <w:t>{currencyChar}</w:t>
+                    <w:t>{</w:t>
+                  </w:r>
+                  <w:proofErr w:type="spellStart"/>
+                  <w:r>
+                    <w:rPr>
+                      <w:rFonts w:cstheme="minorHAnsi"/>
+                      <w:b/>
+                      <w:bCs/>
+                      <w:sz w:val="19"/>
+                      <w:szCs w:val="19"/>
+                    </w:rPr>
+                    <w:t>currencyChar</w:t>
+                  </w:r>
+                  <w:proofErr w:type="spellEnd"/>
+                  <w:r>
+                    <w:rPr>
+                      <w:rFonts w:cstheme="minorHAnsi"/>
+                      <w:b/>
+                      <w:bCs/>
+                      <w:sz w:val="19"/>
+                      <w:szCs w:val="19"/>
+                    </w:rPr>
+                    <w:t>}</w:t>
                   </w:r>
                 </w:p>
               </w:tc>
@@ -1941,7 +2188,34 @@
                       <w:sz w:val="20"/>
                       <w:szCs w:val="20"/>
                     </w:rPr>
-                    <w:t>{#IPItems}{#showThickness}</w:t>
+                    <w:t>{#</w:t>
+                  </w:r>
+                  <w:proofErr w:type="gramStart"/>
+                  <w:r>
+                    <w:rPr>
+                      <w:rFonts w:cstheme="minorHAnsi"/>
+                      <w:sz w:val="20"/>
+                      <w:szCs w:val="20"/>
+                    </w:rPr>
+                    <w:t>IPItems}{</w:t>
+                  </w:r>
+                  <w:proofErr w:type="gramEnd"/>
+                  <w:r>
+                    <w:rPr>
+                      <w:rFonts w:cstheme="minorHAnsi"/>
+                      <w:sz w:val="20"/>
+                      <w:szCs w:val="20"/>
+                    </w:rPr>
+                    <w:t>#</w:t>
+                  </w:r>
+                  <w:proofErr w:type="gramStart"/>
+                  <w:r>
+                    <w:rPr>
+                      <w:rFonts w:cstheme="minorHAnsi"/>
+                      <w:sz w:val="20"/>
+                      <w:szCs w:val="20"/>
+                    </w:rPr>
+                    <w:t>showThickness}</w:t>
                   </w:r>
                   <w:r>
                     <w:rPr>
@@ -1951,7 +2225,18 @@
                       <w:sz w:val="20"/>
                       <w:szCs w:val="20"/>
                     </w:rPr>
-                    <w:t>{thicknessDetail</w:t>
+                    <w:t>{</w:t>
+                  </w:r>
+                  <w:proofErr w:type="gramEnd"/>
+                  <w:r>
+                    <w:rPr>
+                      <w:rFonts w:cstheme="minorHAnsi"/>
+                      <w:b/>
+                      <w:bCs/>
+                      <w:sz w:val="20"/>
+                      <w:szCs w:val="20"/>
+                    </w:rPr>
+                    <w:t>thicknessDetail</w:t>
                   </w:r>
                   <w:r>
                     <w:rPr>
@@ -1981,7 +2266,73 @@
                       <w:sz w:val="20"/>
                       <w:szCs w:val="20"/>
                     </w:rPr>
-                    <w:t>{length} X {width} X {height} MM  {#fsc} – {fsc}{/fsc}</w:t>
+                    <w:t xml:space="preserve">{length} X {width} X {height} </w:t>
+                  </w:r>
+                  <w:proofErr w:type="gramStart"/>
+                  <w:r>
+                    <w:rPr>
+                      <w:rFonts w:cstheme="minorHAnsi"/>
+                      <w:b/>
+                      <w:bCs/>
+                      <w:sz w:val="20"/>
+                      <w:szCs w:val="20"/>
+                    </w:rPr>
+                    <w:t>MM  {</w:t>
+                  </w:r>
+                  <w:proofErr w:type="gramEnd"/>
+                  <w:r>
+                    <w:rPr>
+                      <w:rFonts w:cstheme="minorHAnsi"/>
+                      <w:b/>
+                      <w:bCs/>
+                      <w:sz w:val="20"/>
+                      <w:szCs w:val="20"/>
+                    </w:rPr>
+                    <w:t>#fsc} – {</w:t>
+                  </w:r>
+                  <w:proofErr w:type="spellStart"/>
+                  <w:r>
+                    <w:rPr>
+                      <w:rFonts w:cstheme="minorHAnsi"/>
+                      <w:b/>
+                      <w:bCs/>
+                      <w:sz w:val="20"/>
+                      <w:szCs w:val="20"/>
+                    </w:rPr>
+                    <w:t>fsc</w:t>
+                  </w:r>
+                  <w:proofErr w:type="spellEnd"/>
+                  <w:r>
+                    <w:rPr>
+                      <w:rFonts w:cstheme="minorHAnsi"/>
+                      <w:b/>
+                      <w:bCs/>
+                      <w:sz w:val="20"/>
+                      <w:szCs w:val="20"/>
+                    </w:rPr>
+                    <w:t>}{/</w:t>
+                  </w:r>
+                  <w:proofErr w:type="spellStart"/>
+                  <w:r>
+                    <w:rPr>
+                      <w:rFonts w:cstheme="minorHAnsi"/>
+                      <w:b/>
+                      <w:bCs/>
+                      <w:sz w:val="20"/>
+                      <w:szCs w:val="20"/>
+                    </w:rPr>
+                    <w:t>fsc</w:t>
+                  </w:r>
+                  <w:proofErr w:type="spellEnd"/>
+                  <w:r>
+                    <w:rPr>
+                      <w:rFonts w:cstheme="minorHAnsi"/>
+                      <w:b/>
+                      <w:bCs/>
+                      <w:sz w:val="20"/>
+                      <w:szCs w:val="20"/>
+                    </w:rPr>
+                    <w:t>}</w:t>
                   </w:r>
                 </w:p>
               </w:tc>
@@ -2065,7 +2416,61 @@
                       <w:sz w:val="18"/>
                       <w:szCs w:val="18"/>
                     </w:rPr>
-                    <w:t>{#invoices}{containerFrom}{#containerTo} to {containerTo}{/containerTo}</w:t>
+                    <w:t>{#</w:t>
+                  </w:r>
+                  <w:proofErr w:type="gramStart"/>
+                  <w:r>
+                    <w:rPr>
+                      <w:rFonts w:ascii="Arial" w:hAnsi="Arial" w:cs="Arial"/>
+                      <w:sz w:val="18"/>
+                      <w:szCs w:val="18"/>
+                    </w:rPr>
+                    <w:t>invoices}{</w:t>
+                  </w:r>
+                  <w:proofErr w:type="gramEnd"/>
+                  <w:r>
+                    <w:rPr>
+                      <w:rFonts w:ascii="Arial" w:hAnsi="Arial" w:cs="Arial"/>
+                      <w:sz w:val="18"/>
+                      <w:szCs w:val="18"/>
+                    </w:rPr>
+                    <w:t>containerFrom}{#containerTo} to {</w:t>
+                  </w:r>
+                  <w:proofErr w:type="spellStart"/>
+                  <w:r>
+                    <w:rPr>
+                      <w:rFonts w:ascii="Arial" w:hAnsi="Arial" w:cs="Arial"/>
+                      <w:sz w:val="18"/>
+                      <w:szCs w:val="18"/>
+                    </w:rPr>
+                    <w:t>containerTo</w:t>
+                  </w:r>
+                  <w:proofErr w:type="spellEnd"/>
+                  <w:r>
+                    <w:rPr>
+                      <w:rFonts w:ascii="Arial" w:hAnsi="Arial" w:cs="Arial"/>
+                      <w:sz w:val="18"/>
+                      <w:szCs w:val="18"/>
+                    </w:rPr>
+                    <w:t>}{/</w:t>
+                  </w:r>
+                  <w:proofErr w:type="spellStart"/>
+                  <w:r>
+                    <w:rPr>
+                      <w:rFonts w:ascii="Arial" w:hAnsi="Arial" w:cs="Arial"/>
+                      <w:sz w:val="18"/>
+                      <w:szCs w:val="18"/>
+                    </w:rPr>
+                    <w:t>containerTo</w:t>
+                  </w:r>
+                  <w:proofErr w:type="spellEnd"/>
+                  <w:r>
+                    <w:rPr>
+                      <w:rFonts w:ascii="Arial" w:hAnsi="Arial" w:cs="Arial"/>
+                      <w:sz w:val="18"/>
+                      <w:szCs w:val="18"/>
+                    </w:rPr>
+                    <w:t>}</w:t>
                   </w:r>
                 </w:p>
               </w:tc>
@@ -2094,7 +2499,25 @@
                       <w:sz w:val="18"/>
                       <w:szCs w:val="18"/>
                     </w:rPr>
-                    <w:t>{materialGrade}</w:t>
+                    <w:t>{</w:t>
+                  </w:r>
+                  <w:proofErr w:type="spellStart"/>
+                  <w:r>
+                    <w:rPr>
+                      <w:rFonts w:ascii="Arial" w:hAnsi="Arial" w:cs="Arial"/>
+                      <w:sz w:val="18"/>
+                      <w:szCs w:val="18"/>
+                    </w:rPr>
+                    <w:t>materialGrade</w:t>
+                  </w:r>
+                  <w:proofErr w:type="spellEnd"/>
+                  <w:r>
+                    <w:rPr>
+                      <w:rFonts w:ascii="Arial" w:hAnsi="Arial" w:cs="Arial"/>
+                      <w:sz w:val="18"/>
+                      <w:szCs w:val="18"/>
+                    </w:rPr>
+                    <w:t>}</w:t>
                   </w:r>
                 </w:p>
               </w:tc>
@@ -2123,7 +2546,25 @@
                       <w:sz w:val="18"/>
                       <w:szCs w:val="18"/>
                     </w:rPr>
-                    <w:t>{brandName}</w:t>
+                    <w:t>{</w:t>
+                  </w:r>
+                  <w:proofErr w:type="spellStart"/>
+                  <w:r>
+                    <w:rPr>
+                      <w:rFonts w:ascii="Arial" w:hAnsi="Arial" w:cs="Arial"/>
+                      <w:sz w:val="18"/>
+                      <w:szCs w:val="18"/>
+                    </w:rPr>
+                    <w:t>brandName</w:t>
+                  </w:r>
+                  <w:proofErr w:type="spellEnd"/>
+                  <w:r>
+                    <w:rPr>
+                      <w:rFonts w:ascii="Arial" w:hAnsi="Arial" w:cs="Arial"/>
+                      <w:sz w:val="18"/>
+                      <w:szCs w:val="18"/>
+                    </w:rPr>
+                    <w:t>}</w:t>
                   </w:r>
                 </w:p>
               </w:tc>
@@ -2151,7 +2592,43 @@
                       <w:sz w:val="18"/>
                       <w:szCs w:val="18"/>
                     </w:rPr>
-                    <w:t>{designType} / {finishType}</w:t>
+                    <w:t>{</w:t>
+                  </w:r>
+                  <w:proofErr w:type="spellStart"/>
+                  <w:r>
+                    <w:rPr>
+                      <w:rFonts w:ascii="Arial" w:hAnsi="Arial" w:cs="Arial"/>
+                      <w:sz w:val="18"/>
+                      <w:szCs w:val="18"/>
+                    </w:rPr>
+                    <w:t>designType</w:t>
+                  </w:r>
+                  <w:proofErr w:type="spellEnd"/>
+                  <w:r>
+                    <w:rPr>
+                      <w:rFonts w:ascii="Arial" w:hAnsi="Arial" w:cs="Arial"/>
+                      <w:sz w:val="18"/>
+                      <w:szCs w:val="18"/>
+                    </w:rPr>
+                    <w:t>} / {</w:t>
+                  </w:r>
+                  <w:proofErr w:type="spellStart"/>
+                  <w:r>
+                    <w:rPr>
+                      <w:rFonts w:ascii="Arial" w:hAnsi="Arial" w:cs="Arial"/>
+                      <w:sz w:val="18"/>
+                      <w:szCs w:val="18"/>
+                    </w:rPr>
+                    <w:t>finishType</w:t>
+                  </w:r>
+                  <w:proofErr w:type="spellEnd"/>
+                  <w:r>
+                    <w:rPr>
+                      <w:rFonts w:ascii="Arial" w:hAnsi="Arial" w:cs="Arial"/>
+                      <w:sz w:val="18"/>
+                      <w:szCs w:val="18"/>
+                    </w:rPr>
+                    <w:t>}</w:t>
                   </w:r>
                 </w:p>
               </w:tc>
@@ -2228,7 +2705,25 @@
                       <w:sz w:val="18"/>
                       <w:szCs w:val="18"/>
                     </w:rPr>
-                    <w:t>{value} {/invoices} {/IPItems}</w:t>
+                    <w:t>{value} {/invoices} {/</w:t>
+                  </w:r>
+                  <w:proofErr w:type="spellStart"/>
+                  <w:r>
+                    <w:rPr>
+                      <w:rFonts w:ascii="Arial" w:hAnsi="Arial" w:cs="Arial"/>
+                      <w:sz w:val="18"/>
+                      <w:szCs w:val="18"/>
+                    </w:rPr>
+                    <w:t>IPItems</w:t>
+                  </w:r>
+                  <w:proofErr w:type="spellEnd"/>
+                  <w:r>
+                    <w:rPr>
+                      <w:rFonts w:ascii="Arial" w:hAnsi="Arial" w:cs="Arial"/>
+                      <w:sz w:val="18"/>
+                      <w:szCs w:val="18"/>
+                    </w:rPr>
+                    <w:t>}</w:t>
                   </w:r>
                 </w:p>
               </w:tc>
@@ -2261,7 +2756,29 @@
                       <w:sz w:val="18"/>
                       <w:szCs w:val="18"/>
                     </w:rPr>
-                    <w:t>{#isSampleBox}SAMPLE BOX{/isSampleBox}</w:t>
+                    <w:t>{#isSampleBox}SAMPLE BOX{/</w:t>
+                  </w:r>
+                  <w:proofErr w:type="spellStart"/>
+                  <w:r>
+                    <w:rPr>
+                      <w:rFonts w:ascii="Arial" w:hAnsi="Arial" w:cs="Arial"/>
+                      <w:b/>
+                      <w:bCs/>
+                      <w:sz w:val="18"/>
+                      <w:szCs w:val="18"/>
+                    </w:rPr>
+                    <w:t>isSampleBox</w:t>
+                  </w:r>
+                  <w:proofErr w:type="spellEnd"/>
+                  <w:r>
+                    <w:rPr>
+                      <w:rFonts w:ascii="Arial" w:hAnsi="Arial" w:cs="Arial"/>
+                      <w:b/>
+                      <w:bCs/>
+                      <w:sz w:val="18"/>
+                      <w:szCs w:val="18"/>
+                    </w:rPr>
+                    <w:t>}</w:t>
                   </w:r>
                 </w:p>
               </w:tc>
@@ -2347,7 +2864,61 @@
                       <w:sz w:val="18"/>
                       <w:szCs w:val="18"/>
                     </w:rPr>
-                    <w:t>{#sampleBox}{containerFrom}{#containerTo} to {containerTo} {/containerTo}</w:t>
+                    <w:t>{#</w:t>
+                  </w:r>
+                  <w:proofErr w:type="gramStart"/>
+                  <w:r>
+                    <w:rPr>
+                      <w:rFonts w:ascii="Arial" w:hAnsi="Arial" w:cs="Arial"/>
+                      <w:sz w:val="18"/>
+                      <w:szCs w:val="18"/>
+                    </w:rPr>
+                    <w:t>sampleBox}{</w:t>
+                  </w:r>
+                  <w:proofErr w:type="gramEnd"/>
+                  <w:r>
+                    <w:rPr>
+                      <w:rFonts w:ascii="Arial" w:hAnsi="Arial" w:cs="Arial"/>
+                      <w:sz w:val="18"/>
+                      <w:szCs w:val="18"/>
+                    </w:rPr>
+                    <w:t>containerFrom}{#containerTo} to {</w:t>
+                  </w:r>
+                  <w:proofErr w:type="spellStart"/>
+                  <w:r>
+                    <w:rPr>
+                      <w:rFonts w:ascii="Arial" w:hAnsi="Arial" w:cs="Arial"/>
+                      <w:sz w:val="18"/>
+                      <w:szCs w:val="18"/>
+                    </w:rPr>
+                    <w:t>containerTo</w:t>
+                  </w:r>
+                  <w:proofErr w:type="spellEnd"/>
+                  <w:r>
+                    <w:rPr>
+                      <w:rFonts w:ascii="Arial" w:hAnsi="Arial" w:cs="Arial"/>
+                      <w:sz w:val="18"/>
+                      <w:szCs w:val="18"/>
+                    </w:rPr>
+                    <w:t>} {/</w:t>
+                  </w:r>
+                  <w:proofErr w:type="spellStart"/>
+                  <w:r>
+                    <w:rPr>
+                      <w:rFonts w:ascii="Arial" w:hAnsi="Arial" w:cs="Arial"/>
+                      <w:sz w:val="18"/>
+                      <w:szCs w:val="18"/>
+                    </w:rPr>
+                    <w:t>containerTo</w:t>
+                  </w:r>
+                  <w:proofErr w:type="spellEnd"/>
+                  <w:r>
+                    <w:rPr>
+                      <w:rFonts w:ascii="Arial" w:hAnsi="Arial" w:cs="Arial"/>
+                      <w:sz w:val="18"/>
+                      <w:szCs w:val="18"/>
+                    </w:rPr>
+                    <w:t>}</w:t>
                   </w:r>
                 </w:p>
               </w:tc>
@@ -2377,7 +2948,81 @@
                       <w:sz w:val="18"/>
                       <w:szCs w:val="18"/>
                     </w:rPr>
-                    <w:t>{materialGrade}  {brandName}  {designType}  {finishType}</w:t>
+                    <w:t>{</w:t>
+                  </w:r>
+                  <w:proofErr w:type="spellStart"/>
+                  <w:proofErr w:type="gramStart"/>
+                  <w:r>
+                    <w:rPr>
+                      <w:rFonts w:ascii="Arial" w:hAnsi="Arial" w:cs="Arial"/>
+                      <w:sz w:val="18"/>
+                      <w:szCs w:val="18"/>
+                    </w:rPr>
+                    <w:t>materialGrade</w:t>
+                  </w:r>
+                  <w:proofErr w:type="spellEnd"/>
+                  <w:r>
+                    <w:rPr>
+                      <w:rFonts w:ascii="Arial" w:hAnsi="Arial" w:cs="Arial"/>
+                      <w:sz w:val="18"/>
+                      <w:szCs w:val="18"/>
+                    </w:rPr>
+                    <w:t>}  {</w:t>
+                  </w:r>
+                  <w:proofErr w:type="spellStart"/>
+                  <w:r>
+                    <w:rPr>
+                      <w:rFonts w:ascii="Arial" w:hAnsi="Arial" w:cs="Arial"/>
+                      <w:sz w:val="18"/>
+                      <w:szCs w:val="18"/>
+                    </w:rPr>
+                    <w:t>brandName</w:t>
+                  </w:r>
+                  <w:proofErr w:type="spellEnd"/>
+                  <w:r>
+                    <w:rPr>
+                      <w:rFonts w:ascii="Arial" w:hAnsi="Arial" w:cs="Arial"/>
+                      <w:sz w:val="18"/>
+                      <w:szCs w:val="18"/>
+                    </w:rPr>
+                    <w:t>}  {</w:t>
+                  </w:r>
+                  <w:proofErr w:type="spellStart"/>
+                  <w:r>
+                    <w:rPr>
+                      <w:rFonts w:ascii="Arial" w:hAnsi="Arial" w:cs="Arial"/>
+                      <w:sz w:val="18"/>
+                      <w:szCs w:val="18"/>
+                    </w:rPr>
+                    <w:t>designType</w:t>
+                  </w:r>
+                  <w:proofErr w:type="spellEnd"/>
+                  <w:r>
+                    <w:rPr>
+                      <w:rFonts w:ascii="Arial" w:hAnsi="Arial" w:cs="Arial"/>
+                      <w:sz w:val="18"/>
+                      <w:szCs w:val="18"/>
+                    </w:rPr>
+                    <w:t>}  {</w:t>
+                  </w:r>
+                  <w:proofErr w:type="spellStart"/>
+                  <w:proofErr w:type="gramEnd"/>
+                  <w:r>
+                    <w:rPr>
+                      <w:rFonts w:ascii="Arial" w:hAnsi="Arial" w:cs="Arial"/>
+                      <w:sz w:val="18"/>
+                      <w:szCs w:val="18"/>
+                    </w:rPr>
+                    <w:t>finishType</w:t>
+                  </w:r>
+                  <w:proofErr w:type="spellEnd"/>
+                  <w:r>
+                    <w:rPr>
+                      <w:rFonts w:ascii="Arial" w:hAnsi="Arial" w:cs="Arial"/>
+                      <w:sz w:val="18"/>
+                      <w:szCs w:val="18"/>
+                    </w:rPr>
+                    <w:t>}</w:t>
                   </w:r>
                 </w:p>
               </w:tc>
@@ -2462,7 +3107,25 @@
                       <w:sz w:val="18"/>
                       <w:szCs w:val="18"/>
                     </w:rPr>
-                    <w:t>{/sampleBox}</w:t>
+                    <w:t>{/</w:t>
+                  </w:r>
+                  <w:proofErr w:type="spellStart"/>
+                  <w:r>
+                    <w:rPr>
+                      <w:rFonts w:ascii="Arial" w:hAnsi="Arial" w:cs="Arial"/>
+                      <w:sz w:val="18"/>
+                      <w:szCs w:val="18"/>
+                    </w:rPr>
+                    <w:t>sampleBox</w:t>
+                  </w:r>
+                  <w:proofErr w:type="spellEnd"/>
+                  <w:r>
+                    <w:rPr>
+                      <w:rFonts w:ascii="Arial" w:hAnsi="Arial" w:cs="Arial"/>
+                      <w:sz w:val="18"/>
+                      <w:szCs w:val="18"/>
+                    </w:rPr>
+                    <w:t>}</w:t>
                   </w:r>
                 </w:p>
               </w:tc>
@@ -2512,6 +3175,7 @@
               </w:rPr>
               <w:t>{</w:t>
             </w:r>
+            <w:proofErr w:type="spellStart"/>
             <w:r>
               <w:rPr>
                 <w:rFonts w:cstheme="minorHAnsi"/>
@@ -2520,6 +3184,7 @@
               </w:rPr>
               <w:t>totalAmount</w:t>
             </w:r>
+            <w:proofErr w:type="spellEnd"/>
             <w:r>
               <w:rPr>
                 <w:rFonts w:cstheme="minorHAnsi"/>
@@ -2638,7 +3303,25 @@
                 <w:sz w:val="20"/>
                 <w:szCs w:val="20"/>
               </w:rPr>
-              <w:t xml:space="preserve">Addition - Seafreight Charges -  </w:t>
+              <w:t xml:space="preserve">Addition - </w:t>
+            </w:r>
+            <w:proofErr w:type="spellStart"/>
+            <w:r>
+              <w:rPr>
+                <w:rFonts w:cstheme="minorHAnsi"/>
+                <w:sz w:val="20"/>
+                <w:szCs w:val="20"/>
+              </w:rPr>
+              <w:t>Seafreight</w:t>
+            </w:r>
+            <w:proofErr w:type="spellEnd"/>
+            <w:r>
+              <w:rPr>
+                <w:rFonts w:cstheme="minorHAnsi"/>
+                <w:sz w:val="20"/>
+                <w:szCs w:val="20"/>
+              </w:rPr>
+              <w:t xml:space="preserve"> Charges -  </w:t>
             </w:r>
           </w:p>
           <w:p>
@@ -2710,7 +3393,25 @@
                 <w:szCs w:val="20"/>
               </w:rPr>
               <w:lastRenderedPageBreak/>
-              <w:t>{totalAddition}</w:t>
+              <w:t>{</w:t>
+            </w:r>
+            <w:proofErr w:type="spellStart"/>
+            <w:r>
+              <w:rPr>
+                <w:rFonts w:cstheme="minorHAnsi"/>
+                <w:sz w:val="20"/>
+                <w:szCs w:val="20"/>
+              </w:rPr>
+              <w:t>totalAddition</w:t>
+            </w:r>
+            <w:proofErr w:type="spellEnd"/>
+            <w:r>
+              <w:rPr>
+                <w:rFonts w:cstheme="minorHAnsi"/>
+                <w:sz w:val="20"/>
+                <w:szCs w:val="20"/>
+              </w:rPr>
+              <w:t>}</w:t>
             </w:r>
           </w:p>
           <w:p>
@@ -2730,7 +3431,25 @@
                 <w:sz w:val="20"/>
                 <w:szCs w:val="20"/>
               </w:rPr>
-              <w:t>{totalDiscount}</w:t>
+              <w:t>{</w:t>
+            </w:r>
+            <w:proofErr w:type="spellStart"/>
+            <w:r>
+              <w:rPr>
+                <w:rFonts w:cstheme="minorHAnsi"/>
+                <w:sz w:val="20"/>
+                <w:szCs w:val="20"/>
+              </w:rPr>
+              <w:t>totalDiscount</w:t>
+            </w:r>
+            <w:proofErr w:type="spellEnd"/>
+            <w:r>
+              <w:rPr>
+                <w:rFonts w:cstheme="minorHAnsi"/>
+                <w:sz w:val="20"/>
+                <w:szCs w:val="20"/>
+              </w:rPr>
+              <w:t>}</w:t>
             </w:r>
           </w:p>
           <w:p>
@@ -2787,23 +3506,97 @@
                 <w:szCs w:val="20"/>
               </w:rPr>
               <w:lastRenderedPageBreak/>
-              <w:t xml:space="preserve">Total {deliveryTerms} </w:t>
-            </w:r>
-            <w:r>
-              <w:rPr>
-                <w:rFonts w:cstheme="minorHAnsi"/>
-                <w:sz w:val="20"/>
-                <w:szCs w:val="20"/>
-              </w:rPr>
-              <w:t>{dischargeTerms}</w:t>
-            </w:r>
-            <w:r>
-              <w:rPr>
-                <w:rFonts w:cstheme="minorHAnsi"/>
-                <w:sz w:val="20"/>
-                <w:szCs w:val="20"/>
-              </w:rPr>
-              <w:t xml:space="preserve">  {currencyChar} {netAmountWords}</w:t>
+              <w:t>Total {</w:t>
+            </w:r>
+            <w:proofErr w:type="spellStart"/>
+            <w:r>
+              <w:rPr>
+                <w:rFonts w:cstheme="minorHAnsi"/>
+                <w:sz w:val="20"/>
+                <w:szCs w:val="20"/>
+              </w:rPr>
+              <w:t>deliveryTerms</w:t>
+            </w:r>
+            <w:proofErr w:type="spellEnd"/>
+            <w:r>
+              <w:rPr>
+                <w:rFonts w:cstheme="minorHAnsi"/>
+                <w:sz w:val="20"/>
+                <w:szCs w:val="20"/>
+              </w:rPr>
+              <w:t xml:space="preserve">} </w:t>
+            </w:r>
+            <w:r>
+              <w:rPr>
+                <w:rFonts w:cstheme="minorHAnsi"/>
+                <w:sz w:val="20"/>
+                <w:szCs w:val="20"/>
+              </w:rPr>
+              <w:t>{</w:t>
+            </w:r>
+            <w:proofErr w:type="spellStart"/>
+            <w:proofErr w:type="gramStart"/>
+            <w:r>
+              <w:rPr>
+                <w:rFonts w:cstheme="minorHAnsi"/>
+                <w:sz w:val="20"/>
+                <w:szCs w:val="20"/>
+              </w:rPr>
+              <w:t>dischargeTerms</w:t>
+            </w:r>
+            <w:proofErr w:type="spellEnd"/>
+            <w:r>
+              <w:rPr>
+                <w:rFonts w:cstheme="minorHAnsi"/>
+                <w:sz w:val="20"/>
+                <w:szCs w:val="20"/>
+              </w:rPr>
+              <w:t>}</w:t>
+            </w:r>
+            <w:r>
+              <w:rPr>
+                <w:rFonts w:cstheme="minorHAnsi"/>
+                <w:sz w:val="20"/>
+                <w:szCs w:val="20"/>
+              </w:rPr>
+              <w:t xml:space="preserve">  {</w:t>
+            </w:r>
+            <w:proofErr w:type="spellStart"/>
+            <w:proofErr w:type="gramEnd"/>
+            <w:r>
+              <w:rPr>
+                <w:rFonts w:cstheme="minorHAnsi"/>
+                <w:sz w:val="20"/>
+                <w:szCs w:val="20"/>
+              </w:rPr>
+              <w:t>currencyChar</w:t>
+            </w:r>
+            <w:proofErr w:type="spellEnd"/>
+            <w:r>
+              <w:rPr>
+                <w:rFonts w:cstheme="minorHAnsi"/>
+                <w:sz w:val="20"/>
+                <w:szCs w:val="20"/>
+              </w:rPr>
+              <w:t>} {</w:t>
+            </w:r>
+            <w:proofErr w:type="spellStart"/>
+            <w:r>
+              <w:rPr>
+                <w:rFonts w:cstheme="minorHAnsi"/>
+                <w:sz w:val="20"/>
+                <w:szCs w:val="20"/>
+              </w:rPr>
+              <w:t>netAmountWords</w:t>
+            </w:r>
+            <w:proofErr w:type="spellEnd"/>
+            <w:r>
+              <w:rPr>
+                <w:rFonts w:cstheme="minorHAnsi"/>
+                <w:sz w:val="20"/>
+                <w:szCs w:val="20"/>
+              </w:rPr>
+              <w:t>}</w:t>
             </w:r>
             <w:r>
               <w:rPr>
@@ -2850,7 +3643,25 @@
                 <w:sz w:val="20"/>
                 <w:szCs w:val="20"/>
               </w:rPr>
-              <w:t>{netAmount}</w:t>
+              <w:t>{</w:t>
+            </w:r>
+            <w:proofErr w:type="spellStart"/>
+            <w:r>
+              <w:rPr>
+                <w:rFonts w:cstheme="minorHAnsi"/>
+                <w:sz w:val="20"/>
+                <w:szCs w:val="20"/>
+              </w:rPr>
+              <w:t>netAmount</w:t>
+            </w:r>
+            <w:proofErr w:type="spellEnd"/>
+            <w:r>
+              <w:rPr>
+                <w:rFonts w:cstheme="minorHAnsi"/>
+                <w:sz w:val="20"/>
+                <w:szCs w:val="20"/>
+              </w:rPr>
+              <w:t>}</w:t>
             </w:r>
           </w:p>
         </w:tc>
@@ -2885,7 +3696,25 @@
                 <w:sz w:val="20"/>
                 <w:szCs w:val="20"/>
               </w:rPr>
-              <w:t>{#specialInstruction}{specialInstruction}{/specialInstruction}</w:t>
+              <w:t>{#</w:t>
+            </w:r>
+            <w:proofErr w:type="gramStart"/>
+            <w:r>
+              <w:rPr>
+                <w:rFonts w:cstheme="minorHAnsi"/>
+                <w:sz w:val="20"/>
+                <w:szCs w:val="20"/>
+              </w:rPr>
+              <w:t>specialInstruction}{</w:t>
+            </w:r>
+            <w:proofErr w:type="gramEnd"/>
+            <w:r>
+              <w:rPr>
+                <w:rFonts w:cstheme="minorHAnsi"/>
+                <w:sz w:val="20"/>
+                <w:szCs w:val="20"/>
+              </w:rPr>
+              <w:t>specialInstruction}{/specialInstruction}</w:t>
             </w:r>
           </w:p>
           <w:p>
@@ -3030,6 +3859,7 @@
                     </w:rPr>
                     <w:t>{</w:t>
                   </w:r>
+                  <w:proofErr w:type="spellStart"/>
                   <w:r>
                     <w:rPr>
                       <w:rFonts w:cstheme="minorHAnsi"/>
@@ -3038,6 +3868,7 @@
                     </w:rPr>
                     <w:t>totalQuantity</w:t>
                   </w:r>
+                  <w:proofErr w:type="spellEnd"/>
                   <w:r>
                     <w:rPr>
                       <w:rFonts w:cstheme="minorHAnsi"/>
@@ -3102,6 +3933,7 @@
                     </w:rPr>
                     <w:t>{</w:t>
                   </w:r>
+                  <w:proofErr w:type="spellStart"/>
                   <w:r>
                     <w:rPr>
                       <w:rFonts w:cstheme="minorHAnsi"/>
@@ -3110,6 +3942,7 @@
                     </w:rPr>
                     <w:t>totalBox</w:t>
                   </w:r>
+                  <w:proofErr w:type="spellEnd"/>
                   <w:r>
                     <w:rPr>
                       <w:rFonts w:cstheme="minorHAnsi"/>
@@ -3194,6 +4027,7 @@
                     </w:rPr>
                     <w:t>{</w:t>
                   </w:r>
+                  <w:proofErr w:type="spellStart"/>
                   <w:r>
                     <w:rPr>
                       <w:rFonts w:cstheme="minorHAnsi"/>
@@ -3202,6 +4036,7 @@
                     </w:rPr>
                     <w:t>totalNetWeight</w:t>
                   </w:r>
+                  <w:proofErr w:type="spellEnd"/>
                   <w:r>
                     <w:rPr>
                       <w:rFonts w:cstheme="minorHAnsi"/>
@@ -3230,6 +4065,7 @@
                     </w:rPr>
                     <w:t>{</w:t>
                   </w:r>
+                  <w:proofErr w:type="spellStart"/>
                   <w:r>
                     <w:rPr>
                       <w:rFonts w:cstheme="minorHAnsi"/>
@@ -3238,6 +4074,7 @@
                     </w:rPr>
                     <w:t>totalGrossWeight</w:t>
                   </w:r>
+                  <w:proofErr w:type="spellEnd"/>
                   <w:r>
                     <w:rPr>
                       <w:rFonts w:cstheme="minorHAnsi"/>
@@ -3276,12 +4113,12 @@
     </w:p>
     <w:p/>
     <w:sectPr>
-      <w:headerReference w:type="even" r:id="rId8"/>
-      <w:headerReference w:type="default" r:id="rId9"/>
-      <w:footerReference w:type="even" r:id="rId10"/>
-      <w:footerReference w:type="default" r:id="rId11"/>
-      <w:headerReference w:type="first" r:id="rId12"/>
-      <w:footerReference w:type="first" r:id="rId13"/>
+      <w:headerReference w:type="even" r:id="rId7"/>
+      <w:headerReference w:type="default" r:id="rId8"/>
+      <w:footerReference w:type="even" r:id="rId9"/>
+      <w:footerReference w:type="default" r:id="rId10"/>
+      <w:headerReference w:type="first" r:id="rId11"/>
+      <w:footerReference w:type="first" r:id="rId12"/>
       <w:pgSz w:w="12240" w:h="15840" w:code="1"/>
       <w:pgMar w:top="482" w:right="567" w:bottom="1701" w:left="567" w:header="198" w:footer="510" w:gutter="0"/>
       <w:pgBorders w:offsetFrom="page">
@@ -3523,6 +4360,7 @@
       </w:rPr>
       <w:t>{#</w:t>
     </w:r>
+    <w:proofErr w:type="gramStart"/>
     <w:r>
       <w:rPr>
         <w:rFonts w:cs="Calibri"/>
@@ -3554,7 +4392,33 @@
         <w:szCs w:val="20"/>
         <w14:ligatures w14:val="none"/>
       </w:rPr>
-      <w:t>{companyName}</w:t>
+      <w:t>{</w:t>
+    </w:r>
+    <w:proofErr w:type="gramEnd"/>
+    <w:r>
+      <w:rPr>
+        <w:b/>
+        <w:bCs/>
+        <w:spacing w:val="60"/>
+        <w:kern w:val="0"/>
+        <w:sz w:val="20"/>
+        <w:szCs w:val="20"/>
+        <w14:ligatures w14:val="none"/>
+      </w:rPr>
+      <w:t>companyName</w:t>
+    </w:r>
+    <w:proofErr w:type="gramStart"/>
+    <w:r>
+      <w:rPr>
+        <w:b/>
+        <w:bCs/>
+        <w:spacing w:val="60"/>
+        <w:kern w:val="0"/>
+        <w:sz w:val="20"/>
+        <w:szCs w:val="20"/>
+        <w14:ligatures w14:val="none"/>
+      </w:rPr>
+      <w:t>}</w:t>
     </w:r>
     <w:r>
       <w:rPr>
@@ -3565,7 +4429,19 @@
         <w:szCs w:val="12"/>
         <w14:ligatures w14:val="none"/>
       </w:rPr>
-      <w:t>{/}</w:t>
+      <w:t>{</w:t>
+    </w:r>
+    <w:proofErr w:type="gramEnd"/>
+    <w:r>
+      <w:rPr>
+        <w:b/>
+        <w:bCs/>
+        <w:kern w:val="0"/>
+        <w:sz w:val="12"/>
+        <w:szCs w:val="12"/>
+        <w14:ligatures w14:val="none"/>
+      </w:rPr>
+      <w:t>/}</w:t>
     </w:r>
   </w:p>
   <w:p>

--- a/electron/database/generate-document/templates/party-invoice-aus.docx
+++ b/electron/database/generate-document/templates/party-invoice-aus.docx
@@ -104,25 +104,7 @@
                 <w:sz w:val="20"/>
                 <w:szCs w:val="20"/>
               </w:rPr>
-              <w:t>{#</w:t>
-            </w:r>
-            <w:proofErr w:type="gramStart"/>
-            <w:r>
-              <w:rPr>
-                <w:rFonts w:cstheme="minorHAnsi"/>
-                <w:sz w:val="20"/>
-                <w:szCs w:val="20"/>
-              </w:rPr>
-              <w:t>companyData}{</w:t>
-            </w:r>
-            <w:proofErr w:type="gramEnd"/>
-            <w:r>
-              <w:rPr>
-                <w:rFonts w:cstheme="minorHAnsi"/>
-                <w:sz w:val="20"/>
-                <w:szCs w:val="20"/>
-              </w:rPr>
-              <w:t>companyName}</w:t>
+              <w:t>{#companyData}{companyName}</w:t>
             </w:r>
           </w:p>
           <w:p>
@@ -140,160 +122,7 @@
                 <w:sz w:val="20"/>
                 <w:szCs w:val="20"/>
               </w:rPr>
-              <w:t xml:space="preserve">{companyAddressLine1} </w:t>
-            </w:r>
-            <w:proofErr w:type="gramStart"/>
-            <w:r>
-              <w:rPr>
-                <w:rFonts w:cstheme="minorHAnsi"/>
-                <w:bCs/>
-                <w:sz w:val="20"/>
-                <w:szCs w:val="20"/>
-              </w:rPr>
-              <w:t xml:space="preserve">   {</w:t>
-            </w:r>
-            <w:proofErr w:type="gramEnd"/>
-            <w:r>
-              <w:rPr>
-                <w:rFonts w:cstheme="minorHAnsi"/>
-                <w:bCs/>
-                <w:sz w:val="20"/>
-                <w:szCs w:val="20"/>
-              </w:rPr>
-              <w:t>companyAddressLine2</w:t>
-            </w:r>
-            <w:proofErr w:type="gramStart"/>
-            <w:r>
-              <w:rPr>
-                <w:rFonts w:cstheme="minorHAnsi"/>
-                <w:bCs/>
-                <w:sz w:val="20"/>
-                <w:szCs w:val="20"/>
-              </w:rPr>
-              <w:t>},      {</w:t>
-            </w:r>
-            <w:proofErr w:type="spellStart"/>
-            <w:r>
-              <w:rPr>
-                <w:rFonts w:cstheme="minorHAnsi"/>
-                <w:bCs/>
-                <w:sz w:val="20"/>
-                <w:szCs w:val="20"/>
-              </w:rPr>
-              <w:t>companyCity</w:t>
-            </w:r>
-            <w:proofErr w:type="spellEnd"/>
-            <w:r>
-              <w:rPr>
-                <w:rFonts w:cstheme="minorHAnsi"/>
-                <w:bCs/>
-                <w:sz w:val="20"/>
-                <w:szCs w:val="20"/>
-              </w:rPr>
-              <w:t xml:space="preserve">}   </w:t>
-            </w:r>
-            <w:proofErr w:type="gramEnd"/>
-            <w:r>
-              <w:rPr>
-                <w:rFonts w:cstheme="minorHAnsi"/>
-                <w:bCs/>
-                <w:sz w:val="20"/>
-                <w:szCs w:val="20"/>
-              </w:rPr>
-              <w:t xml:space="preserve"> {</w:t>
-            </w:r>
-            <w:proofErr w:type="spellStart"/>
-            <w:proofErr w:type="gramStart"/>
-            <w:r>
-              <w:rPr>
-                <w:rFonts w:cstheme="minorHAnsi"/>
-                <w:bCs/>
-                <w:sz w:val="20"/>
-                <w:szCs w:val="20"/>
-              </w:rPr>
-              <w:t>companyPostalCode</w:t>
-            </w:r>
-            <w:proofErr w:type="spellEnd"/>
-            <w:r>
-              <w:rPr>
-                <w:rFonts w:cstheme="minorHAnsi"/>
-                <w:bCs/>
-                <w:sz w:val="20"/>
-                <w:szCs w:val="20"/>
-              </w:rPr>
-              <w:t xml:space="preserve">}   </w:t>
-            </w:r>
-            <w:proofErr w:type="gramEnd"/>
-            <w:r>
-              <w:rPr>
-                <w:rFonts w:cstheme="minorHAnsi"/>
-                <w:bCs/>
-                <w:sz w:val="20"/>
-                <w:szCs w:val="20"/>
-              </w:rPr>
-              <w:t>{</w:t>
-            </w:r>
-            <w:proofErr w:type="spellStart"/>
-            <w:proofErr w:type="gramStart"/>
-            <w:r>
-              <w:rPr>
-                <w:rFonts w:cstheme="minorHAnsi"/>
-                <w:bCs/>
-                <w:sz w:val="20"/>
-                <w:szCs w:val="20"/>
-              </w:rPr>
-              <w:t>companyState</w:t>
-            </w:r>
-            <w:proofErr w:type="spellEnd"/>
-            <w:r>
-              <w:rPr>
-                <w:rFonts w:cstheme="minorHAnsi"/>
-                <w:bCs/>
-                <w:sz w:val="20"/>
-                <w:szCs w:val="20"/>
-              </w:rPr>
-              <w:t xml:space="preserve">}   </w:t>
-            </w:r>
-            <w:proofErr w:type="gramEnd"/>
-            <w:r>
-              <w:rPr>
-                <w:rFonts w:cstheme="minorHAnsi"/>
-                <w:bCs/>
-                <w:sz w:val="20"/>
-                <w:szCs w:val="20"/>
-              </w:rPr>
-              <w:t xml:space="preserve"> {</w:t>
-            </w:r>
-            <w:proofErr w:type="spellStart"/>
-            <w:r>
-              <w:rPr>
-                <w:rFonts w:cstheme="minorHAnsi"/>
-                <w:bCs/>
-                <w:sz w:val="20"/>
-                <w:szCs w:val="20"/>
-              </w:rPr>
-              <w:t>companyCountry</w:t>
-            </w:r>
-            <w:proofErr w:type="spellEnd"/>
-            <w:proofErr w:type="gramStart"/>
-            <w:r>
-              <w:rPr>
-                <w:rFonts w:cstheme="minorHAnsi"/>
-                <w:bCs/>
-                <w:sz w:val="20"/>
-                <w:szCs w:val="20"/>
-              </w:rPr>
-              <w:t>}{</w:t>
-            </w:r>
-            <w:proofErr w:type="gramEnd"/>
-            <w:r>
-              <w:rPr>
-                <w:rFonts w:cstheme="minorHAnsi"/>
-                <w:bCs/>
-                <w:sz w:val="20"/>
-                <w:szCs w:val="20"/>
-              </w:rPr>
-              <w:t>/}</w:t>
+              <w:t>{companyAddressLine1}    {companyAddressLine2},      {companyCity}    {companyPostalCode}   {companyState}    {companyCountry}{/}</w:t>
             </w:r>
           </w:p>
         </w:tc>
@@ -326,14 +155,12 @@
               </w:rPr>
               <w:t>{</w:t>
             </w:r>
-            <w:proofErr w:type="spellStart"/>
             <w:r>
               <w:rPr>
                 <w:rFonts w:cstheme="minorHAnsi"/>
               </w:rPr>
               <w:t>modifyInvNo</w:t>
             </w:r>
-            <w:proofErr w:type="spellEnd"/>
             <w:r>
               <w:rPr>
                 <w:rFonts w:cstheme="minorHAnsi"/>
@@ -375,14 +202,12 @@
               </w:rPr>
               <w:t>{</w:t>
             </w:r>
-            <w:proofErr w:type="spellStart"/>
             <w:r>
               <w:rPr>
                 <w:rFonts w:cstheme="minorHAnsi"/>
               </w:rPr>
               <w:t>invoiceDate</w:t>
             </w:r>
-            <w:proofErr w:type="spellEnd"/>
             <w:r>
               <w:rPr>
                 <w:rFonts w:cstheme="minorHAnsi"/>
@@ -462,14 +287,12 @@
               </w:rPr>
               <w:t>{</w:t>
             </w:r>
-            <w:proofErr w:type="spellStart"/>
             <w:r>
               <w:rPr>
                 <w:rFonts w:cstheme="minorHAnsi"/>
               </w:rPr>
               <w:t>buyersOrderNo</w:t>
             </w:r>
-            <w:proofErr w:type="spellEnd"/>
             <w:r>
               <w:rPr>
                 <w:rFonts w:cstheme="minorHAnsi"/>
@@ -512,14 +335,12 @@
               </w:rPr>
               <w:t>{</w:t>
             </w:r>
-            <w:proofErr w:type="spellStart"/>
             <w:r>
               <w:rPr>
                 <w:rFonts w:cstheme="minorHAnsi"/>
               </w:rPr>
               <w:t>orderDate</w:t>
             </w:r>
-            <w:proofErr w:type="spellEnd"/>
             <w:r>
               <w:rPr>
                 <w:rFonts w:cstheme="minorHAnsi"/>
@@ -584,7 +405,6 @@
               </w:rPr>
               <w:t>{</w:t>
             </w:r>
-            <w:proofErr w:type="spellStart"/>
             <w:r>
               <w:rPr>
                 <w:rFonts w:cstheme="minorHAnsi"/>
@@ -593,7 +413,6 @@
               </w:rPr>
               <w:t>consigneeName</w:t>
             </w:r>
-            <w:proofErr w:type="spellEnd"/>
             <w:r>
               <w:rPr>
                 <w:rFonts w:cstheme="minorHAnsi"/>
@@ -619,7 +438,6 @@
               </w:rPr>
               <w:t>{</w:t>
             </w:r>
-            <w:proofErr w:type="spellStart"/>
             <w:r>
               <w:rPr>
                 <w:rFonts w:cstheme="minorHAnsi"/>
@@ -628,7 +446,6 @@
               </w:rPr>
               <w:t>consigneeAddress</w:t>
             </w:r>
-            <w:proofErr w:type="spellEnd"/>
             <w:r>
               <w:rPr>
                 <w:rFonts w:cstheme="minorHAnsi"/>
@@ -637,7 +454,6 @@
               </w:rPr>
               <w:t>} {</w:t>
             </w:r>
-            <w:proofErr w:type="spellStart"/>
             <w:r>
               <w:rPr>
                 <w:rFonts w:cstheme="minorHAnsi"/>
@@ -646,7 +462,6 @@
               </w:rPr>
               <w:t>consigneeCity</w:t>
             </w:r>
-            <w:proofErr w:type="spellEnd"/>
             <w:r>
               <w:rPr>
                 <w:rFonts w:cstheme="minorHAnsi"/>
@@ -655,7 +470,6 @@
               </w:rPr>
               <w:t>} {</w:t>
             </w:r>
-            <w:proofErr w:type="spellStart"/>
             <w:r>
               <w:rPr>
                 <w:rFonts w:cstheme="minorHAnsi"/>
@@ -664,7 +478,6 @@
               </w:rPr>
               <w:t>consigneeState</w:t>
             </w:r>
-            <w:proofErr w:type="spellEnd"/>
             <w:r>
               <w:rPr>
                 <w:rFonts w:cstheme="minorHAnsi"/>
@@ -690,7 +503,6 @@
               </w:rPr>
               <w:t>{</w:t>
             </w:r>
-            <w:proofErr w:type="spellStart"/>
             <w:r>
               <w:rPr>
                 <w:rFonts w:cstheme="minorHAnsi"/>
@@ -699,7 +511,6 @@
               </w:rPr>
               <w:t>consigneeCountry</w:t>
             </w:r>
-            <w:proofErr w:type="spellEnd"/>
             <w:r>
               <w:rPr>
                 <w:rFonts w:cstheme="minorHAnsi"/>
@@ -708,7 +519,6 @@
               </w:rPr>
               <w:t>} {</w:t>
             </w:r>
-            <w:proofErr w:type="spellStart"/>
             <w:r>
               <w:rPr>
                 <w:rFonts w:cstheme="minorHAnsi"/>
@@ -717,7 +527,6 @@
               </w:rPr>
               <w:t>consigneeZip</w:t>
             </w:r>
-            <w:proofErr w:type="spellEnd"/>
             <w:r>
               <w:rPr>
                 <w:rFonts w:cstheme="minorHAnsi"/>
@@ -735,42 +544,137 @@
                 <w:szCs w:val="20"/>
               </w:rPr>
             </w:pPr>
-          </w:p>
-          <w:p>
-            <w:pPr>
-              <w:rPr>
-                <w:rFonts w:cstheme="minorHAnsi"/>
-                <w:sz w:val="20"/>
-                <w:szCs w:val="20"/>
-              </w:rPr>
-            </w:pPr>
-          </w:p>
-          <w:p>
-            <w:pPr>
-              <w:rPr>
-                <w:rFonts w:cstheme="minorHAnsi"/>
-                <w:sz w:val="20"/>
-                <w:szCs w:val="20"/>
-              </w:rPr>
-            </w:pPr>
-          </w:p>
-          <w:p>
-            <w:pPr>
-              <w:rPr>
-                <w:rFonts w:cstheme="minorHAnsi"/>
-                <w:sz w:val="20"/>
-                <w:szCs w:val="20"/>
-              </w:rPr>
-            </w:pPr>
-          </w:p>
-          <w:p>
-            <w:pPr>
-              <w:rPr>
-                <w:rFonts w:cstheme="minorHAnsi"/>
-                <w:sz w:val="20"/>
-                <w:szCs w:val="20"/>
-              </w:rPr>
-            </w:pPr>
+            <w:r>
+              <w:rPr>
+                <w:rFonts w:cstheme="minorHAnsi"/>
+                <w:sz w:val="20"/>
+                <w:szCs w:val="20"/>
+              </w:rPr>
+              <w:t>{#</w:t>
+            </w:r>
+            <w:r>
+              <w:rPr>
+                <w:rFonts w:cstheme="minorHAnsi"/>
+                <w:sz w:val="20"/>
+                <w:szCs w:val="20"/>
+              </w:rPr>
+              <w:t>notifyName</w:t>
+            </w:r>
+            <w:r>
+              <w:rPr>
+                <w:rFonts w:cstheme="minorHAnsi"/>
+                <w:sz w:val="20"/>
+                <w:szCs w:val="20"/>
+              </w:rPr>
+              <w:t>}{#</w:t>
+            </w:r>
+            <w:r>
+              <w:rPr>
+                <w:rFonts w:cstheme="minorHAnsi"/>
+                <w:sz w:val="20"/>
+                <w:szCs w:val="20"/>
+              </w:rPr>
+              <w:t>notifyAddress</w:t>
+            </w:r>
+            <w:r>
+              <w:rPr>
+                <w:rFonts w:cstheme="minorHAnsi"/>
+                <w:sz w:val="20"/>
+                <w:szCs w:val="20"/>
+              </w:rPr>
+              <w:t>}</w:t>
+            </w:r>
+          </w:p>
+          <w:p>
+            <w:pPr>
+              <w:rPr>
+                <w:rFonts w:cstheme="minorHAnsi"/>
+                <w:sz w:val="20"/>
+                <w:szCs w:val="20"/>
+              </w:rPr>
+            </w:pPr>
+            <w:r>
+              <w:rPr>
+                <w:rFonts w:cstheme="minorHAnsi"/>
+                <w:sz w:val="20"/>
+                <w:szCs w:val="20"/>
+              </w:rPr>
+              <w:t>NOTIFY</w:t>
+            </w:r>
+            <w:r>
+              <w:rPr>
+                <w:rFonts w:cstheme="minorHAnsi"/>
+                <w:sz w:val="20"/>
+                <w:szCs w:val="20"/>
+              </w:rPr>
+              <w:t xml:space="preserve"> – </w:t>
+            </w:r>
+          </w:p>
+          <w:p>
+            <w:pPr>
+              <w:rPr>
+                <w:rFonts w:cstheme="minorHAnsi"/>
+                <w:sz w:val="20"/>
+                <w:szCs w:val="20"/>
+              </w:rPr>
+            </w:pPr>
+            <w:r>
+              <w:rPr>
+                <w:rFonts w:cstheme="minorHAnsi"/>
+                <w:sz w:val="20"/>
+                <w:szCs w:val="20"/>
+              </w:rPr>
+              <w:t>{</w:t>
+            </w:r>
+            <w:r>
+              <w:rPr>
+                <w:rFonts w:cstheme="minorHAnsi"/>
+                <w:sz w:val="20"/>
+                <w:szCs w:val="20"/>
+              </w:rPr>
+              <w:t>notifyName</w:t>
+            </w:r>
+            <w:r>
+              <w:rPr>
+                <w:rFonts w:cstheme="minorHAnsi"/>
+                <w:sz w:val="20"/>
+                <w:szCs w:val="20"/>
+              </w:rPr>
+              <w:t xml:space="preserve">} </w:t>
+            </w:r>
+          </w:p>
+          <w:p>
+            <w:pPr>
+              <w:rPr>
+                <w:rFonts w:cstheme="minorHAnsi"/>
+                <w:sz w:val="20"/>
+                <w:szCs w:val="20"/>
+              </w:rPr>
+            </w:pPr>
+            <w:r>
+              <w:rPr>
+                <w:rFonts w:cstheme="minorHAnsi"/>
+                <w:sz w:val="20"/>
+                <w:szCs w:val="20"/>
+              </w:rPr>
+              <w:t>{</w:t>
+            </w:r>
+            <w:r>
+              <w:rPr>
+                <w:rFonts w:cstheme="minorHAnsi"/>
+                <w:sz w:val="20"/>
+                <w:szCs w:val="20"/>
+              </w:rPr>
+              <w:t>notifyAddress</w:t>
+            </w:r>
+            <w:r>
+              <w:rPr>
+                <w:rFonts w:cstheme="minorHAnsi"/>
+                <w:sz w:val="20"/>
+                <w:szCs w:val="20"/>
+              </w:rPr>
+              <w:t>}{/}{/}</w:t>
+            </w:r>
           </w:p>
         </w:tc>
         <w:tc>
@@ -815,7 +719,6 @@
               </w:rPr>
               <w:t>{</w:t>
             </w:r>
-            <w:proofErr w:type="spellStart"/>
             <w:r>
               <w:rPr>
                 <w:rFonts w:cstheme="minorHAnsi"/>
@@ -824,7 +727,6 @@
               </w:rPr>
               <w:t>buyerName</w:t>
             </w:r>
-            <w:proofErr w:type="spellEnd"/>
             <w:r>
               <w:rPr>
                 <w:rFonts w:cstheme="minorHAnsi"/>
@@ -850,7 +752,6 @@
               </w:rPr>
               <w:t>{</w:t>
             </w:r>
-            <w:proofErr w:type="spellStart"/>
             <w:r>
               <w:rPr>
                 <w:rFonts w:cstheme="minorHAnsi"/>
@@ -859,7 +760,6 @@
               </w:rPr>
               <w:t>buyerAddress</w:t>
             </w:r>
-            <w:proofErr w:type="spellEnd"/>
             <w:r>
               <w:rPr>
                 <w:rFonts w:cstheme="minorHAnsi"/>
@@ -868,7 +768,6 @@
               </w:rPr>
               <w:t>} {</w:t>
             </w:r>
-            <w:proofErr w:type="spellStart"/>
             <w:r>
               <w:rPr>
                 <w:rFonts w:cstheme="minorHAnsi"/>
@@ -877,7 +776,6 @@
               </w:rPr>
               <w:t>buyerCity</w:t>
             </w:r>
-            <w:proofErr w:type="spellEnd"/>
             <w:r>
               <w:rPr>
                 <w:rFonts w:cstheme="minorHAnsi"/>
@@ -886,7 +784,6 @@
               </w:rPr>
               <w:t>} {</w:t>
             </w:r>
-            <w:proofErr w:type="spellStart"/>
             <w:r>
               <w:rPr>
                 <w:rFonts w:cstheme="minorHAnsi"/>
@@ -895,7 +792,6 @@
               </w:rPr>
               <w:t>buyerState</w:t>
             </w:r>
-            <w:proofErr w:type="spellEnd"/>
             <w:r>
               <w:rPr>
                 <w:rFonts w:cstheme="minorHAnsi"/>
@@ -921,7 +817,6 @@
               </w:rPr>
               <w:t>{</w:t>
             </w:r>
-            <w:proofErr w:type="spellStart"/>
             <w:r>
               <w:rPr>
                 <w:rFonts w:cstheme="minorHAnsi"/>
@@ -930,7 +825,6 @@
               </w:rPr>
               <w:t>buyerCountry</w:t>
             </w:r>
-            <w:proofErr w:type="spellEnd"/>
             <w:r>
               <w:rPr>
                 <w:rFonts w:cstheme="minorHAnsi"/>
@@ -939,7 +833,6 @@
               </w:rPr>
               <w:t>} {</w:t>
             </w:r>
-            <w:proofErr w:type="spellStart"/>
             <w:r>
               <w:rPr>
                 <w:rFonts w:cstheme="minorHAnsi"/>
@@ -948,7 +841,6 @@
               </w:rPr>
               <w:t>buyerZip</w:t>
             </w:r>
-            <w:proofErr w:type="spellEnd"/>
             <w:r>
               <w:rPr>
                 <w:rFonts w:cstheme="minorHAnsi"/>
@@ -1020,7 +912,6 @@
               </w:rPr>
               <w:t>{</w:t>
             </w:r>
-            <w:proofErr w:type="spellStart"/>
             <w:r>
               <w:rPr>
                 <w:rFonts w:cstheme="minorHAnsi"/>
@@ -1029,7 +920,6 @@
               </w:rPr>
               <w:t>originOfGoods</w:t>
             </w:r>
-            <w:proofErr w:type="spellEnd"/>
             <w:r>
               <w:rPr>
                 <w:rFonts w:cstheme="minorHAnsi"/>
@@ -1081,7 +971,6 @@
               </w:rPr>
               <w:t>{</w:t>
             </w:r>
-            <w:proofErr w:type="spellStart"/>
             <w:r>
               <w:rPr>
                 <w:rFonts w:cstheme="minorHAnsi"/>
@@ -1090,7 +979,6 @@
               </w:rPr>
               <w:t>finalDestination</w:t>
             </w:r>
-            <w:proofErr w:type="spellEnd"/>
             <w:r>
               <w:rPr>
                 <w:rFonts w:cstheme="minorHAnsi"/>
@@ -1167,7 +1055,6 @@
               </w:rPr>
               <w:t>{</w:t>
             </w:r>
-            <w:proofErr w:type="spellStart"/>
             <w:r>
               <w:rPr>
                 <w:rFonts w:cstheme="minorHAnsi"/>
@@ -1176,7 +1063,6 @@
               </w:rPr>
               <w:t>termOfDeliveryAndPayment</w:t>
             </w:r>
-            <w:proofErr w:type="spellEnd"/>
             <w:r>
               <w:rPr>
                 <w:rFonts w:cstheme="minorHAnsi"/>
@@ -1213,7 +1099,6 @@
                 <w:szCs w:val="20"/>
               </w:rPr>
             </w:pPr>
-            <w:proofErr w:type="spellStart"/>
             <w:r>
               <w:rPr>
                 <w:rFonts w:ascii="SansSerif" w:hAnsi="SansSerif" w:cs="SansSerif"/>
@@ -1221,17 +1106,7 @@
                 <w:sz w:val="20"/>
                 <w:szCs w:val="20"/>
               </w:rPr>
-              <w:t>Precarriage</w:t>
-            </w:r>
-            <w:proofErr w:type="spellEnd"/>
-            <w:r>
-              <w:rPr>
-                <w:rFonts w:ascii="SansSerif" w:hAnsi="SansSerif" w:cs="SansSerif"/>
-                <w:color w:val="000000"/>
-                <w:sz w:val="20"/>
-                <w:szCs w:val="20"/>
-              </w:rPr>
-              <w:t xml:space="preserve"> by:</w:t>
+              <w:t>Precarriage by:</w:t>
             </w:r>
           </w:p>
           <w:p>
@@ -1251,7 +1126,6 @@
               </w:rPr>
               <w:t>{</w:t>
             </w:r>
-            <w:proofErr w:type="spellStart"/>
             <w:r>
               <w:rPr>
                 <w:rFonts w:cstheme="minorHAnsi"/>
@@ -1260,7 +1134,6 @@
               </w:rPr>
               <w:t>precarriageBy</w:t>
             </w:r>
-            <w:proofErr w:type="spellEnd"/>
             <w:r>
               <w:rPr>
                 <w:rFonts w:cstheme="minorHAnsi"/>
@@ -1322,7 +1195,6 @@
               </w:rPr>
               <w:t>{</w:t>
             </w:r>
-            <w:proofErr w:type="spellStart"/>
             <w:r>
               <w:rPr>
                 <w:rFonts w:ascii="SansSerif" w:hAnsi="SansSerif" w:cs="SansSerif"/>
@@ -1332,7 +1204,6 @@
               </w:rPr>
               <w:t>placeOfReceipt</w:t>
             </w:r>
-            <w:proofErr w:type="spellEnd"/>
             <w:r>
               <w:rPr>
                 <w:rFonts w:ascii="SansSerif" w:hAnsi="SansSerif" w:cs="SansSerif"/>
@@ -1423,7 +1294,6 @@
               </w:rPr>
               <w:t>{</w:t>
             </w:r>
-            <w:proofErr w:type="spellStart"/>
             <w:r>
               <w:rPr>
                 <w:rFonts w:ascii="SansSerif" w:hAnsi="SansSerif" w:cs="SansSerif"/>
@@ -1433,7 +1303,6 @@
               </w:rPr>
               <w:t>vesselNo</w:t>
             </w:r>
-            <w:proofErr w:type="spellEnd"/>
             <w:r>
               <w:rPr>
                 <w:rFonts w:ascii="SansSerif" w:hAnsi="SansSerif" w:cs="SansSerif"/>
@@ -1496,7 +1365,6 @@
               </w:rPr>
               <w:t>{</w:t>
             </w:r>
-            <w:proofErr w:type="spellStart"/>
             <w:r>
               <w:rPr>
                 <w:rFonts w:ascii="SansSerif" w:hAnsi="SansSerif" w:cs="SansSerif"/>
@@ -1506,7 +1374,6 @@
               </w:rPr>
               <w:t>portOfLoading</w:t>
             </w:r>
-            <w:proofErr w:type="spellEnd"/>
             <w:r>
               <w:rPr>
                 <w:rFonts w:ascii="SansSerif" w:hAnsi="SansSerif" w:cs="SansSerif"/>
@@ -1592,7 +1459,6 @@
               </w:rPr>
               <w:t>{</w:t>
             </w:r>
-            <w:proofErr w:type="spellStart"/>
             <w:r>
               <w:rPr>
                 <w:rFonts w:ascii="SansSerif" w:hAnsi="SansSerif" w:cs="SansSerif"/>
@@ -1602,7 +1468,6 @@
               </w:rPr>
               <w:t>portOfDischarge</w:t>
             </w:r>
-            <w:proofErr w:type="spellEnd"/>
             <w:r>
               <w:rPr>
                 <w:rFonts w:ascii="SansSerif" w:hAnsi="SansSerif" w:cs="SansSerif"/>
@@ -1661,7 +1526,6 @@
               </w:rPr>
               <w:t>{</w:t>
             </w:r>
-            <w:proofErr w:type="spellStart"/>
             <w:r>
               <w:rPr>
                 <w:rFonts w:ascii="SansSerif" w:hAnsi="SansSerif" w:cs="SansSerif"/>
@@ -1671,7 +1535,6 @@
               </w:rPr>
               <w:t>finalDestination</w:t>
             </w:r>
-            <w:proofErr w:type="spellEnd"/>
             <w:r>
               <w:rPr>
                 <w:rFonts w:ascii="SansSerif" w:hAnsi="SansSerif" w:cs="SansSerif"/>
@@ -1742,7 +1605,6 @@
               </w:rPr>
               <w:t>{</w:t>
             </w:r>
-            <w:proofErr w:type="spellStart"/>
             <w:r>
               <w:rPr>
                 <w:rFonts w:cstheme="minorHAnsi"/>
@@ -1751,7 +1613,6 @@
               </w:rPr>
               <w:t>privateRemark</w:t>
             </w:r>
-            <w:proofErr w:type="spellEnd"/>
             <w:r>
               <w:rPr>
                 <w:rFonts w:cstheme="minorHAnsi"/>
@@ -2058,29 +1919,7 @@
                       <w:sz w:val="19"/>
                       <w:szCs w:val="19"/>
                     </w:rPr>
-                    <w:t>{</w:t>
-                  </w:r>
-                  <w:proofErr w:type="spellStart"/>
-                  <w:r>
-                    <w:rPr>
-                      <w:rFonts w:cstheme="minorHAnsi"/>
-                      <w:b/>
-                      <w:bCs/>
-                      <w:sz w:val="19"/>
-                      <w:szCs w:val="19"/>
-                    </w:rPr>
-                    <w:t>currencyChar</w:t>
-                  </w:r>
-                  <w:proofErr w:type="spellEnd"/>
-                  <w:r>
-                    <w:rPr>
-                      <w:rFonts w:cstheme="minorHAnsi"/>
-                      <w:b/>
-                      <w:bCs/>
-                      <w:sz w:val="19"/>
-                      <w:szCs w:val="19"/>
-                    </w:rPr>
-                    <w:t>}</w:t>
+                    <w:t>{currencyChar}</w:t>
                   </w:r>
                 </w:p>
               </w:tc>
@@ -2135,29 +1974,7 @@
                       <w:sz w:val="19"/>
                       <w:szCs w:val="19"/>
                     </w:rPr>
-                    <w:t>{</w:t>
-                  </w:r>
-                  <w:proofErr w:type="spellStart"/>
-                  <w:r>
-                    <w:rPr>
-                      <w:rFonts w:cstheme="minorHAnsi"/>
-                      <w:b/>
-                      <w:bCs/>
-                      <w:sz w:val="19"/>
-                      <w:szCs w:val="19"/>
-                    </w:rPr>
-                    <w:t>currencyChar</w:t>
-                  </w:r>
-                  <w:proofErr w:type="spellEnd"/>
-                  <w:r>
-                    <w:rPr>
-                      <w:rFonts w:cstheme="minorHAnsi"/>
-                      <w:b/>
-                      <w:bCs/>
-                      <w:sz w:val="19"/>
-                      <w:szCs w:val="19"/>
-                    </w:rPr>
-                    <w:t>}</w:t>
+                    <w:t>{currencyChar}</w:t>
                   </w:r>
                 </w:p>
               </w:tc>
@@ -2188,34 +2005,7 @@
                       <w:sz w:val="20"/>
                       <w:szCs w:val="20"/>
                     </w:rPr>
-                    <w:t>{#</w:t>
-                  </w:r>
-                  <w:proofErr w:type="gramStart"/>
-                  <w:r>
-                    <w:rPr>
-                      <w:rFonts w:cstheme="minorHAnsi"/>
-                      <w:sz w:val="20"/>
-                      <w:szCs w:val="20"/>
-                    </w:rPr>
-                    <w:t>IPItems}{</w:t>
-                  </w:r>
-                  <w:proofErr w:type="gramEnd"/>
-                  <w:r>
-                    <w:rPr>
-                      <w:rFonts w:cstheme="minorHAnsi"/>
-                      <w:sz w:val="20"/>
-                      <w:szCs w:val="20"/>
-                    </w:rPr>
-                    <w:t>#</w:t>
-                  </w:r>
-                  <w:proofErr w:type="gramStart"/>
-                  <w:r>
-                    <w:rPr>
-                      <w:rFonts w:cstheme="minorHAnsi"/>
-                      <w:sz w:val="20"/>
-                      <w:szCs w:val="20"/>
-                    </w:rPr>
-                    <w:t>showThickness}</w:t>
+                    <w:t>{#IPItems}{#showThickness}</w:t>
                   </w:r>
                   <w:r>
                     <w:rPr>
@@ -2225,18 +2015,7 @@
                       <w:sz w:val="20"/>
                       <w:szCs w:val="20"/>
                     </w:rPr>
-                    <w:t>{</w:t>
-                  </w:r>
-                  <w:proofErr w:type="gramEnd"/>
-                  <w:r>
-                    <w:rPr>
-                      <w:rFonts w:cstheme="minorHAnsi"/>
-                      <w:b/>
-                      <w:bCs/>
-                      <w:sz w:val="20"/>
-                      <w:szCs w:val="20"/>
-                    </w:rPr>
-                    <w:t>thicknessDetail</w:t>
+                    <w:t>{thicknessDetail</w:t>
                   </w:r>
                   <w:r>
                     <w:rPr>
@@ -2266,73 +2045,7 @@
                       <w:sz w:val="20"/>
                       <w:szCs w:val="20"/>
                     </w:rPr>
-                    <w:t xml:space="preserve">{length} X {width} X {height} </w:t>
-                  </w:r>
-                  <w:proofErr w:type="gramStart"/>
-                  <w:r>
-                    <w:rPr>
-                      <w:rFonts w:cstheme="minorHAnsi"/>
-                      <w:b/>
-                      <w:bCs/>
-                      <w:sz w:val="20"/>
-                      <w:szCs w:val="20"/>
-                    </w:rPr>
-                    <w:t>MM  {</w:t>
-                  </w:r>
-                  <w:proofErr w:type="gramEnd"/>
-                  <w:r>
-                    <w:rPr>
-                      <w:rFonts w:cstheme="minorHAnsi"/>
-                      <w:b/>
-                      <w:bCs/>
-                      <w:sz w:val="20"/>
-                      <w:szCs w:val="20"/>
-                    </w:rPr>
-                    <w:t>#fsc} – {</w:t>
-                  </w:r>
-                  <w:proofErr w:type="spellStart"/>
-                  <w:r>
-                    <w:rPr>
-                      <w:rFonts w:cstheme="minorHAnsi"/>
-                      <w:b/>
-                      <w:bCs/>
-                      <w:sz w:val="20"/>
-                      <w:szCs w:val="20"/>
-                    </w:rPr>
-                    <w:t>fsc</w:t>
-                  </w:r>
-                  <w:proofErr w:type="spellEnd"/>
-                  <w:r>
-                    <w:rPr>
-                      <w:rFonts w:cstheme="minorHAnsi"/>
-                      <w:b/>
-                      <w:bCs/>
-                      <w:sz w:val="20"/>
-                      <w:szCs w:val="20"/>
-                    </w:rPr>
-                    <w:t>}{/</w:t>
-                  </w:r>
-                  <w:proofErr w:type="spellStart"/>
-                  <w:r>
-                    <w:rPr>
-                      <w:rFonts w:cstheme="minorHAnsi"/>
-                      <w:b/>
-                      <w:bCs/>
-                      <w:sz w:val="20"/>
-                      <w:szCs w:val="20"/>
-                    </w:rPr>
-                    <w:t>fsc</w:t>
-                  </w:r>
-                  <w:proofErr w:type="spellEnd"/>
-                  <w:r>
-                    <w:rPr>
-                      <w:rFonts w:cstheme="minorHAnsi"/>
-                      <w:b/>
-                      <w:bCs/>
-                      <w:sz w:val="20"/>
-                      <w:szCs w:val="20"/>
-                    </w:rPr>
-                    <w:t>}</w:t>
+                    <w:t>{length} X {width} X {height} MM  {#fsc} – {fsc}{/fsc}</w:t>
                   </w:r>
                 </w:p>
               </w:tc>
@@ -2416,61 +2129,7 @@
                       <w:sz w:val="18"/>
                       <w:szCs w:val="18"/>
                     </w:rPr>
-                    <w:t>{#</w:t>
-                  </w:r>
-                  <w:proofErr w:type="gramStart"/>
-                  <w:r>
-                    <w:rPr>
-                      <w:rFonts w:ascii="Arial" w:hAnsi="Arial" w:cs="Arial"/>
-                      <w:sz w:val="18"/>
-                      <w:szCs w:val="18"/>
-                    </w:rPr>
-                    <w:t>invoices}{</w:t>
-                  </w:r>
-                  <w:proofErr w:type="gramEnd"/>
-                  <w:r>
-                    <w:rPr>
-                      <w:rFonts w:ascii="Arial" w:hAnsi="Arial" w:cs="Arial"/>
-                      <w:sz w:val="18"/>
-                      <w:szCs w:val="18"/>
-                    </w:rPr>
-                    <w:t>containerFrom}{#containerTo} to {</w:t>
-                  </w:r>
-                  <w:proofErr w:type="spellStart"/>
-                  <w:r>
-                    <w:rPr>
-                      <w:rFonts w:ascii="Arial" w:hAnsi="Arial" w:cs="Arial"/>
-                      <w:sz w:val="18"/>
-                      <w:szCs w:val="18"/>
-                    </w:rPr>
-                    <w:t>containerTo</w:t>
-                  </w:r>
-                  <w:proofErr w:type="spellEnd"/>
-                  <w:r>
-                    <w:rPr>
-                      <w:rFonts w:ascii="Arial" w:hAnsi="Arial" w:cs="Arial"/>
-                      <w:sz w:val="18"/>
-                      <w:szCs w:val="18"/>
-                    </w:rPr>
-                    <w:t>}{/</w:t>
-                  </w:r>
-                  <w:proofErr w:type="spellStart"/>
-                  <w:r>
-                    <w:rPr>
-                      <w:rFonts w:ascii="Arial" w:hAnsi="Arial" w:cs="Arial"/>
-                      <w:sz w:val="18"/>
-                      <w:szCs w:val="18"/>
-                    </w:rPr>
-                    <w:t>containerTo</w:t>
-                  </w:r>
-                  <w:proofErr w:type="spellEnd"/>
-                  <w:r>
-                    <w:rPr>
-                      <w:rFonts w:ascii="Arial" w:hAnsi="Arial" w:cs="Arial"/>
-                      <w:sz w:val="18"/>
-                      <w:szCs w:val="18"/>
-                    </w:rPr>
-                    <w:t>}</w:t>
+                    <w:t>{#invoices}{containerFrom}{#containerTo} to {containerTo}{/containerTo}</w:t>
                   </w:r>
                 </w:p>
               </w:tc>
@@ -2499,25 +2158,7 @@
                       <w:sz w:val="18"/>
                       <w:szCs w:val="18"/>
                     </w:rPr>
-                    <w:t>{</w:t>
-                  </w:r>
-                  <w:proofErr w:type="spellStart"/>
-                  <w:r>
-                    <w:rPr>
-                      <w:rFonts w:ascii="Arial" w:hAnsi="Arial" w:cs="Arial"/>
-                      <w:sz w:val="18"/>
-                      <w:szCs w:val="18"/>
-                    </w:rPr>
-                    <w:t>materialGrade</w:t>
-                  </w:r>
-                  <w:proofErr w:type="spellEnd"/>
-                  <w:r>
-                    <w:rPr>
-                      <w:rFonts w:ascii="Arial" w:hAnsi="Arial" w:cs="Arial"/>
-                      <w:sz w:val="18"/>
-                      <w:szCs w:val="18"/>
-                    </w:rPr>
-                    <w:t>}</w:t>
+                    <w:t>{materialGrade}</w:t>
                   </w:r>
                 </w:p>
               </w:tc>
@@ -2546,25 +2187,7 @@
                       <w:sz w:val="18"/>
                       <w:szCs w:val="18"/>
                     </w:rPr>
-                    <w:t>{</w:t>
-                  </w:r>
-                  <w:proofErr w:type="spellStart"/>
-                  <w:r>
-                    <w:rPr>
-                      <w:rFonts w:ascii="Arial" w:hAnsi="Arial" w:cs="Arial"/>
-                      <w:sz w:val="18"/>
-                      <w:szCs w:val="18"/>
-                    </w:rPr>
-                    <w:t>brandName</w:t>
-                  </w:r>
-                  <w:proofErr w:type="spellEnd"/>
-                  <w:r>
-                    <w:rPr>
-                      <w:rFonts w:ascii="Arial" w:hAnsi="Arial" w:cs="Arial"/>
-                      <w:sz w:val="18"/>
-                      <w:szCs w:val="18"/>
-                    </w:rPr>
-                    <w:t>}</w:t>
+                    <w:t>{brandName}</w:t>
                   </w:r>
                 </w:p>
               </w:tc>
@@ -2592,43 +2215,7 @@
                       <w:sz w:val="18"/>
                       <w:szCs w:val="18"/>
                     </w:rPr>
-                    <w:t>{</w:t>
-                  </w:r>
-                  <w:proofErr w:type="spellStart"/>
-                  <w:r>
-                    <w:rPr>
-                      <w:rFonts w:ascii="Arial" w:hAnsi="Arial" w:cs="Arial"/>
-                      <w:sz w:val="18"/>
-                      <w:szCs w:val="18"/>
-                    </w:rPr>
-                    <w:t>designType</w:t>
-                  </w:r>
-                  <w:proofErr w:type="spellEnd"/>
-                  <w:r>
-                    <w:rPr>
-                      <w:rFonts w:ascii="Arial" w:hAnsi="Arial" w:cs="Arial"/>
-                      <w:sz w:val="18"/>
-                      <w:szCs w:val="18"/>
-                    </w:rPr>
-                    <w:t>} / {</w:t>
-                  </w:r>
-                  <w:proofErr w:type="spellStart"/>
-                  <w:r>
-                    <w:rPr>
-                      <w:rFonts w:ascii="Arial" w:hAnsi="Arial" w:cs="Arial"/>
-                      <w:sz w:val="18"/>
-                      <w:szCs w:val="18"/>
-                    </w:rPr>
-                    <w:t>finishType</w:t>
-                  </w:r>
-                  <w:proofErr w:type="spellEnd"/>
-                  <w:r>
-                    <w:rPr>
-                      <w:rFonts w:ascii="Arial" w:hAnsi="Arial" w:cs="Arial"/>
-                      <w:sz w:val="18"/>
-                      <w:szCs w:val="18"/>
-                    </w:rPr>
-                    <w:t>}</w:t>
+                    <w:t>{designType} / {finishType}</w:t>
                   </w:r>
                 </w:p>
               </w:tc>
@@ -2705,25 +2292,7 @@
                       <w:sz w:val="18"/>
                       <w:szCs w:val="18"/>
                     </w:rPr>
-                    <w:t>{value} {/invoices} {/</w:t>
-                  </w:r>
-                  <w:proofErr w:type="spellStart"/>
-                  <w:r>
-                    <w:rPr>
-                      <w:rFonts w:ascii="Arial" w:hAnsi="Arial" w:cs="Arial"/>
-                      <w:sz w:val="18"/>
-                      <w:szCs w:val="18"/>
-                    </w:rPr>
-                    <w:t>IPItems</w:t>
-                  </w:r>
-                  <w:proofErr w:type="spellEnd"/>
-                  <w:r>
-                    <w:rPr>
-                      <w:rFonts w:ascii="Arial" w:hAnsi="Arial" w:cs="Arial"/>
-                      <w:sz w:val="18"/>
-                      <w:szCs w:val="18"/>
-                    </w:rPr>
-                    <w:t>}</w:t>
+                    <w:t>{value} {/invoices} {/IPItems}</w:t>
                   </w:r>
                 </w:p>
               </w:tc>
@@ -2756,29 +2325,7 @@
                       <w:sz w:val="18"/>
                       <w:szCs w:val="18"/>
                     </w:rPr>
-                    <w:t>{#isSampleBox}SAMPLE BOX{/</w:t>
-                  </w:r>
-                  <w:proofErr w:type="spellStart"/>
-                  <w:r>
-                    <w:rPr>
-                      <w:rFonts w:ascii="Arial" w:hAnsi="Arial" w:cs="Arial"/>
-                      <w:b/>
-                      <w:bCs/>
-                      <w:sz w:val="18"/>
-                      <w:szCs w:val="18"/>
-                    </w:rPr>
-                    <w:t>isSampleBox</w:t>
-                  </w:r>
-                  <w:proofErr w:type="spellEnd"/>
-                  <w:r>
-                    <w:rPr>
-                      <w:rFonts w:ascii="Arial" w:hAnsi="Arial" w:cs="Arial"/>
-                      <w:b/>
-                      <w:bCs/>
-                      <w:sz w:val="18"/>
-                      <w:szCs w:val="18"/>
-                    </w:rPr>
-                    <w:t>}</w:t>
+                    <w:t>{#isSampleBox}SAMPLE BOX{/isSampleBox}</w:t>
                   </w:r>
                 </w:p>
               </w:tc>
@@ -2864,61 +2411,7 @@
                       <w:sz w:val="18"/>
                       <w:szCs w:val="18"/>
                     </w:rPr>
-                    <w:t>{#</w:t>
-                  </w:r>
-                  <w:proofErr w:type="gramStart"/>
-                  <w:r>
-                    <w:rPr>
-                      <w:rFonts w:ascii="Arial" w:hAnsi="Arial" w:cs="Arial"/>
-                      <w:sz w:val="18"/>
-                      <w:szCs w:val="18"/>
-                    </w:rPr>
-                    <w:t>sampleBox}{</w:t>
-                  </w:r>
-                  <w:proofErr w:type="gramEnd"/>
-                  <w:r>
-                    <w:rPr>
-                      <w:rFonts w:ascii="Arial" w:hAnsi="Arial" w:cs="Arial"/>
-                      <w:sz w:val="18"/>
-                      <w:szCs w:val="18"/>
-                    </w:rPr>
-                    <w:t>containerFrom}{#containerTo} to {</w:t>
-                  </w:r>
-                  <w:proofErr w:type="spellStart"/>
-                  <w:r>
-                    <w:rPr>
-                      <w:rFonts w:ascii="Arial" w:hAnsi="Arial" w:cs="Arial"/>
-                      <w:sz w:val="18"/>
-                      <w:szCs w:val="18"/>
-                    </w:rPr>
-                    <w:t>containerTo</w:t>
-                  </w:r>
-                  <w:proofErr w:type="spellEnd"/>
-                  <w:r>
-                    <w:rPr>
-                      <w:rFonts w:ascii="Arial" w:hAnsi="Arial" w:cs="Arial"/>
-                      <w:sz w:val="18"/>
-                      <w:szCs w:val="18"/>
-                    </w:rPr>
-                    <w:t>} {/</w:t>
-                  </w:r>
-                  <w:proofErr w:type="spellStart"/>
-                  <w:r>
-                    <w:rPr>
-                      <w:rFonts w:ascii="Arial" w:hAnsi="Arial" w:cs="Arial"/>
-                      <w:sz w:val="18"/>
-                      <w:szCs w:val="18"/>
-                    </w:rPr>
-                    <w:t>containerTo</w:t>
-                  </w:r>
-                  <w:proofErr w:type="spellEnd"/>
-                  <w:r>
-                    <w:rPr>
-                      <w:rFonts w:ascii="Arial" w:hAnsi="Arial" w:cs="Arial"/>
-                      <w:sz w:val="18"/>
-                      <w:szCs w:val="18"/>
-                    </w:rPr>
-                    <w:t>}</w:t>
+                    <w:t>{#sampleBox}{containerFrom}{#containerTo} to {containerTo} {/containerTo}</w:t>
                   </w:r>
                 </w:p>
               </w:tc>
@@ -2948,81 +2441,7 @@
                       <w:sz w:val="18"/>
                       <w:szCs w:val="18"/>
                     </w:rPr>
-                    <w:t>{</w:t>
-                  </w:r>
-                  <w:proofErr w:type="spellStart"/>
-                  <w:proofErr w:type="gramStart"/>
-                  <w:r>
-                    <w:rPr>
-                      <w:rFonts w:ascii="Arial" w:hAnsi="Arial" w:cs="Arial"/>
-                      <w:sz w:val="18"/>
-                      <w:szCs w:val="18"/>
-                    </w:rPr>
-                    <w:t>materialGrade</w:t>
-                  </w:r>
-                  <w:proofErr w:type="spellEnd"/>
-                  <w:r>
-                    <w:rPr>
-                      <w:rFonts w:ascii="Arial" w:hAnsi="Arial" w:cs="Arial"/>
-                      <w:sz w:val="18"/>
-                      <w:szCs w:val="18"/>
-                    </w:rPr>
-                    <w:t>}  {</w:t>
-                  </w:r>
-                  <w:proofErr w:type="spellStart"/>
-                  <w:r>
-                    <w:rPr>
-                      <w:rFonts w:ascii="Arial" w:hAnsi="Arial" w:cs="Arial"/>
-                      <w:sz w:val="18"/>
-                      <w:szCs w:val="18"/>
-                    </w:rPr>
-                    <w:t>brandName</w:t>
-                  </w:r>
-                  <w:proofErr w:type="spellEnd"/>
-                  <w:r>
-                    <w:rPr>
-                      <w:rFonts w:ascii="Arial" w:hAnsi="Arial" w:cs="Arial"/>
-                      <w:sz w:val="18"/>
-                      <w:szCs w:val="18"/>
-                    </w:rPr>
-                    <w:t>}  {</w:t>
-                  </w:r>
-                  <w:proofErr w:type="spellStart"/>
-                  <w:r>
-                    <w:rPr>
-                      <w:rFonts w:ascii="Arial" w:hAnsi="Arial" w:cs="Arial"/>
-                      <w:sz w:val="18"/>
-                      <w:szCs w:val="18"/>
-                    </w:rPr>
-                    <w:t>designType</w:t>
-                  </w:r>
-                  <w:proofErr w:type="spellEnd"/>
-                  <w:r>
-                    <w:rPr>
-                      <w:rFonts w:ascii="Arial" w:hAnsi="Arial" w:cs="Arial"/>
-                      <w:sz w:val="18"/>
-                      <w:szCs w:val="18"/>
-                    </w:rPr>
-                    <w:t>}  {</w:t>
-                  </w:r>
-                  <w:proofErr w:type="spellStart"/>
-                  <w:proofErr w:type="gramEnd"/>
-                  <w:r>
-                    <w:rPr>
-                      <w:rFonts w:ascii="Arial" w:hAnsi="Arial" w:cs="Arial"/>
-                      <w:sz w:val="18"/>
-                      <w:szCs w:val="18"/>
-                    </w:rPr>
-                    <w:t>finishType</w:t>
-                  </w:r>
-                  <w:proofErr w:type="spellEnd"/>
-                  <w:r>
-                    <w:rPr>
-                      <w:rFonts w:ascii="Arial" w:hAnsi="Arial" w:cs="Arial"/>
-                      <w:sz w:val="18"/>
-                      <w:szCs w:val="18"/>
-                    </w:rPr>
-                    <w:t>}</w:t>
+                    <w:t>{materialGrade}  {brandName}  {designType}  {finishType}</w:t>
                   </w:r>
                 </w:p>
               </w:tc>
@@ -3107,25 +2526,7 @@
                       <w:sz w:val="18"/>
                       <w:szCs w:val="18"/>
                     </w:rPr>
-                    <w:t>{/</w:t>
-                  </w:r>
-                  <w:proofErr w:type="spellStart"/>
-                  <w:r>
-                    <w:rPr>
-                      <w:rFonts w:ascii="Arial" w:hAnsi="Arial" w:cs="Arial"/>
-                      <w:sz w:val="18"/>
-                      <w:szCs w:val="18"/>
-                    </w:rPr>
-                    <w:t>sampleBox</w:t>
-                  </w:r>
-                  <w:proofErr w:type="spellEnd"/>
-                  <w:r>
-                    <w:rPr>
-                      <w:rFonts w:ascii="Arial" w:hAnsi="Arial" w:cs="Arial"/>
-                      <w:sz w:val="18"/>
-                      <w:szCs w:val="18"/>
-                    </w:rPr>
-                    <w:t>}</w:t>
+                    <w:t>{/sampleBox}</w:t>
                   </w:r>
                 </w:p>
               </w:tc>
@@ -3175,7 +2576,6 @@
               </w:rPr>
               <w:t>{</w:t>
             </w:r>
-            <w:proofErr w:type="spellStart"/>
             <w:r>
               <w:rPr>
                 <w:rFonts w:cstheme="minorHAnsi"/>
@@ -3184,7 +2584,6 @@
               </w:rPr>
               <w:t>totalAmount</w:t>
             </w:r>
-            <w:proofErr w:type="spellEnd"/>
             <w:r>
               <w:rPr>
                 <w:rFonts w:cstheme="minorHAnsi"/>
@@ -3303,25 +2702,7 @@
                 <w:sz w:val="20"/>
                 <w:szCs w:val="20"/>
               </w:rPr>
-              <w:t xml:space="preserve">Addition - </w:t>
-            </w:r>
-            <w:proofErr w:type="spellStart"/>
-            <w:r>
-              <w:rPr>
-                <w:rFonts w:cstheme="minorHAnsi"/>
-                <w:sz w:val="20"/>
-                <w:szCs w:val="20"/>
-              </w:rPr>
-              <w:t>Seafreight</w:t>
-            </w:r>
-            <w:proofErr w:type="spellEnd"/>
-            <w:r>
-              <w:rPr>
-                <w:rFonts w:cstheme="minorHAnsi"/>
-                <w:sz w:val="20"/>
-                <w:szCs w:val="20"/>
-              </w:rPr>
-              <w:t xml:space="preserve"> Charges -  </w:t>
+              <w:t xml:space="preserve">Addition - Seafreight Charges -  </w:t>
             </w:r>
           </w:p>
           <w:p>
@@ -3393,25 +2774,7 @@
                 <w:szCs w:val="20"/>
               </w:rPr>
               <w:lastRenderedPageBreak/>
-              <w:t>{</w:t>
-            </w:r>
-            <w:proofErr w:type="spellStart"/>
-            <w:r>
-              <w:rPr>
-                <w:rFonts w:cstheme="minorHAnsi"/>
-                <w:sz w:val="20"/>
-                <w:szCs w:val="20"/>
-              </w:rPr>
-              <w:t>totalAddition</w:t>
-            </w:r>
-            <w:proofErr w:type="spellEnd"/>
-            <w:r>
-              <w:rPr>
-                <w:rFonts w:cstheme="minorHAnsi"/>
-                <w:sz w:val="20"/>
-                <w:szCs w:val="20"/>
-              </w:rPr>
-              <w:t>}</w:t>
+              <w:t>{totalAddition}</w:t>
             </w:r>
           </w:p>
           <w:p>
@@ -3431,25 +2794,7 @@
                 <w:sz w:val="20"/>
                 <w:szCs w:val="20"/>
               </w:rPr>
-              <w:t>{</w:t>
-            </w:r>
-            <w:proofErr w:type="spellStart"/>
-            <w:r>
-              <w:rPr>
-                <w:rFonts w:cstheme="minorHAnsi"/>
-                <w:sz w:val="20"/>
-                <w:szCs w:val="20"/>
-              </w:rPr>
-              <w:t>totalDiscount</w:t>
-            </w:r>
-            <w:proofErr w:type="spellEnd"/>
-            <w:r>
-              <w:rPr>
-                <w:rFonts w:cstheme="minorHAnsi"/>
-                <w:sz w:val="20"/>
-                <w:szCs w:val="20"/>
-              </w:rPr>
-              <w:t>}</w:t>
+              <w:t>{totalDiscount}</w:t>
             </w:r>
           </w:p>
           <w:p>
@@ -3506,97 +2851,23 @@
                 <w:szCs w:val="20"/>
               </w:rPr>
               <w:lastRenderedPageBreak/>
-              <w:t>Total {</w:t>
-            </w:r>
-            <w:proofErr w:type="spellStart"/>
-            <w:r>
-              <w:rPr>
-                <w:rFonts w:cstheme="minorHAnsi"/>
-                <w:sz w:val="20"/>
-                <w:szCs w:val="20"/>
-              </w:rPr>
-              <w:t>deliveryTerms</w:t>
-            </w:r>
-            <w:proofErr w:type="spellEnd"/>
-            <w:r>
-              <w:rPr>
-                <w:rFonts w:cstheme="minorHAnsi"/>
-                <w:sz w:val="20"/>
-                <w:szCs w:val="20"/>
-              </w:rPr>
-              <w:t xml:space="preserve">} </w:t>
-            </w:r>
-            <w:r>
-              <w:rPr>
-                <w:rFonts w:cstheme="minorHAnsi"/>
-                <w:sz w:val="20"/>
-                <w:szCs w:val="20"/>
-              </w:rPr>
-              <w:t>{</w:t>
-            </w:r>
-            <w:proofErr w:type="spellStart"/>
-            <w:proofErr w:type="gramStart"/>
-            <w:r>
-              <w:rPr>
-                <w:rFonts w:cstheme="minorHAnsi"/>
-                <w:sz w:val="20"/>
-                <w:szCs w:val="20"/>
-              </w:rPr>
-              <w:t>dischargeTerms</w:t>
-            </w:r>
-            <w:proofErr w:type="spellEnd"/>
-            <w:r>
-              <w:rPr>
-                <w:rFonts w:cstheme="minorHAnsi"/>
-                <w:sz w:val="20"/>
-                <w:szCs w:val="20"/>
-              </w:rPr>
-              <w:t>}</w:t>
-            </w:r>
-            <w:r>
-              <w:rPr>
-                <w:rFonts w:cstheme="minorHAnsi"/>
-                <w:sz w:val="20"/>
-                <w:szCs w:val="20"/>
-              </w:rPr>
-              <w:t xml:space="preserve">  {</w:t>
-            </w:r>
-            <w:proofErr w:type="spellStart"/>
-            <w:proofErr w:type="gramEnd"/>
-            <w:r>
-              <w:rPr>
-                <w:rFonts w:cstheme="minorHAnsi"/>
-                <w:sz w:val="20"/>
-                <w:szCs w:val="20"/>
-              </w:rPr>
-              <w:t>currencyChar</w:t>
-            </w:r>
-            <w:proofErr w:type="spellEnd"/>
-            <w:r>
-              <w:rPr>
-                <w:rFonts w:cstheme="minorHAnsi"/>
-                <w:sz w:val="20"/>
-                <w:szCs w:val="20"/>
-              </w:rPr>
-              <w:t>} {</w:t>
-            </w:r>
-            <w:proofErr w:type="spellStart"/>
-            <w:r>
-              <w:rPr>
-                <w:rFonts w:cstheme="minorHAnsi"/>
-                <w:sz w:val="20"/>
-                <w:szCs w:val="20"/>
-              </w:rPr>
-              <w:t>netAmountWords</w:t>
-            </w:r>
-            <w:proofErr w:type="spellEnd"/>
-            <w:r>
-              <w:rPr>
-                <w:rFonts w:cstheme="minorHAnsi"/>
-                <w:sz w:val="20"/>
-                <w:szCs w:val="20"/>
-              </w:rPr>
-              <w:t>}</w:t>
+              <w:t xml:space="preserve">Total {deliveryTerms} </w:t>
+            </w:r>
+            <w:r>
+              <w:rPr>
+                <w:rFonts w:cstheme="minorHAnsi"/>
+                <w:sz w:val="20"/>
+                <w:szCs w:val="20"/>
+              </w:rPr>
+              <w:t>{dischargeTerms}</w:t>
+            </w:r>
+            <w:r>
+              <w:rPr>
+                <w:rFonts w:cstheme="minorHAnsi"/>
+                <w:sz w:val="20"/>
+                <w:szCs w:val="20"/>
+              </w:rPr>
+              <w:t xml:space="preserve">  {currencyChar} {netAmountWords}</w:t>
             </w:r>
             <w:r>
               <w:rPr>
@@ -3643,25 +2914,7 @@
                 <w:sz w:val="20"/>
                 <w:szCs w:val="20"/>
               </w:rPr>
-              <w:t>{</w:t>
-            </w:r>
-            <w:proofErr w:type="spellStart"/>
-            <w:r>
-              <w:rPr>
-                <w:rFonts w:cstheme="minorHAnsi"/>
-                <w:sz w:val="20"/>
-                <w:szCs w:val="20"/>
-              </w:rPr>
-              <w:t>netAmount</w:t>
-            </w:r>
-            <w:proofErr w:type="spellEnd"/>
-            <w:r>
-              <w:rPr>
-                <w:rFonts w:cstheme="minorHAnsi"/>
-                <w:sz w:val="20"/>
-                <w:szCs w:val="20"/>
-              </w:rPr>
-              <w:t>}</w:t>
+              <w:t>{netAmount}</w:t>
             </w:r>
           </w:p>
         </w:tc>
@@ -3696,25 +2949,7 @@
                 <w:sz w:val="20"/>
                 <w:szCs w:val="20"/>
               </w:rPr>
-              <w:t>{#</w:t>
-            </w:r>
-            <w:proofErr w:type="gramStart"/>
-            <w:r>
-              <w:rPr>
-                <w:rFonts w:cstheme="minorHAnsi"/>
-                <w:sz w:val="20"/>
-                <w:szCs w:val="20"/>
-              </w:rPr>
-              <w:t>specialInstruction}{</w:t>
-            </w:r>
-            <w:proofErr w:type="gramEnd"/>
-            <w:r>
-              <w:rPr>
-                <w:rFonts w:cstheme="minorHAnsi"/>
-                <w:sz w:val="20"/>
-                <w:szCs w:val="20"/>
-              </w:rPr>
-              <w:t>specialInstruction}{/specialInstruction}</w:t>
+              <w:t>{#specialInstruction}{specialInstruction}{/specialInstruction}</w:t>
             </w:r>
           </w:p>
           <w:p>
@@ -3859,7 +3094,6 @@
                     </w:rPr>
                     <w:t>{</w:t>
                   </w:r>
-                  <w:proofErr w:type="spellStart"/>
                   <w:r>
                     <w:rPr>
                       <w:rFonts w:cstheme="minorHAnsi"/>
@@ -3868,7 +3102,6 @@
                     </w:rPr>
                     <w:t>totalQuantity</w:t>
                   </w:r>
-                  <w:proofErr w:type="spellEnd"/>
                   <w:r>
                     <w:rPr>
                       <w:rFonts w:cstheme="minorHAnsi"/>
@@ -3933,7 +3166,6 @@
                     </w:rPr>
                     <w:t>{</w:t>
                   </w:r>
-                  <w:proofErr w:type="spellStart"/>
                   <w:r>
                     <w:rPr>
                       <w:rFonts w:cstheme="minorHAnsi"/>
@@ -3942,7 +3174,6 @@
                     </w:rPr>
                     <w:t>totalBox</w:t>
                   </w:r>
-                  <w:proofErr w:type="spellEnd"/>
                   <w:r>
                     <w:rPr>
                       <w:rFonts w:cstheme="minorHAnsi"/>
@@ -4027,7 +3258,6 @@
                     </w:rPr>
                     <w:t>{</w:t>
                   </w:r>
-                  <w:proofErr w:type="spellStart"/>
                   <w:r>
                     <w:rPr>
                       <w:rFonts w:cstheme="minorHAnsi"/>
@@ -4036,7 +3266,6 @@
                     </w:rPr>
                     <w:t>totalNetWeight</w:t>
                   </w:r>
-                  <w:proofErr w:type="spellEnd"/>
                   <w:r>
                     <w:rPr>
                       <w:rFonts w:cstheme="minorHAnsi"/>
@@ -4065,7 +3294,6 @@
                     </w:rPr>
                     <w:t>{</w:t>
                   </w:r>
-                  <w:proofErr w:type="spellStart"/>
                   <w:r>
                     <w:rPr>
                       <w:rFonts w:cstheme="minorHAnsi"/>
@@ -4074,7 +3302,6 @@
                     </w:rPr>
                     <w:t>totalGrossWeight</w:t>
                   </w:r>
-                  <w:proofErr w:type="spellEnd"/>
                   <w:r>
                     <w:rPr>
                       <w:rFonts w:cstheme="minorHAnsi"/>
@@ -4360,7 +3587,6 @@
       </w:rPr>
       <w:t>{#</w:t>
     </w:r>
-    <w:proofErr w:type="gramStart"/>
     <w:r>
       <w:rPr>
         <w:rFonts w:cs="Calibri"/>
@@ -4392,33 +3618,7 @@
         <w:szCs w:val="20"/>
         <w14:ligatures w14:val="none"/>
       </w:rPr>
-      <w:t>{</w:t>
-    </w:r>
-    <w:proofErr w:type="gramEnd"/>
-    <w:r>
-      <w:rPr>
-        <w:b/>
-        <w:bCs/>
-        <w:spacing w:val="60"/>
-        <w:kern w:val="0"/>
-        <w:sz w:val="20"/>
-        <w:szCs w:val="20"/>
-        <w14:ligatures w14:val="none"/>
-      </w:rPr>
-      <w:t>companyName</w:t>
-    </w:r>
-    <w:proofErr w:type="gramStart"/>
-    <w:r>
-      <w:rPr>
-        <w:b/>
-        <w:bCs/>
-        <w:spacing w:val="60"/>
-        <w:kern w:val="0"/>
-        <w:sz w:val="20"/>
-        <w:szCs w:val="20"/>
-        <w14:ligatures w14:val="none"/>
-      </w:rPr>
-      <w:t>}</w:t>
+      <w:t>{companyName}</w:t>
     </w:r>
     <w:r>
       <w:rPr>
@@ -4429,19 +3629,7 @@
         <w:szCs w:val="12"/>
         <w14:ligatures w14:val="none"/>
       </w:rPr>
-      <w:t>{</w:t>
-    </w:r>
-    <w:proofErr w:type="gramEnd"/>
-    <w:r>
-      <w:rPr>
-        <w:b/>
-        <w:bCs/>
-        <w:kern w:val="0"/>
-        <w:sz w:val="12"/>
-        <w:szCs w:val="12"/>
-        <w14:ligatures w14:val="none"/>
-      </w:rPr>
-      <w:t>/}</w:t>
+      <w:t>{/}</w:t>
     </w:r>
   </w:p>
   <w:p>
@@ -5205,6 +4393,7 @@
   <w:style w:type="character" w:default="1" w:styleId="DefaultParagraphFont">
     <w:name w:val="Default Paragraph Font"/>
     <w:uiPriority w:val="1"/>
+    <w:semiHidden/>
     <w:unhideWhenUsed/>
   </w:style>
   <w:style w:type="table" w:default="1" w:styleId="TableNormal">

--- a/electron/database/generate-document/templates/party-invoice-aus.docx
+++ b/electron/database/generate-document/templates/party-invoice-aus.docx
@@ -2795,6 +2795,16 @@
                 <w:szCs w:val="20"/>
               </w:rPr>
               <w:t>{totalDiscount}</w:t>
+            </w:r>
+          </w:p>
+          <w:p>
+            <w:pPr>
+              <w:tabs>
+                <w:tab w:val="left" w:pos="1106"/>
+              </w:tabs>
+            </w:pPr>
+            <w:r>
+              <w:tab/>
             </w:r>
           </w:p>
           <w:p>
@@ -3620,17 +3630,6 @@
       </w:rPr>
       <w:t>{companyName}</w:t>
     </w:r>
-    <w:r>
-      <w:rPr>
-        <w:b/>
-        <w:bCs/>
-        <w:kern w:val="0"/>
-        <w:sz w:val="12"/>
-        <w:szCs w:val="12"/>
-        <w14:ligatures w14:val="none"/>
-      </w:rPr>
-      <w:t>{/}</w:t>
-    </w:r>
   </w:p>
   <w:p>
     <w:pPr>
@@ -3696,13 +3695,13 @@
         <w:noProof/>
       </w:rPr>
       <w:tab/>
-      <w:t xml:space="preserve">          DIRECTOR</w:t>
+      <w:t xml:space="preserve">        </w:t>
     </w:r>
     <w:r>
       <w:rPr>
         <w:noProof/>
       </w:rPr>
-      <w:tab/>
+      <w:t>{signPerson}{/}</w:t>
     </w:r>
   </w:p>
 </w:ftr>

--- a/electron/database/generate-document/templates/party-invoice-aus.docx
+++ b/electron/database/generate-document/templates/party-invoice-aus.docx
@@ -104,7 +104,25 @@
                 <w:sz w:val="20"/>
                 <w:szCs w:val="20"/>
               </w:rPr>
-              <w:t>{#companyData}{companyName}</w:t>
+              <w:t>{#</w:t>
+            </w:r>
+            <w:proofErr w:type="gramStart"/>
+            <w:r>
+              <w:rPr>
+                <w:rFonts w:cstheme="minorHAnsi"/>
+                <w:sz w:val="20"/>
+                <w:szCs w:val="20"/>
+              </w:rPr>
+              <w:t>companyData}{</w:t>
+            </w:r>
+            <w:proofErr w:type="gramEnd"/>
+            <w:r>
+              <w:rPr>
+                <w:rFonts w:cstheme="minorHAnsi"/>
+                <w:sz w:val="20"/>
+                <w:szCs w:val="20"/>
+              </w:rPr>
+              <w:t>companyName}</w:t>
             </w:r>
           </w:p>
           <w:p>
@@ -122,7 +140,160 @@
                 <w:sz w:val="20"/>
                 <w:szCs w:val="20"/>
               </w:rPr>
-              <w:t>{companyAddressLine1}    {companyAddressLine2},      {companyCity}    {companyPostalCode}   {companyState}    {companyCountry}{/}</w:t>
+              <w:t xml:space="preserve">{companyAddressLine1} </w:t>
+            </w:r>
+            <w:proofErr w:type="gramStart"/>
+            <w:r>
+              <w:rPr>
+                <w:rFonts w:cstheme="minorHAnsi"/>
+                <w:bCs/>
+                <w:sz w:val="20"/>
+                <w:szCs w:val="20"/>
+              </w:rPr>
+              <w:t xml:space="preserve">   {</w:t>
+            </w:r>
+            <w:proofErr w:type="gramEnd"/>
+            <w:r>
+              <w:rPr>
+                <w:rFonts w:cstheme="minorHAnsi"/>
+                <w:bCs/>
+                <w:sz w:val="20"/>
+                <w:szCs w:val="20"/>
+              </w:rPr>
+              <w:t>companyAddressLine2</w:t>
+            </w:r>
+            <w:proofErr w:type="gramStart"/>
+            <w:r>
+              <w:rPr>
+                <w:rFonts w:cstheme="minorHAnsi"/>
+                <w:bCs/>
+                <w:sz w:val="20"/>
+                <w:szCs w:val="20"/>
+              </w:rPr>
+              <w:t>},      {</w:t>
+            </w:r>
+            <w:proofErr w:type="spellStart"/>
+            <w:r>
+              <w:rPr>
+                <w:rFonts w:cstheme="minorHAnsi"/>
+                <w:bCs/>
+                <w:sz w:val="20"/>
+                <w:szCs w:val="20"/>
+              </w:rPr>
+              <w:t>companyCity</w:t>
+            </w:r>
+            <w:proofErr w:type="spellEnd"/>
+            <w:r>
+              <w:rPr>
+                <w:rFonts w:cstheme="minorHAnsi"/>
+                <w:bCs/>
+                <w:sz w:val="20"/>
+                <w:szCs w:val="20"/>
+              </w:rPr>
+              <w:t xml:space="preserve">}   </w:t>
+            </w:r>
+            <w:proofErr w:type="gramEnd"/>
+            <w:r>
+              <w:rPr>
+                <w:rFonts w:cstheme="minorHAnsi"/>
+                <w:bCs/>
+                <w:sz w:val="20"/>
+                <w:szCs w:val="20"/>
+              </w:rPr>
+              <w:t xml:space="preserve"> {</w:t>
+            </w:r>
+            <w:proofErr w:type="spellStart"/>
+            <w:proofErr w:type="gramStart"/>
+            <w:r>
+              <w:rPr>
+                <w:rFonts w:cstheme="minorHAnsi"/>
+                <w:bCs/>
+                <w:sz w:val="20"/>
+                <w:szCs w:val="20"/>
+              </w:rPr>
+              <w:t>companyPostalCode</w:t>
+            </w:r>
+            <w:proofErr w:type="spellEnd"/>
+            <w:r>
+              <w:rPr>
+                <w:rFonts w:cstheme="minorHAnsi"/>
+                <w:bCs/>
+                <w:sz w:val="20"/>
+                <w:szCs w:val="20"/>
+              </w:rPr>
+              <w:t xml:space="preserve">}   </w:t>
+            </w:r>
+            <w:proofErr w:type="gramEnd"/>
+            <w:r>
+              <w:rPr>
+                <w:rFonts w:cstheme="minorHAnsi"/>
+                <w:bCs/>
+                <w:sz w:val="20"/>
+                <w:szCs w:val="20"/>
+              </w:rPr>
+              <w:t>{</w:t>
+            </w:r>
+            <w:proofErr w:type="spellStart"/>
+            <w:proofErr w:type="gramStart"/>
+            <w:r>
+              <w:rPr>
+                <w:rFonts w:cstheme="minorHAnsi"/>
+                <w:bCs/>
+                <w:sz w:val="20"/>
+                <w:szCs w:val="20"/>
+              </w:rPr>
+              <w:t>companyState</w:t>
+            </w:r>
+            <w:proofErr w:type="spellEnd"/>
+            <w:r>
+              <w:rPr>
+                <w:rFonts w:cstheme="minorHAnsi"/>
+                <w:bCs/>
+                <w:sz w:val="20"/>
+                <w:szCs w:val="20"/>
+              </w:rPr>
+              <w:t xml:space="preserve">}   </w:t>
+            </w:r>
+            <w:proofErr w:type="gramEnd"/>
+            <w:r>
+              <w:rPr>
+                <w:rFonts w:cstheme="minorHAnsi"/>
+                <w:bCs/>
+                <w:sz w:val="20"/>
+                <w:szCs w:val="20"/>
+              </w:rPr>
+              <w:t xml:space="preserve"> {</w:t>
+            </w:r>
+            <w:proofErr w:type="spellStart"/>
+            <w:r>
+              <w:rPr>
+                <w:rFonts w:cstheme="minorHAnsi"/>
+                <w:bCs/>
+                <w:sz w:val="20"/>
+                <w:szCs w:val="20"/>
+              </w:rPr>
+              <w:t>companyCountry</w:t>
+            </w:r>
+            <w:proofErr w:type="spellEnd"/>
+            <w:proofErr w:type="gramStart"/>
+            <w:r>
+              <w:rPr>
+                <w:rFonts w:cstheme="minorHAnsi"/>
+                <w:bCs/>
+                <w:sz w:val="20"/>
+                <w:szCs w:val="20"/>
+              </w:rPr>
+              <w:t>}{</w:t>
+            </w:r>
+            <w:proofErr w:type="gramEnd"/>
+            <w:r>
+              <w:rPr>
+                <w:rFonts w:cstheme="minorHAnsi"/>
+                <w:bCs/>
+                <w:sz w:val="20"/>
+                <w:szCs w:val="20"/>
+              </w:rPr>
+              <w:t>/}</w:t>
             </w:r>
           </w:p>
         </w:tc>
@@ -155,12 +326,14 @@
               </w:rPr>
               <w:t>{</w:t>
             </w:r>
+            <w:proofErr w:type="spellStart"/>
             <w:r>
               <w:rPr>
                 <w:rFonts w:cstheme="minorHAnsi"/>
               </w:rPr>
               <w:t>modifyInvNo</w:t>
             </w:r>
+            <w:proofErr w:type="spellEnd"/>
             <w:r>
               <w:rPr>
                 <w:rFonts w:cstheme="minorHAnsi"/>
@@ -202,12 +375,14 @@
               </w:rPr>
               <w:t>{</w:t>
             </w:r>
+            <w:proofErr w:type="spellStart"/>
             <w:r>
               <w:rPr>
                 <w:rFonts w:cstheme="minorHAnsi"/>
               </w:rPr>
               <w:t>invoiceDate</w:t>
             </w:r>
+            <w:proofErr w:type="spellEnd"/>
             <w:r>
               <w:rPr>
                 <w:rFonts w:cstheme="minorHAnsi"/>
@@ -287,12 +462,14 @@
               </w:rPr>
               <w:t>{</w:t>
             </w:r>
+            <w:proofErr w:type="spellStart"/>
             <w:r>
               <w:rPr>
                 <w:rFonts w:cstheme="minorHAnsi"/>
               </w:rPr>
               <w:t>buyersOrderNo</w:t>
             </w:r>
+            <w:proofErr w:type="spellEnd"/>
             <w:r>
               <w:rPr>
                 <w:rFonts w:cstheme="minorHAnsi"/>
@@ -335,12 +512,14 @@
               </w:rPr>
               <w:t>{</w:t>
             </w:r>
+            <w:proofErr w:type="spellStart"/>
             <w:r>
               <w:rPr>
                 <w:rFonts w:cstheme="minorHAnsi"/>
               </w:rPr>
               <w:t>orderDate</w:t>
             </w:r>
+            <w:proofErr w:type="spellEnd"/>
             <w:r>
               <w:rPr>
                 <w:rFonts w:cstheme="minorHAnsi"/>
@@ -405,6 +584,7 @@
               </w:rPr>
               <w:t>{</w:t>
             </w:r>
+            <w:proofErr w:type="spellStart"/>
             <w:r>
               <w:rPr>
                 <w:rFonts w:cstheme="minorHAnsi"/>
@@ -413,6 +593,7 @@
               </w:rPr>
               <w:t>consigneeName</w:t>
             </w:r>
+            <w:proofErr w:type="spellEnd"/>
             <w:r>
               <w:rPr>
                 <w:rFonts w:cstheme="minorHAnsi"/>
@@ -438,6 +619,7 @@
               </w:rPr>
               <w:t>{</w:t>
             </w:r>
+            <w:proofErr w:type="spellStart"/>
             <w:r>
               <w:rPr>
                 <w:rFonts w:cstheme="minorHAnsi"/>
@@ -446,6 +628,7 @@
               </w:rPr>
               <w:t>consigneeAddress</w:t>
             </w:r>
+            <w:proofErr w:type="spellEnd"/>
             <w:r>
               <w:rPr>
                 <w:rFonts w:cstheme="minorHAnsi"/>
@@ -454,6 +637,7 @@
               </w:rPr>
               <w:t>} {</w:t>
             </w:r>
+            <w:proofErr w:type="spellStart"/>
             <w:r>
               <w:rPr>
                 <w:rFonts w:cstheme="minorHAnsi"/>
@@ -462,6 +646,7 @@
               </w:rPr>
               <w:t>consigneeCity</w:t>
             </w:r>
+            <w:proofErr w:type="spellEnd"/>
             <w:r>
               <w:rPr>
                 <w:rFonts w:cstheme="minorHAnsi"/>
@@ -470,6 +655,7 @@
               </w:rPr>
               <w:t>} {</w:t>
             </w:r>
+            <w:proofErr w:type="spellStart"/>
             <w:r>
               <w:rPr>
                 <w:rFonts w:cstheme="minorHAnsi"/>
@@ -478,6 +664,7 @@
               </w:rPr>
               <w:t>consigneeState</w:t>
             </w:r>
+            <w:proofErr w:type="spellEnd"/>
             <w:r>
               <w:rPr>
                 <w:rFonts w:cstheme="minorHAnsi"/>
@@ -503,6 +690,7 @@
               </w:rPr>
               <w:t>{</w:t>
             </w:r>
+            <w:proofErr w:type="spellStart"/>
             <w:r>
               <w:rPr>
                 <w:rFonts w:cstheme="minorHAnsi"/>
@@ -511,6 +699,7 @@
               </w:rPr>
               <w:t>consigneeCountry</w:t>
             </w:r>
+            <w:proofErr w:type="spellEnd"/>
             <w:r>
               <w:rPr>
                 <w:rFonts w:cstheme="minorHAnsi"/>
@@ -519,6 +708,7 @@
               </w:rPr>
               <w:t>} {</w:t>
             </w:r>
+            <w:proofErr w:type="spellStart"/>
             <w:r>
               <w:rPr>
                 <w:rFonts w:cstheme="minorHAnsi"/>
@@ -527,6 +717,7 @@
               </w:rPr>
               <w:t>consigneeZip</w:t>
             </w:r>
+            <w:proofErr w:type="spellEnd"/>
             <w:r>
               <w:rPr>
                 <w:rFonts w:cstheme="minorHAnsi"/>
@@ -552,6 +743,7 @@
               </w:rPr>
               <w:t>{#</w:t>
             </w:r>
+            <w:proofErr w:type="gramStart"/>
             <w:r>
               <w:rPr>
                 <w:rFonts w:cstheme="minorHAnsi"/>
@@ -566,7 +758,16 @@
                 <w:sz w:val="20"/>
                 <w:szCs w:val="20"/>
               </w:rPr>
-              <w:t>}{#</w:t>
+              <w:t>}{</w:t>
+            </w:r>
+            <w:proofErr w:type="gramEnd"/>
+            <w:r>
+              <w:rPr>
+                <w:rFonts w:cstheme="minorHAnsi"/>
+                <w:sz w:val="20"/>
+                <w:szCs w:val="20"/>
+              </w:rPr>
+              <w:t>#</w:t>
             </w:r>
             <w:r>
               <w:rPr>
@@ -626,6 +827,7 @@
               </w:rPr>
               <w:t>{</w:t>
             </w:r>
+            <w:proofErr w:type="spellStart"/>
             <w:r>
               <w:rPr>
                 <w:rFonts w:cstheme="minorHAnsi"/>
@@ -634,6 +836,7 @@
               </w:rPr>
               <w:t>notifyName</w:t>
             </w:r>
+            <w:proofErr w:type="spellEnd"/>
             <w:r>
               <w:rPr>
                 <w:rFonts w:cstheme="minorHAnsi"/>
@@ -659,6 +862,7 @@
               </w:rPr>
               <w:t>{</w:t>
             </w:r>
+            <w:proofErr w:type="spellStart"/>
             <w:r>
               <w:rPr>
                 <w:rFonts w:cstheme="minorHAnsi"/>
@@ -667,13 +871,24 @@
               </w:rPr>
               <w:t>notifyAddress</w:t>
             </w:r>
-            <w:r>
-              <w:rPr>
-                <w:rFonts w:cstheme="minorHAnsi"/>
-                <w:sz w:val="20"/>
-                <w:szCs w:val="20"/>
-              </w:rPr>
-              <w:t>}{/}{/}</w:t>
+            <w:proofErr w:type="spellEnd"/>
+            <w:proofErr w:type="gramStart"/>
+            <w:r>
+              <w:rPr>
+                <w:rFonts w:cstheme="minorHAnsi"/>
+                <w:sz w:val="20"/>
+                <w:szCs w:val="20"/>
+              </w:rPr>
+              <w:t>}{/}{</w:t>
+            </w:r>
+            <w:proofErr w:type="gramEnd"/>
+            <w:r>
+              <w:rPr>
+                <w:rFonts w:cstheme="minorHAnsi"/>
+                <w:sz w:val="20"/>
+                <w:szCs w:val="20"/>
+              </w:rPr>
+              <w:t>/}</w:t>
             </w:r>
           </w:p>
         </w:tc>
@@ -719,6 +934,7 @@
               </w:rPr>
               <w:t>{</w:t>
             </w:r>
+            <w:proofErr w:type="spellStart"/>
             <w:r>
               <w:rPr>
                 <w:rFonts w:cstheme="minorHAnsi"/>
@@ -727,6 +943,7 @@
               </w:rPr>
               <w:t>buyerName</w:t>
             </w:r>
+            <w:proofErr w:type="spellEnd"/>
             <w:r>
               <w:rPr>
                 <w:rFonts w:cstheme="minorHAnsi"/>
@@ -752,6 +969,7 @@
               </w:rPr>
               <w:t>{</w:t>
             </w:r>
+            <w:proofErr w:type="spellStart"/>
             <w:r>
               <w:rPr>
                 <w:rFonts w:cstheme="minorHAnsi"/>
@@ -760,6 +978,7 @@
               </w:rPr>
               <w:t>buyerAddress</w:t>
             </w:r>
+            <w:proofErr w:type="spellEnd"/>
             <w:r>
               <w:rPr>
                 <w:rFonts w:cstheme="minorHAnsi"/>
@@ -768,6 +987,7 @@
               </w:rPr>
               <w:t>} {</w:t>
             </w:r>
+            <w:proofErr w:type="spellStart"/>
             <w:r>
               <w:rPr>
                 <w:rFonts w:cstheme="minorHAnsi"/>
@@ -776,6 +996,7 @@
               </w:rPr>
               <w:t>buyerCity</w:t>
             </w:r>
+            <w:proofErr w:type="spellEnd"/>
             <w:r>
               <w:rPr>
                 <w:rFonts w:cstheme="minorHAnsi"/>
@@ -784,6 +1005,7 @@
               </w:rPr>
               <w:t>} {</w:t>
             </w:r>
+            <w:proofErr w:type="spellStart"/>
             <w:r>
               <w:rPr>
                 <w:rFonts w:cstheme="minorHAnsi"/>
@@ -792,6 +1014,7 @@
               </w:rPr>
               <w:t>buyerState</w:t>
             </w:r>
+            <w:proofErr w:type="spellEnd"/>
             <w:r>
               <w:rPr>
                 <w:rFonts w:cstheme="minorHAnsi"/>
@@ -817,6 +1040,7 @@
               </w:rPr>
               <w:t>{</w:t>
             </w:r>
+            <w:proofErr w:type="spellStart"/>
             <w:r>
               <w:rPr>
                 <w:rFonts w:cstheme="minorHAnsi"/>
@@ -825,6 +1049,7 @@
               </w:rPr>
               <w:t>buyerCountry</w:t>
             </w:r>
+            <w:proofErr w:type="spellEnd"/>
             <w:r>
               <w:rPr>
                 <w:rFonts w:cstheme="minorHAnsi"/>
@@ -833,6 +1058,7 @@
               </w:rPr>
               <w:t>} {</w:t>
             </w:r>
+            <w:proofErr w:type="spellStart"/>
             <w:r>
               <w:rPr>
                 <w:rFonts w:cstheme="minorHAnsi"/>
@@ -841,6 +1067,7 @@
               </w:rPr>
               <w:t>buyerZip</w:t>
             </w:r>
+            <w:proofErr w:type="spellEnd"/>
             <w:r>
               <w:rPr>
                 <w:rFonts w:cstheme="minorHAnsi"/>
@@ -912,6 +1139,7 @@
               </w:rPr>
               <w:t>{</w:t>
             </w:r>
+            <w:proofErr w:type="spellStart"/>
             <w:r>
               <w:rPr>
                 <w:rFonts w:cstheme="minorHAnsi"/>
@@ -920,6 +1148,7 @@
               </w:rPr>
               <w:t>originOfGoods</w:t>
             </w:r>
+            <w:proofErr w:type="spellEnd"/>
             <w:r>
               <w:rPr>
                 <w:rFonts w:cstheme="minorHAnsi"/>
@@ -952,7 +1181,15 @@
                 <w:sz w:val="20"/>
                 <w:szCs w:val="20"/>
               </w:rPr>
-              <w:t xml:space="preserve">Final Destination: </w:t>
+              <w:t>H.S. Code</w:t>
+            </w:r>
+            <w:r>
+              <w:rPr>
+                <w:rFonts w:cstheme="minorHAnsi"/>
+                <w:sz w:val="20"/>
+                <w:szCs w:val="20"/>
+              </w:rPr>
+              <w:t xml:space="preserve">: </w:t>
             </w:r>
           </w:p>
           <w:p>
@@ -971,14 +1208,16 @@
               </w:rPr>
               <w:t>{</w:t>
             </w:r>
-            <w:r>
-              <w:rPr>
-                <w:rFonts w:cstheme="minorHAnsi"/>
-                <w:sz w:val="20"/>
-                <w:szCs w:val="20"/>
-              </w:rPr>
-              <w:t>finalDestination</w:t>
-            </w:r>
+            <w:proofErr w:type="spellStart"/>
+            <w:r>
+              <w:rPr>
+                <w:rFonts w:cstheme="minorHAnsi"/>
+                <w:sz w:val="20"/>
+                <w:szCs w:val="20"/>
+              </w:rPr>
+              <w:t>hsCode</w:t>
+            </w:r>
+            <w:proofErr w:type="spellEnd"/>
             <w:r>
               <w:rPr>
                 <w:rFonts w:cstheme="minorHAnsi"/>
@@ -1055,6 +1294,7 @@
               </w:rPr>
               <w:t>{</w:t>
             </w:r>
+            <w:proofErr w:type="spellStart"/>
             <w:r>
               <w:rPr>
                 <w:rFonts w:cstheme="minorHAnsi"/>
@@ -1063,6 +1303,323 @@
               </w:rPr>
               <w:t>termOfDeliveryAndPayment</w:t>
             </w:r>
+            <w:proofErr w:type="spellEnd"/>
+            <w:r>
+              <w:rPr>
+                <w:rFonts w:cstheme="minorHAnsi"/>
+                <w:sz w:val="20"/>
+                <w:szCs w:val="20"/>
+              </w:rPr>
+              <w:t>}</w:t>
+            </w:r>
+          </w:p>
+          <w:p>
+            <w:pPr>
+              <w:rPr>
+                <w:rFonts w:cstheme="minorHAnsi"/>
+                <w:sz w:val="20"/>
+                <w:szCs w:val="20"/>
+              </w:rPr>
+            </w:pPr>
+            <w:r>
+              <w:rPr>
+                <w:rFonts w:cstheme="minorHAnsi"/>
+                <w:sz w:val="20"/>
+                <w:szCs w:val="20"/>
+              </w:rPr>
+              <w:t xml:space="preserve">Bank Name </w:t>
+            </w:r>
+            <w:r>
+              <w:rPr>
+                <w:rFonts w:cstheme="minorHAnsi"/>
+                <w:sz w:val="20"/>
+                <w:szCs w:val="20"/>
+              </w:rPr>
+              <w:t>-</w:t>
+            </w:r>
+            <w:r>
+              <w:rPr>
+                <w:rFonts w:cstheme="minorHAnsi"/>
+                <w:sz w:val="20"/>
+                <w:szCs w:val="20"/>
+              </w:rPr>
+              <w:t xml:space="preserve"> </w:t>
+            </w:r>
+            <w:r>
+              <w:rPr>
+                <w:rFonts w:cstheme="minorHAnsi"/>
+                <w:sz w:val="20"/>
+                <w:szCs w:val="20"/>
+              </w:rPr>
+              <w:t>{</w:t>
+            </w:r>
+            <w:proofErr w:type="spellStart"/>
+            <w:r>
+              <w:rPr>
+                <w:rFonts w:cstheme="minorHAnsi"/>
+                <w:sz w:val="20"/>
+                <w:szCs w:val="20"/>
+              </w:rPr>
+              <w:t>bankName</w:t>
+            </w:r>
+            <w:proofErr w:type="spellEnd"/>
+            <w:r>
+              <w:rPr>
+                <w:rFonts w:cstheme="minorHAnsi"/>
+                <w:sz w:val="20"/>
+                <w:szCs w:val="20"/>
+              </w:rPr>
+              <w:t>}</w:t>
+            </w:r>
+          </w:p>
+          <w:p>
+            <w:pPr>
+              <w:rPr>
+                <w:rFonts w:cstheme="minorHAnsi"/>
+                <w:sz w:val="20"/>
+                <w:szCs w:val="20"/>
+              </w:rPr>
+            </w:pPr>
+            <w:r>
+              <w:rPr>
+                <w:rFonts w:cstheme="minorHAnsi"/>
+                <w:sz w:val="20"/>
+                <w:szCs w:val="20"/>
+              </w:rPr>
+              <w:t xml:space="preserve">Address </w:t>
+            </w:r>
+            <w:r>
+              <w:rPr>
+                <w:rFonts w:cstheme="minorHAnsi"/>
+                <w:sz w:val="20"/>
+                <w:szCs w:val="20"/>
+              </w:rPr>
+              <w:t>-</w:t>
+            </w:r>
+            <w:r>
+              <w:rPr>
+                <w:rFonts w:cstheme="minorHAnsi"/>
+                <w:sz w:val="20"/>
+                <w:szCs w:val="20"/>
+              </w:rPr>
+              <w:t xml:space="preserve"> </w:t>
+            </w:r>
+            <w:r>
+              <w:rPr>
+                <w:rFonts w:cstheme="minorHAnsi"/>
+                <w:sz w:val="20"/>
+                <w:szCs w:val="20"/>
+              </w:rPr>
+              <w:t>{</w:t>
+            </w:r>
+            <w:proofErr w:type="spellStart"/>
+            <w:r>
+              <w:rPr>
+                <w:rFonts w:cstheme="minorHAnsi"/>
+                <w:sz w:val="20"/>
+                <w:szCs w:val="20"/>
+              </w:rPr>
+              <w:t>bankAddress</w:t>
+            </w:r>
+            <w:proofErr w:type="spellEnd"/>
+            <w:r>
+              <w:rPr>
+                <w:rFonts w:cstheme="minorHAnsi"/>
+                <w:sz w:val="20"/>
+                <w:szCs w:val="20"/>
+              </w:rPr>
+              <w:t>}</w:t>
+            </w:r>
+            <w:r>
+              <w:rPr>
+                <w:rFonts w:cstheme="minorHAnsi"/>
+                <w:sz w:val="20"/>
+                <w:szCs w:val="20"/>
+              </w:rPr>
+              <w:t>,</w:t>
+            </w:r>
+            <w:r>
+              <w:rPr>
+                <w:rFonts w:cstheme="minorHAnsi"/>
+                <w:sz w:val="20"/>
+                <w:szCs w:val="20"/>
+              </w:rPr>
+              <w:t xml:space="preserve"> {</w:t>
+            </w:r>
+            <w:proofErr w:type="spellStart"/>
+            <w:r>
+              <w:rPr>
+                <w:rFonts w:cstheme="minorHAnsi"/>
+                <w:sz w:val="20"/>
+                <w:szCs w:val="20"/>
+              </w:rPr>
+              <w:t>bankCity</w:t>
+            </w:r>
+            <w:proofErr w:type="spellEnd"/>
+            <w:r>
+              <w:rPr>
+                <w:rFonts w:cstheme="minorHAnsi"/>
+                <w:sz w:val="20"/>
+                <w:szCs w:val="20"/>
+              </w:rPr>
+              <w:t>}</w:t>
+            </w:r>
+            <w:r>
+              <w:rPr>
+                <w:rFonts w:cstheme="minorHAnsi"/>
+                <w:sz w:val="20"/>
+                <w:szCs w:val="20"/>
+              </w:rPr>
+              <w:t xml:space="preserve"> </w:t>
+            </w:r>
+            <w:r>
+              <w:rPr>
+                <w:rFonts w:cstheme="minorHAnsi"/>
+                <w:sz w:val="20"/>
+                <w:szCs w:val="20"/>
+              </w:rPr>
+              <w:t>-</w:t>
+            </w:r>
+            <w:r>
+              <w:rPr>
+                <w:rFonts w:cstheme="minorHAnsi"/>
+                <w:sz w:val="20"/>
+                <w:szCs w:val="20"/>
+              </w:rPr>
+              <w:t xml:space="preserve"> </w:t>
+            </w:r>
+            <w:r>
+              <w:rPr>
+                <w:rFonts w:cstheme="minorHAnsi"/>
+                <w:sz w:val="20"/>
+                <w:szCs w:val="20"/>
+              </w:rPr>
+              <w:t>{</w:t>
+            </w:r>
+            <w:proofErr w:type="spellStart"/>
+            <w:proofErr w:type="gramStart"/>
+            <w:r>
+              <w:rPr>
+                <w:rFonts w:cstheme="minorHAnsi"/>
+                <w:sz w:val="20"/>
+                <w:szCs w:val="20"/>
+              </w:rPr>
+              <w:t>bankPostalCode</w:t>
+            </w:r>
+            <w:proofErr w:type="spellEnd"/>
+            <w:r>
+              <w:rPr>
+                <w:rFonts w:cstheme="minorHAnsi"/>
+                <w:sz w:val="20"/>
+                <w:szCs w:val="20"/>
+              </w:rPr>
+              <w:t>}</w:t>
+            </w:r>
+            <w:r>
+              <w:rPr>
+                <w:rFonts w:cstheme="minorHAnsi"/>
+                <w:sz w:val="20"/>
+                <w:szCs w:val="20"/>
+              </w:rPr>
+              <w:t xml:space="preserve">   </w:t>
+            </w:r>
+            <w:proofErr w:type="gramEnd"/>
+            <w:r>
+              <w:rPr>
+                <w:rFonts w:cstheme="minorHAnsi"/>
+                <w:sz w:val="20"/>
+                <w:szCs w:val="20"/>
+              </w:rPr>
+              <w:t xml:space="preserve">      SWIFT </w:t>
+            </w:r>
+            <w:proofErr w:type="gramStart"/>
+            <w:r>
+              <w:rPr>
+                <w:rFonts w:cstheme="minorHAnsi"/>
+                <w:sz w:val="20"/>
+                <w:szCs w:val="20"/>
+              </w:rPr>
+              <w:t>C</w:t>
+            </w:r>
+            <w:r>
+              <w:rPr>
+                <w:rFonts w:cstheme="minorHAnsi"/>
+                <w:sz w:val="20"/>
+                <w:szCs w:val="20"/>
+              </w:rPr>
+              <w:t>o</w:t>
+            </w:r>
+            <w:r>
+              <w:rPr>
+                <w:rFonts w:cstheme="minorHAnsi"/>
+                <w:sz w:val="20"/>
+                <w:szCs w:val="20"/>
+              </w:rPr>
+              <w:t>de  -</w:t>
+            </w:r>
+            <w:proofErr w:type="gramEnd"/>
+            <w:r>
+              <w:rPr>
+                <w:rFonts w:cstheme="minorHAnsi"/>
+                <w:sz w:val="20"/>
+                <w:szCs w:val="20"/>
+              </w:rPr>
+              <w:t xml:space="preserve"> {</w:t>
+            </w:r>
+            <w:proofErr w:type="spellStart"/>
+            <w:proofErr w:type="gramStart"/>
+            <w:r>
+              <w:rPr>
+                <w:rFonts w:cstheme="minorHAnsi"/>
+                <w:sz w:val="20"/>
+                <w:szCs w:val="20"/>
+              </w:rPr>
+              <w:t>swiftNumber</w:t>
+            </w:r>
+            <w:proofErr w:type="spellEnd"/>
+            <w:r>
+              <w:rPr>
+                <w:rFonts w:cstheme="minorHAnsi"/>
+                <w:sz w:val="20"/>
+                <w:szCs w:val="20"/>
+              </w:rPr>
+              <w:t>}</w:t>
+            </w:r>
+            <w:r>
+              <w:rPr>
+                <w:rFonts w:cstheme="minorHAnsi"/>
+                <w:sz w:val="20"/>
+                <w:szCs w:val="20"/>
+              </w:rPr>
+              <w:t xml:space="preserve">   </w:t>
+            </w:r>
+            <w:proofErr w:type="gramEnd"/>
+            <w:r>
+              <w:rPr>
+                <w:rFonts w:cstheme="minorHAnsi"/>
+                <w:sz w:val="20"/>
+                <w:szCs w:val="20"/>
+              </w:rPr>
+              <w:t xml:space="preserve">                                                     ACCOUNT NO. </w:t>
+            </w:r>
+            <w:r>
+              <w:rPr>
+                <w:rFonts w:cstheme="minorHAnsi"/>
+                <w:sz w:val="20"/>
+                <w:szCs w:val="20"/>
+              </w:rPr>
+              <w:t>{</w:t>
+            </w:r>
+            <w:proofErr w:type="spellStart"/>
+            <w:r>
+              <w:rPr>
+                <w:rFonts w:cstheme="minorHAnsi"/>
+                <w:sz w:val="20"/>
+                <w:szCs w:val="20"/>
+              </w:rPr>
+              <w:t>acCode</w:t>
+            </w:r>
+            <w:proofErr w:type="spellEnd"/>
             <w:r>
               <w:rPr>
                 <w:rFonts w:cstheme="minorHAnsi"/>
@@ -1099,6 +1656,7 @@
                 <w:szCs w:val="20"/>
               </w:rPr>
             </w:pPr>
+            <w:proofErr w:type="spellStart"/>
             <w:r>
               <w:rPr>
                 <w:rFonts w:ascii="SansSerif" w:hAnsi="SansSerif" w:cs="SansSerif"/>
@@ -1106,7 +1664,17 @@
                 <w:sz w:val="20"/>
                 <w:szCs w:val="20"/>
               </w:rPr>
-              <w:t>Precarriage by:</w:t>
+              <w:t>Precarriage</w:t>
+            </w:r>
+            <w:proofErr w:type="spellEnd"/>
+            <w:r>
+              <w:rPr>
+                <w:rFonts w:ascii="SansSerif" w:hAnsi="SansSerif" w:cs="SansSerif"/>
+                <w:color w:val="000000"/>
+                <w:sz w:val="20"/>
+                <w:szCs w:val="20"/>
+              </w:rPr>
+              <w:t xml:space="preserve"> by:</w:t>
             </w:r>
           </w:p>
           <w:p>
@@ -1126,6 +1694,7 @@
               </w:rPr>
               <w:t>{</w:t>
             </w:r>
+            <w:proofErr w:type="spellStart"/>
             <w:r>
               <w:rPr>
                 <w:rFonts w:cstheme="minorHAnsi"/>
@@ -1134,6 +1703,7 @@
               </w:rPr>
               <w:t>precarriageBy</w:t>
             </w:r>
+            <w:proofErr w:type="spellEnd"/>
             <w:r>
               <w:rPr>
                 <w:rFonts w:cstheme="minorHAnsi"/>
@@ -1195,6 +1765,7 @@
               </w:rPr>
               <w:t>{</w:t>
             </w:r>
+            <w:proofErr w:type="spellStart"/>
             <w:r>
               <w:rPr>
                 <w:rFonts w:ascii="SansSerif" w:hAnsi="SansSerif" w:cs="SansSerif"/>
@@ -1204,6 +1775,7 @@
               </w:rPr>
               <w:t>placeOfReceipt</w:t>
             </w:r>
+            <w:proofErr w:type="spellEnd"/>
             <w:r>
               <w:rPr>
                 <w:rFonts w:ascii="SansSerif" w:hAnsi="SansSerif" w:cs="SansSerif"/>
@@ -1294,6 +1866,7 @@
               </w:rPr>
               <w:t>{</w:t>
             </w:r>
+            <w:proofErr w:type="spellStart"/>
             <w:r>
               <w:rPr>
                 <w:rFonts w:ascii="SansSerif" w:hAnsi="SansSerif" w:cs="SansSerif"/>
@@ -1303,6 +1876,7 @@
               </w:rPr>
               <w:t>vesselNo</w:t>
             </w:r>
+            <w:proofErr w:type="spellEnd"/>
             <w:r>
               <w:rPr>
                 <w:rFonts w:ascii="SansSerif" w:hAnsi="SansSerif" w:cs="SansSerif"/>
@@ -1365,6 +1939,7 @@
               </w:rPr>
               <w:t>{</w:t>
             </w:r>
+            <w:proofErr w:type="spellStart"/>
             <w:r>
               <w:rPr>
                 <w:rFonts w:ascii="SansSerif" w:hAnsi="SansSerif" w:cs="SansSerif"/>
@@ -1374,6 +1949,7 @@
               </w:rPr>
               <w:t>portOfLoading</w:t>
             </w:r>
+            <w:proofErr w:type="spellEnd"/>
             <w:r>
               <w:rPr>
                 <w:rFonts w:ascii="SansSerif" w:hAnsi="SansSerif" w:cs="SansSerif"/>
@@ -1459,6 +2035,7 @@
               </w:rPr>
               <w:t>{</w:t>
             </w:r>
+            <w:proofErr w:type="spellStart"/>
             <w:r>
               <w:rPr>
                 <w:rFonts w:ascii="SansSerif" w:hAnsi="SansSerif" w:cs="SansSerif"/>
@@ -1468,6 +2045,7 @@
               </w:rPr>
               <w:t>portOfDischarge</w:t>
             </w:r>
+            <w:proofErr w:type="spellEnd"/>
             <w:r>
               <w:rPr>
                 <w:rFonts w:ascii="SansSerif" w:hAnsi="SansSerif" w:cs="SansSerif"/>
@@ -1497,6 +2075,7 @@
                 <w:szCs w:val="20"/>
               </w:rPr>
             </w:pPr>
+            <w:proofErr w:type="gramStart"/>
             <w:r>
               <w:rPr>
                 <w:rFonts w:ascii="SansSerif" w:hAnsi="SansSerif" w:cs="SansSerif"/>
@@ -1504,28 +2083,29 @@
                 <w:sz w:val="20"/>
                 <w:szCs w:val="20"/>
               </w:rPr>
-              <w:t>Final Destination:</w:t>
-            </w:r>
-          </w:p>
-          <w:p>
-            <w:pPr>
-              <w:spacing w:line="276" w:lineRule="auto"/>
+              <w:t>Final Destination</w:t>
+            </w:r>
+            <w:proofErr w:type="gramEnd"/>
+            <w:r>
               <w:rPr>
                 <w:rFonts w:ascii="SansSerif" w:hAnsi="SansSerif" w:cs="SansSerif"/>
                 <w:color w:val="000000"/>
                 <w:sz w:val="20"/>
                 <w:szCs w:val="20"/>
               </w:rPr>
-            </w:pPr>
-            <w:r>
+              <w:t>:</w:t>
+            </w:r>
+          </w:p>
+          <w:p>
+            <w:pPr>
+              <w:spacing w:line="276" w:lineRule="auto"/>
               <w:rPr>
                 <w:rFonts w:ascii="SansSerif" w:hAnsi="SansSerif" w:cs="SansSerif"/>
                 <w:color w:val="000000"/>
                 <w:sz w:val="20"/>
                 <w:szCs w:val="20"/>
               </w:rPr>
-              <w:t>{</w:t>
-            </w:r>
+            </w:pPr>
             <w:r>
               <w:rPr>
                 <w:rFonts w:ascii="SansSerif" w:hAnsi="SansSerif" w:cs="SansSerif"/>
@@ -1533,8 +2113,19 @@
                 <w:sz w:val="20"/>
                 <w:szCs w:val="20"/>
               </w:rPr>
+              <w:t>{</w:t>
+            </w:r>
+            <w:proofErr w:type="spellStart"/>
+            <w:r>
+              <w:rPr>
+                <w:rFonts w:ascii="SansSerif" w:hAnsi="SansSerif" w:cs="SansSerif"/>
+                <w:color w:val="000000"/>
+                <w:sz w:val="20"/>
+                <w:szCs w:val="20"/>
+              </w:rPr>
               <w:t>finalDestination</w:t>
             </w:r>
+            <w:proofErr w:type="spellEnd"/>
             <w:r>
               <w:rPr>
                 <w:rFonts w:ascii="SansSerif" w:hAnsi="SansSerif" w:cs="SansSerif"/>
@@ -1605,6 +2196,7 @@
               </w:rPr>
               <w:t>{</w:t>
             </w:r>
+            <w:proofErr w:type="spellStart"/>
             <w:r>
               <w:rPr>
                 <w:rFonts w:cstheme="minorHAnsi"/>
@@ -1613,6 +2205,7 @@
               </w:rPr>
               <w:t>privateRemark</w:t>
             </w:r>
+            <w:proofErr w:type="spellEnd"/>
             <w:r>
               <w:rPr>
                 <w:rFonts w:cstheme="minorHAnsi"/>
@@ -1919,7 +2512,29 @@
                       <w:sz w:val="19"/>
                       <w:szCs w:val="19"/>
                     </w:rPr>
-                    <w:t>{currencyChar}</w:t>
+                    <w:t>{</w:t>
+                  </w:r>
+                  <w:proofErr w:type="spellStart"/>
+                  <w:r>
+                    <w:rPr>
+                      <w:rFonts w:cstheme="minorHAnsi"/>
+                      <w:b/>
+                      <w:bCs/>
+                      <w:sz w:val="19"/>
+                      <w:szCs w:val="19"/>
+                    </w:rPr>
+                    <w:t>currencyChar</w:t>
+                  </w:r>
+                  <w:proofErr w:type="spellEnd"/>
+                  <w:r>
+                    <w:rPr>
+                      <w:rFonts w:cstheme="minorHAnsi"/>
+                      <w:b/>
+                      <w:bCs/>
+                      <w:sz w:val="19"/>
+                      <w:szCs w:val="19"/>
+                    </w:rPr>
+                    <w:t>}</w:t>
                   </w:r>
                 </w:p>
               </w:tc>
@@ -1974,7 +2589,29 @@
                       <w:sz w:val="19"/>
                       <w:szCs w:val="19"/>
                     </w:rPr>
-                    <w:t>{currencyChar}</w:t>
+                    <w:t>{</w:t>
+                  </w:r>
+                  <w:proofErr w:type="spellStart"/>
+                  <w:r>
+                    <w:rPr>
+                      <w:rFonts w:cstheme="minorHAnsi"/>
+                      <w:b/>
+                      <w:bCs/>
+                      <w:sz w:val="19"/>
+                      <w:szCs w:val="19"/>
+                    </w:rPr>
+                    <w:t>currencyChar</w:t>
+                  </w:r>
+                  <w:proofErr w:type="spellEnd"/>
+                  <w:r>
+                    <w:rPr>
+                      <w:rFonts w:cstheme="minorHAnsi"/>
+                      <w:b/>
+                      <w:bCs/>
+                      <w:sz w:val="19"/>
+                      <w:szCs w:val="19"/>
+                    </w:rPr>
+                    <w:t>}</w:t>
                   </w:r>
                 </w:p>
               </w:tc>
@@ -2005,7 +2642,34 @@
                       <w:sz w:val="20"/>
                       <w:szCs w:val="20"/>
                     </w:rPr>
-                    <w:t>{#IPItems}{#showThickness}</w:t>
+                    <w:t>{#</w:t>
+                  </w:r>
+                  <w:proofErr w:type="gramStart"/>
+                  <w:r>
+                    <w:rPr>
+                      <w:rFonts w:cstheme="minorHAnsi"/>
+                      <w:sz w:val="20"/>
+                      <w:szCs w:val="20"/>
+                    </w:rPr>
+                    <w:t>IPItems}{</w:t>
+                  </w:r>
+                  <w:proofErr w:type="gramEnd"/>
+                  <w:r>
+                    <w:rPr>
+                      <w:rFonts w:cstheme="minorHAnsi"/>
+                      <w:sz w:val="20"/>
+                      <w:szCs w:val="20"/>
+                    </w:rPr>
+                    <w:t>#</w:t>
+                  </w:r>
+                  <w:proofErr w:type="gramStart"/>
+                  <w:r>
+                    <w:rPr>
+                      <w:rFonts w:cstheme="minorHAnsi"/>
+                      <w:sz w:val="20"/>
+                      <w:szCs w:val="20"/>
+                    </w:rPr>
+                    <w:t>showThickness}</w:t>
                   </w:r>
                   <w:r>
                     <w:rPr>
@@ -2015,7 +2679,18 @@
                       <w:sz w:val="20"/>
                       <w:szCs w:val="20"/>
                     </w:rPr>
-                    <w:t>{thicknessDetail</w:t>
+                    <w:t>{</w:t>
+                  </w:r>
+                  <w:proofErr w:type="gramEnd"/>
+                  <w:r>
+                    <w:rPr>
+                      <w:rFonts w:cstheme="minorHAnsi"/>
+                      <w:b/>
+                      <w:bCs/>
+                      <w:sz w:val="20"/>
+                      <w:szCs w:val="20"/>
+                    </w:rPr>
+                    <w:t>thicknessDetail</w:t>
                   </w:r>
                   <w:r>
                     <w:rPr>
@@ -2045,7 +2720,73 @@
                       <w:sz w:val="20"/>
                       <w:szCs w:val="20"/>
                     </w:rPr>
-                    <w:t>{length} X {width} X {height} MM  {#fsc} – {fsc}{/fsc}</w:t>
+                    <w:t xml:space="preserve">{length} X {width} X {height} </w:t>
+                  </w:r>
+                  <w:proofErr w:type="gramStart"/>
+                  <w:r>
+                    <w:rPr>
+                      <w:rFonts w:cstheme="minorHAnsi"/>
+                      <w:b/>
+                      <w:bCs/>
+                      <w:sz w:val="20"/>
+                      <w:szCs w:val="20"/>
+                    </w:rPr>
+                    <w:t>MM  {</w:t>
+                  </w:r>
+                  <w:proofErr w:type="gramEnd"/>
+                  <w:r>
+                    <w:rPr>
+                      <w:rFonts w:cstheme="minorHAnsi"/>
+                      <w:b/>
+                      <w:bCs/>
+                      <w:sz w:val="20"/>
+                      <w:szCs w:val="20"/>
+                    </w:rPr>
+                    <w:t>#fsc} – {</w:t>
+                  </w:r>
+                  <w:proofErr w:type="spellStart"/>
+                  <w:r>
+                    <w:rPr>
+                      <w:rFonts w:cstheme="minorHAnsi"/>
+                      <w:b/>
+                      <w:bCs/>
+                      <w:sz w:val="20"/>
+                      <w:szCs w:val="20"/>
+                    </w:rPr>
+                    <w:t>fsc</w:t>
+                  </w:r>
+                  <w:proofErr w:type="spellEnd"/>
+                  <w:r>
+                    <w:rPr>
+                      <w:rFonts w:cstheme="minorHAnsi"/>
+                      <w:b/>
+                      <w:bCs/>
+                      <w:sz w:val="20"/>
+                      <w:szCs w:val="20"/>
+                    </w:rPr>
+                    <w:t>}{/</w:t>
+                  </w:r>
+                  <w:proofErr w:type="spellStart"/>
+                  <w:r>
+                    <w:rPr>
+                      <w:rFonts w:cstheme="minorHAnsi"/>
+                      <w:b/>
+                      <w:bCs/>
+                      <w:sz w:val="20"/>
+                      <w:szCs w:val="20"/>
+                    </w:rPr>
+                    <w:t>fsc</w:t>
+                  </w:r>
+                  <w:proofErr w:type="spellEnd"/>
+                  <w:r>
+                    <w:rPr>
+                      <w:rFonts w:cstheme="minorHAnsi"/>
+                      <w:b/>
+                      <w:bCs/>
+                      <w:sz w:val="20"/>
+                      <w:szCs w:val="20"/>
+                    </w:rPr>
+                    <w:t>}</w:t>
                   </w:r>
                 </w:p>
               </w:tc>
@@ -2129,7 +2870,61 @@
                       <w:sz w:val="18"/>
                       <w:szCs w:val="18"/>
                     </w:rPr>
-                    <w:t>{#invoices}{containerFrom}{#containerTo} to {containerTo}{/containerTo}</w:t>
+                    <w:t>{#</w:t>
+                  </w:r>
+                  <w:proofErr w:type="gramStart"/>
+                  <w:r>
+                    <w:rPr>
+                      <w:rFonts w:ascii="Arial" w:hAnsi="Arial" w:cs="Arial"/>
+                      <w:sz w:val="18"/>
+                      <w:szCs w:val="18"/>
+                    </w:rPr>
+                    <w:t>invoices}{</w:t>
+                  </w:r>
+                  <w:proofErr w:type="gramEnd"/>
+                  <w:r>
+                    <w:rPr>
+                      <w:rFonts w:ascii="Arial" w:hAnsi="Arial" w:cs="Arial"/>
+                      <w:sz w:val="18"/>
+                      <w:szCs w:val="18"/>
+                    </w:rPr>
+                    <w:t>containerFrom}{#containerTo} to {</w:t>
+                  </w:r>
+                  <w:proofErr w:type="spellStart"/>
+                  <w:r>
+                    <w:rPr>
+                      <w:rFonts w:ascii="Arial" w:hAnsi="Arial" w:cs="Arial"/>
+                      <w:sz w:val="18"/>
+                      <w:szCs w:val="18"/>
+                    </w:rPr>
+                    <w:t>containerTo</w:t>
+                  </w:r>
+                  <w:proofErr w:type="spellEnd"/>
+                  <w:r>
+                    <w:rPr>
+                      <w:rFonts w:ascii="Arial" w:hAnsi="Arial" w:cs="Arial"/>
+                      <w:sz w:val="18"/>
+                      <w:szCs w:val="18"/>
+                    </w:rPr>
+                    <w:t>}{/</w:t>
+                  </w:r>
+                  <w:proofErr w:type="spellStart"/>
+                  <w:r>
+                    <w:rPr>
+                      <w:rFonts w:ascii="Arial" w:hAnsi="Arial" w:cs="Arial"/>
+                      <w:sz w:val="18"/>
+                      <w:szCs w:val="18"/>
+                    </w:rPr>
+                    <w:t>containerTo</w:t>
+                  </w:r>
+                  <w:proofErr w:type="spellEnd"/>
+                  <w:r>
+                    <w:rPr>
+                      <w:rFonts w:ascii="Arial" w:hAnsi="Arial" w:cs="Arial"/>
+                      <w:sz w:val="18"/>
+                      <w:szCs w:val="18"/>
+                    </w:rPr>
+                    <w:t>}</w:t>
                   </w:r>
                 </w:p>
               </w:tc>
@@ -2158,7 +2953,25 @@
                       <w:sz w:val="18"/>
                       <w:szCs w:val="18"/>
                     </w:rPr>
-                    <w:t>{materialGrade}</w:t>
+                    <w:t>{</w:t>
+                  </w:r>
+                  <w:proofErr w:type="spellStart"/>
+                  <w:r>
+                    <w:rPr>
+                      <w:rFonts w:ascii="Arial" w:hAnsi="Arial" w:cs="Arial"/>
+                      <w:sz w:val="18"/>
+                      <w:szCs w:val="18"/>
+                    </w:rPr>
+                    <w:t>materialGrade</w:t>
+                  </w:r>
+                  <w:proofErr w:type="spellEnd"/>
+                  <w:r>
+                    <w:rPr>
+                      <w:rFonts w:ascii="Arial" w:hAnsi="Arial" w:cs="Arial"/>
+                      <w:sz w:val="18"/>
+                      <w:szCs w:val="18"/>
+                    </w:rPr>
+                    <w:t>}</w:t>
                   </w:r>
                 </w:p>
               </w:tc>
@@ -2187,7 +3000,25 @@
                       <w:sz w:val="18"/>
                       <w:szCs w:val="18"/>
                     </w:rPr>
-                    <w:t>{brandName}</w:t>
+                    <w:t>{</w:t>
+                  </w:r>
+                  <w:proofErr w:type="spellStart"/>
+                  <w:r>
+                    <w:rPr>
+                      <w:rFonts w:ascii="Arial" w:hAnsi="Arial" w:cs="Arial"/>
+                      <w:sz w:val="18"/>
+                      <w:szCs w:val="18"/>
+                    </w:rPr>
+                    <w:t>brandName</w:t>
+                  </w:r>
+                  <w:proofErr w:type="spellEnd"/>
+                  <w:r>
+                    <w:rPr>
+                      <w:rFonts w:ascii="Arial" w:hAnsi="Arial" w:cs="Arial"/>
+                      <w:sz w:val="18"/>
+                      <w:szCs w:val="18"/>
+                    </w:rPr>
+                    <w:t>}</w:t>
                   </w:r>
                 </w:p>
               </w:tc>
@@ -2215,7 +3046,43 @@
                       <w:sz w:val="18"/>
                       <w:szCs w:val="18"/>
                     </w:rPr>
-                    <w:t>{designType} / {finishType}</w:t>
+                    <w:t>{</w:t>
+                  </w:r>
+                  <w:proofErr w:type="spellStart"/>
+                  <w:r>
+                    <w:rPr>
+                      <w:rFonts w:ascii="Arial" w:hAnsi="Arial" w:cs="Arial"/>
+                      <w:sz w:val="18"/>
+                      <w:szCs w:val="18"/>
+                    </w:rPr>
+                    <w:t>designType</w:t>
+                  </w:r>
+                  <w:proofErr w:type="spellEnd"/>
+                  <w:r>
+                    <w:rPr>
+                      <w:rFonts w:ascii="Arial" w:hAnsi="Arial" w:cs="Arial"/>
+                      <w:sz w:val="18"/>
+                      <w:szCs w:val="18"/>
+                    </w:rPr>
+                    <w:t>} / {</w:t>
+                  </w:r>
+                  <w:proofErr w:type="spellStart"/>
+                  <w:r>
+                    <w:rPr>
+                      <w:rFonts w:ascii="Arial" w:hAnsi="Arial" w:cs="Arial"/>
+                      <w:sz w:val="18"/>
+                      <w:szCs w:val="18"/>
+                    </w:rPr>
+                    <w:t>finishType</w:t>
+                  </w:r>
+                  <w:proofErr w:type="spellEnd"/>
+                  <w:r>
+                    <w:rPr>
+                      <w:rFonts w:ascii="Arial" w:hAnsi="Arial" w:cs="Arial"/>
+                      <w:sz w:val="18"/>
+                      <w:szCs w:val="18"/>
+                    </w:rPr>
+                    <w:t>}</w:t>
                   </w:r>
                 </w:p>
               </w:tc>
@@ -2292,7 +3159,25 @@
                       <w:sz w:val="18"/>
                       <w:szCs w:val="18"/>
                     </w:rPr>
-                    <w:t>{value} {/invoices} {/IPItems}</w:t>
+                    <w:t>{value} {/invoices} {/</w:t>
+                  </w:r>
+                  <w:proofErr w:type="spellStart"/>
+                  <w:r>
+                    <w:rPr>
+                      <w:rFonts w:ascii="Arial" w:hAnsi="Arial" w:cs="Arial"/>
+                      <w:sz w:val="18"/>
+                      <w:szCs w:val="18"/>
+                    </w:rPr>
+                    <w:t>IPItems</w:t>
+                  </w:r>
+                  <w:proofErr w:type="spellEnd"/>
+                  <w:r>
+                    <w:rPr>
+                      <w:rFonts w:ascii="Arial" w:hAnsi="Arial" w:cs="Arial"/>
+                      <w:sz w:val="18"/>
+                      <w:szCs w:val="18"/>
+                    </w:rPr>
+                    <w:t>}</w:t>
                   </w:r>
                 </w:p>
               </w:tc>
@@ -2325,7 +3210,29 @@
                       <w:sz w:val="18"/>
                       <w:szCs w:val="18"/>
                     </w:rPr>
-                    <w:t>{#isSampleBox}SAMPLE BOX{/isSampleBox}</w:t>
+                    <w:t>{#isSampleBox}SAMPLE BOX{/</w:t>
+                  </w:r>
+                  <w:proofErr w:type="spellStart"/>
+                  <w:r>
+                    <w:rPr>
+                      <w:rFonts w:ascii="Arial" w:hAnsi="Arial" w:cs="Arial"/>
+                      <w:b/>
+                      <w:bCs/>
+                      <w:sz w:val="18"/>
+                      <w:szCs w:val="18"/>
+                    </w:rPr>
+                    <w:t>isSampleBox</w:t>
+                  </w:r>
+                  <w:proofErr w:type="spellEnd"/>
+                  <w:r>
+                    <w:rPr>
+                      <w:rFonts w:ascii="Arial" w:hAnsi="Arial" w:cs="Arial"/>
+                      <w:b/>
+                      <w:bCs/>
+                      <w:sz w:val="18"/>
+                      <w:szCs w:val="18"/>
+                    </w:rPr>
+                    <w:t>}</w:t>
                   </w:r>
                 </w:p>
               </w:tc>
@@ -2411,7 +3318,61 @@
                       <w:sz w:val="18"/>
                       <w:szCs w:val="18"/>
                     </w:rPr>
-                    <w:t>{#sampleBox}{containerFrom}{#containerTo} to {containerTo} {/containerTo}</w:t>
+                    <w:t>{#</w:t>
+                  </w:r>
+                  <w:proofErr w:type="gramStart"/>
+                  <w:r>
+                    <w:rPr>
+                      <w:rFonts w:ascii="Arial" w:hAnsi="Arial" w:cs="Arial"/>
+                      <w:sz w:val="18"/>
+                      <w:szCs w:val="18"/>
+                    </w:rPr>
+                    <w:t>sampleBox}{</w:t>
+                  </w:r>
+                  <w:proofErr w:type="gramEnd"/>
+                  <w:r>
+                    <w:rPr>
+                      <w:rFonts w:ascii="Arial" w:hAnsi="Arial" w:cs="Arial"/>
+                      <w:sz w:val="18"/>
+                      <w:szCs w:val="18"/>
+                    </w:rPr>
+                    <w:t>containerFrom}{#containerTo} to {</w:t>
+                  </w:r>
+                  <w:proofErr w:type="spellStart"/>
+                  <w:r>
+                    <w:rPr>
+                      <w:rFonts w:ascii="Arial" w:hAnsi="Arial" w:cs="Arial"/>
+                      <w:sz w:val="18"/>
+                      <w:szCs w:val="18"/>
+                    </w:rPr>
+                    <w:t>containerTo</w:t>
+                  </w:r>
+                  <w:proofErr w:type="spellEnd"/>
+                  <w:r>
+                    <w:rPr>
+                      <w:rFonts w:ascii="Arial" w:hAnsi="Arial" w:cs="Arial"/>
+                      <w:sz w:val="18"/>
+                      <w:szCs w:val="18"/>
+                    </w:rPr>
+                    <w:t>} {/</w:t>
+                  </w:r>
+                  <w:proofErr w:type="spellStart"/>
+                  <w:r>
+                    <w:rPr>
+                      <w:rFonts w:ascii="Arial" w:hAnsi="Arial" w:cs="Arial"/>
+                      <w:sz w:val="18"/>
+                      <w:szCs w:val="18"/>
+                    </w:rPr>
+                    <w:t>containerTo</w:t>
+                  </w:r>
+                  <w:proofErr w:type="spellEnd"/>
+                  <w:r>
+                    <w:rPr>
+                      <w:rFonts w:ascii="Arial" w:hAnsi="Arial" w:cs="Arial"/>
+                      <w:sz w:val="18"/>
+                      <w:szCs w:val="18"/>
+                    </w:rPr>
+                    <w:t>}</w:t>
                   </w:r>
                 </w:p>
               </w:tc>
@@ -2441,7 +3402,81 @@
                       <w:sz w:val="18"/>
                       <w:szCs w:val="18"/>
                     </w:rPr>
-                    <w:t>{materialGrade}  {brandName}  {designType}  {finishType}</w:t>
+                    <w:t>{</w:t>
+                  </w:r>
+                  <w:proofErr w:type="spellStart"/>
+                  <w:proofErr w:type="gramStart"/>
+                  <w:r>
+                    <w:rPr>
+                      <w:rFonts w:ascii="Arial" w:hAnsi="Arial" w:cs="Arial"/>
+                      <w:sz w:val="18"/>
+                      <w:szCs w:val="18"/>
+                    </w:rPr>
+                    <w:t>materialGrade</w:t>
+                  </w:r>
+                  <w:proofErr w:type="spellEnd"/>
+                  <w:r>
+                    <w:rPr>
+                      <w:rFonts w:ascii="Arial" w:hAnsi="Arial" w:cs="Arial"/>
+                      <w:sz w:val="18"/>
+                      <w:szCs w:val="18"/>
+                    </w:rPr>
+                    <w:t>}  {</w:t>
+                  </w:r>
+                  <w:proofErr w:type="spellStart"/>
+                  <w:r>
+                    <w:rPr>
+                      <w:rFonts w:ascii="Arial" w:hAnsi="Arial" w:cs="Arial"/>
+                      <w:sz w:val="18"/>
+                      <w:szCs w:val="18"/>
+                    </w:rPr>
+                    <w:t>brandName</w:t>
+                  </w:r>
+                  <w:proofErr w:type="spellEnd"/>
+                  <w:r>
+                    <w:rPr>
+                      <w:rFonts w:ascii="Arial" w:hAnsi="Arial" w:cs="Arial"/>
+                      <w:sz w:val="18"/>
+                      <w:szCs w:val="18"/>
+                    </w:rPr>
+                    <w:t>}  {</w:t>
+                  </w:r>
+                  <w:proofErr w:type="spellStart"/>
+                  <w:r>
+                    <w:rPr>
+                      <w:rFonts w:ascii="Arial" w:hAnsi="Arial" w:cs="Arial"/>
+                      <w:sz w:val="18"/>
+                      <w:szCs w:val="18"/>
+                    </w:rPr>
+                    <w:t>designType</w:t>
+                  </w:r>
+                  <w:proofErr w:type="spellEnd"/>
+                  <w:r>
+                    <w:rPr>
+                      <w:rFonts w:ascii="Arial" w:hAnsi="Arial" w:cs="Arial"/>
+                      <w:sz w:val="18"/>
+                      <w:szCs w:val="18"/>
+                    </w:rPr>
+                    <w:t>}  {</w:t>
+                  </w:r>
+                  <w:proofErr w:type="spellStart"/>
+                  <w:proofErr w:type="gramEnd"/>
+                  <w:r>
+                    <w:rPr>
+                      <w:rFonts w:ascii="Arial" w:hAnsi="Arial" w:cs="Arial"/>
+                      <w:sz w:val="18"/>
+                      <w:szCs w:val="18"/>
+                    </w:rPr>
+                    <w:t>finishType</w:t>
+                  </w:r>
+                  <w:proofErr w:type="spellEnd"/>
+                  <w:r>
+                    <w:rPr>
+                      <w:rFonts w:ascii="Arial" w:hAnsi="Arial" w:cs="Arial"/>
+                      <w:sz w:val="18"/>
+                      <w:szCs w:val="18"/>
+                    </w:rPr>
+                    <w:t>}</w:t>
                   </w:r>
                 </w:p>
               </w:tc>
@@ -2526,7 +3561,25 @@
                       <w:sz w:val="18"/>
                       <w:szCs w:val="18"/>
                     </w:rPr>
-                    <w:t>{/sampleBox}</w:t>
+                    <w:t>{/</w:t>
+                  </w:r>
+                  <w:proofErr w:type="spellStart"/>
+                  <w:r>
+                    <w:rPr>
+                      <w:rFonts w:ascii="Arial" w:hAnsi="Arial" w:cs="Arial"/>
+                      <w:sz w:val="18"/>
+                      <w:szCs w:val="18"/>
+                    </w:rPr>
+                    <w:t>sampleBox</w:t>
+                  </w:r>
+                  <w:proofErr w:type="spellEnd"/>
+                  <w:r>
+                    <w:rPr>
+                      <w:rFonts w:ascii="Arial" w:hAnsi="Arial" w:cs="Arial"/>
+                      <w:sz w:val="18"/>
+                      <w:szCs w:val="18"/>
+                    </w:rPr>
+                    <w:t>}</w:t>
                   </w:r>
                 </w:p>
               </w:tc>
@@ -2576,6 +3629,7 @@
               </w:rPr>
               <w:t>{</w:t>
             </w:r>
+            <w:proofErr w:type="spellStart"/>
             <w:r>
               <w:rPr>
                 <w:rFonts w:cstheme="minorHAnsi"/>
@@ -2584,6 +3638,7 @@
               </w:rPr>
               <w:t>totalAmount</w:t>
             </w:r>
+            <w:proofErr w:type="spellEnd"/>
             <w:r>
               <w:rPr>
                 <w:rFonts w:cstheme="minorHAnsi"/>
@@ -2702,7 +3757,25 @@
                 <w:sz w:val="20"/>
                 <w:szCs w:val="20"/>
               </w:rPr>
-              <w:t xml:space="preserve">Addition - Seafreight Charges -  </w:t>
+              <w:t xml:space="preserve">Addition - </w:t>
+            </w:r>
+            <w:proofErr w:type="spellStart"/>
+            <w:r>
+              <w:rPr>
+                <w:rFonts w:cstheme="minorHAnsi"/>
+                <w:sz w:val="20"/>
+                <w:szCs w:val="20"/>
+              </w:rPr>
+              <w:t>Seafreight</w:t>
+            </w:r>
+            <w:proofErr w:type="spellEnd"/>
+            <w:r>
+              <w:rPr>
+                <w:rFonts w:cstheme="minorHAnsi"/>
+                <w:sz w:val="20"/>
+                <w:szCs w:val="20"/>
+              </w:rPr>
+              <w:t xml:space="preserve"> Charges -  </w:t>
             </w:r>
           </w:p>
           <w:p>
@@ -2774,7 +3847,25 @@
                 <w:szCs w:val="20"/>
               </w:rPr>
               <w:lastRenderedPageBreak/>
-              <w:t>{totalAddition}</w:t>
+              <w:t>{</w:t>
+            </w:r>
+            <w:proofErr w:type="spellStart"/>
+            <w:r>
+              <w:rPr>
+                <w:rFonts w:cstheme="minorHAnsi"/>
+                <w:sz w:val="20"/>
+                <w:szCs w:val="20"/>
+              </w:rPr>
+              <w:t>totalAddition</w:t>
+            </w:r>
+            <w:proofErr w:type="spellEnd"/>
+            <w:r>
+              <w:rPr>
+                <w:rFonts w:cstheme="minorHAnsi"/>
+                <w:sz w:val="20"/>
+                <w:szCs w:val="20"/>
+              </w:rPr>
+              <w:t>}</w:t>
             </w:r>
           </w:p>
           <w:p>
@@ -2794,7 +3885,25 @@
                 <w:sz w:val="20"/>
                 <w:szCs w:val="20"/>
               </w:rPr>
-              <w:t>{totalDiscount}</w:t>
+              <w:t>{</w:t>
+            </w:r>
+            <w:proofErr w:type="spellStart"/>
+            <w:r>
+              <w:rPr>
+                <w:rFonts w:cstheme="minorHAnsi"/>
+                <w:sz w:val="20"/>
+                <w:szCs w:val="20"/>
+              </w:rPr>
+              <w:t>totalDiscount</w:t>
+            </w:r>
+            <w:proofErr w:type="spellEnd"/>
+            <w:r>
+              <w:rPr>
+                <w:rFonts w:cstheme="minorHAnsi"/>
+                <w:sz w:val="20"/>
+                <w:szCs w:val="20"/>
+              </w:rPr>
+              <w:t>}</w:t>
             </w:r>
           </w:p>
           <w:p>
@@ -2861,23 +3970,97 @@
                 <w:szCs w:val="20"/>
               </w:rPr>
               <w:lastRenderedPageBreak/>
-              <w:t xml:space="preserve">Total {deliveryTerms} </w:t>
-            </w:r>
-            <w:r>
-              <w:rPr>
-                <w:rFonts w:cstheme="minorHAnsi"/>
-                <w:sz w:val="20"/>
-                <w:szCs w:val="20"/>
-              </w:rPr>
-              <w:t>{dischargeTerms}</w:t>
-            </w:r>
-            <w:r>
-              <w:rPr>
-                <w:rFonts w:cstheme="minorHAnsi"/>
-                <w:sz w:val="20"/>
-                <w:szCs w:val="20"/>
-              </w:rPr>
-              <w:t xml:space="preserve">  {currencyChar} {netAmountWords}</w:t>
+              <w:t>Total {</w:t>
+            </w:r>
+            <w:proofErr w:type="spellStart"/>
+            <w:r>
+              <w:rPr>
+                <w:rFonts w:cstheme="minorHAnsi"/>
+                <w:sz w:val="20"/>
+                <w:szCs w:val="20"/>
+              </w:rPr>
+              <w:t>deliveryTerms</w:t>
+            </w:r>
+            <w:proofErr w:type="spellEnd"/>
+            <w:r>
+              <w:rPr>
+                <w:rFonts w:cstheme="minorHAnsi"/>
+                <w:sz w:val="20"/>
+                <w:szCs w:val="20"/>
+              </w:rPr>
+              <w:t xml:space="preserve">} </w:t>
+            </w:r>
+            <w:r>
+              <w:rPr>
+                <w:rFonts w:cstheme="minorHAnsi"/>
+                <w:sz w:val="20"/>
+                <w:szCs w:val="20"/>
+              </w:rPr>
+              <w:t>{</w:t>
+            </w:r>
+            <w:proofErr w:type="spellStart"/>
+            <w:proofErr w:type="gramStart"/>
+            <w:r>
+              <w:rPr>
+                <w:rFonts w:cstheme="minorHAnsi"/>
+                <w:sz w:val="20"/>
+                <w:szCs w:val="20"/>
+              </w:rPr>
+              <w:t>dischargeTerms</w:t>
+            </w:r>
+            <w:proofErr w:type="spellEnd"/>
+            <w:r>
+              <w:rPr>
+                <w:rFonts w:cstheme="minorHAnsi"/>
+                <w:sz w:val="20"/>
+                <w:szCs w:val="20"/>
+              </w:rPr>
+              <w:t>}</w:t>
+            </w:r>
+            <w:r>
+              <w:rPr>
+                <w:rFonts w:cstheme="minorHAnsi"/>
+                <w:sz w:val="20"/>
+                <w:szCs w:val="20"/>
+              </w:rPr>
+              <w:t xml:space="preserve">  {</w:t>
+            </w:r>
+            <w:proofErr w:type="spellStart"/>
+            <w:proofErr w:type="gramEnd"/>
+            <w:r>
+              <w:rPr>
+                <w:rFonts w:cstheme="minorHAnsi"/>
+                <w:sz w:val="20"/>
+                <w:szCs w:val="20"/>
+              </w:rPr>
+              <w:t>currencyChar</w:t>
+            </w:r>
+            <w:proofErr w:type="spellEnd"/>
+            <w:r>
+              <w:rPr>
+                <w:rFonts w:cstheme="minorHAnsi"/>
+                <w:sz w:val="20"/>
+                <w:szCs w:val="20"/>
+              </w:rPr>
+              <w:t>} {</w:t>
+            </w:r>
+            <w:proofErr w:type="spellStart"/>
+            <w:r>
+              <w:rPr>
+                <w:rFonts w:cstheme="minorHAnsi"/>
+                <w:sz w:val="20"/>
+                <w:szCs w:val="20"/>
+              </w:rPr>
+              <w:t>netAmountWords</w:t>
+            </w:r>
+            <w:proofErr w:type="spellEnd"/>
+            <w:r>
+              <w:rPr>
+                <w:rFonts w:cstheme="minorHAnsi"/>
+                <w:sz w:val="20"/>
+                <w:szCs w:val="20"/>
+              </w:rPr>
+              <w:t>}</w:t>
             </w:r>
             <w:r>
               <w:rPr>
@@ -2924,7 +4107,25 @@
                 <w:sz w:val="20"/>
                 <w:szCs w:val="20"/>
               </w:rPr>
-              <w:t>{netAmount}</w:t>
+              <w:t>{</w:t>
+            </w:r>
+            <w:proofErr w:type="spellStart"/>
+            <w:r>
+              <w:rPr>
+                <w:rFonts w:cstheme="minorHAnsi"/>
+                <w:sz w:val="20"/>
+                <w:szCs w:val="20"/>
+              </w:rPr>
+              <w:t>netAmount</w:t>
+            </w:r>
+            <w:proofErr w:type="spellEnd"/>
+            <w:r>
+              <w:rPr>
+                <w:rFonts w:cstheme="minorHAnsi"/>
+                <w:sz w:val="20"/>
+                <w:szCs w:val="20"/>
+              </w:rPr>
+              <w:t>}</w:t>
             </w:r>
           </w:p>
         </w:tc>
@@ -2959,7 +4160,25 @@
                 <w:sz w:val="20"/>
                 <w:szCs w:val="20"/>
               </w:rPr>
-              <w:t>{#specialInstruction}{specialInstruction}{/specialInstruction}</w:t>
+              <w:t>{#</w:t>
+            </w:r>
+            <w:proofErr w:type="gramStart"/>
+            <w:r>
+              <w:rPr>
+                <w:rFonts w:cstheme="minorHAnsi"/>
+                <w:sz w:val="20"/>
+                <w:szCs w:val="20"/>
+              </w:rPr>
+              <w:t>specialInstruction}{</w:t>
+            </w:r>
+            <w:proofErr w:type="gramEnd"/>
+            <w:r>
+              <w:rPr>
+                <w:rFonts w:cstheme="minorHAnsi"/>
+                <w:sz w:val="20"/>
+                <w:szCs w:val="20"/>
+              </w:rPr>
+              <w:t>specialInstruction}{/specialInstruction}</w:t>
             </w:r>
           </w:p>
           <w:p>
@@ -3104,6 +4323,7 @@
                     </w:rPr>
                     <w:t>{</w:t>
                   </w:r>
+                  <w:proofErr w:type="spellStart"/>
                   <w:r>
                     <w:rPr>
                       <w:rFonts w:cstheme="minorHAnsi"/>
@@ -3112,6 +4332,7 @@
                     </w:rPr>
                     <w:t>totalQuantity</w:t>
                   </w:r>
+                  <w:proofErr w:type="spellEnd"/>
                   <w:r>
                     <w:rPr>
                       <w:rFonts w:cstheme="minorHAnsi"/>
@@ -3176,6 +4397,7 @@
                     </w:rPr>
                     <w:t>{</w:t>
                   </w:r>
+                  <w:proofErr w:type="spellStart"/>
                   <w:r>
                     <w:rPr>
                       <w:rFonts w:cstheme="minorHAnsi"/>
@@ -3184,6 +4406,7 @@
                     </w:rPr>
                     <w:t>totalBox</w:t>
                   </w:r>
+                  <w:proofErr w:type="spellEnd"/>
                   <w:r>
                     <w:rPr>
                       <w:rFonts w:cstheme="minorHAnsi"/>
@@ -3268,6 +4491,7 @@
                     </w:rPr>
                     <w:t>{</w:t>
                   </w:r>
+                  <w:proofErr w:type="spellStart"/>
                   <w:r>
                     <w:rPr>
                       <w:rFonts w:cstheme="minorHAnsi"/>
@@ -3276,6 +4500,7 @@
                     </w:rPr>
                     <w:t>totalNetWeight</w:t>
                   </w:r>
+                  <w:proofErr w:type="spellEnd"/>
                   <w:r>
                     <w:rPr>
                       <w:rFonts w:cstheme="minorHAnsi"/>
@@ -3304,6 +4529,7 @@
                     </w:rPr>
                     <w:t>{</w:t>
                   </w:r>
+                  <w:proofErr w:type="spellStart"/>
                   <w:r>
                     <w:rPr>
                       <w:rFonts w:cstheme="minorHAnsi"/>
@@ -3312,6 +4538,7 @@
                     </w:rPr>
                     <w:t>totalGrossWeight</w:t>
                   </w:r>
+                  <w:proofErr w:type="spellEnd"/>
                   <w:r>
                     <w:rPr>
                       <w:rFonts w:cstheme="minorHAnsi"/>
@@ -3597,6 +4824,7 @@
       </w:rPr>
       <w:t>{#</w:t>
     </w:r>
+    <w:proofErr w:type="gramStart"/>
     <w:r>
       <w:rPr>
         <w:rFonts w:cs="Calibri"/>
@@ -3628,7 +4856,20 @@
         <w:szCs w:val="20"/>
         <w14:ligatures w14:val="none"/>
       </w:rPr>
-      <w:t>{companyName}</w:t>
+      <w:t>{</w:t>
+    </w:r>
+    <w:proofErr w:type="gramEnd"/>
+    <w:r>
+      <w:rPr>
+        <w:b/>
+        <w:bCs/>
+        <w:spacing w:val="60"/>
+        <w:kern w:val="0"/>
+        <w:sz w:val="20"/>
+        <w:szCs w:val="20"/>
+        <w14:ligatures w14:val="none"/>
+      </w:rPr>
+      <w:t>companyName}</w:t>
     </w:r>
   </w:p>
   <w:p>

--- a/electron/database/generate-document/templates/party-invoice-aus.docx
+++ b/electron/database/generate-document/templates/party-invoice-aus.docx
@@ -467,7 +467,7 @@
               <w:rPr>
                 <w:rFonts w:cstheme="minorHAnsi"/>
               </w:rPr>
-              <w:t>buyersOrderNo</w:t>
+              <w:t>invoicePiNo</w:t>
             </w:r>
             <w:proofErr w:type="spellEnd"/>
             <w:r>
@@ -1275,7 +1275,31 @@
                 <w:sz w:val="20"/>
                 <w:szCs w:val="20"/>
               </w:rPr>
-              <w:t>Term Of Delivery &amp; Payment</w:t>
+              <w:t>Payment Terms</w:t>
+            </w:r>
+            <w:r>
+              <w:rPr>
+                <w:rFonts w:cstheme="minorHAnsi"/>
+                <w:sz w:val="20"/>
+                <w:szCs w:val="20"/>
+              </w:rPr>
+              <w:t xml:space="preserve"> </w:t>
+            </w:r>
+            <w:r>
+              <w:rPr>
+                <w:rFonts w:cstheme="minorHAnsi"/>
+                <w:sz w:val="20"/>
+                <w:szCs w:val="20"/>
+              </w:rPr>
+              <w:t>–</w:t>
+            </w:r>
+            <w:r>
+              <w:rPr>
+                <w:rFonts w:cstheme="minorHAnsi"/>
+                <w:sz w:val="20"/>
+                <w:szCs w:val="20"/>
+              </w:rPr>
+              <w:t xml:space="preserve"> </w:t>
             </w:r>
           </w:p>
           <w:p>
@@ -2075,7 +2099,6 @@
                 <w:szCs w:val="20"/>
               </w:rPr>
             </w:pPr>
-            <w:proofErr w:type="gramStart"/>
             <w:r>
               <w:rPr>
                 <w:rFonts w:ascii="SansSerif" w:hAnsi="SansSerif" w:cs="SansSerif"/>
@@ -2083,17 +2106,7 @@
                 <w:sz w:val="20"/>
                 <w:szCs w:val="20"/>
               </w:rPr>
-              <w:t>Final Destination</w:t>
-            </w:r>
-            <w:proofErr w:type="gramEnd"/>
-            <w:r>
-              <w:rPr>
-                <w:rFonts w:ascii="SansSerif" w:hAnsi="SansSerif" w:cs="SansSerif"/>
-                <w:color w:val="000000"/>
-                <w:sz w:val="20"/>
-                <w:szCs w:val="20"/>
-              </w:rPr>
-              <w:t>:</w:t>
+              <w:t>Final Destination:</w:t>
             </w:r>
           </w:p>
           <w:p>
@@ -5633,7 +5646,6 @@
   <w:style w:type="character" w:default="1" w:styleId="DefaultParagraphFont">
     <w:name w:val="Default Paragraph Font"/>
     <w:uiPriority w:val="1"/>
-    <w:semiHidden/>
     <w:unhideWhenUsed/>
   </w:style>
   <w:style w:type="table" w:default="1" w:styleId="TableNormal">

--- a/electron/database/generate-document/templates/party-invoice-aus.docx
+++ b/electron/database/generate-document/templates/party-invoice-aus.docx
@@ -104,25 +104,7 @@
                 <w:sz w:val="20"/>
                 <w:szCs w:val="20"/>
               </w:rPr>
-              <w:t>{#</w:t>
-            </w:r>
-            <w:proofErr w:type="gramStart"/>
-            <w:r>
-              <w:rPr>
-                <w:rFonts w:cstheme="minorHAnsi"/>
-                <w:sz w:val="20"/>
-                <w:szCs w:val="20"/>
-              </w:rPr>
-              <w:t>companyData}{</w:t>
-            </w:r>
-            <w:proofErr w:type="gramEnd"/>
-            <w:r>
-              <w:rPr>
-                <w:rFonts w:cstheme="minorHAnsi"/>
-                <w:sz w:val="20"/>
-                <w:szCs w:val="20"/>
-              </w:rPr>
-              <w:t>companyName}</w:t>
+              <w:t>{#companyData}{companyName}</w:t>
             </w:r>
           </w:p>
           <w:p>
@@ -140,160 +122,7 @@
                 <w:sz w:val="20"/>
                 <w:szCs w:val="20"/>
               </w:rPr>
-              <w:t xml:space="preserve">{companyAddressLine1} </w:t>
-            </w:r>
-            <w:proofErr w:type="gramStart"/>
-            <w:r>
-              <w:rPr>
-                <w:rFonts w:cstheme="minorHAnsi"/>
-                <w:bCs/>
-                <w:sz w:val="20"/>
-                <w:szCs w:val="20"/>
-              </w:rPr>
-              <w:t xml:space="preserve">   {</w:t>
-            </w:r>
-            <w:proofErr w:type="gramEnd"/>
-            <w:r>
-              <w:rPr>
-                <w:rFonts w:cstheme="minorHAnsi"/>
-                <w:bCs/>
-                <w:sz w:val="20"/>
-                <w:szCs w:val="20"/>
-              </w:rPr>
-              <w:t>companyAddressLine2</w:t>
-            </w:r>
-            <w:proofErr w:type="gramStart"/>
-            <w:r>
-              <w:rPr>
-                <w:rFonts w:cstheme="minorHAnsi"/>
-                <w:bCs/>
-                <w:sz w:val="20"/>
-                <w:szCs w:val="20"/>
-              </w:rPr>
-              <w:t>},      {</w:t>
-            </w:r>
-            <w:proofErr w:type="spellStart"/>
-            <w:r>
-              <w:rPr>
-                <w:rFonts w:cstheme="minorHAnsi"/>
-                <w:bCs/>
-                <w:sz w:val="20"/>
-                <w:szCs w:val="20"/>
-              </w:rPr>
-              <w:t>companyCity</w:t>
-            </w:r>
-            <w:proofErr w:type="spellEnd"/>
-            <w:r>
-              <w:rPr>
-                <w:rFonts w:cstheme="minorHAnsi"/>
-                <w:bCs/>
-                <w:sz w:val="20"/>
-                <w:szCs w:val="20"/>
-              </w:rPr>
-              <w:t xml:space="preserve">}   </w:t>
-            </w:r>
-            <w:proofErr w:type="gramEnd"/>
-            <w:r>
-              <w:rPr>
-                <w:rFonts w:cstheme="minorHAnsi"/>
-                <w:bCs/>
-                <w:sz w:val="20"/>
-                <w:szCs w:val="20"/>
-              </w:rPr>
-              <w:t xml:space="preserve"> {</w:t>
-            </w:r>
-            <w:proofErr w:type="spellStart"/>
-            <w:proofErr w:type="gramStart"/>
-            <w:r>
-              <w:rPr>
-                <w:rFonts w:cstheme="minorHAnsi"/>
-                <w:bCs/>
-                <w:sz w:val="20"/>
-                <w:szCs w:val="20"/>
-              </w:rPr>
-              <w:t>companyPostalCode</w:t>
-            </w:r>
-            <w:proofErr w:type="spellEnd"/>
-            <w:r>
-              <w:rPr>
-                <w:rFonts w:cstheme="minorHAnsi"/>
-                <w:bCs/>
-                <w:sz w:val="20"/>
-                <w:szCs w:val="20"/>
-              </w:rPr>
-              <w:t xml:space="preserve">}   </w:t>
-            </w:r>
-            <w:proofErr w:type="gramEnd"/>
-            <w:r>
-              <w:rPr>
-                <w:rFonts w:cstheme="minorHAnsi"/>
-                <w:bCs/>
-                <w:sz w:val="20"/>
-                <w:szCs w:val="20"/>
-              </w:rPr>
-              <w:t>{</w:t>
-            </w:r>
-            <w:proofErr w:type="spellStart"/>
-            <w:proofErr w:type="gramStart"/>
-            <w:r>
-              <w:rPr>
-                <w:rFonts w:cstheme="minorHAnsi"/>
-                <w:bCs/>
-                <w:sz w:val="20"/>
-                <w:szCs w:val="20"/>
-              </w:rPr>
-              <w:t>companyState</w:t>
-            </w:r>
-            <w:proofErr w:type="spellEnd"/>
-            <w:r>
-              <w:rPr>
-                <w:rFonts w:cstheme="minorHAnsi"/>
-                <w:bCs/>
-                <w:sz w:val="20"/>
-                <w:szCs w:val="20"/>
-              </w:rPr>
-              <w:t xml:space="preserve">}   </w:t>
-            </w:r>
-            <w:proofErr w:type="gramEnd"/>
-            <w:r>
-              <w:rPr>
-                <w:rFonts w:cstheme="minorHAnsi"/>
-                <w:bCs/>
-                <w:sz w:val="20"/>
-                <w:szCs w:val="20"/>
-              </w:rPr>
-              <w:t xml:space="preserve"> {</w:t>
-            </w:r>
-            <w:proofErr w:type="spellStart"/>
-            <w:r>
-              <w:rPr>
-                <w:rFonts w:cstheme="minorHAnsi"/>
-                <w:bCs/>
-                <w:sz w:val="20"/>
-                <w:szCs w:val="20"/>
-              </w:rPr>
-              <w:t>companyCountry</w:t>
-            </w:r>
-            <w:proofErr w:type="spellEnd"/>
-            <w:proofErr w:type="gramStart"/>
-            <w:r>
-              <w:rPr>
-                <w:rFonts w:cstheme="minorHAnsi"/>
-                <w:bCs/>
-                <w:sz w:val="20"/>
-                <w:szCs w:val="20"/>
-              </w:rPr>
-              <w:t>}{</w:t>
-            </w:r>
-            <w:proofErr w:type="gramEnd"/>
-            <w:r>
-              <w:rPr>
-                <w:rFonts w:cstheme="minorHAnsi"/>
-                <w:bCs/>
-                <w:sz w:val="20"/>
-                <w:szCs w:val="20"/>
-              </w:rPr>
-              <w:t>/}</w:t>
+              <w:t>{companyAddressLine1}    {companyAddressLine2},      {companyCity}    {companyPostalCode}   {companyState}    {companyCountry}{/}</w:t>
             </w:r>
           </w:p>
         </w:tc>
@@ -326,14 +155,12 @@
               </w:rPr>
               <w:t>{</w:t>
             </w:r>
-            <w:proofErr w:type="spellStart"/>
             <w:r>
               <w:rPr>
                 <w:rFonts w:cstheme="minorHAnsi"/>
               </w:rPr>
               <w:t>modifyInvNo</w:t>
             </w:r>
-            <w:proofErr w:type="spellEnd"/>
             <w:r>
               <w:rPr>
                 <w:rFonts w:cstheme="minorHAnsi"/>
@@ -375,14 +202,12 @@
               </w:rPr>
               <w:t>{</w:t>
             </w:r>
-            <w:proofErr w:type="spellStart"/>
             <w:r>
               <w:rPr>
                 <w:rFonts w:cstheme="minorHAnsi"/>
               </w:rPr>
               <w:t>invoiceDate</w:t>
             </w:r>
-            <w:proofErr w:type="spellEnd"/>
             <w:r>
               <w:rPr>
                 <w:rFonts w:cstheme="minorHAnsi"/>
@@ -462,14 +287,12 @@
               </w:rPr>
               <w:t>{</w:t>
             </w:r>
-            <w:proofErr w:type="spellStart"/>
             <w:r>
               <w:rPr>
                 <w:rFonts w:cstheme="minorHAnsi"/>
               </w:rPr>
               <w:t>invoicePiNo</w:t>
             </w:r>
-            <w:proofErr w:type="spellEnd"/>
             <w:r>
               <w:rPr>
                 <w:rFonts w:cstheme="minorHAnsi"/>
@@ -512,14 +335,12 @@
               </w:rPr>
               <w:t>{</w:t>
             </w:r>
-            <w:proofErr w:type="spellStart"/>
             <w:r>
               <w:rPr>
                 <w:rFonts w:cstheme="minorHAnsi"/>
               </w:rPr>
               <w:t>orderDate</w:t>
             </w:r>
-            <w:proofErr w:type="spellEnd"/>
             <w:r>
               <w:rPr>
                 <w:rFonts w:cstheme="minorHAnsi"/>
@@ -584,7 +405,6 @@
               </w:rPr>
               <w:t>{</w:t>
             </w:r>
-            <w:proofErr w:type="spellStart"/>
             <w:r>
               <w:rPr>
                 <w:rFonts w:cstheme="minorHAnsi"/>
@@ -593,7 +413,6 @@
               </w:rPr>
               <w:t>consigneeName</w:t>
             </w:r>
-            <w:proofErr w:type="spellEnd"/>
             <w:r>
               <w:rPr>
                 <w:rFonts w:cstheme="minorHAnsi"/>
@@ -619,7 +438,6 @@
               </w:rPr>
               <w:t>{</w:t>
             </w:r>
-            <w:proofErr w:type="spellStart"/>
             <w:r>
               <w:rPr>
                 <w:rFonts w:cstheme="minorHAnsi"/>
@@ -628,7 +446,6 @@
               </w:rPr>
               <w:t>consigneeAddress</w:t>
             </w:r>
-            <w:proofErr w:type="spellEnd"/>
             <w:r>
               <w:rPr>
                 <w:rFonts w:cstheme="minorHAnsi"/>
@@ -637,7 +454,6 @@
               </w:rPr>
               <w:t>} {</w:t>
             </w:r>
-            <w:proofErr w:type="spellStart"/>
             <w:r>
               <w:rPr>
                 <w:rFonts w:cstheme="minorHAnsi"/>
@@ -646,7 +462,6 @@
               </w:rPr>
               <w:t>consigneeCity</w:t>
             </w:r>
-            <w:proofErr w:type="spellEnd"/>
             <w:r>
               <w:rPr>
                 <w:rFonts w:cstheme="minorHAnsi"/>
@@ -655,7 +470,6 @@
               </w:rPr>
               <w:t>} {</w:t>
             </w:r>
-            <w:proofErr w:type="spellStart"/>
             <w:r>
               <w:rPr>
                 <w:rFonts w:cstheme="minorHAnsi"/>
@@ -664,7 +478,6 @@
               </w:rPr>
               <w:t>consigneeState</w:t>
             </w:r>
-            <w:proofErr w:type="spellEnd"/>
             <w:r>
               <w:rPr>
                 <w:rFonts w:cstheme="minorHAnsi"/>
@@ -690,7 +503,6 @@
               </w:rPr>
               <w:t>{</w:t>
             </w:r>
-            <w:proofErr w:type="spellStart"/>
             <w:r>
               <w:rPr>
                 <w:rFonts w:cstheme="minorHAnsi"/>
@@ -699,7 +511,6 @@
               </w:rPr>
               <w:t>consigneeCountry</w:t>
             </w:r>
-            <w:proofErr w:type="spellEnd"/>
             <w:r>
               <w:rPr>
                 <w:rFonts w:cstheme="minorHAnsi"/>
@@ -708,7 +519,6 @@
               </w:rPr>
               <w:t>} {</w:t>
             </w:r>
-            <w:proofErr w:type="spellStart"/>
             <w:r>
               <w:rPr>
                 <w:rFonts w:cstheme="minorHAnsi"/>
@@ -717,7 +527,6 @@
               </w:rPr>
               <w:t>consigneeZip</w:t>
             </w:r>
-            <w:proofErr w:type="spellEnd"/>
             <w:r>
               <w:rPr>
                 <w:rFonts w:cstheme="minorHAnsi"/>
@@ -743,7 +552,6 @@
               </w:rPr>
               <w:t>{#</w:t>
             </w:r>
-            <w:proofErr w:type="gramStart"/>
             <w:r>
               <w:rPr>
                 <w:rFonts w:cstheme="minorHAnsi"/>
@@ -758,16 +566,7 @@
                 <w:sz w:val="20"/>
                 <w:szCs w:val="20"/>
               </w:rPr>
-              <w:t>}{</w:t>
-            </w:r>
-            <w:proofErr w:type="gramEnd"/>
-            <w:r>
-              <w:rPr>
-                <w:rFonts w:cstheme="minorHAnsi"/>
-                <w:sz w:val="20"/>
-                <w:szCs w:val="20"/>
-              </w:rPr>
-              <w:t>#</w:t>
+              <w:t>}{#</w:t>
             </w:r>
             <w:r>
               <w:rPr>
@@ -827,7 +626,6 @@
               </w:rPr>
               <w:t>{</w:t>
             </w:r>
-            <w:proofErr w:type="spellStart"/>
             <w:r>
               <w:rPr>
                 <w:rFonts w:cstheme="minorHAnsi"/>
@@ -836,7 +634,6 @@
               </w:rPr>
               <w:t>notifyName</w:t>
             </w:r>
-            <w:proofErr w:type="spellEnd"/>
             <w:r>
               <w:rPr>
                 <w:rFonts w:cstheme="minorHAnsi"/>
@@ -862,7 +659,6 @@
               </w:rPr>
               <w:t>{</w:t>
             </w:r>
-            <w:proofErr w:type="spellStart"/>
             <w:r>
               <w:rPr>
                 <w:rFonts w:cstheme="minorHAnsi"/>
@@ -871,24 +667,13 @@
               </w:rPr>
               <w:t>notifyAddress</w:t>
             </w:r>
-            <w:proofErr w:type="spellEnd"/>
-            <w:proofErr w:type="gramStart"/>
-            <w:r>
-              <w:rPr>
-                <w:rFonts w:cstheme="minorHAnsi"/>
-                <w:sz w:val="20"/>
-                <w:szCs w:val="20"/>
-              </w:rPr>
-              <w:t>}{/}{</w:t>
-            </w:r>
-            <w:proofErr w:type="gramEnd"/>
-            <w:r>
-              <w:rPr>
-                <w:rFonts w:cstheme="minorHAnsi"/>
-                <w:sz w:val="20"/>
-                <w:szCs w:val="20"/>
-              </w:rPr>
-              <w:t>/}</w:t>
+            <w:r>
+              <w:rPr>
+                <w:rFonts w:cstheme="minorHAnsi"/>
+                <w:sz w:val="20"/>
+                <w:szCs w:val="20"/>
+              </w:rPr>
+              <w:t>}{/}{/}</w:t>
             </w:r>
           </w:p>
         </w:tc>
@@ -915,26 +700,8 @@
                 <w:sz w:val="20"/>
                 <w:szCs w:val="20"/>
               </w:rPr>
-              <w:t xml:space="preserve">Buyer </w:t>
-            </w:r>
-          </w:p>
-          <w:p>
-            <w:pPr>
-              <w:rPr>
-                <w:rFonts w:cstheme="minorHAnsi"/>
-                <w:sz w:val="20"/>
-                <w:szCs w:val="20"/>
-              </w:rPr>
-            </w:pPr>
-            <w:r>
-              <w:rPr>
-                <w:rFonts w:cstheme="minorHAnsi"/>
-                <w:sz w:val="20"/>
-                <w:szCs w:val="20"/>
-              </w:rPr>
               <w:t>{</w:t>
             </w:r>
-            <w:proofErr w:type="spellStart"/>
             <w:r>
               <w:rPr>
                 <w:rFonts w:cstheme="minorHAnsi"/>
@@ -943,7 +710,6 @@
               </w:rPr>
               <w:t>buyerName</w:t>
             </w:r>
-            <w:proofErr w:type="spellEnd"/>
             <w:r>
               <w:rPr>
                 <w:rFonts w:cstheme="minorHAnsi"/>
@@ -969,7 +735,6 @@
               </w:rPr>
               <w:t>{</w:t>
             </w:r>
-            <w:proofErr w:type="spellStart"/>
             <w:r>
               <w:rPr>
                 <w:rFonts w:cstheme="minorHAnsi"/>
@@ -978,7 +743,6 @@
               </w:rPr>
               <w:t>buyerAddress</w:t>
             </w:r>
-            <w:proofErr w:type="spellEnd"/>
             <w:r>
               <w:rPr>
                 <w:rFonts w:cstheme="minorHAnsi"/>
@@ -987,7 +751,6 @@
               </w:rPr>
               <w:t>} {</w:t>
             </w:r>
-            <w:proofErr w:type="spellStart"/>
             <w:r>
               <w:rPr>
                 <w:rFonts w:cstheme="minorHAnsi"/>
@@ -996,7 +759,6 @@
               </w:rPr>
               <w:t>buyerCity</w:t>
             </w:r>
-            <w:proofErr w:type="spellEnd"/>
             <w:r>
               <w:rPr>
                 <w:rFonts w:cstheme="minorHAnsi"/>
@@ -1005,7 +767,6 @@
               </w:rPr>
               <w:t>} {</w:t>
             </w:r>
-            <w:proofErr w:type="spellStart"/>
             <w:r>
               <w:rPr>
                 <w:rFonts w:cstheme="minorHAnsi"/>
@@ -1014,7 +775,6 @@
               </w:rPr>
               <w:t>buyerState</w:t>
             </w:r>
-            <w:proofErr w:type="spellEnd"/>
             <w:r>
               <w:rPr>
                 <w:rFonts w:cstheme="minorHAnsi"/>
@@ -1040,7 +800,6 @@
               </w:rPr>
               <w:t>{</w:t>
             </w:r>
-            <w:proofErr w:type="spellStart"/>
             <w:r>
               <w:rPr>
                 <w:rFonts w:cstheme="minorHAnsi"/>
@@ -1049,7 +808,6 @@
               </w:rPr>
               <w:t>buyerCountry</w:t>
             </w:r>
-            <w:proofErr w:type="spellEnd"/>
             <w:r>
               <w:rPr>
                 <w:rFonts w:cstheme="minorHAnsi"/>
@@ -1058,7 +816,6 @@
               </w:rPr>
               <w:t>} {</w:t>
             </w:r>
-            <w:proofErr w:type="spellStart"/>
             <w:r>
               <w:rPr>
                 <w:rFonts w:cstheme="minorHAnsi"/>
@@ -1067,7 +824,6 @@
               </w:rPr>
               <w:t>buyerZip</w:t>
             </w:r>
-            <w:proofErr w:type="spellEnd"/>
             <w:r>
               <w:rPr>
                 <w:rFonts w:cstheme="minorHAnsi"/>
@@ -1139,7 +895,6 @@
               </w:rPr>
               <w:t>{</w:t>
             </w:r>
-            <w:proofErr w:type="spellStart"/>
             <w:r>
               <w:rPr>
                 <w:rFonts w:cstheme="minorHAnsi"/>
@@ -1148,7 +903,6 @@
               </w:rPr>
               <w:t>originOfGoods</w:t>
             </w:r>
-            <w:proofErr w:type="spellEnd"/>
             <w:r>
               <w:rPr>
                 <w:rFonts w:cstheme="minorHAnsi"/>
@@ -1208,7 +962,6 @@
               </w:rPr>
               <w:t>{</w:t>
             </w:r>
-            <w:proofErr w:type="spellStart"/>
             <w:r>
               <w:rPr>
                 <w:rFonts w:cstheme="minorHAnsi"/>
@@ -1217,7 +970,6 @@
               </w:rPr>
               <w:t>hsCode</w:t>
             </w:r>
-            <w:proofErr w:type="spellEnd"/>
             <w:r>
               <w:rPr>
                 <w:rFonts w:cstheme="minorHAnsi"/>
@@ -1318,7 +1070,6 @@
               </w:rPr>
               <w:t>{</w:t>
             </w:r>
-            <w:proofErr w:type="spellStart"/>
             <w:r>
               <w:rPr>
                 <w:rFonts w:cstheme="minorHAnsi"/>
@@ -1327,7 +1078,6 @@
               </w:rPr>
               <w:t>termOfDeliveryAndPayment</w:t>
             </w:r>
-            <w:proofErr w:type="spellEnd"/>
             <w:r>
               <w:rPr>
                 <w:rFonts w:cstheme="minorHAnsi"/>
@@ -1377,7 +1127,6 @@
               </w:rPr>
               <w:t>{</w:t>
             </w:r>
-            <w:proofErr w:type="spellStart"/>
             <w:r>
               <w:rPr>
                 <w:rFonts w:cstheme="minorHAnsi"/>
@@ -1386,7 +1135,6 @@
               </w:rPr>
               <w:t>bankName</w:t>
             </w:r>
-            <w:proofErr w:type="spellEnd"/>
             <w:r>
               <w:rPr>
                 <w:rFonts w:cstheme="minorHAnsi"/>
@@ -1436,7 +1184,6 @@
               </w:rPr>
               <w:t>{</w:t>
             </w:r>
-            <w:proofErr w:type="spellStart"/>
             <w:r>
               <w:rPr>
                 <w:rFonts w:cstheme="minorHAnsi"/>
@@ -1445,7 +1192,6 @@
               </w:rPr>
               <w:t>bankAddress</w:t>
             </w:r>
-            <w:proofErr w:type="spellEnd"/>
             <w:r>
               <w:rPr>
                 <w:rFonts w:cstheme="minorHAnsi"/>
@@ -1470,7 +1216,6 @@
               </w:rPr>
               <w:t xml:space="preserve"> {</w:t>
             </w:r>
-            <w:proofErr w:type="spellStart"/>
             <w:r>
               <w:rPr>
                 <w:rFonts w:cstheme="minorHAnsi"/>
@@ -1479,7 +1224,6 @@
               </w:rPr>
               <w:t>bankCity</w:t>
             </w:r>
-            <w:proofErr w:type="spellEnd"/>
             <w:r>
               <w:rPr>
                 <w:rFonts w:cstheme="minorHAnsi"/>
@@ -1520,8 +1264,6 @@
               </w:rPr>
               <w:t>{</w:t>
             </w:r>
-            <w:proofErr w:type="spellStart"/>
-            <w:proofErr w:type="gramStart"/>
             <w:r>
               <w:rPr>
                 <w:rFonts w:cstheme="minorHAnsi"/>
@@ -1530,7 +1272,6 @@
               </w:rPr>
               <w:t>bankPostalCode</w:t>
             </w:r>
-            <w:proofErr w:type="spellEnd"/>
             <w:r>
               <w:rPr>
                 <w:rFonts w:cstheme="minorHAnsi"/>
@@ -1545,25 +1286,7 @@
                 <w:sz w:val="20"/>
                 <w:szCs w:val="20"/>
               </w:rPr>
-              <w:t xml:space="preserve">   </w:t>
-            </w:r>
-            <w:proofErr w:type="gramEnd"/>
-            <w:r>
-              <w:rPr>
-                <w:rFonts w:cstheme="minorHAnsi"/>
-                <w:sz w:val="20"/>
-                <w:szCs w:val="20"/>
-              </w:rPr>
-              <w:t xml:space="preserve">      SWIFT </w:t>
-            </w:r>
-            <w:proofErr w:type="gramStart"/>
-            <w:r>
-              <w:rPr>
-                <w:rFonts w:cstheme="minorHAnsi"/>
-                <w:sz w:val="20"/>
-                <w:szCs w:val="20"/>
-              </w:rPr>
-              <w:t>C</w:t>
+              <w:t xml:space="preserve">         SWIFT C</w:t>
             </w:r>
             <w:r>
               <w:rPr>
@@ -1581,7 +1304,6 @@
               </w:rPr>
               <w:t>de  -</w:t>
             </w:r>
-            <w:proofErr w:type="gramEnd"/>
             <w:r>
               <w:rPr>
                 <w:rFonts w:cstheme="minorHAnsi"/>
@@ -1590,8 +1312,6 @@
               </w:rPr>
               <w:t xml:space="preserve"> {</w:t>
             </w:r>
-            <w:proofErr w:type="spellStart"/>
-            <w:proofErr w:type="gramStart"/>
             <w:r>
               <w:rPr>
                 <w:rFonts w:cstheme="minorHAnsi"/>
@@ -1600,7 +1320,6 @@
               </w:rPr>
               <w:t>swiftNumber</w:t>
             </w:r>
-            <w:proofErr w:type="spellEnd"/>
             <w:r>
               <w:rPr>
                 <w:rFonts w:cstheme="minorHAnsi"/>
@@ -1615,16 +1334,7 @@
                 <w:sz w:val="20"/>
                 <w:szCs w:val="20"/>
               </w:rPr>
-              <w:t xml:space="preserve">   </w:t>
-            </w:r>
-            <w:proofErr w:type="gramEnd"/>
-            <w:r>
-              <w:rPr>
-                <w:rFonts w:cstheme="minorHAnsi"/>
-                <w:sz w:val="20"/>
-                <w:szCs w:val="20"/>
-              </w:rPr>
-              <w:t xml:space="preserve">                                                     ACCOUNT NO. </w:t>
+              <w:t xml:space="preserve">                                                        ACCOUNT NO. </w:t>
             </w:r>
             <w:r>
               <w:rPr>
@@ -1634,7 +1344,6 @@
               </w:rPr>
               <w:t>{</w:t>
             </w:r>
-            <w:proofErr w:type="spellStart"/>
             <w:r>
               <w:rPr>
                 <w:rFonts w:cstheme="minorHAnsi"/>
@@ -1643,7 +1352,6 @@
               </w:rPr>
               <w:t>acCode</w:t>
             </w:r>
-            <w:proofErr w:type="spellEnd"/>
             <w:r>
               <w:rPr>
                 <w:rFonts w:cstheme="minorHAnsi"/>
@@ -1680,7 +1388,6 @@
                 <w:szCs w:val="20"/>
               </w:rPr>
             </w:pPr>
-            <w:proofErr w:type="spellStart"/>
             <w:r>
               <w:rPr>
                 <w:rFonts w:ascii="SansSerif" w:hAnsi="SansSerif" w:cs="SansSerif"/>
@@ -1688,17 +1395,7 @@
                 <w:sz w:val="20"/>
                 <w:szCs w:val="20"/>
               </w:rPr>
-              <w:t>Precarriage</w:t>
-            </w:r>
-            <w:proofErr w:type="spellEnd"/>
-            <w:r>
-              <w:rPr>
-                <w:rFonts w:ascii="SansSerif" w:hAnsi="SansSerif" w:cs="SansSerif"/>
-                <w:color w:val="000000"/>
-                <w:sz w:val="20"/>
-                <w:szCs w:val="20"/>
-              </w:rPr>
-              <w:t xml:space="preserve"> by:</w:t>
+              <w:t>Precarriage by:</w:t>
             </w:r>
           </w:p>
           <w:p>
@@ -1718,7 +1415,6 @@
               </w:rPr>
               <w:t>{</w:t>
             </w:r>
-            <w:proofErr w:type="spellStart"/>
             <w:r>
               <w:rPr>
                 <w:rFonts w:cstheme="minorHAnsi"/>
@@ -1727,7 +1423,6 @@
               </w:rPr>
               <w:t>precarriageBy</w:t>
             </w:r>
-            <w:proofErr w:type="spellEnd"/>
             <w:r>
               <w:rPr>
                 <w:rFonts w:cstheme="minorHAnsi"/>
@@ -1789,7 +1484,6 @@
               </w:rPr>
               <w:t>{</w:t>
             </w:r>
-            <w:proofErr w:type="spellStart"/>
             <w:r>
               <w:rPr>
                 <w:rFonts w:ascii="SansSerif" w:hAnsi="SansSerif" w:cs="SansSerif"/>
@@ -1799,7 +1493,6 @@
               </w:rPr>
               <w:t>placeOfReceipt</w:t>
             </w:r>
-            <w:proofErr w:type="spellEnd"/>
             <w:r>
               <w:rPr>
                 <w:rFonts w:ascii="SansSerif" w:hAnsi="SansSerif" w:cs="SansSerif"/>
@@ -1890,7 +1583,6 @@
               </w:rPr>
               <w:t>{</w:t>
             </w:r>
-            <w:proofErr w:type="spellStart"/>
             <w:r>
               <w:rPr>
                 <w:rFonts w:ascii="SansSerif" w:hAnsi="SansSerif" w:cs="SansSerif"/>
@@ -1900,7 +1592,6 @@
               </w:rPr>
               <w:t>vesselNo</w:t>
             </w:r>
-            <w:proofErr w:type="spellEnd"/>
             <w:r>
               <w:rPr>
                 <w:rFonts w:ascii="SansSerif" w:hAnsi="SansSerif" w:cs="SansSerif"/>
@@ -1963,7 +1654,6 @@
               </w:rPr>
               <w:t>{</w:t>
             </w:r>
-            <w:proofErr w:type="spellStart"/>
             <w:r>
               <w:rPr>
                 <w:rFonts w:ascii="SansSerif" w:hAnsi="SansSerif" w:cs="SansSerif"/>
@@ -1973,7 +1663,6 @@
               </w:rPr>
               <w:t>portOfLoading</w:t>
             </w:r>
-            <w:proofErr w:type="spellEnd"/>
             <w:r>
               <w:rPr>
                 <w:rFonts w:ascii="SansSerif" w:hAnsi="SansSerif" w:cs="SansSerif"/>
@@ -2059,7 +1748,6 @@
               </w:rPr>
               <w:t>{</w:t>
             </w:r>
-            <w:proofErr w:type="spellStart"/>
             <w:r>
               <w:rPr>
                 <w:rFonts w:ascii="SansSerif" w:hAnsi="SansSerif" w:cs="SansSerif"/>
@@ -2069,7 +1757,6 @@
               </w:rPr>
               <w:t>portOfDischarge</w:t>
             </w:r>
-            <w:proofErr w:type="spellEnd"/>
             <w:r>
               <w:rPr>
                 <w:rFonts w:ascii="SansSerif" w:hAnsi="SansSerif" w:cs="SansSerif"/>
@@ -2128,7 +1815,6 @@
               </w:rPr>
               <w:t>{</w:t>
             </w:r>
-            <w:proofErr w:type="spellStart"/>
             <w:r>
               <w:rPr>
                 <w:rFonts w:ascii="SansSerif" w:hAnsi="SansSerif" w:cs="SansSerif"/>
@@ -2138,7 +1824,6 @@
               </w:rPr>
               <w:t>finalDestination</w:t>
             </w:r>
-            <w:proofErr w:type="spellEnd"/>
             <w:r>
               <w:rPr>
                 <w:rFonts w:ascii="SansSerif" w:hAnsi="SansSerif" w:cs="SansSerif"/>
@@ -2209,7 +1894,6 @@
               </w:rPr>
               <w:t>{</w:t>
             </w:r>
-            <w:proofErr w:type="spellStart"/>
             <w:r>
               <w:rPr>
                 <w:rFonts w:cstheme="minorHAnsi"/>
@@ -2218,7 +1902,6 @@
               </w:rPr>
               <w:t>privateRemark</w:t>
             </w:r>
-            <w:proofErr w:type="spellEnd"/>
             <w:r>
               <w:rPr>
                 <w:rFonts w:cstheme="minorHAnsi"/>
@@ -2525,29 +2208,7 @@
                       <w:sz w:val="19"/>
                       <w:szCs w:val="19"/>
                     </w:rPr>
-                    <w:t>{</w:t>
-                  </w:r>
-                  <w:proofErr w:type="spellStart"/>
-                  <w:r>
-                    <w:rPr>
-                      <w:rFonts w:cstheme="minorHAnsi"/>
-                      <w:b/>
-                      <w:bCs/>
-                      <w:sz w:val="19"/>
-                      <w:szCs w:val="19"/>
-                    </w:rPr>
-                    <w:t>currencyChar</w:t>
-                  </w:r>
-                  <w:proofErr w:type="spellEnd"/>
-                  <w:r>
-                    <w:rPr>
-                      <w:rFonts w:cstheme="minorHAnsi"/>
-                      <w:b/>
-                      <w:bCs/>
-                      <w:sz w:val="19"/>
-                      <w:szCs w:val="19"/>
-                    </w:rPr>
-                    <w:t>}</w:t>
+                    <w:t>{currencyChar}</w:t>
                   </w:r>
                 </w:p>
               </w:tc>
@@ -2602,29 +2263,7 @@
                       <w:sz w:val="19"/>
                       <w:szCs w:val="19"/>
                     </w:rPr>
-                    <w:t>{</w:t>
-                  </w:r>
-                  <w:proofErr w:type="spellStart"/>
-                  <w:r>
-                    <w:rPr>
-                      <w:rFonts w:cstheme="minorHAnsi"/>
-                      <w:b/>
-                      <w:bCs/>
-                      <w:sz w:val="19"/>
-                      <w:szCs w:val="19"/>
-                    </w:rPr>
-                    <w:t>currencyChar</w:t>
-                  </w:r>
-                  <w:proofErr w:type="spellEnd"/>
-                  <w:r>
-                    <w:rPr>
-                      <w:rFonts w:cstheme="minorHAnsi"/>
-                      <w:b/>
-                      <w:bCs/>
-                      <w:sz w:val="19"/>
-                      <w:szCs w:val="19"/>
-                    </w:rPr>
-                    <w:t>}</w:t>
+                    <w:t>{currencyChar}</w:t>
                   </w:r>
                 </w:p>
               </w:tc>
@@ -2655,34 +2294,7 @@
                       <w:sz w:val="20"/>
                       <w:szCs w:val="20"/>
                     </w:rPr>
-                    <w:t>{#</w:t>
-                  </w:r>
-                  <w:proofErr w:type="gramStart"/>
-                  <w:r>
-                    <w:rPr>
-                      <w:rFonts w:cstheme="minorHAnsi"/>
-                      <w:sz w:val="20"/>
-                      <w:szCs w:val="20"/>
-                    </w:rPr>
-                    <w:t>IPItems}{</w:t>
-                  </w:r>
-                  <w:proofErr w:type="gramEnd"/>
-                  <w:r>
-                    <w:rPr>
-                      <w:rFonts w:cstheme="minorHAnsi"/>
-                      <w:sz w:val="20"/>
-                      <w:szCs w:val="20"/>
-                    </w:rPr>
-                    <w:t>#</w:t>
-                  </w:r>
-                  <w:proofErr w:type="gramStart"/>
-                  <w:r>
-                    <w:rPr>
-                      <w:rFonts w:cstheme="minorHAnsi"/>
-                      <w:sz w:val="20"/>
-                      <w:szCs w:val="20"/>
-                    </w:rPr>
-                    <w:t>showThickness}</w:t>
+                    <w:t>{#IPItems}{#showThickness}</w:t>
                   </w:r>
                   <w:r>
                     <w:rPr>
@@ -2692,18 +2304,7 @@
                       <w:sz w:val="20"/>
                       <w:szCs w:val="20"/>
                     </w:rPr>
-                    <w:t>{</w:t>
-                  </w:r>
-                  <w:proofErr w:type="gramEnd"/>
-                  <w:r>
-                    <w:rPr>
-                      <w:rFonts w:cstheme="minorHAnsi"/>
-                      <w:b/>
-                      <w:bCs/>
-                      <w:sz w:val="20"/>
-                      <w:szCs w:val="20"/>
-                    </w:rPr>
-                    <w:t>thicknessDetail</w:t>
+                    <w:t>{thicknessDetail</w:t>
                   </w:r>
                   <w:r>
                     <w:rPr>
@@ -2733,73 +2334,7 @@
                       <w:sz w:val="20"/>
                       <w:szCs w:val="20"/>
                     </w:rPr>
-                    <w:t xml:space="preserve">{length} X {width} X {height} </w:t>
-                  </w:r>
-                  <w:proofErr w:type="gramStart"/>
-                  <w:r>
-                    <w:rPr>
-                      <w:rFonts w:cstheme="minorHAnsi"/>
-                      <w:b/>
-                      <w:bCs/>
-                      <w:sz w:val="20"/>
-                      <w:szCs w:val="20"/>
-                    </w:rPr>
-                    <w:t>MM  {</w:t>
-                  </w:r>
-                  <w:proofErr w:type="gramEnd"/>
-                  <w:r>
-                    <w:rPr>
-                      <w:rFonts w:cstheme="minorHAnsi"/>
-                      <w:b/>
-                      <w:bCs/>
-                      <w:sz w:val="20"/>
-                      <w:szCs w:val="20"/>
-                    </w:rPr>
-                    <w:t>#fsc} – {</w:t>
-                  </w:r>
-                  <w:proofErr w:type="spellStart"/>
-                  <w:r>
-                    <w:rPr>
-                      <w:rFonts w:cstheme="minorHAnsi"/>
-                      <w:b/>
-                      <w:bCs/>
-                      <w:sz w:val="20"/>
-                      <w:szCs w:val="20"/>
-                    </w:rPr>
-                    <w:t>fsc</w:t>
-                  </w:r>
-                  <w:proofErr w:type="spellEnd"/>
-                  <w:r>
-                    <w:rPr>
-                      <w:rFonts w:cstheme="minorHAnsi"/>
-                      <w:b/>
-                      <w:bCs/>
-                      <w:sz w:val="20"/>
-                      <w:szCs w:val="20"/>
-                    </w:rPr>
-                    <w:t>}{/</w:t>
-                  </w:r>
-                  <w:proofErr w:type="spellStart"/>
-                  <w:r>
-                    <w:rPr>
-                      <w:rFonts w:cstheme="minorHAnsi"/>
-                      <w:b/>
-                      <w:bCs/>
-                      <w:sz w:val="20"/>
-                      <w:szCs w:val="20"/>
-                    </w:rPr>
-                    <w:t>fsc</w:t>
-                  </w:r>
-                  <w:proofErr w:type="spellEnd"/>
-                  <w:r>
-                    <w:rPr>
-                      <w:rFonts w:cstheme="minorHAnsi"/>
-                      <w:b/>
-                      <w:bCs/>
-                      <w:sz w:val="20"/>
-                      <w:szCs w:val="20"/>
-                    </w:rPr>
-                    <w:t>}</w:t>
+                    <w:t>{length} X {width} X {height} MM  {#fsc} – {fsc}{/fsc}</w:t>
                   </w:r>
                 </w:p>
               </w:tc>
@@ -2883,61 +2418,7 @@
                       <w:sz w:val="18"/>
                       <w:szCs w:val="18"/>
                     </w:rPr>
-                    <w:t>{#</w:t>
-                  </w:r>
-                  <w:proofErr w:type="gramStart"/>
-                  <w:r>
-                    <w:rPr>
-                      <w:rFonts w:ascii="Arial" w:hAnsi="Arial" w:cs="Arial"/>
-                      <w:sz w:val="18"/>
-                      <w:szCs w:val="18"/>
-                    </w:rPr>
-                    <w:t>invoices}{</w:t>
-                  </w:r>
-                  <w:proofErr w:type="gramEnd"/>
-                  <w:r>
-                    <w:rPr>
-                      <w:rFonts w:ascii="Arial" w:hAnsi="Arial" w:cs="Arial"/>
-                      <w:sz w:val="18"/>
-                      <w:szCs w:val="18"/>
-                    </w:rPr>
-                    <w:t>containerFrom}{#containerTo} to {</w:t>
-                  </w:r>
-                  <w:proofErr w:type="spellStart"/>
-                  <w:r>
-                    <w:rPr>
-                      <w:rFonts w:ascii="Arial" w:hAnsi="Arial" w:cs="Arial"/>
-                      <w:sz w:val="18"/>
-                      <w:szCs w:val="18"/>
-                    </w:rPr>
-                    <w:t>containerTo</w:t>
-                  </w:r>
-                  <w:proofErr w:type="spellEnd"/>
-                  <w:r>
-                    <w:rPr>
-                      <w:rFonts w:ascii="Arial" w:hAnsi="Arial" w:cs="Arial"/>
-                      <w:sz w:val="18"/>
-                      <w:szCs w:val="18"/>
-                    </w:rPr>
-                    <w:t>}{/</w:t>
-                  </w:r>
-                  <w:proofErr w:type="spellStart"/>
-                  <w:r>
-                    <w:rPr>
-                      <w:rFonts w:ascii="Arial" w:hAnsi="Arial" w:cs="Arial"/>
-                      <w:sz w:val="18"/>
-                      <w:szCs w:val="18"/>
-                    </w:rPr>
-                    <w:t>containerTo</w:t>
-                  </w:r>
-                  <w:proofErr w:type="spellEnd"/>
-                  <w:r>
-                    <w:rPr>
-                      <w:rFonts w:ascii="Arial" w:hAnsi="Arial" w:cs="Arial"/>
-                      <w:sz w:val="18"/>
-                      <w:szCs w:val="18"/>
-                    </w:rPr>
-                    <w:t>}</w:t>
+                    <w:t>{#invoices}{containerFrom}{#containerTo} to {containerTo}{/containerTo}</w:t>
                   </w:r>
                 </w:p>
               </w:tc>
@@ -2966,25 +2447,7 @@
                       <w:sz w:val="18"/>
                       <w:szCs w:val="18"/>
                     </w:rPr>
-                    <w:t>{</w:t>
-                  </w:r>
-                  <w:proofErr w:type="spellStart"/>
-                  <w:r>
-                    <w:rPr>
-                      <w:rFonts w:ascii="Arial" w:hAnsi="Arial" w:cs="Arial"/>
-                      <w:sz w:val="18"/>
-                      <w:szCs w:val="18"/>
-                    </w:rPr>
-                    <w:t>materialGrade</w:t>
-                  </w:r>
-                  <w:proofErr w:type="spellEnd"/>
-                  <w:r>
-                    <w:rPr>
-                      <w:rFonts w:ascii="Arial" w:hAnsi="Arial" w:cs="Arial"/>
-                      <w:sz w:val="18"/>
-                      <w:szCs w:val="18"/>
-                    </w:rPr>
-                    <w:t>}</w:t>
+                    <w:t>{materialGrade}</w:t>
                   </w:r>
                 </w:p>
               </w:tc>
@@ -3013,25 +2476,7 @@
                       <w:sz w:val="18"/>
                       <w:szCs w:val="18"/>
                     </w:rPr>
-                    <w:t>{</w:t>
-                  </w:r>
-                  <w:proofErr w:type="spellStart"/>
-                  <w:r>
-                    <w:rPr>
-                      <w:rFonts w:ascii="Arial" w:hAnsi="Arial" w:cs="Arial"/>
-                      <w:sz w:val="18"/>
-                      <w:szCs w:val="18"/>
-                    </w:rPr>
-                    <w:t>brandName</w:t>
-                  </w:r>
-                  <w:proofErr w:type="spellEnd"/>
-                  <w:r>
-                    <w:rPr>
-                      <w:rFonts w:ascii="Arial" w:hAnsi="Arial" w:cs="Arial"/>
-                      <w:sz w:val="18"/>
-                      <w:szCs w:val="18"/>
-                    </w:rPr>
-                    <w:t>}</w:t>
+                    <w:t>{brandName}</w:t>
                   </w:r>
                 </w:p>
               </w:tc>
@@ -3059,43 +2504,7 @@
                       <w:sz w:val="18"/>
                       <w:szCs w:val="18"/>
                     </w:rPr>
-                    <w:t>{</w:t>
-                  </w:r>
-                  <w:proofErr w:type="spellStart"/>
-                  <w:r>
-                    <w:rPr>
-                      <w:rFonts w:ascii="Arial" w:hAnsi="Arial" w:cs="Arial"/>
-                      <w:sz w:val="18"/>
-                      <w:szCs w:val="18"/>
-                    </w:rPr>
-                    <w:t>designType</w:t>
-                  </w:r>
-                  <w:proofErr w:type="spellEnd"/>
-                  <w:r>
-                    <w:rPr>
-                      <w:rFonts w:ascii="Arial" w:hAnsi="Arial" w:cs="Arial"/>
-                      <w:sz w:val="18"/>
-                      <w:szCs w:val="18"/>
-                    </w:rPr>
-                    <w:t>} / {</w:t>
-                  </w:r>
-                  <w:proofErr w:type="spellStart"/>
-                  <w:r>
-                    <w:rPr>
-                      <w:rFonts w:ascii="Arial" w:hAnsi="Arial" w:cs="Arial"/>
-                      <w:sz w:val="18"/>
-                      <w:szCs w:val="18"/>
-                    </w:rPr>
-                    <w:t>finishType</w:t>
-                  </w:r>
-                  <w:proofErr w:type="spellEnd"/>
-                  <w:r>
-                    <w:rPr>
-                      <w:rFonts w:ascii="Arial" w:hAnsi="Arial" w:cs="Arial"/>
-                      <w:sz w:val="18"/>
-                      <w:szCs w:val="18"/>
-                    </w:rPr>
-                    <w:t>}</w:t>
+                    <w:t>{designType} / {finishType}</w:t>
                   </w:r>
                 </w:p>
               </w:tc>
@@ -3172,25 +2581,7 @@
                       <w:sz w:val="18"/>
                       <w:szCs w:val="18"/>
                     </w:rPr>
-                    <w:t>{value} {/invoices} {/</w:t>
-                  </w:r>
-                  <w:proofErr w:type="spellStart"/>
-                  <w:r>
-                    <w:rPr>
-                      <w:rFonts w:ascii="Arial" w:hAnsi="Arial" w:cs="Arial"/>
-                      <w:sz w:val="18"/>
-                      <w:szCs w:val="18"/>
-                    </w:rPr>
-                    <w:t>IPItems</w:t>
-                  </w:r>
-                  <w:proofErr w:type="spellEnd"/>
-                  <w:r>
-                    <w:rPr>
-                      <w:rFonts w:ascii="Arial" w:hAnsi="Arial" w:cs="Arial"/>
-                      <w:sz w:val="18"/>
-                      <w:szCs w:val="18"/>
-                    </w:rPr>
-                    <w:t>}</w:t>
+                    <w:t>{value} {/invoices} {/IPItems}</w:t>
                   </w:r>
                 </w:p>
               </w:tc>
@@ -3223,29 +2614,7 @@
                       <w:sz w:val="18"/>
                       <w:szCs w:val="18"/>
                     </w:rPr>
-                    <w:t>{#isSampleBox}SAMPLE BOX{/</w:t>
-                  </w:r>
-                  <w:proofErr w:type="spellStart"/>
-                  <w:r>
-                    <w:rPr>
-                      <w:rFonts w:ascii="Arial" w:hAnsi="Arial" w:cs="Arial"/>
-                      <w:b/>
-                      <w:bCs/>
-                      <w:sz w:val="18"/>
-                      <w:szCs w:val="18"/>
-                    </w:rPr>
-                    <w:t>isSampleBox</w:t>
-                  </w:r>
-                  <w:proofErr w:type="spellEnd"/>
-                  <w:r>
-                    <w:rPr>
-                      <w:rFonts w:ascii="Arial" w:hAnsi="Arial" w:cs="Arial"/>
-                      <w:b/>
-                      <w:bCs/>
-                      <w:sz w:val="18"/>
-                      <w:szCs w:val="18"/>
-                    </w:rPr>
-                    <w:t>}</w:t>
+                    <w:t>{#isSampleBox}SAMPLE BOX{/isSampleBox}</w:t>
                   </w:r>
                 </w:p>
               </w:tc>
@@ -3331,61 +2700,7 @@
                       <w:sz w:val="18"/>
                       <w:szCs w:val="18"/>
                     </w:rPr>
-                    <w:t>{#</w:t>
-                  </w:r>
-                  <w:proofErr w:type="gramStart"/>
-                  <w:r>
-                    <w:rPr>
-                      <w:rFonts w:ascii="Arial" w:hAnsi="Arial" w:cs="Arial"/>
-                      <w:sz w:val="18"/>
-                      <w:szCs w:val="18"/>
-                    </w:rPr>
-                    <w:t>sampleBox}{</w:t>
-                  </w:r>
-                  <w:proofErr w:type="gramEnd"/>
-                  <w:r>
-                    <w:rPr>
-                      <w:rFonts w:ascii="Arial" w:hAnsi="Arial" w:cs="Arial"/>
-                      <w:sz w:val="18"/>
-                      <w:szCs w:val="18"/>
-                    </w:rPr>
-                    <w:t>containerFrom}{#containerTo} to {</w:t>
-                  </w:r>
-                  <w:proofErr w:type="spellStart"/>
-                  <w:r>
-                    <w:rPr>
-                      <w:rFonts w:ascii="Arial" w:hAnsi="Arial" w:cs="Arial"/>
-                      <w:sz w:val="18"/>
-                      <w:szCs w:val="18"/>
-                    </w:rPr>
-                    <w:t>containerTo</w:t>
-                  </w:r>
-                  <w:proofErr w:type="spellEnd"/>
-                  <w:r>
-                    <w:rPr>
-                      <w:rFonts w:ascii="Arial" w:hAnsi="Arial" w:cs="Arial"/>
-                      <w:sz w:val="18"/>
-                      <w:szCs w:val="18"/>
-                    </w:rPr>
-                    <w:t>} {/</w:t>
-                  </w:r>
-                  <w:proofErr w:type="spellStart"/>
-                  <w:r>
-                    <w:rPr>
-                      <w:rFonts w:ascii="Arial" w:hAnsi="Arial" w:cs="Arial"/>
-                      <w:sz w:val="18"/>
-                      <w:szCs w:val="18"/>
-                    </w:rPr>
-                    <w:t>containerTo</w:t>
-                  </w:r>
-                  <w:proofErr w:type="spellEnd"/>
-                  <w:r>
-                    <w:rPr>
-                      <w:rFonts w:ascii="Arial" w:hAnsi="Arial" w:cs="Arial"/>
-                      <w:sz w:val="18"/>
-                      <w:szCs w:val="18"/>
-                    </w:rPr>
-                    <w:t>}</w:t>
+                    <w:t>{#sampleBox}{containerFrom}{#containerTo} to {containerTo} {/containerTo}</w:t>
                   </w:r>
                 </w:p>
               </w:tc>
@@ -3415,81 +2730,7 @@
                       <w:sz w:val="18"/>
                       <w:szCs w:val="18"/>
                     </w:rPr>
-                    <w:t>{</w:t>
-                  </w:r>
-                  <w:proofErr w:type="spellStart"/>
-                  <w:proofErr w:type="gramStart"/>
-                  <w:r>
-                    <w:rPr>
-                      <w:rFonts w:ascii="Arial" w:hAnsi="Arial" w:cs="Arial"/>
-                      <w:sz w:val="18"/>
-                      <w:szCs w:val="18"/>
-                    </w:rPr>
-                    <w:t>materialGrade</w:t>
-                  </w:r>
-                  <w:proofErr w:type="spellEnd"/>
-                  <w:r>
-                    <w:rPr>
-                      <w:rFonts w:ascii="Arial" w:hAnsi="Arial" w:cs="Arial"/>
-                      <w:sz w:val="18"/>
-                      <w:szCs w:val="18"/>
-                    </w:rPr>
-                    <w:t>}  {</w:t>
-                  </w:r>
-                  <w:proofErr w:type="spellStart"/>
-                  <w:r>
-                    <w:rPr>
-                      <w:rFonts w:ascii="Arial" w:hAnsi="Arial" w:cs="Arial"/>
-                      <w:sz w:val="18"/>
-                      <w:szCs w:val="18"/>
-                    </w:rPr>
-                    <w:t>brandName</w:t>
-                  </w:r>
-                  <w:proofErr w:type="spellEnd"/>
-                  <w:r>
-                    <w:rPr>
-                      <w:rFonts w:ascii="Arial" w:hAnsi="Arial" w:cs="Arial"/>
-                      <w:sz w:val="18"/>
-                      <w:szCs w:val="18"/>
-                    </w:rPr>
-                    <w:t>}  {</w:t>
-                  </w:r>
-                  <w:proofErr w:type="spellStart"/>
-                  <w:r>
-                    <w:rPr>
-                      <w:rFonts w:ascii="Arial" w:hAnsi="Arial" w:cs="Arial"/>
-                      <w:sz w:val="18"/>
-                      <w:szCs w:val="18"/>
-                    </w:rPr>
-                    <w:t>designType</w:t>
-                  </w:r>
-                  <w:proofErr w:type="spellEnd"/>
-                  <w:r>
-                    <w:rPr>
-                      <w:rFonts w:ascii="Arial" w:hAnsi="Arial" w:cs="Arial"/>
-                      <w:sz w:val="18"/>
-                      <w:szCs w:val="18"/>
-                    </w:rPr>
-                    <w:t>}  {</w:t>
-                  </w:r>
-                  <w:proofErr w:type="spellStart"/>
-                  <w:proofErr w:type="gramEnd"/>
-                  <w:r>
-                    <w:rPr>
-                      <w:rFonts w:ascii="Arial" w:hAnsi="Arial" w:cs="Arial"/>
-                      <w:sz w:val="18"/>
-                      <w:szCs w:val="18"/>
-                    </w:rPr>
-                    <w:t>finishType</w:t>
-                  </w:r>
-                  <w:proofErr w:type="spellEnd"/>
-                  <w:r>
-                    <w:rPr>
-                      <w:rFonts w:ascii="Arial" w:hAnsi="Arial" w:cs="Arial"/>
-                      <w:sz w:val="18"/>
-                      <w:szCs w:val="18"/>
-                    </w:rPr>
-                    <w:t>}</w:t>
+                    <w:t>{materialGrade}  {brandName}  {designType}  {finishType}</w:t>
                   </w:r>
                 </w:p>
               </w:tc>
@@ -3574,25 +2815,7 @@
                       <w:sz w:val="18"/>
                       <w:szCs w:val="18"/>
                     </w:rPr>
-                    <w:t>{/</w:t>
-                  </w:r>
-                  <w:proofErr w:type="spellStart"/>
-                  <w:r>
-                    <w:rPr>
-                      <w:rFonts w:ascii="Arial" w:hAnsi="Arial" w:cs="Arial"/>
-                      <w:sz w:val="18"/>
-                      <w:szCs w:val="18"/>
-                    </w:rPr>
-                    <w:t>sampleBox</w:t>
-                  </w:r>
-                  <w:proofErr w:type="spellEnd"/>
-                  <w:r>
-                    <w:rPr>
-                      <w:rFonts w:ascii="Arial" w:hAnsi="Arial" w:cs="Arial"/>
-                      <w:sz w:val="18"/>
-                      <w:szCs w:val="18"/>
-                    </w:rPr>
-                    <w:t>}</w:t>
+                    <w:t>{/sampleBox}</w:t>
                   </w:r>
                 </w:p>
               </w:tc>
@@ -3642,7 +2865,6 @@
               </w:rPr>
               <w:t>{</w:t>
             </w:r>
-            <w:proofErr w:type="spellStart"/>
             <w:r>
               <w:rPr>
                 <w:rFonts w:cstheme="minorHAnsi"/>
@@ -3651,7 +2873,6 @@
               </w:rPr>
               <w:t>totalAmount</w:t>
             </w:r>
-            <w:proofErr w:type="spellEnd"/>
             <w:r>
               <w:rPr>
                 <w:rFonts w:cstheme="minorHAnsi"/>
@@ -3770,25 +2991,7 @@
                 <w:sz w:val="20"/>
                 <w:szCs w:val="20"/>
               </w:rPr>
-              <w:t xml:space="preserve">Addition - </w:t>
-            </w:r>
-            <w:proofErr w:type="spellStart"/>
-            <w:r>
-              <w:rPr>
-                <w:rFonts w:cstheme="minorHAnsi"/>
-                <w:sz w:val="20"/>
-                <w:szCs w:val="20"/>
-              </w:rPr>
-              <w:t>Seafreight</w:t>
-            </w:r>
-            <w:proofErr w:type="spellEnd"/>
-            <w:r>
-              <w:rPr>
-                <w:rFonts w:cstheme="minorHAnsi"/>
-                <w:sz w:val="20"/>
-                <w:szCs w:val="20"/>
-              </w:rPr>
-              <w:t xml:space="preserve"> Charges -  </w:t>
+              <w:t xml:space="preserve">Addition - Seafreight Charges -  </w:t>
             </w:r>
           </w:p>
           <w:p>
@@ -3860,25 +3063,7 @@
                 <w:szCs w:val="20"/>
               </w:rPr>
               <w:lastRenderedPageBreak/>
-              <w:t>{</w:t>
-            </w:r>
-            <w:proofErr w:type="spellStart"/>
-            <w:r>
-              <w:rPr>
-                <w:rFonts w:cstheme="minorHAnsi"/>
-                <w:sz w:val="20"/>
-                <w:szCs w:val="20"/>
-              </w:rPr>
-              <w:t>totalAddition</w:t>
-            </w:r>
-            <w:proofErr w:type="spellEnd"/>
-            <w:r>
-              <w:rPr>
-                <w:rFonts w:cstheme="minorHAnsi"/>
-                <w:sz w:val="20"/>
-                <w:szCs w:val="20"/>
-              </w:rPr>
-              <w:t>}</w:t>
+              <w:t>{totalAddition}</w:t>
             </w:r>
           </w:p>
           <w:p>
@@ -3898,25 +3083,7 @@
                 <w:sz w:val="20"/>
                 <w:szCs w:val="20"/>
               </w:rPr>
-              <w:t>{</w:t>
-            </w:r>
-            <w:proofErr w:type="spellStart"/>
-            <w:r>
-              <w:rPr>
-                <w:rFonts w:cstheme="minorHAnsi"/>
-                <w:sz w:val="20"/>
-                <w:szCs w:val="20"/>
-              </w:rPr>
-              <w:t>totalDiscount</w:t>
-            </w:r>
-            <w:proofErr w:type="spellEnd"/>
-            <w:r>
-              <w:rPr>
-                <w:rFonts w:cstheme="minorHAnsi"/>
-                <w:sz w:val="20"/>
-                <w:szCs w:val="20"/>
-              </w:rPr>
-              <w:t>}</w:t>
+              <w:t>{totalDiscount}</w:t>
             </w:r>
           </w:p>
           <w:p>
@@ -3983,97 +3150,23 @@
                 <w:szCs w:val="20"/>
               </w:rPr>
               <w:lastRenderedPageBreak/>
-              <w:t>Total {</w:t>
-            </w:r>
-            <w:proofErr w:type="spellStart"/>
-            <w:r>
-              <w:rPr>
-                <w:rFonts w:cstheme="minorHAnsi"/>
-                <w:sz w:val="20"/>
-                <w:szCs w:val="20"/>
-              </w:rPr>
-              <w:t>deliveryTerms</w:t>
-            </w:r>
-            <w:proofErr w:type="spellEnd"/>
-            <w:r>
-              <w:rPr>
-                <w:rFonts w:cstheme="minorHAnsi"/>
-                <w:sz w:val="20"/>
-                <w:szCs w:val="20"/>
-              </w:rPr>
-              <w:t xml:space="preserve">} </w:t>
-            </w:r>
-            <w:r>
-              <w:rPr>
-                <w:rFonts w:cstheme="minorHAnsi"/>
-                <w:sz w:val="20"/>
-                <w:szCs w:val="20"/>
-              </w:rPr>
-              <w:t>{</w:t>
-            </w:r>
-            <w:proofErr w:type="spellStart"/>
-            <w:proofErr w:type="gramStart"/>
-            <w:r>
-              <w:rPr>
-                <w:rFonts w:cstheme="minorHAnsi"/>
-                <w:sz w:val="20"/>
-                <w:szCs w:val="20"/>
-              </w:rPr>
-              <w:t>dischargeTerms</w:t>
-            </w:r>
-            <w:proofErr w:type="spellEnd"/>
-            <w:r>
-              <w:rPr>
-                <w:rFonts w:cstheme="minorHAnsi"/>
-                <w:sz w:val="20"/>
-                <w:szCs w:val="20"/>
-              </w:rPr>
-              <w:t>}</w:t>
-            </w:r>
-            <w:r>
-              <w:rPr>
-                <w:rFonts w:cstheme="minorHAnsi"/>
-                <w:sz w:val="20"/>
-                <w:szCs w:val="20"/>
-              </w:rPr>
-              <w:t xml:space="preserve">  {</w:t>
-            </w:r>
-            <w:proofErr w:type="spellStart"/>
-            <w:proofErr w:type="gramEnd"/>
-            <w:r>
-              <w:rPr>
-                <w:rFonts w:cstheme="minorHAnsi"/>
-                <w:sz w:val="20"/>
-                <w:szCs w:val="20"/>
-              </w:rPr>
-              <w:t>currencyChar</w:t>
-            </w:r>
-            <w:proofErr w:type="spellEnd"/>
-            <w:r>
-              <w:rPr>
-                <w:rFonts w:cstheme="minorHAnsi"/>
-                <w:sz w:val="20"/>
-                <w:szCs w:val="20"/>
-              </w:rPr>
-              <w:t>} {</w:t>
-            </w:r>
-            <w:proofErr w:type="spellStart"/>
-            <w:r>
-              <w:rPr>
-                <w:rFonts w:cstheme="minorHAnsi"/>
-                <w:sz w:val="20"/>
-                <w:szCs w:val="20"/>
-              </w:rPr>
-              <w:t>netAmountWords</w:t>
-            </w:r>
-            <w:proofErr w:type="spellEnd"/>
-            <w:r>
-              <w:rPr>
-                <w:rFonts w:cstheme="minorHAnsi"/>
-                <w:sz w:val="20"/>
-                <w:szCs w:val="20"/>
-              </w:rPr>
-              <w:t>}</w:t>
+              <w:t xml:space="preserve">Total {deliveryTerms} </w:t>
+            </w:r>
+            <w:r>
+              <w:rPr>
+                <w:rFonts w:cstheme="minorHAnsi"/>
+                <w:sz w:val="20"/>
+                <w:szCs w:val="20"/>
+              </w:rPr>
+              <w:t>{dischargeTerms}</w:t>
+            </w:r>
+            <w:r>
+              <w:rPr>
+                <w:rFonts w:cstheme="minorHAnsi"/>
+                <w:sz w:val="20"/>
+                <w:szCs w:val="20"/>
+              </w:rPr>
+              <w:t xml:space="preserve">  {currencyChar} {netAmountWords}</w:t>
             </w:r>
             <w:r>
               <w:rPr>
@@ -4120,25 +3213,7 @@
                 <w:sz w:val="20"/>
                 <w:szCs w:val="20"/>
               </w:rPr>
-              <w:t>{</w:t>
-            </w:r>
-            <w:proofErr w:type="spellStart"/>
-            <w:r>
-              <w:rPr>
-                <w:rFonts w:cstheme="minorHAnsi"/>
-                <w:sz w:val="20"/>
-                <w:szCs w:val="20"/>
-              </w:rPr>
-              <w:t>netAmount</w:t>
-            </w:r>
-            <w:proofErr w:type="spellEnd"/>
-            <w:r>
-              <w:rPr>
-                <w:rFonts w:cstheme="minorHAnsi"/>
-                <w:sz w:val="20"/>
-                <w:szCs w:val="20"/>
-              </w:rPr>
-              <w:t>}</w:t>
+              <w:t>{netAmount}</w:t>
             </w:r>
           </w:p>
         </w:tc>
@@ -4173,25 +3248,7 @@
                 <w:sz w:val="20"/>
                 <w:szCs w:val="20"/>
               </w:rPr>
-              <w:t>{#</w:t>
-            </w:r>
-            <w:proofErr w:type="gramStart"/>
-            <w:r>
-              <w:rPr>
-                <w:rFonts w:cstheme="minorHAnsi"/>
-                <w:sz w:val="20"/>
-                <w:szCs w:val="20"/>
-              </w:rPr>
-              <w:t>specialInstruction}{</w:t>
-            </w:r>
-            <w:proofErr w:type="gramEnd"/>
-            <w:r>
-              <w:rPr>
-                <w:rFonts w:cstheme="minorHAnsi"/>
-                <w:sz w:val="20"/>
-                <w:szCs w:val="20"/>
-              </w:rPr>
-              <w:t>specialInstruction}{/specialInstruction}</w:t>
+              <w:t>{#specialInstruction}{specialInstruction}{/specialInstruction}</w:t>
             </w:r>
           </w:p>
           <w:p>
@@ -4336,7 +3393,6 @@
                     </w:rPr>
                     <w:t>{</w:t>
                   </w:r>
-                  <w:proofErr w:type="spellStart"/>
                   <w:r>
                     <w:rPr>
                       <w:rFonts w:cstheme="minorHAnsi"/>
@@ -4345,7 +3401,6 @@
                     </w:rPr>
                     <w:t>totalQuantity</w:t>
                   </w:r>
-                  <w:proofErr w:type="spellEnd"/>
                   <w:r>
                     <w:rPr>
                       <w:rFonts w:cstheme="minorHAnsi"/>
@@ -4410,7 +3465,6 @@
                     </w:rPr>
                     <w:t>{</w:t>
                   </w:r>
-                  <w:proofErr w:type="spellStart"/>
                   <w:r>
                     <w:rPr>
                       <w:rFonts w:cstheme="minorHAnsi"/>
@@ -4419,7 +3473,6 @@
                     </w:rPr>
                     <w:t>totalBox</w:t>
                   </w:r>
-                  <w:proofErr w:type="spellEnd"/>
                   <w:r>
                     <w:rPr>
                       <w:rFonts w:cstheme="minorHAnsi"/>
@@ -4504,7 +3557,6 @@
                     </w:rPr>
                     <w:t>{</w:t>
                   </w:r>
-                  <w:proofErr w:type="spellStart"/>
                   <w:r>
                     <w:rPr>
                       <w:rFonts w:cstheme="minorHAnsi"/>
@@ -4513,7 +3565,6 @@
                     </w:rPr>
                     <w:t>totalNetWeight</w:t>
                   </w:r>
-                  <w:proofErr w:type="spellEnd"/>
                   <w:r>
                     <w:rPr>
                       <w:rFonts w:cstheme="minorHAnsi"/>
@@ -4542,7 +3593,6 @@
                     </w:rPr>
                     <w:t>{</w:t>
                   </w:r>
-                  <w:proofErr w:type="spellStart"/>
                   <w:r>
                     <w:rPr>
                       <w:rFonts w:cstheme="minorHAnsi"/>
@@ -4551,7 +3601,6 @@
                     </w:rPr>
                     <w:t>totalGrossWeight</w:t>
                   </w:r>
-                  <w:proofErr w:type="spellEnd"/>
                   <w:r>
                     <w:rPr>
                       <w:rFonts w:cstheme="minorHAnsi"/>
@@ -4837,7 +3886,6 @@
       </w:rPr>
       <w:t>{#</w:t>
     </w:r>
-    <w:proofErr w:type="gramStart"/>
     <w:r>
       <w:rPr>
         <w:rFonts w:cs="Calibri"/>
@@ -4869,20 +3917,7 @@
         <w:szCs w:val="20"/>
         <w14:ligatures w14:val="none"/>
       </w:rPr>
-      <w:t>{</w:t>
-    </w:r>
-    <w:proofErr w:type="gramEnd"/>
-    <w:r>
-      <w:rPr>
-        <w:b/>
-        <w:bCs/>
-        <w:spacing w:val="60"/>
-        <w:kern w:val="0"/>
-        <w:sz w:val="20"/>
-        <w:szCs w:val="20"/>
-        <w14:ligatures w14:val="none"/>
-      </w:rPr>
-      <w:t>companyName}</w:t>
+      <w:t>{companyName}</w:t>
     </w:r>
   </w:p>
   <w:p>
@@ -5646,6 +4681,7 @@
   <w:style w:type="character" w:default="1" w:styleId="DefaultParagraphFont">
     <w:name w:val="Default Paragraph Font"/>
     <w:uiPriority w:val="1"/>
+    <w:semiHidden/>
     <w:unhideWhenUsed/>
   </w:style>
   <w:style w:type="table" w:default="1" w:styleId="TableNormal">

--- a/electron/database/generate-document/templates/party-invoice-aus.docx
+++ b/electron/database/generate-document/templates/party-invoice-aus.docx
@@ -1,6 +1,6 @@
 
 <file path=word/document.xml><?xml version="1.0" encoding="utf-8"?>
-<w:document xmlns:wpc="http://schemas.microsoft.com/office/word/2010/wordprocessingCanvas" xmlns:cx="http://schemas.microsoft.com/office/drawing/2014/chartex" xmlns:cx1="http://schemas.microsoft.com/office/drawing/2015/9/8/chartex" xmlns:cx2="http://schemas.microsoft.com/office/drawing/2015/10/21/chartex" xmlns:cx3="http://schemas.microsoft.com/office/drawing/2016/5/9/chartex" xmlns:cx4="http://schemas.microsoft.com/office/drawing/2016/5/10/chartex" xmlns:cx5="http://schemas.microsoft.com/office/drawing/2016/5/11/chartex" xmlns:cx6="http://schemas.microsoft.com/office/drawing/2016/5/12/chartex" xmlns:cx7="http://schemas.microsoft.com/office/drawing/2016/5/13/chartex" xmlns:cx8="http://schemas.microsoft.com/office/drawing/2016/5/14/chartex" xmlns:mc="http://schemas.openxmlformats.org/markup-compatibility/2006" xmlns:aink="http://schemas.microsoft.com/office/drawing/2016/ink" xmlns:am3d="http://schemas.microsoft.com/office/drawing/2017/model3d" xmlns:o="urn:schemas-microsoft-com:office:office" xmlns:oel="http://schemas.microsoft.com/office/2019/extlst" xmlns:r="http://schemas.openxmlformats.org/officeDocument/2006/relationships" xmlns:m="http://schemas.openxmlformats.org/officeDocument/2006/math" xmlns:v="urn:schemas-microsoft-com:vml" xmlns:wp14="http://schemas.microsoft.com/office/word/2010/wordprocessingDrawing" xmlns:wp="http://schemas.openxmlformats.org/drawingml/2006/wordprocessingDrawing" xmlns:w10="urn:schemas-microsoft-com:office:word" xmlns:w="http://schemas.openxmlformats.org/wordprocessingml/2006/main" xmlns:w14="http://schemas.microsoft.com/office/word/2010/wordml" xmlns:w15="http://schemas.microsoft.com/office/word/2012/wordml" xmlns:w16cex="http://schemas.microsoft.com/office/word/2018/wordml/cex" xmlns:w16cid="http://schemas.microsoft.com/office/word/2016/wordml/cid" xmlns:w16="http://schemas.microsoft.com/office/word/2018/wordml" xmlns:w16du="http://schemas.microsoft.com/office/word/2023/wordml/word16du" xmlns:w16sdtdh="http://schemas.microsoft.com/office/word/2020/wordml/sdtdatahash" xmlns:w16sdtfl="http://schemas.microsoft.com/office/word/2024/wordml/sdtformatlock" xmlns:w16se="http://schemas.microsoft.com/office/word/2015/wordml/symex" xmlns:wpg="http://schemas.microsoft.com/office/word/2010/wordprocessingGroup" xmlns:wpi="http://schemas.microsoft.com/office/word/2010/wordprocessingInk" xmlns:wne="http://schemas.microsoft.com/office/word/2006/wordml" xmlns:wps="http://schemas.microsoft.com/office/word/2010/wordprocessingShape" mc:Ignorable="w14 w15 w16se w16cid w16 w16cex w16sdtdh w16sdtfl w16du wp14">
+<w:document xmlns:wpc="http://schemas.microsoft.com/office/word/2010/wordprocessingCanvas" xmlns:cx="http://schemas.microsoft.com/office/drawing/2014/chartex" xmlns:cx1="http://schemas.microsoft.com/office/drawing/2015/9/8/chartex" xmlns:cx2="http://schemas.microsoft.com/office/drawing/2015/10/21/chartex" xmlns:cx3="http://schemas.microsoft.com/office/drawing/2016/5/9/chartex" xmlns:cx4="http://schemas.microsoft.com/office/drawing/2016/5/10/chartex" xmlns:cx5="http://schemas.microsoft.com/office/drawing/2016/5/11/chartex" xmlns:cx6="http://schemas.microsoft.com/office/drawing/2016/5/12/chartex" xmlns:cx7="http://schemas.microsoft.com/office/drawing/2016/5/13/chartex" xmlns:cx8="http://schemas.microsoft.com/office/drawing/2016/5/14/chartex" xmlns:mc="http://schemas.openxmlformats.org/markup-compatibility/2006" xmlns:aink="http://schemas.microsoft.com/office/drawing/2016/ink" xmlns:am3d="http://schemas.microsoft.com/office/drawing/2017/model3d" xmlns:o="urn:schemas-microsoft-com:office:office" xmlns:r="http://schemas.openxmlformats.org/officeDocument/2006/relationships" xmlns:m="http://schemas.openxmlformats.org/officeDocument/2006/math" xmlns:v="urn:schemas-microsoft-com:vml" xmlns:wp14="http://schemas.microsoft.com/office/word/2010/wordprocessingDrawing" xmlns:wp="http://schemas.openxmlformats.org/drawingml/2006/wordprocessingDrawing" xmlns:w10="urn:schemas-microsoft-com:office:word" xmlns:w="http://schemas.openxmlformats.org/wordprocessingml/2006/main" xmlns:w14="http://schemas.microsoft.com/office/word/2010/wordml" xmlns:w15="http://schemas.microsoft.com/office/word/2012/wordml" xmlns:w16cid="http://schemas.microsoft.com/office/word/2016/wordml/cid" xmlns:w16se="http://schemas.microsoft.com/office/word/2015/wordml/symex" xmlns:wpg="http://schemas.microsoft.com/office/word/2010/wordprocessingGroup" xmlns:wpi="http://schemas.microsoft.com/office/word/2010/wordprocessingInk" xmlns:wne="http://schemas.microsoft.com/office/word/2006/wordml" xmlns:wps="http://schemas.microsoft.com/office/word/2010/wordprocessingShape" mc:Ignorable="w14 w15 w16se w16cid wp14">
   <w:body>
     <w:tbl>
       <w:tblPr>
@@ -104,7 +104,45 @@
                 <w:sz w:val="20"/>
                 <w:szCs w:val="20"/>
               </w:rPr>
-              <w:t>{#companyData}{companyName}</w:t>
+              <w:t>{#</w:t>
+            </w:r>
+            <w:proofErr w:type="spellStart"/>
+            <w:proofErr w:type="gramStart"/>
+            <w:r>
+              <w:rPr>
+                <w:rFonts w:cstheme="minorHAnsi"/>
+                <w:sz w:val="20"/>
+                <w:szCs w:val="20"/>
+              </w:rPr>
+              <w:t>companyData</w:t>
+            </w:r>
+            <w:proofErr w:type="spellEnd"/>
+            <w:r>
+              <w:rPr>
+                <w:rFonts w:cstheme="minorHAnsi"/>
+                <w:sz w:val="20"/>
+                <w:szCs w:val="20"/>
+              </w:rPr>
+              <w:t>}{</w:t>
+            </w:r>
+            <w:proofErr w:type="spellStart"/>
+            <w:proofErr w:type="gramEnd"/>
+            <w:r>
+              <w:rPr>
+                <w:rFonts w:cstheme="minorHAnsi"/>
+                <w:sz w:val="20"/>
+                <w:szCs w:val="20"/>
+              </w:rPr>
+              <w:t>companyName</w:t>
+            </w:r>
+            <w:proofErr w:type="spellEnd"/>
+            <w:r>
+              <w:rPr>
+                <w:rFonts w:cstheme="minorHAnsi"/>
+                <w:sz w:val="20"/>
+                <w:szCs w:val="20"/>
+              </w:rPr>
+              <w:t>}</w:t>
             </w:r>
           </w:p>
           <w:p>
@@ -122,7 +160,107 @@
                 <w:sz w:val="20"/>
                 <w:szCs w:val="20"/>
               </w:rPr>
-              <w:t>{companyAddressLine1}    {companyAddressLine2},      {companyCity}    {companyPostalCode}   {companyState}    {companyCountry}{/}</w:t>
+              <w:t xml:space="preserve">{companyAddressLine1} </w:t>
+            </w:r>
+            <w:proofErr w:type="gramStart"/>
+            <w:r>
+              <w:rPr>
+                <w:rFonts w:cstheme="minorHAnsi"/>
+                <w:bCs/>
+                <w:sz w:val="20"/>
+                <w:szCs w:val="20"/>
+              </w:rPr>
+              <w:t xml:space="preserve">   {</w:t>
+            </w:r>
+            <w:proofErr w:type="gramEnd"/>
+            <w:r>
+              <w:rPr>
+                <w:rFonts w:cstheme="minorHAnsi"/>
+                <w:bCs/>
+                <w:sz w:val="20"/>
+                <w:szCs w:val="20"/>
+              </w:rPr>
+              <w:t>companyAddressLine2},      {</w:t>
+            </w:r>
+            <w:proofErr w:type="spellStart"/>
+            <w:r>
+              <w:rPr>
+                <w:rFonts w:cstheme="minorHAnsi"/>
+                <w:bCs/>
+                <w:sz w:val="20"/>
+                <w:szCs w:val="20"/>
+              </w:rPr>
+              <w:t>companyCity</w:t>
+            </w:r>
+            <w:proofErr w:type="spellEnd"/>
+            <w:r>
+              <w:rPr>
+                <w:rFonts w:cstheme="minorHAnsi"/>
+                <w:bCs/>
+                <w:sz w:val="20"/>
+                <w:szCs w:val="20"/>
+              </w:rPr>
+              <w:t>}    {</w:t>
+            </w:r>
+            <w:proofErr w:type="spellStart"/>
+            <w:r>
+              <w:rPr>
+                <w:rFonts w:cstheme="minorHAnsi"/>
+                <w:bCs/>
+                <w:sz w:val="20"/>
+                <w:szCs w:val="20"/>
+              </w:rPr>
+              <w:t>companyPostalCode</w:t>
+            </w:r>
+            <w:proofErr w:type="spellEnd"/>
+            <w:r>
+              <w:rPr>
+                <w:rFonts w:cstheme="minorHAnsi"/>
+                <w:bCs/>
+                <w:sz w:val="20"/>
+                <w:szCs w:val="20"/>
+              </w:rPr>
+              <w:t>}   {</w:t>
+            </w:r>
+            <w:proofErr w:type="spellStart"/>
+            <w:r>
+              <w:rPr>
+                <w:rFonts w:cstheme="minorHAnsi"/>
+                <w:bCs/>
+                <w:sz w:val="20"/>
+                <w:szCs w:val="20"/>
+              </w:rPr>
+              <w:t>companyState</w:t>
+            </w:r>
+            <w:proofErr w:type="spellEnd"/>
+            <w:r>
+              <w:rPr>
+                <w:rFonts w:cstheme="minorHAnsi"/>
+                <w:bCs/>
+                <w:sz w:val="20"/>
+                <w:szCs w:val="20"/>
+              </w:rPr>
+              <w:t>}    {</w:t>
+            </w:r>
+            <w:proofErr w:type="spellStart"/>
+            <w:r>
+              <w:rPr>
+                <w:rFonts w:cstheme="minorHAnsi"/>
+                <w:bCs/>
+                <w:sz w:val="20"/>
+                <w:szCs w:val="20"/>
+              </w:rPr>
+              <w:t>companyCountry</w:t>
+            </w:r>
+            <w:proofErr w:type="spellEnd"/>
+            <w:r>
+              <w:rPr>
+                <w:rFonts w:cstheme="minorHAnsi"/>
+                <w:bCs/>
+                <w:sz w:val="20"/>
+                <w:szCs w:val="20"/>
+              </w:rPr>
+              <w:t>}{/}</w:t>
             </w:r>
           </w:p>
         </w:tc>
@@ -155,12 +293,14 @@
               </w:rPr>
               <w:t>{</w:t>
             </w:r>
+            <w:proofErr w:type="spellStart"/>
             <w:r>
               <w:rPr>
                 <w:rFonts w:cstheme="minorHAnsi"/>
               </w:rPr>
               <w:t>modifyInvNo</w:t>
             </w:r>
+            <w:proofErr w:type="spellEnd"/>
             <w:r>
               <w:rPr>
                 <w:rFonts w:cstheme="minorHAnsi"/>
@@ -202,12 +342,14 @@
               </w:rPr>
               <w:t>{</w:t>
             </w:r>
+            <w:proofErr w:type="spellStart"/>
             <w:r>
               <w:rPr>
                 <w:rFonts w:cstheme="minorHAnsi"/>
               </w:rPr>
               <w:t>invoiceDate</w:t>
             </w:r>
+            <w:proofErr w:type="spellEnd"/>
             <w:r>
               <w:rPr>
                 <w:rFonts w:cstheme="minorHAnsi"/>
@@ -287,12 +429,14 @@
               </w:rPr>
               <w:t>{</w:t>
             </w:r>
+            <w:proofErr w:type="spellStart"/>
             <w:r>
               <w:rPr>
                 <w:rFonts w:cstheme="minorHAnsi"/>
               </w:rPr>
               <w:t>invoicePiNo</w:t>
             </w:r>
+            <w:proofErr w:type="spellEnd"/>
             <w:r>
               <w:rPr>
                 <w:rFonts w:cstheme="minorHAnsi"/>
@@ -335,12 +479,14 @@
               </w:rPr>
               <w:t>{</w:t>
             </w:r>
+            <w:proofErr w:type="spellStart"/>
             <w:r>
               <w:rPr>
                 <w:rFonts w:cstheme="minorHAnsi"/>
               </w:rPr>
               <w:t>orderDate</w:t>
             </w:r>
+            <w:proofErr w:type="spellEnd"/>
             <w:r>
               <w:rPr>
                 <w:rFonts w:cstheme="minorHAnsi"/>
@@ -405,6 +551,7 @@
               </w:rPr>
               <w:t>{</w:t>
             </w:r>
+            <w:proofErr w:type="spellStart"/>
             <w:r>
               <w:rPr>
                 <w:rFonts w:cstheme="minorHAnsi"/>
@@ -413,6 +560,7 @@
               </w:rPr>
               <w:t>consigneeName</w:t>
             </w:r>
+            <w:proofErr w:type="spellEnd"/>
             <w:r>
               <w:rPr>
                 <w:rFonts w:cstheme="minorHAnsi"/>
@@ -438,6 +586,7 @@
               </w:rPr>
               <w:t>{</w:t>
             </w:r>
+            <w:proofErr w:type="spellStart"/>
             <w:r>
               <w:rPr>
                 <w:rFonts w:cstheme="minorHAnsi"/>
@@ -446,6 +595,7 @@
               </w:rPr>
               <w:t>consigneeAddress</w:t>
             </w:r>
+            <w:proofErr w:type="spellEnd"/>
             <w:r>
               <w:rPr>
                 <w:rFonts w:cstheme="minorHAnsi"/>
@@ -454,6 +604,7 @@
               </w:rPr>
               <w:t>} {</w:t>
             </w:r>
+            <w:proofErr w:type="spellStart"/>
             <w:r>
               <w:rPr>
                 <w:rFonts w:cstheme="minorHAnsi"/>
@@ -462,6 +613,7 @@
               </w:rPr>
               <w:t>consigneeCity</w:t>
             </w:r>
+            <w:proofErr w:type="spellEnd"/>
             <w:r>
               <w:rPr>
                 <w:rFonts w:cstheme="minorHAnsi"/>
@@ -470,6 +622,7 @@
               </w:rPr>
               <w:t>} {</w:t>
             </w:r>
+            <w:proofErr w:type="spellStart"/>
             <w:r>
               <w:rPr>
                 <w:rFonts w:cstheme="minorHAnsi"/>
@@ -478,6 +631,7 @@
               </w:rPr>
               <w:t>consigneeState</w:t>
             </w:r>
+            <w:proofErr w:type="spellEnd"/>
             <w:r>
               <w:rPr>
                 <w:rFonts w:cstheme="minorHAnsi"/>
@@ -503,6 +657,7 @@
               </w:rPr>
               <w:t>{</w:t>
             </w:r>
+            <w:proofErr w:type="spellStart"/>
             <w:r>
               <w:rPr>
                 <w:rFonts w:cstheme="minorHAnsi"/>
@@ -511,6 +666,7 @@
               </w:rPr>
               <w:t>consigneeCountry</w:t>
             </w:r>
+            <w:proofErr w:type="spellEnd"/>
             <w:r>
               <w:rPr>
                 <w:rFonts w:cstheme="minorHAnsi"/>
@@ -519,6 +675,7 @@
               </w:rPr>
               <w:t>} {</w:t>
             </w:r>
+            <w:proofErr w:type="spellStart"/>
             <w:r>
               <w:rPr>
                 <w:rFonts w:cstheme="minorHAnsi"/>
@@ -527,6 +684,7 @@
               </w:rPr>
               <w:t>consigneeZip</w:t>
             </w:r>
+            <w:proofErr w:type="spellEnd"/>
             <w:r>
               <w:rPr>
                 <w:rFonts w:cstheme="minorHAnsi"/>
@@ -552,6 +710,8 @@
               </w:rPr>
               <w:t>{#</w:t>
             </w:r>
+            <w:proofErr w:type="spellStart"/>
+            <w:proofErr w:type="gramStart"/>
             <w:r>
               <w:rPr>
                 <w:rFonts w:cstheme="minorHAnsi"/>
@@ -560,14 +720,25 @@
               </w:rPr>
               <w:t>notifyName</w:t>
             </w:r>
-            <w:r>
-              <w:rPr>
-                <w:rFonts w:cstheme="minorHAnsi"/>
-                <w:sz w:val="20"/>
-                <w:szCs w:val="20"/>
-              </w:rPr>
-              <w:t>}{#</w:t>
-            </w:r>
+            <w:proofErr w:type="spellEnd"/>
+            <w:r>
+              <w:rPr>
+                <w:rFonts w:cstheme="minorHAnsi"/>
+                <w:sz w:val="20"/>
+                <w:szCs w:val="20"/>
+              </w:rPr>
+              <w:t>}{</w:t>
+            </w:r>
+            <w:proofErr w:type="gramEnd"/>
+            <w:r>
+              <w:rPr>
+                <w:rFonts w:cstheme="minorHAnsi"/>
+                <w:sz w:val="20"/>
+                <w:szCs w:val="20"/>
+              </w:rPr>
+              <w:t>#</w:t>
+            </w:r>
+            <w:proofErr w:type="spellStart"/>
             <w:r>
               <w:rPr>
                 <w:rFonts w:cstheme="minorHAnsi"/>
@@ -576,6 +747,7 @@
               </w:rPr>
               <w:t>notifyAddress</w:t>
             </w:r>
+            <w:proofErr w:type="spellEnd"/>
             <w:r>
               <w:rPr>
                 <w:rFonts w:cstheme="minorHAnsi"/>
@@ -626,6 +798,7 @@
               </w:rPr>
               <w:t>{</w:t>
             </w:r>
+            <w:proofErr w:type="spellStart"/>
             <w:r>
               <w:rPr>
                 <w:rFonts w:cstheme="minorHAnsi"/>
@@ -634,6 +807,7 @@
               </w:rPr>
               <w:t>notifyName</w:t>
             </w:r>
+            <w:proofErr w:type="spellEnd"/>
             <w:r>
               <w:rPr>
                 <w:rFonts w:cstheme="minorHAnsi"/>
@@ -659,6 +833,7 @@
               </w:rPr>
               <w:t>{</w:t>
             </w:r>
+            <w:proofErr w:type="spellStart"/>
             <w:r>
               <w:rPr>
                 <w:rFonts w:cstheme="minorHAnsi"/>
@@ -667,13 +842,24 @@
               </w:rPr>
               <w:t>notifyAddress</w:t>
             </w:r>
-            <w:r>
-              <w:rPr>
-                <w:rFonts w:cstheme="minorHAnsi"/>
-                <w:sz w:val="20"/>
-                <w:szCs w:val="20"/>
-              </w:rPr>
-              <w:t>}{/}{/}</w:t>
+            <w:proofErr w:type="spellEnd"/>
+            <w:proofErr w:type="gramStart"/>
+            <w:r>
+              <w:rPr>
+                <w:rFonts w:cstheme="minorHAnsi"/>
+                <w:sz w:val="20"/>
+                <w:szCs w:val="20"/>
+              </w:rPr>
+              <w:t>}{</w:t>
+            </w:r>
+            <w:proofErr w:type="gramEnd"/>
+            <w:r>
+              <w:rPr>
+                <w:rFonts w:cstheme="minorHAnsi"/>
+                <w:sz w:val="20"/>
+                <w:szCs w:val="20"/>
+              </w:rPr>
+              <w:t>/}{/}</w:t>
             </w:r>
           </w:p>
         </w:tc>
@@ -702,6 +888,7 @@
               </w:rPr>
               <w:t>{</w:t>
             </w:r>
+            <w:proofErr w:type="spellStart"/>
             <w:r>
               <w:rPr>
                 <w:rFonts w:cstheme="minorHAnsi"/>
@@ -710,6 +897,7 @@
               </w:rPr>
               <w:t>buyerName</w:t>
             </w:r>
+            <w:proofErr w:type="spellEnd"/>
             <w:r>
               <w:rPr>
                 <w:rFonts w:cstheme="minorHAnsi"/>
@@ -735,6 +923,7 @@
               </w:rPr>
               <w:t>{</w:t>
             </w:r>
+            <w:proofErr w:type="spellStart"/>
             <w:r>
               <w:rPr>
                 <w:rFonts w:cstheme="minorHAnsi"/>
@@ -743,6 +932,7 @@
               </w:rPr>
               <w:t>buyerAddress</w:t>
             </w:r>
+            <w:proofErr w:type="spellEnd"/>
             <w:r>
               <w:rPr>
                 <w:rFonts w:cstheme="minorHAnsi"/>
@@ -751,6 +941,7 @@
               </w:rPr>
               <w:t>} {</w:t>
             </w:r>
+            <w:proofErr w:type="spellStart"/>
             <w:r>
               <w:rPr>
                 <w:rFonts w:cstheme="minorHAnsi"/>
@@ -759,6 +950,7 @@
               </w:rPr>
               <w:t>buyerCity</w:t>
             </w:r>
+            <w:proofErr w:type="spellEnd"/>
             <w:r>
               <w:rPr>
                 <w:rFonts w:cstheme="minorHAnsi"/>
@@ -767,6 +959,7 @@
               </w:rPr>
               <w:t>} {</w:t>
             </w:r>
+            <w:proofErr w:type="spellStart"/>
             <w:r>
               <w:rPr>
                 <w:rFonts w:cstheme="minorHAnsi"/>
@@ -775,6 +968,7 @@
               </w:rPr>
               <w:t>buyerState</w:t>
             </w:r>
+            <w:proofErr w:type="spellEnd"/>
             <w:r>
               <w:rPr>
                 <w:rFonts w:cstheme="minorHAnsi"/>
@@ -800,6 +994,7 @@
               </w:rPr>
               <w:t>{</w:t>
             </w:r>
+            <w:proofErr w:type="spellStart"/>
             <w:r>
               <w:rPr>
                 <w:rFonts w:cstheme="minorHAnsi"/>
@@ -808,6 +1003,7 @@
               </w:rPr>
               <w:t>buyerCountry</w:t>
             </w:r>
+            <w:proofErr w:type="spellEnd"/>
             <w:r>
               <w:rPr>
                 <w:rFonts w:cstheme="minorHAnsi"/>
@@ -816,6 +1012,7 @@
               </w:rPr>
               <w:t>} {</w:t>
             </w:r>
+            <w:proofErr w:type="spellStart"/>
             <w:r>
               <w:rPr>
                 <w:rFonts w:cstheme="minorHAnsi"/>
@@ -824,6 +1021,7 @@
               </w:rPr>
               <w:t>buyerZip</w:t>
             </w:r>
+            <w:proofErr w:type="spellEnd"/>
             <w:r>
               <w:rPr>
                 <w:rFonts w:cstheme="minorHAnsi"/>
@@ -895,6 +1093,7 @@
               </w:rPr>
               <w:t>{</w:t>
             </w:r>
+            <w:proofErr w:type="spellStart"/>
             <w:r>
               <w:rPr>
                 <w:rFonts w:cstheme="minorHAnsi"/>
@@ -903,6 +1102,7 @@
               </w:rPr>
               <w:t>originOfGoods</w:t>
             </w:r>
+            <w:proofErr w:type="spellEnd"/>
             <w:r>
               <w:rPr>
                 <w:rFonts w:cstheme="minorHAnsi"/>
@@ -962,6 +1162,7 @@
               </w:rPr>
               <w:t>{</w:t>
             </w:r>
+            <w:proofErr w:type="spellStart"/>
             <w:r>
               <w:rPr>
                 <w:rFonts w:cstheme="minorHAnsi"/>
@@ -970,6 +1171,7 @@
               </w:rPr>
               <w:t>hsCode</w:t>
             </w:r>
+            <w:proofErr w:type="spellEnd"/>
             <w:r>
               <w:rPr>
                 <w:rFonts w:cstheme="minorHAnsi"/>
@@ -1053,15 +1255,8 @@
               </w:rPr>
               <w:t xml:space="preserve"> </w:t>
             </w:r>
-          </w:p>
-          <w:p>
-            <w:pPr>
-              <w:rPr>
-                <w:rFonts w:cstheme="minorHAnsi"/>
-                <w:sz w:val="20"/>
-                <w:szCs w:val="20"/>
-              </w:rPr>
-            </w:pPr>
+            <w:bookmarkStart w:id="1" w:name="_GoBack"/>
+            <w:bookmarkEnd w:id="1"/>
             <w:r>
               <w:rPr>
                 <w:rFonts w:cstheme="minorHAnsi"/>
@@ -1070,6 +1265,7 @@
               </w:rPr>
               <w:t>{</w:t>
             </w:r>
+            <w:proofErr w:type="spellStart"/>
             <w:r>
               <w:rPr>
                 <w:rFonts w:cstheme="minorHAnsi"/>
@@ -1078,6 +1274,7 @@
               </w:rPr>
               <w:t>termOfDeliveryAndPayment</w:t>
             </w:r>
+            <w:proofErr w:type="spellEnd"/>
             <w:r>
               <w:rPr>
                 <w:rFonts w:cstheme="minorHAnsi"/>
@@ -1127,6 +1324,7 @@
               </w:rPr>
               <w:t>{</w:t>
             </w:r>
+            <w:proofErr w:type="spellStart"/>
             <w:r>
               <w:rPr>
                 <w:rFonts w:cstheme="minorHAnsi"/>
@@ -1135,6 +1333,7 @@
               </w:rPr>
               <w:t>bankName</w:t>
             </w:r>
+            <w:proofErr w:type="spellEnd"/>
             <w:r>
               <w:rPr>
                 <w:rFonts w:cstheme="minorHAnsi"/>
@@ -1184,6 +1383,7 @@
               </w:rPr>
               <w:t>{</w:t>
             </w:r>
+            <w:proofErr w:type="spellStart"/>
             <w:r>
               <w:rPr>
                 <w:rFonts w:cstheme="minorHAnsi"/>
@@ -1192,6 +1392,7 @@
               </w:rPr>
               <w:t>bankAddress</w:t>
             </w:r>
+            <w:proofErr w:type="spellEnd"/>
             <w:r>
               <w:rPr>
                 <w:rFonts w:cstheme="minorHAnsi"/>
@@ -1216,6 +1417,7 @@
               </w:rPr>
               <w:t xml:space="preserve"> {</w:t>
             </w:r>
+            <w:proofErr w:type="spellStart"/>
             <w:r>
               <w:rPr>
                 <w:rFonts w:cstheme="minorHAnsi"/>
@@ -1224,6 +1426,7 @@
               </w:rPr>
               <w:t>bankCity</w:t>
             </w:r>
+            <w:proofErr w:type="spellEnd"/>
             <w:r>
               <w:rPr>
                 <w:rFonts w:cstheme="minorHAnsi"/>
@@ -1264,6 +1467,8 @@
               </w:rPr>
               <w:t>{</w:t>
             </w:r>
+            <w:proofErr w:type="spellStart"/>
+            <w:proofErr w:type="gramStart"/>
             <w:r>
               <w:rPr>
                 <w:rFonts w:cstheme="minorHAnsi"/>
@@ -1272,6 +1477,7 @@
               </w:rPr>
               <w:t>bankPostalCode</w:t>
             </w:r>
+            <w:proofErr w:type="spellEnd"/>
             <w:r>
               <w:rPr>
                 <w:rFonts w:cstheme="minorHAnsi"/>
@@ -1286,7 +1492,16 @@
                 <w:sz w:val="20"/>
                 <w:szCs w:val="20"/>
               </w:rPr>
-              <w:t xml:space="preserve">         SWIFT C</w:t>
+              <w:t xml:space="preserve">   </w:t>
+            </w:r>
+            <w:proofErr w:type="gramEnd"/>
+            <w:r>
+              <w:rPr>
+                <w:rFonts w:cstheme="minorHAnsi"/>
+                <w:sz w:val="20"/>
+                <w:szCs w:val="20"/>
+              </w:rPr>
+              <w:t xml:space="preserve">      SWIFT C</w:t>
             </w:r>
             <w:r>
               <w:rPr>
@@ -1312,6 +1527,7 @@
               </w:rPr>
               <w:t xml:space="preserve"> {</w:t>
             </w:r>
+            <w:proofErr w:type="spellStart"/>
             <w:r>
               <w:rPr>
                 <w:rFonts w:cstheme="minorHAnsi"/>
@@ -1320,6 +1536,7 @@
               </w:rPr>
               <w:t>swiftNumber</w:t>
             </w:r>
+            <w:proofErr w:type="spellEnd"/>
             <w:r>
               <w:rPr>
                 <w:rFonts w:cstheme="minorHAnsi"/>
@@ -1344,6 +1561,7 @@
               </w:rPr>
               <w:t>{</w:t>
             </w:r>
+            <w:proofErr w:type="spellStart"/>
             <w:r>
               <w:rPr>
                 <w:rFonts w:cstheme="minorHAnsi"/>
@@ -1352,6 +1570,7 @@
               </w:rPr>
               <w:t>acCode</w:t>
             </w:r>
+            <w:proofErr w:type="spellEnd"/>
             <w:r>
               <w:rPr>
                 <w:rFonts w:cstheme="minorHAnsi"/>
@@ -1388,6 +1607,7 @@
                 <w:szCs w:val="20"/>
               </w:rPr>
             </w:pPr>
+            <w:proofErr w:type="spellStart"/>
             <w:r>
               <w:rPr>
                 <w:rFonts w:ascii="SansSerif" w:hAnsi="SansSerif" w:cs="SansSerif"/>
@@ -1395,7 +1615,17 @@
                 <w:sz w:val="20"/>
                 <w:szCs w:val="20"/>
               </w:rPr>
-              <w:t>Precarriage by:</w:t>
+              <w:t>Precarriage</w:t>
+            </w:r>
+            <w:proofErr w:type="spellEnd"/>
+            <w:r>
+              <w:rPr>
+                <w:rFonts w:ascii="SansSerif" w:hAnsi="SansSerif" w:cs="SansSerif"/>
+                <w:color w:val="000000"/>
+                <w:sz w:val="20"/>
+                <w:szCs w:val="20"/>
+              </w:rPr>
+              <w:t xml:space="preserve"> by:</w:t>
             </w:r>
           </w:p>
           <w:p>
@@ -1415,6 +1645,7 @@
               </w:rPr>
               <w:t>{</w:t>
             </w:r>
+            <w:proofErr w:type="spellStart"/>
             <w:r>
               <w:rPr>
                 <w:rFonts w:cstheme="minorHAnsi"/>
@@ -1423,6 +1654,7 @@
               </w:rPr>
               <w:t>precarriageBy</w:t>
             </w:r>
+            <w:proofErr w:type="spellEnd"/>
             <w:r>
               <w:rPr>
                 <w:rFonts w:cstheme="minorHAnsi"/>
@@ -1484,6 +1716,7 @@
               </w:rPr>
               <w:t>{</w:t>
             </w:r>
+            <w:proofErr w:type="spellStart"/>
             <w:r>
               <w:rPr>
                 <w:rFonts w:ascii="SansSerif" w:hAnsi="SansSerif" w:cs="SansSerif"/>
@@ -1493,6 +1726,7 @@
               </w:rPr>
               <w:t>placeOfReceipt</w:t>
             </w:r>
+            <w:proofErr w:type="spellEnd"/>
             <w:r>
               <w:rPr>
                 <w:rFonts w:ascii="SansSerif" w:hAnsi="SansSerif" w:cs="SansSerif"/>
@@ -1583,6 +1817,7 @@
               </w:rPr>
               <w:t>{</w:t>
             </w:r>
+            <w:proofErr w:type="spellStart"/>
             <w:r>
               <w:rPr>
                 <w:rFonts w:ascii="SansSerif" w:hAnsi="SansSerif" w:cs="SansSerif"/>
@@ -1592,6 +1827,7 @@
               </w:rPr>
               <w:t>vesselNo</w:t>
             </w:r>
+            <w:proofErr w:type="spellEnd"/>
             <w:r>
               <w:rPr>
                 <w:rFonts w:ascii="SansSerif" w:hAnsi="SansSerif" w:cs="SansSerif"/>
@@ -1654,6 +1890,7 @@
               </w:rPr>
               <w:t>{</w:t>
             </w:r>
+            <w:proofErr w:type="spellStart"/>
             <w:r>
               <w:rPr>
                 <w:rFonts w:ascii="SansSerif" w:hAnsi="SansSerif" w:cs="SansSerif"/>
@@ -1663,6 +1900,7 @@
               </w:rPr>
               <w:t>portOfLoading</w:t>
             </w:r>
+            <w:proofErr w:type="spellEnd"/>
             <w:r>
               <w:rPr>
                 <w:rFonts w:ascii="SansSerif" w:hAnsi="SansSerif" w:cs="SansSerif"/>
@@ -1748,6 +1986,7 @@
               </w:rPr>
               <w:t>{</w:t>
             </w:r>
+            <w:proofErr w:type="spellStart"/>
             <w:r>
               <w:rPr>
                 <w:rFonts w:ascii="SansSerif" w:hAnsi="SansSerif" w:cs="SansSerif"/>
@@ -1757,6 +1996,7 @@
               </w:rPr>
               <w:t>portOfDischarge</w:t>
             </w:r>
+            <w:proofErr w:type="spellEnd"/>
             <w:r>
               <w:rPr>
                 <w:rFonts w:ascii="SansSerif" w:hAnsi="SansSerif" w:cs="SansSerif"/>
@@ -1815,6 +2055,7 @@
               </w:rPr>
               <w:t>{</w:t>
             </w:r>
+            <w:proofErr w:type="spellStart"/>
             <w:r>
               <w:rPr>
                 <w:rFonts w:ascii="SansSerif" w:hAnsi="SansSerif" w:cs="SansSerif"/>
@@ -1824,6 +2065,7 @@
               </w:rPr>
               <w:t>finalDestination</w:t>
             </w:r>
+            <w:proofErr w:type="spellEnd"/>
             <w:r>
               <w:rPr>
                 <w:rFonts w:ascii="SansSerif" w:hAnsi="SansSerif" w:cs="SansSerif"/>
@@ -1894,6 +2136,7 @@
               </w:rPr>
               <w:t>{</w:t>
             </w:r>
+            <w:proofErr w:type="spellStart"/>
             <w:r>
               <w:rPr>
                 <w:rFonts w:cstheme="minorHAnsi"/>
@@ -1902,6 +2145,7 @@
               </w:rPr>
               <w:t>privateRemark</w:t>
             </w:r>
+            <w:proofErr w:type="spellEnd"/>
             <w:r>
               <w:rPr>
                 <w:rFonts w:cstheme="minorHAnsi"/>
@@ -2208,7 +2452,29 @@
                       <w:sz w:val="19"/>
                       <w:szCs w:val="19"/>
                     </w:rPr>
-                    <w:t>{currencyChar}</w:t>
+                    <w:t>{</w:t>
+                  </w:r>
+                  <w:proofErr w:type="spellStart"/>
+                  <w:r>
+                    <w:rPr>
+                      <w:rFonts w:cstheme="minorHAnsi"/>
+                      <w:b/>
+                      <w:bCs/>
+                      <w:sz w:val="19"/>
+                      <w:szCs w:val="19"/>
+                    </w:rPr>
+                    <w:t>currencyChar</w:t>
+                  </w:r>
+                  <w:proofErr w:type="spellEnd"/>
+                  <w:r>
+                    <w:rPr>
+                      <w:rFonts w:cstheme="minorHAnsi"/>
+                      <w:b/>
+                      <w:bCs/>
+                      <w:sz w:val="19"/>
+                      <w:szCs w:val="19"/>
+                    </w:rPr>
+                    <w:t>}</w:t>
                   </w:r>
                 </w:p>
               </w:tc>
@@ -2263,7 +2529,29 @@
                       <w:sz w:val="19"/>
                       <w:szCs w:val="19"/>
                     </w:rPr>
-                    <w:t>{currencyChar}</w:t>
+                    <w:t>{</w:t>
+                  </w:r>
+                  <w:proofErr w:type="spellStart"/>
+                  <w:r>
+                    <w:rPr>
+                      <w:rFonts w:cstheme="minorHAnsi"/>
+                      <w:b/>
+                      <w:bCs/>
+                      <w:sz w:val="19"/>
+                      <w:szCs w:val="19"/>
+                    </w:rPr>
+                    <w:t>currencyChar</w:t>
+                  </w:r>
+                  <w:proofErr w:type="spellEnd"/>
+                  <w:r>
+                    <w:rPr>
+                      <w:rFonts w:cstheme="minorHAnsi"/>
+                      <w:b/>
+                      <w:bCs/>
+                      <w:sz w:val="19"/>
+                      <w:szCs w:val="19"/>
+                    </w:rPr>
+                    <w:t>}</w:t>
                   </w:r>
                 </w:p>
               </w:tc>
@@ -2294,7 +2582,53 @@
                       <w:sz w:val="20"/>
                       <w:szCs w:val="20"/>
                     </w:rPr>
-                    <w:t>{#IPItems}{#showThickness}</w:t>
+                    <w:t>{#</w:t>
+                  </w:r>
+                  <w:proofErr w:type="spellStart"/>
+                  <w:proofErr w:type="gramStart"/>
+                  <w:r>
+                    <w:rPr>
+                      <w:rFonts w:cstheme="minorHAnsi"/>
+                      <w:sz w:val="20"/>
+                      <w:szCs w:val="20"/>
+                    </w:rPr>
+                    <w:t>IPItems</w:t>
+                  </w:r>
+                  <w:proofErr w:type="spellEnd"/>
+                  <w:r>
+                    <w:rPr>
+                      <w:rFonts w:cstheme="minorHAnsi"/>
+                      <w:sz w:val="20"/>
+                      <w:szCs w:val="20"/>
+                    </w:rPr>
+                    <w:t>}{</w:t>
+                  </w:r>
+                  <w:proofErr w:type="gramEnd"/>
+                  <w:r>
+                    <w:rPr>
+                      <w:rFonts w:cstheme="minorHAnsi"/>
+                      <w:sz w:val="20"/>
+                      <w:szCs w:val="20"/>
+                    </w:rPr>
+                    <w:t>#</w:t>
+                  </w:r>
+                  <w:proofErr w:type="spellStart"/>
+                  <w:r>
+                    <w:rPr>
+                      <w:rFonts w:cstheme="minorHAnsi"/>
+                      <w:sz w:val="20"/>
+                      <w:szCs w:val="20"/>
+                    </w:rPr>
+                    <w:t>showThickness</w:t>
+                  </w:r>
+                  <w:proofErr w:type="spellEnd"/>
+                  <w:r>
+                    <w:rPr>
+                      <w:rFonts w:cstheme="minorHAnsi"/>
+                      <w:sz w:val="20"/>
+                      <w:szCs w:val="20"/>
+                    </w:rPr>
+                    <w:t>}</w:t>
                   </w:r>
                   <w:r>
                     <w:rPr>
@@ -2304,15 +2638,45 @@
                       <w:sz w:val="20"/>
                       <w:szCs w:val="20"/>
                     </w:rPr>
-                    <w:t>{thicknessDetail</w:t>
-                  </w:r>
-                  <w:r>
-                    <w:rPr>
-                      <w:rFonts w:cstheme="minorHAnsi"/>
+                    <w:t>{</w:t>
+                  </w:r>
+                  <w:proofErr w:type="spellStart"/>
+                  <w:r>
+                    <w:rPr>
+                      <w:rFonts w:cstheme="minorHAnsi"/>
+                      <w:b/>
+                      <w:bCs/>
                       <w:sz w:val="20"/>
                       <w:szCs w:val="20"/>
                     </w:rPr>
-                    <w:t>}{/showThickness}</w:t>
+                    <w:t>thicknessDetail</w:t>
+                  </w:r>
+                  <w:proofErr w:type="spellEnd"/>
+                  <w:r>
+                    <w:rPr>
+                      <w:rFonts w:cstheme="minorHAnsi"/>
+                      <w:sz w:val="20"/>
+                      <w:szCs w:val="20"/>
+                    </w:rPr>
+                    <w:t>}{/</w:t>
+                  </w:r>
+                  <w:proofErr w:type="spellStart"/>
+                  <w:r>
+                    <w:rPr>
+                      <w:rFonts w:cstheme="minorHAnsi"/>
+                      <w:sz w:val="20"/>
+                      <w:szCs w:val="20"/>
+                    </w:rPr>
+                    <w:t>showThickness</w:t>
+                  </w:r>
+                  <w:proofErr w:type="spellEnd"/>
+                  <w:r>
+                    <w:rPr>
+                      <w:rFonts w:cstheme="minorHAnsi"/>
+                      <w:sz w:val="20"/>
+                      <w:szCs w:val="20"/>
+                    </w:rPr>
+                    <w:t>}</w:t>
                   </w:r>
                 </w:p>
                 <w:p>
@@ -2334,7 +2698,95 @@
                       <w:sz w:val="20"/>
                       <w:szCs w:val="20"/>
                     </w:rPr>
-                    <w:t>{length} X {width} X {height} MM  {#fsc} – {fsc}{/fsc}</w:t>
+                    <w:t xml:space="preserve">{length} X {width} X {height} </w:t>
+                  </w:r>
+                  <w:proofErr w:type="gramStart"/>
+                  <w:r>
+                    <w:rPr>
+                      <w:rFonts w:cstheme="minorHAnsi"/>
+                      <w:b/>
+                      <w:bCs/>
+                      <w:sz w:val="20"/>
+                      <w:szCs w:val="20"/>
+                    </w:rPr>
+                    <w:t>MM  {</w:t>
+                  </w:r>
+                  <w:proofErr w:type="gramEnd"/>
+                  <w:r>
+                    <w:rPr>
+                      <w:rFonts w:cstheme="minorHAnsi"/>
+                      <w:b/>
+                      <w:bCs/>
+                      <w:sz w:val="20"/>
+                      <w:szCs w:val="20"/>
+                    </w:rPr>
+                    <w:t>#</w:t>
+                  </w:r>
+                  <w:proofErr w:type="spellStart"/>
+                  <w:r>
+                    <w:rPr>
+                      <w:rFonts w:cstheme="minorHAnsi"/>
+                      <w:b/>
+                      <w:bCs/>
+                      <w:sz w:val="20"/>
+                      <w:szCs w:val="20"/>
+                    </w:rPr>
+                    <w:t>fsc</w:t>
+                  </w:r>
+                  <w:proofErr w:type="spellEnd"/>
+                  <w:r>
+                    <w:rPr>
+                      <w:rFonts w:cstheme="minorHAnsi"/>
+                      <w:b/>
+                      <w:bCs/>
+                      <w:sz w:val="20"/>
+                      <w:szCs w:val="20"/>
+                    </w:rPr>
+                    <w:t>} – {</w:t>
+                  </w:r>
+                  <w:proofErr w:type="spellStart"/>
+                  <w:r>
+                    <w:rPr>
+                      <w:rFonts w:cstheme="minorHAnsi"/>
+                      <w:b/>
+                      <w:bCs/>
+                      <w:sz w:val="20"/>
+                      <w:szCs w:val="20"/>
+                    </w:rPr>
+                    <w:t>fsc</w:t>
+                  </w:r>
+                  <w:proofErr w:type="spellEnd"/>
+                  <w:r>
+                    <w:rPr>
+                      <w:rFonts w:cstheme="minorHAnsi"/>
+                      <w:b/>
+                      <w:bCs/>
+                      <w:sz w:val="20"/>
+                      <w:szCs w:val="20"/>
+                    </w:rPr>
+                    <w:t>}{/</w:t>
+                  </w:r>
+                  <w:proofErr w:type="spellStart"/>
+                  <w:r>
+                    <w:rPr>
+                      <w:rFonts w:cstheme="minorHAnsi"/>
+                      <w:b/>
+                      <w:bCs/>
+                      <w:sz w:val="20"/>
+                      <w:szCs w:val="20"/>
+                    </w:rPr>
+                    <w:t>fsc</w:t>
+                  </w:r>
+                  <w:proofErr w:type="spellEnd"/>
+                  <w:r>
+                    <w:rPr>
+                      <w:rFonts w:cstheme="minorHAnsi"/>
+                      <w:b/>
+                      <w:bCs/>
+                      <w:sz w:val="20"/>
+                      <w:szCs w:val="20"/>
+                    </w:rPr>
+                    <w:t>}</w:t>
                   </w:r>
                 </w:p>
               </w:tc>
@@ -2418,7 +2870,89 @@
                       <w:sz w:val="18"/>
                       <w:szCs w:val="18"/>
                     </w:rPr>
-                    <w:t>{#invoices}{containerFrom}{#containerTo} to {containerTo}{/containerTo}</w:t>
+                    <w:t>{#</w:t>
+                  </w:r>
+                  <w:proofErr w:type="gramStart"/>
+                  <w:r>
+                    <w:rPr>
+                      <w:rFonts w:ascii="Arial" w:hAnsi="Arial" w:cs="Arial"/>
+                      <w:sz w:val="18"/>
+                      <w:szCs w:val="18"/>
+                    </w:rPr>
+                    <w:t>invoices}{</w:t>
+                  </w:r>
+                  <w:proofErr w:type="spellStart"/>
+                  <w:proofErr w:type="gramEnd"/>
+                  <w:r>
+                    <w:rPr>
+                      <w:rFonts w:ascii="Arial" w:hAnsi="Arial" w:cs="Arial"/>
+                      <w:sz w:val="18"/>
+                      <w:szCs w:val="18"/>
+                    </w:rPr>
+                    <w:t>containerFrom</w:t>
+                  </w:r>
+                  <w:proofErr w:type="spellEnd"/>
+                  <w:r>
+                    <w:rPr>
+                      <w:rFonts w:ascii="Arial" w:hAnsi="Arial" w:cs="Arial"/>
+                      <w:sz w:val="18"/>
+                      <w:szCs w:val="18"/>
+                    </w:rPr>
+                    <w:t>}{#</w:t>
+                  </w:r>
+                  <w:proofErr w:type="spellStart"/>
+                  <w:r>
+                    <w:rPr>
+                      <w:rFonts w:ascii="Arial" w:hAnsi="Arial" w:cs="Arial"/>
+                      <w:sz w:val="18"/>
+                      <w:szCs w:val="18"/>
+                    </w:rPr>
+                    <w:t>containerTo</w:t>
+                  </w:r>
+                  <w:proofErr w:type="spellEnd"/>
+                  <w:r>
+                    <w:rPr>
+                      <w:rFonts w:ascii="Arial" w:hAnsi="Arial" w:cs="Arial"/>
+                      <w:sz w:val="18"/>
+                      <w:szCs w:val="18"/>
+                    </w:rPr>
+                    <w:t>} to {</w:t>
+                  </w:r>
+                  <w:proofErr w:type="spellStart"/>
+                  <w:r>
+                    <w:rPr>
+                      <w:rFonts w:ascii="Arial" w:hAnsi="Arial" w:cs="Arial"/>
+                      <w:sz w:val="18"/>
+                      <w:szCs w:val="18"/>
+                    </w:rPr>
+                    <w:t>containerTo</w:t>
+                  </w:r>
+                  <w:proofErr w:type="spellEnd"/>
+                  <w:r>
+                    <w:rPr>
+                      <w:rFonts w:ascii="Arial" w:hAnsi="Arial" w:cs="Arial"/>
+                      <w:sz w:val="18"/>
+                      <w:szCs w:val="18"/>
+                    </w:rPr>
+                    <w:t>}{/</w:t>
+                  </w:r>
+                  <w:proofErr w:type="spellStart"/>
+                  <w:r>
+                    <w:rPr>
+                      <w:rFonts w:ascii="Arial" w:hAnsi="Arial" w:cs="Arial"/>
+                      <w:sz w:val="18"/>
+                      <w:szCs w:val="18"/>
+                    </w:rPr>
+                    <w:t>containerTo</w:t>
+                  </w:r>
+                  <w:proofErr w:type="spellEnd"/>
+                  <w:r>
+                    <w:rPr>
+                      <w:rFonts w:ascii="Arial" w:hAnsi="Arial" w:cs="Arial"/>
+                      <w:sz w:val="18"/>
+                      <w:szCs w:val="18"/>
+                    </w:rPr>
+                    <w:t>}</w:t>
                   </w:r>
                 </w:p>
               </w:tc>
@@ -2447,7 +2981,25 @@
                       <w:sz w:val="18"/>
                       <w:szCs w:val="18"/>
                     </w:rPr>
-                    <w:t>{materialGrade}</w:t>
+                    <w:t>{</w:t>
+                  </w:r>
+                  <w:proofErr w:type="spellStart"/>
+                  <w:r>
+                    <w:rPr>
+                      <w:rFonts w:ascii="Arial" w:hAnsi="Arial" w:cs="Arial"/>
+                      <w:sz w:val="18"/>
+                      <w:szCs w:val="18"/>
+                    </w:rPr>
+                    <w:t>materialGrade</w:t>
+                  </w:r>
+                  <w:proofErr w:type="spellEnd"/>
+                  <w:r>
+                    <w:rPr>
+                      <w:rFonts w:ascii="Arial" w:hAnsi="Arial" w:cs="Arial"/>
+                      <w:sz w:val="18"/>
+                      <w:szCs w:val="18"/>
+                    </w:rPr>
+                    <w:t>}</w:t>
                   </w:r>
                 </w:p>
               </w:tc>
@@ -2476,7 +3028,25 @@
                       <w:sz w:val="18"/>
                       <w:szCs w:val="18"/>
                     </w:rPr>
-                    <w:t>{brandName}</w:t>
+                    <w:t>{</w:t>
+                  </w:r>
+                  <w:proofErr w:type="spellStart"/>
+                  <w:r>
+                    <w:rPr>
+                      <w:rFonts w:ascii="Arial" w:hAnsi="Arial" w:cs="Arial"/>
+                      <w:sz w:val="18"/>
+                      <w:szCs w:val="18"/>
+                    </w:rPr>
+                    <w:t>brandName</w:t>
+                  </w:r>
+                  <w:proofErr w:type="spellEnd"/>
+                  <w:r>
+                    <w:rPr>
+                      <w:rFonts w:ascii="Arial" w:hAnsi="Arial" w:cs="Arial"/>
+                      <w:sz w:val="18"/>
+                      <w:szCs w:val="18"/>
+                    </w:rPr>
+                    <w:t>}</w:t>
                   </w:r>
                 </w:p>
               </w:tc>
@@ -2504,7 +3074,43 @@
                       <w:sz w:val="18"/>
                       <w:szCs w:val="18"/>
                     </w:rPr>
-                    <w:t>{designType} / {finishType}</w:t>
+                    <w:t>{</w:t>
+                  </w:r>
+                  <w:proofErr w:type="spellStart"/>
+                  <w:r>
+                    <w:rPr>
+                      <w:rFonts w:ascii="Arial" w:hAnsi="Arial" w:cs="Arial"/>
+                      <w:sz w:val="18"/>
+                      <w:szCs w:val="18"/>
+                    </w:rPr>
+                    <w:t>designType</w:t>
+                  </w:r>
+                  <w:proofErr w:type="spellEnd"/>
+                  <w:r>
+                    <w:rPr>
+                      <w:rFonts w:ascii="Arial" w:hAnsi="Arial" w:cs="Arial"/>
+                      <w:sz w:val="18"/>
+                      <w:szCs w:val="18"/>
+                    </w:rPr>
+                    <w:t>} / {</w:t>
+                  </w:r>
+                  <w:proofErr w:type="spellStart"/>
+                  <w:r>
+                    <w:rPr>
+                      <w:rFonts w:ascii="Arial" w:hAnsi="Arial" w:cs="Arial"/>
+                      <w:sz w:val="18"/>
+                      <w:szCs w:val="18"/>
+                    </w:rPr>
+                    <w:t>finishType</w:t>
+                  </w:r>
+                  <w:proofErr w:type="spellEnd"/>
+                  <w:r>
+                    <w:rPr>
+                      <w:rFonts w:ascii="Arial" w:hAnsi="Arial" w:cs="Arial"/>
+                      <w:sz w:val="18"/>
+                      <w:szCs w:val="18"/>
+                    </w:rPr>
+                    <w:t>}</w:t>
                   </w:r>
                 </w:p>
               </w:tc>
@@ -2581,7 +3187,25 @@
                       <w:sz w:val="18"/>
                       <w:szCs w:val="18"/>
                     </w:rPr>
-                    <w:t>{value} {/invoices} {/IPItems}</w:t>
+                    <w:t>{value} {/invoices} {/</w:t>
+                  </w:r>
+                  <w:proofErr w:type="spellStart"/>
+                  <w:r>
+                    <w:rPr>
+                      <w:rFonts w:ascii="Arial" w:hAnsi="Arial" w:cs="Arial"/>
+                      <w:sz w:val="18"/>
+                      <w:szCs w:val="18"/>
+                    </w:rPr>
+                    <w:t>IPItems</w:t>
+                  </w:r>
+                  <w:proofErr w:type="spellEnd"/>
+                  <w:r>
+                    <w:rPr>
+                      <w:rFonts w:ascii="Arial" w:hAnsi="Arial" w:cs="Arial"/>
+                      <w:sz w:val="18"/>
+                      <w:szCs w:val="18"/>
+                    </w:rPr>
+                    <w:t>}</w:t>
                   </w:r>
                 </w:p>
               </w:tc>
@@ -2614,7 +3238,51 @@
                       <w:sz w:val="18"/>
                       <w:szCs w:val="18"/>
                     </w:rPr>
-                    <w:t>{#isSampleBox}SAMPLE BOX{/isSampleBox}</w:t>
+                    <w:t>{#</w:t>
+                  </w:r>
+                  <w:proofErr w:type="spellStart"/>
+                  <w:r>
+                    <w:rPr>
+                      <w:rFonts w:ascii="Arial" w:hAnsi="Arial" w:cs="Arial"/>
+                      <w:b/>
+                      <w:bCs/>
+                      <w:sz w:val="18"/>
+                      <w:szCs w:val="18"/>
+                    </w:rPr>
+                    <w:t>isSampleBox</w:t>
+                  </w:r>
+                  <w:proofErr w:type="spellEnd"/>
+                  <w:r>
+                    <w:rPr>
+                      <w:rFonts w:ascii="Arial" w:hAnsi="Arial" w:cs="Arial"/>
+                      <w:b/>
+                      <w:bCs/>
+                      <w:sz w:val="18"/>
+                      <w:szCs w:val="18"/>
+                    </w:rPr>
+                    <w:t>}SAMPLE BOX{/</w:t>
+                  </w:r>
+                  <w:proofErr w:type="spellStart"/>
+                  <w:r>
+                    <w:rPr>
+                      <w:rFonts w:ascii="Arial" w:hAnsi="Arial" w:cs="Arial"/>
+                      <w:b/>
+                      <w:bCs/>
+                      <w:sz w:val="18"/>
+                      <w:szCs w:val="18"/>
+                    </w:rPr>
+                    <w:t>isSampleBox</w:t>
+                  </w:r>
+                  <w:proofErr w:type="spellEnd"/>
+                  <w:r>
+                    <w:rPr>
+                      <w:rFonts w:ascii="Arial" w:hAnsi="Arial" w:cs="Arial"/>
+                      <w:b/>
+                      <w:bCs/>
+                      <w:sz w:val="18"/>
+                      <w:szCs w:val="18"/>
+                    </w:rPr>
+                    <w:t>}</w:t>
                   </w:r>
                 </w:p>
               </w:tc>
@@ -2700,7 +3368,99 @@
                       <w:sz w:val="18"/>
                       <w:szCs w:val="18"/>
                     </w:rPr>
-                    <w:t>{#sampleBox}{containerFrom}{#containerTo} to {containerTo} {/containerTo}</w:t>
+                    <w:t>{#</w:t>
+                  </w:r>
+                  <w:proofErr w:type="spellStart"/>
+                  <w:proofErr w:type="gramStart"/>
+                  <w:r>
+                    <w:rPr>
+                      <w:rFonts w:ascii="Arial" w:hAnsi="Arial" w:cs="Arial"/>
+                      <w:sz w:val="18"/>
+                      <w:szCs w:val="18"/>
+                    </w:rPr>
+                    <w:t>sampleBox</w:t>
+                  </w:r>
+                  <w:proofErr w:type="spellEnd"/>
+                  <w:r>
+                    <w:rPr>
+                      <w:rFonts w:ascii="Arial" w:hAnsi="Arial" w:cs="Arial"/>
+                      <w:sz w:val="18"/>
+                      <w:szCs w:val="18"/>
+                    </w:rPr>
+                    <w:t>}{</w:t>
+                  </w:r>
+                  <w:proofErr w:type="spellStart"/>
+                  <w:proofErr w:type="gramEnd"/>
+                  <w:r>
+                    <w:rPr>
+                      <w:rFonts w:ascii="Arial" w:hAnsi="Arial" w:cs="Arial"/>
+                      <w:sz w:val="18"/>
+                      <w:szCs w:val="18"/>
+                    </w:rPr>
+                    <w:t>containerFrom</w:t>
+                  </w:r>
+                  <w:proofErr w:type="spellEnd"/>
+                  <w:r>
+                    <w:rPr>
+                      <w:rFonts w:ascii="Arial" w:hAnsi="Arial" w:cs="Arial"/>
+                      <w:sz w:val="18"/>
+                      <w:szCs w:val="18"/>
+                    </w:rPr>
+                    <w:t>}{#</w:t>
+                  </w:r>
+                  <w:proofErr w:type="spellStart"/>
+                  <w:r>
+                    <w:rPr>
+                      <w:rFonts w:ascii="Arial" w:hAnsi="Arial" w:cs="Arial"/>
+                      <w:sz w:val="18"/>
+                      <w:szCs w:val="18"/>
+                    </w:rPr>
+                    <w:t>containerTo</w:t>
+                  </w:r>
+                  <w:proofErr w:type="spellEnd"/>
+                  <w:r>
+                    <w:rPr>
+                      <w:rFonts w:ascii="Arial" w:hAnsi="Arial" w:cs="Arial"/>
+                      <w:sz w:val="18"/>
+                      <w:szCs w:val="18"/>
+                    </w:rPr>
+                    <w:t>} to {</w:t>
+                  </w:r>
+                  <w:proofErr w:type="spellStart"/>
+                  <w:r>
+                    <w:rPr>
+                      <w:rFonts w:ascii="Arial" w:hAnsi="Arial" w:cs="Arial"/>
+                      <w:sz w:val="18"/>
+                      <w:szCs w:val="18"/>
+                    </w:rPr>
+                    <w:t>containerTo</w:t>
+                  </w:r>
+                  <w:proofErr w:type="spellEnd"/>
+                  <w:r>
+                    <w:rPr>
+                      <w:rFonts w:ascii="Arial" w:hAnsi="Arial" w:cs="Arial"/>
+                      <w:sz w:val="18"/>
+                      <w:szCs w:val="18"/>
+                    </w:rPr>
+                    <w:t>} {/</w:t>
+                  </w:r>
+                  <w:proofErr w:type="spellStart"/>
+                  <w:r>
+                    <w:rPr>
+                      <w:rFonts w:ascii="Arial" w:hAnsi="Arial" w:cs="Arial"/>
+                      <w:sz w:val="18"/>
+                      <w:szCs w:val="18"/>
+                    </w:rPr>
+                    <w:t>containerTo</w:t>
+                  </w:r>
+                  <w:proofErr w:type="spellEnd"/>
+                  <w:r>
+                    <w:rPr>
+                      <w:rFonts w:ascii="Arial" w:hAnsi="Arial" w:cs="Arial"/>
+                      <w:sz w:val="18"/>
+                      <w:szCs w:val="18"/>
+                    </w:rPr>
+                    <w:t>}</w:t>
                   </w:r>
                 </w:p>
               </w:tc>
@@ -2730,7 +3490,81 @@
                       <w:sz w:val="18"/>
                       <w:szCs w:val="18"/>
                     </w:rPr>
-                    <w:t>{materialGrade}  {brandName}  {designType}  {finishType}</w:t>
+                    <w:t>{</w:t>
+                  </w:r>
+                  <w:proofErr w:type="spellStart"/>
+                  <w:proofErr w:type="gramStart"/>
+                  <w:r>
+                    <w:rPr>
+                      <w:rFonts w:ascii="Arial" w:hAnsi="Arial" w:cs="Arial"/>
+                      <w:sz w:val="18"/>
+                      <w:szCs w:val="18"/>
+                    </w:rPr>
+                    <w:t>materialGrade</w:t>
+                  </w:r>
+                  <w:proofErr w:type="spellEnd"/>
+                  <w:r>
+                    <w:rPr>
+                      <w:rFonts w:ascii="Arial" w:hAnsi="Arial" w:cs="Arial"/>
+                      <w:sz w:val="18"/>
+                      <w:szCs w:val="18"/>
+                    </w:rPr>
+                    <w:t>}  {</w:t>
+                  </w:r>
+                  <w:proofErr w:type="spellStart"/>
+                  <w:proofErr w:type="gramEnd"/>
+                  <w:r>
+                    <w:rPr>
+                      <w:rFonts w:ascii="Arial" w:hAnsi="Arial" w:cs="Arial"/>
+                      <w:sz w:val="18"/>
+                      <w:szCs w:val="18"/>
+                    </w:rPr>
+                    <w:t>brandName</w:t>
+                  </w:r>
+                  <w:proofErr w:type="spellEnd"/>
+                  <w:r>
+                    <w:rPr>
+                      <w:rFonts w:ascii="Arial" w:hAnsi="Arial" w:cs="Arial"/>
+                      <w:sz w:val="18"/>
+                      <w:szCs w:val="18"/>
+                    </w:rPr>
+                    <w:t>}  {</w:t>
+                  </w:r>
+                  <w:proofErr w:type="spellStart"/>
+                  <w:r>
+                    <w:rPr>
+                      <w:rFonts w:ascii="Arial" w:hAnsi="Arial" w:cs="Arial"/>
+                      <w:sz w:val="18"/>
+                      <w:szCs w:val="18"/>
+                    </w:rPr>
+                    <w:t>designType</w:t>
+                  </w:r>
+                  <w:proofErr w:type="spellEnd"/>
+                  <w:r>
+                    <w:rPr>
+                      <w:rFonts w:ascii="Arial" w:hAnsi="Arial" w:cs="Arial"/>
+                      <w:sz w:val="18"/>
+                      <w:szCs w:val="18"/>
+                    </w:rPr>
+                    <w:t>}  {</w:t>
+                  </w:r>
+                  <w:proofErr w:type="spellStart"/>
+                  <w:r>
+                    <w:rPr>
+                      <w:rFonts w:ascii="Arial" w:hAnsi="Arial" w:cs="Arial"/>
+                      <w:sz w:val="18"/>
+                      <w:szCs w:val="18"/>
+                    </w:rPr>
+                    <w:t>finishType</w:t>
+                  </w:r>
+                  <w:proofErr w:type="spellEnd"/>
+                  <w:r>
+                    <w:rPr>
+                      <w:rFonts w:ascii="Arial" w:hAnsi="Arial" w:cs="Arial"/>
+                      <w:sz w:val="18"/>
+                      <w:szCs w:val="18"/>
+                    </w:rPr>
+                    <w:t>}</w:t>
                   </w:r>
                 </w:p>
               </w:tc>
@@ -2815,7 +3649,25 @@
                       <w:sz w:val="18"/>
                       <w:szCs w:val="18"/>
                     </w:rPr>
-                    <w:t>{/sampleBox}</w:t>
+                    <w:t>{/</w:t>
+                  </w:r>
+                  <w:proofErr w:type="spellStart"/>
+                  <w:r>
+                    <w:rPr>
+                      <w:rFonts w:ascii="Arial" w:hAnsi="Arial" w:cs="Arial"/>
+                      <w:sz w:val="18"/>
+                      <w:szCs w:val="18"/>
+                    </w:rPr>
+                    <w:t>sampleBox</w:t>
+                  </w:r>
+                  <w:proofErr w:type="spellEnd"/>
+                  <w:r>
+                    <w:rPr>
+                      <w:rFonts w:ascii="Arial" w:hAnsi="Arial" w:cs="Arial"/>
+                      <w:sz w:val="18"/>
+                      <w:szCs w:val="18"/>
+                    </w:rPr>
+                    <w:t>}</w:t>
                   </w:r>
                 </w:p>
               </w:tc>
@@ -2865,6 +3717,7 @@
               </w:rPr>
               <w:t>{</w:t>
             </w:r>
+            <w:proofErr w:type="spellStart"/>
             <w:r>
               <w:rPr>
                 <w:rFonts w:cstheme="minorHAnsi"/>
@@ -2873,6 +3726,7 @@
               </w:rPr>
               <w:t>totalAmount</w:t>
             </w:r>
+            <w:proofErr w:type="spellEnd"/>
             <w:r>
               <w:rPr>
                 <w:rFonts w:cstheme="minorHAnsi"/>
@@ -2991,7 +3845,25 @@
                 <w:sz w:val="20"/>
                 <w:szCs w:val="20"/>
               </w:rPr>
-              <w:t xml:space="preserve">Addition - Seafreight Charges -  </w:t>
+              <w:t xml:space="preserve">Addition - </w:t>
+            </w:r>
+            <w:proofErr w:type="spellStart"/>
+            <w:r>
+              <w:rPr>
+                <w:rFonts w:cstheme="minorHAnsi"/>
+                <w:sz w:val="20"/>
+                <w:szCs w:val="20"/>
+              </w:rPr>
+              <w:t>Seafreight</w:t>
+            </w:r>
+            <w:proofErr w:type="spellEnd"/>
+            <w:r>
+              <w:rPr>
+                <w:rFonts w:cstheme="minorHAnsi"/>
+                <w:sz w:val="20"/>
+                <w:szCs w:val="20"/>
+              </w:rPr>
+              <w:t xml:space="preserve"> Charges -  </w:t>
             </w:r>
           </w:p>
           <w:p>
@@ -3063,7 +3935,25 @@
                 <w:szCs w:val="20"/>
               </w:rPr>
               <w:lastRenderedPageBreak/>
-              <w:t>{totalAddition}</w:t>
+              <w:t>{</w:t>
+            </w:r>
+            <w:proofErr w:type="spellStart"/>
+            <w:r>
+              <w:rPr>
+                <w:rFonts w:cstheme="minorHAnsi"/>
+                <w:sz w:val="20"/>
+                <w:szCs w:val="20"/>
+              </w:rPr>
+              <w:t>totalAddition</w:t>
+            </w:r>
+            <w:proofErr w:type="spellEnd"/>
+            <w:r>
+              <w:rPr>
+                <w:rFonts w:cstheme="minorHAnsi"/>
+                <w:sz w:val="20"/>
+                <w:szCs w:val="20"/>
+              </w:rPr>
+              <w:t>}</w:t>
             </w:r>
           </w:p>
           <w:p>
@@ -3083,7 +3973,25 @@
                 <w:sz w:val="20"/>
                 <w:szCs w:val="20"/>
               </w:rPr>
-              <w:t>{totalDiscount}</w:t>
+              <w:t>{</w:t>
+            </w:r>
+            <w:proofErr w:type="spellStart"/>
+            <w:r>
+              <w:rPr>
+                <w:rFonts w:cstheme="minorHAnsi"/>
+                <w:sz w:val="20"/>
+                <w:szCs w:val="20"/>
+              </w:rPr>
+              <w:t>totalDiscount</w:t>
+            </w:r>
+            <w:proofErr w:type="spellEnd"/>
+            <w:r>
+              <w:rPr>
+                <w:rFonts w:cstheme="minorHAnsi"/>
+                <w:sz w:val="20"/>
+                <w:szCs w:val="20"/>
+              </w:rPr>
+              <w:t>}</w:t>
             </w:r>
           </w:p>
           <w:p>
@@ -3150,23 +4058,97 @@
                 <w:szCs w:val="20"/>
               </w:rPr>
               <w:lastRenderedPageBreak/>
-              <w:t xml:space="preserve">Total {deliveryTerms} </w:t>
-            </w:r>
-            <w:r>
-              <w:rPr>
-                <w:rFonts w:cstheme="minorHAnsi"/>
-                <w:sz w:val="20"/>
-                <w:szCs w:val="20"/>
-              </w:rPr>
-              <w:t>{dischargeTerms}</w:t>
-            </w:r>
-            <w:r>
-              <w:rPr>
-                <w:rFonts w:cstheme="minorHAnsi"/>
-                <w:sz w:val="20"/>
-                <w:szCs w:val="20"/>
-              </w:rPr>
-              <w:t xml:space="preserve">  {currencyChar} {netAmountWords}</w:t>
+              <w:t>Total {</w:t>
+            </w:r>
+            <w:proofErr w:type="spellStart"/>
+            <w:r>
+              <w:rPr>
+                <w:rFonts w:cstheme="minorHAnsi"/>
+                <w:sz w:val="20"/>
+                <w:szCs w:val="20"/>
+              </w:rPr>
+              <w:t>deliveryTerms</w:t>
+            </w:r>
+            <w:proofErr w:type="spellEnd"/>
+            <w:r>
+              <w:rPr>
+                <w:rFonts w:cstheme="minorHAnsi"/>
+                <w:sz w:val="20"/>
+                <w:szCs w:val="20"/>
+              </w:rPr>
+              <w:t xml:space="preserve">} </w:t>
+            </w:r>
+            <w:r>
+              <w:rPr>
+                <w:rFonts w:cstheme="minorHAnsi"/>
+                <w:sz w:val="20"/>
+                <w:szCs w:val="20"/>
+              </w:rPr>
+              <w:t>{</w:t>
+            </w:r>
+            <w:proofErr w:type="spellStart"/>
+            <w:proofErr w:type="gramStart"/>
+            <w:r>
+              <w:rPr>
+                <w:rFonts w:cstheme="minorHAnsi"/>
+                <w:sz w:val="20"/>
+                <w:szCs w:val="20"/>
+              </w:rPr>
+              <w:t>dischargeTerms</w:t>
+            </w:r>
+            <w:proofErr w:type="spellEnd"/>
+            <w:r>
+              <w:rPr>
+                <w:rFonts w:cstheme="minorHAnsi"/>
+                <w:sz w:val="20"/>
+                <w:szCs w:val="20"/>
+              </w:rPr>
+              <w:t>}</w:t>
+            </w:r>
+            <w:r>
+              <w:rPr>
+                <w:rFonts w:cstheme="minorHAnsi"/>
+                <w:sz w:val="20"/>
+                <w:szCs w:val="20"/>
+              </w:rPr>
+              <w:t xml:space="preserve">  {</w:t>
+            </w:r>
+            <w:proofErr w:type="spellStart"/>
+            <w:proofErr w:type="gramEnd"/>
+            <w:r>
+              <w:rPr>
+                <w:rFonts w:cstheme="minorHAnsi"/>
+                <w:sz w:val="20"/>
+                <w:szCs w:val="20"/>
+              </w:rPr>
+              <w:t>currencyChar</w:t>
+            </w:r>
+            <w:proofErr w:type="spellEnd"/>
+            <w:r>
+              <w:rPr>
+                <w:rFonts w:cstheme="minorHAnsi"/>
+                <w:sz w:val="20"/>
+                <w:szCs w:val="20"/>
+              </w:rPr>
+              <w:t>} {</w:t>
+            </w:r>
+            <w:proofErr w:type="spellStart"/>
+            <w:r>
+              <w:rPr>
+                <w:rFonts w:cstheme="minorHAnsi"/>
+                <w:sz w:val="20"/>
+                <w:szCs w:val="20"/>
+              </w:rPr>
+              <w:t>netAmountWords</w:t>
+            </w:r>
+            <w:proofErr w:type="spellEnd"/>
+            <w:r>
+              <w:rPr>
+                <w:rFonts w:cstheme="minorHAnsi"/>
+                <w:sz w:val="20"/>
+                <w:szCs w:val="20"/>
+              </w:rPr>
+              <w:t>}</w:t>
             </w:r>
             <w:r>
               <w:rPr>
@@ -3213,7 +4195,25 @@
                 <w:sz w:val="20"/>
                 <w:szCs w:val="20"/>
               </w:rPr>
-              <w:t>{netAmount}</w:t>
+              <w:t>{</w:t>
+            </w:r>
+            <w:proofErr w:type="spellStart"/>
+            <w:r>
+              <w:rPr>
+                <w:rFonts w:cstheme="minorHAnsi"/>
+                <w:sz w:val="20"/>
+                <w:szCs w:val="20"/>
+              </w:rPr>
+              <w:t>netAmount</w:t>
+            </w:r>
+            <w:proofErr w:type="spellEnd"/>
+            <w:r>
+              <w:rPr>
+                <w:rFonts w:cstheme="minorHAnsi"/>
+                <w:sz w:val="20"/>
+                <w:szCs w:val="20"/>
+              </w:rPr>
+              <w:t>}</w:t>
             </w:r>
           </w:p>
         </w:tc>
@@ -3248,7 +4248,63 @@
                 <w:sz w:val="20"/>
                 <w:szCs w:val="20"/>
               </w:rPr>
-              <w:t>{#specialInstruction}{specialInstruction}{/specialInstruction}</w:t>
+              <w:t>{#</w:t>
+            </w:r>
+            <w:proofErr w:type="spellStart"/>
+            <w:proofErr w:type="gramStart"/>
+            <w:r>
+              <w:rPr>
+                <w:rFonts w:cstheme="minorHAnsi"/>
+                <w:sz w:val="20"/>
+                <w:szCs w:val="20"/>
+              </w:rPr>
+              <w:t>specialInstruction</w:t>
+            </w:r>
+            <w:proofErr w:type="spellEnd"/>
+            <w:r>
+              <w:rPr>
+                <w:rFonts w:cstheme="minorHAnsi"/>
+                <w:sz w:val="20"/>
+                <w:szCs w:val="20"/>
+              </w:rPr>
+              <w:t>}{</w:t>
+            </w:r>
+            <w:proofErr w:type="spellStart"/>
+            <w:proofErr w:type="gramEnd"/>
+            <w:r>
+              <w:rPr>
+                <w:rFonts w:cstheme="minorHAnsi"/>
+                <w:sz w:val="20"/>
+                <w:szCs w:val="20"/>
+              </w:rPr>
+              <w:t>specialInstruction</w:t>
+            </w:r>
+            <w:proofErr w:type="spellEnd"/>
+            <w:r>
+              <w:rPr>
+                <w:rFonts w:cstheme="minorHAnsi"/>
+                <w:sz w:val="20"/>
+                <w:szCs w:val="20"/>
+              </w:rPr>
+              <w:t>}{/</w:t>
+            </w:r>
+            <w:proofErr w:type="spellStart"/>
+            <w:r>
+              <w:rPr>
+                <w:rFonts w:cstheme="minorHAnsi"/>
+                <w:sz w:val="20"/>
+                <w:szCs w:val="20"/>
+              </w:rPr>
+              <w:t>specialInstruction</w:t>
+            </w:r>
+            <w:proofErr w:type="spellEnd"/>
+            <w:r>
+              <w:rPr>
+                <w:rFonts w:cstheme="minorHAnsi"/>
+                <w:sz w:val="20"/>
+                <w:szCs w:val="20"/>
+              </w:rPr>
+              <w:t>}</w:t>
             </w:r>
           </w:p>
           <w:p>
@@ -3331,6 +4387,7 @@
                 <w:insideH w:val="none" w:sz="0" w:space="0" w:color="auto"/>
                 <w:insideV w:val="none" w:sz="0" w:space="0" w:color="auto"/>
               </w:tblBorders>
+              <w:tblLayout w:type="fixed"/>
               <w:tblCellMar>
                 <w:left w:w="0" w:type="dxa"/>
               </w:tblCellMar>
@@ -3393,6 +4450,7 @@
                     </w:rPr>
                     <w:t>{</w:t>
                   </w:r>
+                  <w:proofErr w:type="spellStart"/>
                   <w:r>
                     <w:rPr>
                       <w:rFonts w:cstheme="minorHAnsi"/>
@@ -3401,6 +4459,7 @@
                     </w:rPr>
                     <w:t>totalQuantity</w:t>
                   </w:r>
+                  <w:proofErr w:type="spellEnd"/>
                   <w:r>
                     <w:rPr>
                       <w:rFonts w:cstheme="minorHAnsi"/>
@@ -3465,6 +4524,7 @@
                     </w:rPr>
                     <w:t>{</w:t>
                   </w:r>
+                  <w:proofErr w:type="spellStart"/>
                   <w:r>
                     <w:rPr>
                       <w:rFonts w:cstheme="minorHAnsi"/>
@@ -3473,6 +4533,7 @@
                     </w:rPr>
                     <w:t>totalBox</w:t>
                   </w:r>
+                  <w:proofErr w:type="spellEnd"/>
                   <w:r>
                     <w:rPr>
                       <w:rFonts w:cstheme="minorHAnsi"/>
@@ -3557,6 +4618,7 @@
                     </w:rPr>
                     <w:t>{</w:t>
                   </w:r>
+                  <w:proofErr w:type="spellStart"/>
                   <w:r>
                     <w:rPr>
                       <w:rFonts w:cstheme="minorHAnsi"/>
@@ -3565,6 +4627,7 @@
                     </w:rPr>
                     <w:t>totalNetWeight</w:t>
                   </w:r>
+                  <w:proofErr w:type="spellEnd"/>
                   <w:r>
                     <w:rPr>
                       <w:rFonts w:cstheme="minorHAnsi"/>
@@ -3593,6 +4656,7 @@
                     </w:rPr>
                     <w:t>{</w:t>
                   </w:r>
+                  <w:proofErr w:type="spellStart"/>
                   <w:r>
                     <w:rPr>
                       <w:rFonts w:cstheme="minorHAnsi"/>
@@ -3601,6 +4665,7 @@
                     </w:rPr>
                     <w:t>totalGrossWeight</w:t>
                   </w:r>
+                  <w:proofErr w:type="spellEnd"/>
                   <w:r>
                     <w:rPr>
                       <w:rFonts w:cstheme="minorHAnsi"/>
@@ -3661,7 +4726,7 @@
 </file>
 
 <file path=word/endnotes.xml><?xml version="1.0" encoding="utf-8"?>
-<w:endnotes xmlns:wpc="http://schemas.microsoft.com/office/word/2010/wordprocessingCanvas" xmlns:cx="http://schemas.microsoft.com/office/drawing/2014/chartex" xmlns:cx1="http://schemas.microsoft.com/office/drawing/2015/9/8/chartex" xmlns:cx2="http://schemas.microsoft.com/office/drawing/2015/10/21/chartex" xmlns:cx3="http://schemas.microsoft.com/office/drawing/2016/5/9/chartex" xmlns:cx4="http://schemas.microsoft.com/office/drawing/2016/5/10/chartex" xmlns:cx5="http://schemas.microsoft.com/office/drawing/2016/5/11/chartex" xmlns:cx6="http://schemas.microsoft.com/office/drawing/2016/5/12/chartex" xmlns:cx7="http://schemas.microsoft.com/office/drawing/2016/5/13/chartex" xmlns:cx8="http://schemas.microsoft.com/office/drawing/2016/5/14/chartex" xmlns:mc="http://schemas.openxmlformats.org/markup-compatibility/2006" xmlns:aink="http://schemas.microsoft.com/office/drawing/2016/ink" xmlns:am3d="http://schemas.microsoft.com/office/drawing/2017/model3d" xmlns:o="urn:schemas-microsoft-com:office:office" xmlns:oel="http://schemas.microsoft.com/office/2019/extlst" xmlns:r="http://schemas.openxmlformats.org/officeDocument/2006/relationships" xmlns:m="http://schemas.openxmlformats.org/officeDocument/2006/math" xmlns:v="urn:schemas-microsoft-com:vml" xmlns:wp14="http://schemas.microsoft.com/office/word/2010/wordprocessingDrawing" xmlns:wp="http://schemas.openxmlformats.org/drawingml/2006/wordprocessingDrawing" xmlns:w10="urn:schemas-microsoft-com:office:word" xmlns:w="http://schemas.openxmlformats.org/wordprocessingml/2006/main" xmlns:w14="http://schemas.microsoft.com/office/word/2010/wordml" xmlns:w15="http://schemas.microsoft.com/office/word/2012/wordml" xmlns:w16cex="http://schemas.microsoft.com/office/word/2018/wordml/cex" xmlns:w16cid="http://schemas.microsoft.com/office/word/2016/wordml/cid" xmlns:w16="http://schemas.microsoft.com/office/word/2018/wordml" xmlns:w16du="http://schemas.microsoft.com/office/word/2023/wordml/word16du" xmlns:w16sdtdh="http://schemas.microsoft.com/office/word/2020/wordml/sdtdatahash" xmlns:w16sdtfl="http://schemas.microsoft.com/office/word/2024/wordml/sdtformatlock" xmlns:w16se="http://schemas.microsoft.com/office/word/2015/wordml/symex" xmlns:wpg="http://schemas.microsoft.com/office/word/2010/wordprocessingGroup" xmlns:wpi="http://schemas.microsoft.com/office/word/2010/wordprocessingInk" xmlns:wne="http://schemas.microsoft.com/office/word/2006/wordml" xmlns:wps="http://schemas.microsoft.com/office/word/2010/wordprocessingShape" mc:Ignorable="w14 w15 w16se w16cid w16 w16cex w16sdtdh w16sdtfl w16du wp14">
+<w:endnotes xmlns:wpc="http://schemas.microsoft.com/office/word/2010/wordprocessingCanvas" xmlns:cx="http://schemas.microsoft.com/office/drawing/2014/chartex" xmlns:cx1="http://schemas.microsoft.com/office/drawing/2015/9/8/chartex" xmlns:cx2="http://schemas.microsoft.com/office/drawing/2015/10/21/chartex" xmlns:cx3="http://schemas.microsoft.com/office/drawing/2016/5/9/chartex" xmlns:cx4="http://schemas.microsoft.com/office/drawing/2016/5/10/chartex" xmlns:cx5="http://schemas.microsoft.com/office/drawing/2016/5/11/chartex" xmlns:cx6="http://schemas.microsoft.com/office/drawing/2016/5/12/chartex" xmlns:cx7="http://schemas.microsoft.com/office/drawing/2016/5/13/chartex" xmlns:cx8="http://schemas.microsoft.com/office/drawing/2016/5/14/chartex" xmlns:mc="http://schemas.openxmlformats.org/markup-compatibility/2006" xmlns:aink="http://schemas.microsoft.com/office/drawing/2016/ink" xmlns:am3d="http://schemas.microsoft.com/office/drawing/2017/model3d" xmlns:o="urn:schemas-microsoft-com:office:office" xmlns:r="http://schemas.openxmlformats.org/officeDocument/2006/relationships" xmlns:m="http://schemas.openxmlformats.org/officeDocument/2006/math" xmlns:v="urn:schemas-microsoft-com:vml" xmlns:wp14="http://schemas.microsoft.com/office/word/2010/wordprocessingDrawing" xmlns:wp="http://schemas.openxmlformats.org/drawingml/2006/wordprocessingDrawing" xmlns:w10="urn:schemas-microsoft-com:office:word" xmlns:w="http://schemas.openxmlformats.org/wordprocessingml/2006/main" xmlns:w14="http://schemas.microsoft.com/office/word/2010/wordml" xmlns:w15="http://schemas.microsoft.com/office/word/2012/wordml" xmlns:w16cid="http://schemas.microsoft.com/office/word/2016/wordml/cid" xmlns:w16se="http://schemas.microsoft.com/office/word/2015/wordml/symex" xmlns:wpg="http://schemas.microsoft.com/office/word/2010/wordprocessingGroup" xmlns:wpi="http://schemas.microsoft.com/office/word/2010/wordprocessingInk" xmlns:wne="http://schemas.microsoft.com/office/word/2006/wordml" xmlns:wps="http://schemas.microsoft.com/office/word/2010/wordprocessingShape" mc:Ignorable="w14 w15 w16se w16cid wp14">
   <w:endnote w:type="separator" w:id="-1">
     <w:p>
       <w:pPr>
@@ -3686,7 +4751,7 @@
 </file>
 
 <file path=word/footer1.xml><?xml version="1.0" encoding="utf-8"?>
-<w:ftr xmlns:wpc="http://schemas.microsoft.com/office/word/2010/wordprocessingCanvas" xmlns:cx="http://schemas.microsoft.com/office/drawing/2014/chartex" xmlns:cx1="http://schemas.microsoft.com/office/drawing/2015/9/8/chartex" xmlns:cx2="http://schemas.microsoft.com/office/drawing/2015/10/21/chartex" xmlns:cx3="http://schemas.microsoft.com/office/drawing/2016/5/9/chartex" xmlns:cx4="http://schemas.microsoft.com/office/drawing/2016/5/10/chartex" xmlns:cx5="http://schemas.microsoft.com/office/drawing/2016/5/11/chartex" xmlns:cx6="http://schemas.microsoft.com/office/drawing/2016/5/12/chartex" xmlns:cx7="http://schemas.microsoft.com/office/drawing/2016/5/13/chartex" xmlns:cx8="http://schemas.microsoft.com/office/drawing/2016/5/14/chartex" xmlns:mc="http://schemas.openxmlformats.org/markup-compatibility/2006" xmlns:aink="http://schemas.microsoft.com/office/drawing/2016/ink" xmlns:am3d="http://schemas.microsoft.com/office/drawing/2017/model3d" xmlns:o="urn:schemas-microsoft-com:office:office" xmlns:oel="http://schemas.microsoft.com/office/2019/extlst" xmlns:r="http://schemas.openxmlformats.org/officeDocument/2006/relationships" xmlns:m="http://schemas.openxmlformats.org/officeDocument/2006/math" xmlns:v="urn:schemas-microsoft-com:vml" xmlns:wp14="http://schemas.microsoft.com/office/word/2010/wordprocessingDrawing" xmlns:wp="http://schemas.openxmlformats.org/drawingml/2006/wordprocessingDrawing" xmlns:w10="urn:schemas-microsoft-com:office:word" xmlns:w="http://schemas.openxmlformats.org/wordprocessingml/2006/main" xmlns:w14="http://schemas.microsoft.com/office/word/2010/wordml" xmlns:w15="http://schemas.microsoft.com/office/word/2012/wordml" xmlns:w16cex="http://schemas.microsoft.com/office/word/2018/wordml/cex" xmlns:w16cid="http://schemas.microsoft.com/office/word/2016/wordml/cid" xmlns:w16="http://schemas.microsoft.com/office/word/2018/wordml" xmlns:w16du="http://schemas.microsoft.com/office/word/2023/wordml/word16du" xmlns:w16sdtdh="http://schemas.microsoft.com/office/word/2020/wordml/sdtdatahash" xmlns:w16sdtfl="http://schemas.microsoft.com/office/word/2024/wordml/sdtformatlock" xmlns:w16se="http://schemas.microsoft.com/office/word/2015/wordml/symex" xmlns:wpg="http://schemas.microsoft.com/office/word/2010/wordprocessingGroup" xmlns:wpi="http://schemas.microsoft.com/office/word/2010/wordprocessingInk" xmlns:wne="http://schemas.microsoft.com/office/word/2006/wordml" xmlns:wps="http://schemas.microsoft.com/office/word/2010/wordprocessingShape" mc:Ignorable="w14 w15 w16se w16cid w16 w16cex w16sdtdh w16sdtfl w16du wp14">
+<w:ftr xmlns:wpc="http://schemas.microsoft.com/office/word/2010/wordprocessingCanvas" xmlns:cx="http://schemas.microsoft.com/office/drawing/2014/chartex" xmlns:cx1="http://schemas.microsoft.com/office/drawing/2015/9/8/chartex" xmlns:cx2="http://schemas.microsoft.com/office/drawing/2015/10/21/chartex" xmlns:cx3="http://schemas.microsoft.com/office/drawing/2016/5/9/chartex" xmlns:cx4="http://schemas.microsoft.com/office/drawing/2016/5/10/chartex" xmlns:cx5="http://schemas.microsoft.com/office/drawing/2016/5/11/chartex" xmlns:cx6="http://schemas.microsoft.com/office/drawing/2016/5/12/chartex" xmlns:cx7="http://schemas.microsoft.com/office/drawing/2016/5/13/chartex" xmlns:cx8="http://schemas.microsoft.com/office/drawing/2016/5/14/chartex" xmlns:mc="http://schemas.openxmlformats.org/markup-compatibility/2006" xmlns:aink="http://schemas.microsoft.com/office/drawing/2016/ink" xmlns:am3d="http://schemas.microsoft.com/office/drawing/2017/model3d" xmlns:o="urn:schemas-microsoft-com:office:office" xmlns:r="http://schemas.openxmlformats.org/officeDocument/2006/relationships" xmlns:m="http://schemas.openxmlformats.org/officeDocument/2006/math" xmlns:v="urn:schemas-microsoft-com:vml" xmlns:wp14="http://schemas.microsoft.com/office/word/2010/wordprocessingDrawing" xmlns:wp="http://schemas.openxmlformats.org/drawingml/2006/wordprocessingDrawing" xmlns:w10="urn:schemas-microsoft-com:office:word" xmlns:w="http://schemas.openxmlformats.org/wordprocessingml/2006/main" xmlns:w14="http://schemas.microsoft.com/office/word/2010/wordml" xmlns:w15="http://schemas.microsoft.com/office/word/2012/wordml" xmlns:w16cid="http://schemas.microsoft.com/office/word/2016/wordml/cid" xmlns:w16se="http://schemas.microsoft.com/office/word/2015/wordml/symex" xmlns:wpg="http://schemas.microsoft.com/office/word/2010/wordprocessingGroup" xmlns:wpi="http://schemas.microsoft.com/office/word/2010/wordprocessingInk" xmlns:wne="http://schemas.microsoft.com/office/word/2006/wordml" xmlns:wps="http://schemas.microsoft.com/office/word/2010/wordprocessingShape" mc:Ignorable="w14 w15 w16se w16cid wp14">
   <w:p>
     <w:pPr>
       <w:pStyle w:val="Footer"/>
@@ -3696,7 +4761,7 @@
 </file>
 
 <file path=word/footer2.xml><?xml version="1.0" encoding="utf-8"?>
-<w:ftr xmlns:wpc="http://schemas.microsoft.com/office/word/2010/wordprocessingCanvas" xmlns:cx="http://schemas.microsoft.com/office/drawing/2014/chartex" xmlns:cx1="http://schemas.microsoft.com/office/drawing/2015/9/8/chartex" xmlns:cx2="http://schemas.microsoft.com/office/drawing/2015/10/21/chartex" xmlns:cx3="http://schemas.microsoft.com/office/drawing/2016/5/9/chartex" xmlns:cx4="http://schemas.microsoft.com/office/drawing/2016/5/10/chartex" xmlns:cx5="http://schemas.microsoft.com/office/drawing/2016/5/11/chartex" xmlns:cx6="http://schemas.microsoft.com/office/drawing/2016/5/12/chartex" xmlns:cx7="http://schemas.microsoft.com/office/drawing/2016/5/13/chartex" xmlns:cx8="http://schemas.microsoft.com/office/drawing/2016/5/14/chartex" xmlns:mc="http://schemas.openxmlformats.org/markup-compatibility/2006" xmlns:aink="http://schemas.microsoft.com/office/drawing/2016/ink" xmlns:am3d="http://schemas.microsoft.com/office/drawing/2017/model3d" xmlns:o="urn:schemas-microsoft-com:office:office" xmlns:oel="http://schemas.microsoft.com/office/2019/extlst" xmlns:r="http://schemas.openxmlformats.org/officeDocument/2006/relationships" xmlns:m="http://schemas.openxmlformats.org/officeDocument/2006/math" xmlns:v="urn:schemas-microsoft-com:vml" xmlns:wp14="http://schemas.microsoft.com/office/word/2010/wordprocessingDrawing" xmlns:wp="http://schemas.openxmlformats.org/drawingml/2006/wordprocessingDrawing" xmlns:w10="urn:schemas-microsoft-com:office:word" xmlns:w="http://schemas.openxmlformats.org/wordprocessingml/2006/main" xmlns:w14="http://schemas.microsoft.com/office/word/2010/wordml" xmlns:w15="http://schemas.microsoft.com/office/word/2012/wordml" xmlns:w16cex="http://schemas.microsoft.com/office/word/2018/wordml/cex" xmlns:w16cid="http://schemas.microsoft.com/office/word/2016/wordml/cid" xmlns:w16="http://schemas.microsoft.com/office/word/2018/wordml" xmlns:w16du="http://schemas.microsoft.com/office/word/2023/wordml/word16du" xmlns:w16sdtdh="http://schemas.microsoft.com/office/word/2020/wordml/sdtdatahash" xmlns:w16sdtfl="http://schemas.microsoft.com/office/word/2024/wordml/sdtformatlock" xmlns:w16se="http://schemas.microsoft.com/office/word/2015/wordml/symex" xmlns:wpg="http://schemas.microsoft.com/office/word/2010/wordprocessingGroup" xmlns:wpi="http://schemas.microsoft.com/office/word/2010/wordprocessingInk" xmlns:wne="http://schemas.microsoft.com/office/word/2006/wordml" xmlns:wps="http://schemas.microsoft.com/office/word/2010/wordprocessingShape" mc:Ignorable="w14 w15 w16se w16cid w16 w16cex w16sdtdh w16sdtfl w16du wp14">
+<w:ftr xmlns:wpc="http://schemas.microsoft.com/office/word/2010/wordprocessingCanvas" xmlns:cx="http://schemas.microsoft.com/office/drawing/2014/chartex" xmlns:cx1="http://schemas.microsoft.com/office/drawing/2015/9/8/chartex" xmlns:cx2="http://schemas.microsoft.com/office/drawing/2015/10/21/chartex" xmlns:cx3="http://schemas.microsoft.com/office/drawing/2016/5/9/chartex" xmlns:cx4="http://schemas.microsoft.com/office/drawing/2016/5/10/chartex" xmlns:cx5="http://schemas.microsoft.com/office/drawing/2016/5/11/chartex" xmlns:cx6="http://schemas.microsoft.com/office/drawing/2016/5/12/chartex" xmlns:cx7="http://schemas.microsoft.com/office/drawing/2016/5/13/chartex" xmlns:cx8="http://schemas.microsoft.com/office/drawing/2016/5/14/chartex" xmlns:mc="http://schemas.openxmlformats.org/markup-compatibility/2006" xmlns:aink="http://schemas.microsoft.com/office/drawing/2016/ink" xmlns:am3d="http://schemas.microsoft.com/office/drawing/2017/model3d" xmlns:o="urn:schemas-microsoft-com:office:office" xmlns:r="http://schemas.openxmlformats.org/officeDocument/2006/relationships" xmlns:m="http://schemas.openxmlformats.org/officeDocument/2006/math" xmlns:v="urn:schemas-microsoft-com:vml" xmlns:wp14="http://schemas.microsoft.com/office/word/2010/wordprocessingDrawing" xmlns:wp="http://schemas.openxmlformats.org/drawingml/2006/wordprocessingDrawing" xmlns:w10="urn:schemas-microsoft-com:office:word" xmlns:w="http://schemas.openxmlformats.org/wordprocessingml/2006/main" xmlns:w14="http://schemas.microsoft.com/office/word/2010/wordml" xmlns:w15="http://schemas.microsoft.com/office/word/2012/wordml" xmlns:w16cid="http://schemas.microsoft.com/office/word/2016/wordml/cid" xmlns:w16se="http://schemas.microsoft.com/office/word/2015/wordml/symex" xmlns:wpg="http://schemas.microsoft.com/office/word/2010/wordprocessingGroup" xmlns:wpi="http://schemas.microsoft.com/office/word/2010/wordprocessingInk" xmlns:wne="http://schemas.microsoft.com/office/word/2006/wordml" xmlns:wps="http://schemas.microsoft.com/office/word/2010/wordprocessingShape" mc:Ignorable="w14 w15 w16se w16cid wp14">
   <w:p>
     <w:pPr>
       <w:pStyle w:val="Footer"/>
@@ -3766,7 +4831,7 @@
             </wp:anchor>
           </w:drawing>
         </mc:Choice>
-        <mc:Fallback>
+        <mc:Fallback xmlns:w16sdtfl="http://schemas.microsoft.com/office/word/2024/wordml/sdtformatlock" xmlns:w16sdtdh="http://schemas.microsoft.com/office/word/2020/wordml/sdtdatahash" xmlns:w16du="http://schemas.microsoft.com/office/word/2023/wordml/word16du" xmlns:w16="http://schemas.microsoft.com/office/word/2018/wordml" xmlns:w16cex="http://schemas.microsoft.com/office/word/2018/wordml/cex" xmlns:oel="http://schemas.microsoft.com/office/2019/extlst">
           <w:pict>
             <v:line w14:anchorId="3E1EEF61" id="Straight Connector 5" o:spid="_x0000_s1026" style="position:absolute;z-index:251658240;visibility:visible;mso-wrap-style:square;mso-width-percent:0;mso-height-percent:0;mso-wrap-distance-left:9pt;mso-wrap-distance-top:-3e-5mm;mso-wrap-distance-right:9pt;mso-wrap-distance-bottom:-3e-5mm;mso-position-horizontal:absolute;mso-position-horizontal-relative:margin;mso-position-vertical:absolute;mso-position-vertical-relative:text;mso-width-percent:0;mso-height-percent:0;mso-width-relative:margin;mso-height-relative:margin" from="373.65pt,.1pt" to="555.15pt,.1pt" o:gfxdata="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" strokecolor="black [3200]" strokeweight=".5pt">
               <v:stroke joinstyle="miter"/>
@@ -3841,7 +4906,7 @@
             </wp:anchor>
           </w:drawing>
         </mc:Choice>
-        <mc:Fallback>
+        <mc:Fallback xmlns:w16sdtfl="http://schemas.microsoft.com/office/word/2024/wordml/sdtformatlock" xmlns:w16sdtdh="http://schemas.microsoft.com/office/word/2020/wordml/sdtdatahash" xmlns:w16du="http://schemas.microsoft.com/office/word/2023/wordml/word16du" xmlns:w16="http://schemas.microsoft.com/office/word/2018/wordml" xmlns:w16cex="http://schemas.microsoft.com/office/word/2018/wordml/cex" xmlns:oel="http://schemas.microsoft.com/office/2019/extlst">
           <w:pict>
             <v:line w14:anchorId="7ED824D5" id="Straight Connector 3" o:spid="_x0000_s1026" style="position:absolute;z-index:251658240;visibility:visible;mso-wrap-style:square;mso-width-percent:0;mso-height-percent:0;mso-wrap-distance-left:3.17497mm;mso-wrap-distance-top:0;mso-wrap-distance-right:3.17497mm;mso-wrap-distance-bottom:0;mso-position-horizontal:absolute;mso-position-horizontal-relative:text;mso-position-vertical:absolute;mso-position-vertical-relative:text;mso-width-percent:0;mso-height-percent:0;mso-width-relative:page;mso-height-relative:page" from="373.95pt,.1pt" to="373.95pt,67.3pt" o:gfxdata="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" strokecolor="black [3200]" strokeweight=".5pt">
               <v:stroke joinstyle="miter"/>
@@ -3886,6 +4951,8 @@
       </w:rPr>
       <w:t>{#</w:t>
     </w:r>
+    <w:proofErr w:type="spellStart"/>
+    <w:proofErr w:type="gramStart"/>
     <w:r>
       <w:rPr>
         <w:rFonts w:cs="Calibri"/>
@@ -3896,6 +4963,7 @@
       </w:rPr>
       <w:t>companyData</w:t>
     </w:r>
+    <w:proofErr w:type="spellEnd"/>
     <w:r>
       <w:rPr>
         <w:b/>
@@ -3917,7 +4985,34 @@
         <w:szCs w:val="20"/>
         <w14:ligatures w14:val="none"/>
       </w:rPr>
-      <w:t>{companyName}</w:t>
+      <w:t>{</w:t>
+    </w:r>
+    <w:proofErr w:type="spellStart"/>
+    <w:proofErr w:type="gramEnd"/>
+    <w:r>
+      <w:rPr>
+        <w:b/>
+        <w:bCs/>
+        <w:spacing w:val="60"/>
+        <w:kern w:val="0"/>
+        <w:sz w:val="20"/>
+        <w:szCs w:val="20"/>
+        <w14:ligatures w14:val="none"/>
+      </w:rPr>
+      <w:t>companyName</w:t>
+    </w:r>
+    <w:proofErr w:type="spellEnd"/>
+    <w:r>
+      <w:rPr>
+        <w:b/>
+        <w:bCs/>
+        <w:spacing w:val="60"/>
+        <w:kern w:val="0"/>
+        <w:sz w:val="20"/>
+        <w:szCs w:val="20"/>
+        <w14:ligatures w14:val="none"/>
+      </w:rPr>
+      <w:t>}</w:t>
     </w:r>
   </w:p>
   <w:p>
@@ -3997,7 +5092,7 @@
 </file>
 
 <file path=word/footer3.xml><?xml version="1.0" encoding="utf-8"?>
-<w:ftr xmlns:wpc="http://schemas.microsoft.com/office/word/2010/wordprocessingCanvas" xmlns:cx="http://schemas.microsoft.com/office/drawing/2014/chartex" xmlns:cx1="http://schemas.microsoft.com/office/drawing/2015/9/8/chartex" xmlns:cx2="http://schemas.microsoft.com/office/drawing/2015/10/21/chartex" xmlns:cx3="http://schemas.microsoft.com/office/drawing/2016/5/9/chartex" xmlns:cx4="http://schemas.microsoft.com/office/drawing/2016/5/10/chartex" xmlns:cx5="http://schemas.microsoft.com/office/drawing/2016/5/11/chartex" xmlns:cx6="http://schemas.microsoft.com/office/drawing/2016/5/12/chartex" xmlns:cx7="http://schemas.microsoft.com/office/drawing/2016/5/13/chartex" xmlns:cx8="http://schemas.microsoft.com/office/drawing/2016/5/14/chartex" xmlns:mc="http://schemas.openxmlformats.org/markup-compatibility/2006" xmlns:aink="http://schemas.microsoft.com/office/drawing/2016/ink" xmlns:am3d="http://schemas.microsoft.com/office/drawing/2017/model3d" xmlns:o="urn:schemas-microsoft-com:office:office" xmlns:oel="http://schemas.microsoft.com/office/2019/extlst" xmlns:r="http://schemas.openxmlformats.org/officeDocument/2006/relationships" xmlns:m="http://schemas.openxmlformats.org/officeDocument/2006/math" xmlns:v="urn:schemas-microsoft-com:vml" xmlns:wp14="http://schemas.microsoft.com/office/word/2010/wordprocessingDrawing" xmlns:wp="http://schemas.openxmlformats.org/drawingml/2006/wordprocessingDrawing" xmlns:w10="urn:schemas-microsoft-com:office:word" xmlns:w="http://schemas.openxmlformats.org/wordprocessingml/2006/main" xmlns:w14="http://schemas.microsoft.com/office/word/2010/wordml" xmlns:w15="http://schemas.microsoft.com/office/word/2012/wordml" xmlns:w16cex="http://schemas.microsoft.com/office/word/2018/wordml/cex" xmlns:w16cid="http://schemas.microsoft.com/office/word/2016/wordml/cid" xmlns:w16="http://schemas.microsoft.com/office/word/2018/wordml" xmlns:w16du="http://schemas.microsoft.com/office/word/2023/wordml/word16du" xmlns:w16sdtdh="http://schemas.microsoft.com/office/word/2020/wordml/sdtdatahash" xmlns:w16sdtfl="http://schemas.microsoft.com/office/word/2024/wordml/sdtformatlock" xmlns:w16se="http://schemas.microsoft.com/office/word/2015/wordml/symex" xmlns:wpg="http://schemas.microsoft.com/office/word/2010/wordprocessingGroup" xmlns:wpi="http://schemas.microsoft.com/office/word/2010/wordprocessingInk" xmlns:wne="http://schemas.microsoft.com/office/word/2006/wordml" xmlns:wps="http://schemas.microsoft.com/office/word/2010/wordprocessingShape" mc:Ignorable="w14 w15 w16se w16cid w16 w16cex w16sdtdh w16sdtfl w16du wp14">
+<w:ftr xmlns:wpc="http://schemas.microsoft.com/office/word/2010/wordprocessingCanvas" xmlns:cx="http://schemas.microsoft.com/office/drawing/2014/chartex" xmlns:cx1="http://schemas.microsoft.com/office/drawing/2015/9/8/chartex" xmlns:cx2="http://schemas.microsoft.com/office/drawing/2015/10/21/chartex" xmlns:cx3="http://schemas.microsoft.com/office/drawing/2016/5/9/chartex" xmlns:cx4="http://schemas.microsoft.com/office/drawing/2016/5/10/chartex" xmlns:cx5="http://schemas.microsoft.com/office/drawing/2016/5/11/chartex" xmlns:cx6="http://schemas.microsoft.com/office/drawing/2016/5/12/chartex" xmlns:cx7="http://schemas.microsoft.com/office/drawing/2016/5/13/chartex" xmlns:cx8="http://schemas.microsoft.com/office/drawing/2016/5/14/chartex" xmlns:mc="http://schemas.openxmlformats.org/markup-compatibility/2006" xmlns:aink="http://schemas.microsoft.com/office/drawing/2016/ink" xmlns:am3d="http://schemas.microsoft.com/office/drawing/2017/model3d" xmlns:o="urn:schemas-microsoft-com:office:office" xmlns:r="http://schemas.openxmlformats.org/officeDocument/2006/relationships" xmlns:m="http://schemas.openxmlformats.org/officeDocument/2006/math" xmlns:v="urn:schemas-microsoft-com:vml" xmlns:wp14="http://schemas.microsoft.com/office/word/2010/wordprocessingDrawing" xmlns:wp="http://schemas.openxmlformats.org/drawingml/2006/wordprocessingDrawing" xmlns:w10="urn:schemas-microsoft-com:office:word" xmlns:w="http://schemas.openxmlformats.org/wordprocessingml/2006/main" xmlns:w14="http://schemas.microsoft.com/office/word/2010/wordml" xmlns:w15="http://schemas.microsoft.com/office/word/2012/wordml" xmlns:w16cid="http://schemas.microsoft.com/office/word/2016/wordml/cid" xmlns:w16se="http://schemas.microsoft.com/office/word/2015/wordml/symex" xmlns:wpg="http://schemas.microsoft.com/office/word/2010/wordprocessingGroup" xmlns:wpi="http://schemas.microsoft.com/office/word/2010/wordprocessingInk" xmlns:wne="http://schemas.microsoft.com/office/word/2006/wordml" xmlns:wps="http://schemas.microsoft.com/office/word/2010/wordprocessingShape" mc:Ignorable="w14 w15 w16se w16cid wp14">
   <w:p>
     <w:pPr>
       <w:pStyle w:val="Footer"/>
@@ -4007,7 +5102,7 @@
 </file>
 
 <file path=word/footnotes.xml><?xml version="1.0" encoding="utf-8"?>
-<w:footnotes xmlns:wpc="http://schemas.microsoft.com/office/word/2010/wordprocessingCanvas" xmlns:cx="http://schemas.microsoft.com/office/drawing/2014/chartex" xmlns:cx1="http://schemas.microsoft.com/office/drawing/2015/9/8/chartex" xmlns:cx2="http://schemas.microsoft.com/office/drawing/2015/10/21/chartex" xmlns:cx3="http://schemas.microsoft.com/office/drawing/2016/5/9/chartex" xmlns:cx4="http://schemas.microsoft.com/office/drawing/2016/5/10/chartex" xmlns:cx5="http://schemas.microsoft.com/office/drawing/2016/5/11/chartex" xmlns:cx6="http://schemas.microsoft.com/office/drawing/2016/5/12/chartex" xmlns:cx7="http://schemas.microsoft.com/office/drawing/2016/5/13/chartex" xmlns:cx8="http://schemas.microsoft.com/office/drawing/2016/5/14/chartex" xmlns:mc="http://schemas.openxmlformats.org/markup-compatibility/2006" xmlns:aink="http://schemas.microsoft.com/office/drawing/2016/ink" xmlns:am3d="http://schemas.microsoft.com/office/drawing/2017/model3d" xmlns:o="urn:schemas-microsoft-com:office:office" xmlns:oel="http://schemas.microsoft.com/office/2019/extlst" xmlns:r="http://schemas.openxmlformats.org/officeDocument/2006/relationships" xmlns:m="http://schemas.openxmlformats.org/officeDocument/2006/math" xmlns:v="urn:schemas-microsoft-com:vml" xmlns:wp14="http://schemas.microsoft.com/office/word/2010/wordprocessingDrawing" xmlns:wp="http://schemas.openxmlformats.org/drawingml/2006/wordprocessingDrawing" xmlns:w10="urn:schemas-microsoft-com:office:word" xmlns:w="http://schemas.openxmlformats.org/wordprocessingml/2006/main" xmlns:w14="http://schemas.microsoft.com/office/word/2010/wordml" xmlns:w15="http://schemas.microsoft.com/office/word/2012/wordml" xmlns:w16cex="http://schemas.microsoft.com/office/word/2018/wordml/cex" xmlns:w16cid="http://schemas.microsoft.com/office/word/2016/wordml/cid" xmlns:w16="http://schemas.microsoft.com/office/word/2018/wordml" xmlns:w16du="http://schemas.microsoft.com/office/word/2023/wordml/word16du" xmlns:w16sdtdh="http://schemas.microsoft.com/office/word/2020/wordml/sdtdatahash" xmlns:w16sdtfl="http://schemas.microsoft.com/office/word/2024/wordml/sdtformatlock" xmlns:w16se="http://schemas.microsoft.com/office/word/2015/wordml/symex" xmlns:wpg="http://schemas.microsoft.com/office/word/2010/wordprocessingGroup" xmlns:wpi="http://schemas.microsoft.com/office/word/2010/wordprocessingInk" xmlns:wne="http://schemas.microsoft.com/office/word/2006/wordml" xmlns:wps="http://schemas.microsoft.com/office/word/2010/wordprocessingShape" mc:Ignorable="w14 w15 w16se w16cid w16 w16cex w16sdtdh w16sdtfl w16du wp14">
+<w:footnotes xmlns:wpc="http://schemas.microsoft.com/office/word/2010/wordprocessingCanvas" xmlns:cx="http://schemas.microsoft.com/office/drawing/2014/chartex" xmlns:cx1="http://schemas.microsoft.com/office/drawing/2015/9/8/chartex" xmlns:cx2="http://schemas.microsoft.com/office/drawing/2015/10/21/chartex" xmlns:cx3="http://schemas.microsoft.com/office/drawing/2016/5/9/chartex" xmlns:cx4="http://schemas.microsoft.com/office/drawing/2016/5/10/chartex" xmlns:cx5="http://schemas.microsoft.com/office/drawing/2016/5/11/chartex" xmlns:cx6="http://schemas.microsoft.com/office/drawing/2016/5/12/chartex" xmlns:cx7="http://schemas.microsoft.com/office/drawing/2016/5/13/chartex" xmlns:cx8="http://schemas.microsoft.com/office/drawing/2016/5/14/chartex" xmlns:mc="http://schemas.openxmlformats.org/markup-compatibility/2006" xmlns:aink="http://schemas.microsoft.com/office/drawing/2016/ink" xmlns:am3d="http://schemas.microsoft.com/office/drawing/2017/model3d" xmlns:o="urn:schemas-microsoft-com:office:office" xmlns:r="http://schemas.openxmlformats.org/officeDocument/2006/relationships" xmlns:m="http://schemas.openxmlformats.org/officeDocument/2006/math" xmlns:v="urn:schemas-microsoft-com:vml" xmlns:wp14="http://schemas.microsoft.com/office/word/2010/wordprocessingDrawing" xmlns:wp="http://schemas.openxmlformats.org/drawingml/2006/wordprocessingDrawing" xmlns:w10="urn:schemas-microsoft-com:office:word" xmlns:w="http://schemas.openxmlformats.org/wordprocessingml/2006/main" xmlns:w14="http://schemas.microsoft.com/office/word/2010/wordml" xmlns:w15="http://schemas.microsoft.com/office/word/2012/wordml" xmlns:w16cid="http://schemas.microsoft.com/office/word/2016/wordml/cid" xmlns:w16se="http://schemas.microsoft.com/office/word/2015/wordml/symex" xmlns:wpg="http://schemas.microsoft.com/office/word/2010/wordprocessingGroup" xmlns:wpi="http://schemas.microsoft.com/office/word/2010/wordprocessingInk" xmlns:wne="http://schemas.microsoft.com/office/word/2006/wordml" xmlns:wps="http://schemas.microsoft.com/office/word/2010/wordprocessingShape" mc:Ignorable="w14 w15 w16se w16cid wp14">
   <w:footnote w:type="separator" w:id="-1">
     <w:p>
       <w:pPr>
@@ -4032,7 +5127,7 @@
 </file>
 
 <file path=word/header1.xml><?xml version="1.0" encoding="utf-8"?>
-<w:hdr xmlns:wpc="http://schemas.microsoft.com/office/word/2010/wordprocessingCanvas" xmlns:cx="http://schemas.microsoft.com/office/drawing/2014/chartex" xmlns:cx1="http://schemas.microsoft.com/office/drawing/2015/9/8/chartex" xmlns:cx2="http://schemas.microsoft.com/office/drawing/2015/10/21/chartex" xmlns:cx3="http://schemas.microsoft.com/office/drawing/2016/5/9/chartex" xmlns:cx4="http://schemas.microsoft.com/office/drawing/2016/5/10/chartex" xmlns:cx5="http://schemas.microsoft.com/office/drawing/2016/5/11/chartex" xmlns:cx6="http://schemas.microsoft.com/office/drawing/2016/5/12/chartex" xmlns:cx7="http://schemas.microsoft.com/office/drawing/2016/5/13/chartex" xmlns:cx8="http://schemas.microsoft.com/office/drawing/2016/5/14/chartex" xmlns:mc="http://schemas.openxmlformats.org/markup-compatibility/2006" xmlns:aink="http://schemas.microsoft.com/office/drawing/2016/ink" xmlns:am3d="http://schemas.microsoft.com/office/drawing/2017/model3d" xmlns:o="urn:schemas-microsoft-com:office:office" xmlns:oel="http://schemas.microsoft.com/office/2019/extlst" xmlns:r="http://schemas.openxmlformats.org/officeDocument/2006/relationships" xmlns:m="http://schemas.openxmlformats.org/officeDocument/2006/math" xmlns:v="urn:schemas-microsoft-com:vml" xmlns:wp14="http://schemas.microsoft.com/office/word/2010/wordprocessingDrawing" xmlns:wp="http://schemas.openxmlformats.org/drawingml/2006/wordprocessingDrawing" xmlns:w10="urn:schemas-microsoft-com:office:word" xmlns:w="http://schemas.openxmlformats.org/wordprocessingml/2006/main" xmlns:w14="http://schemas.microsoft.com/office/word/2010/wordml" xmlns:w15="http://schemas.microsoft.com/office/word/2012/wordml" xmlns:w16cex="http://schemas.microsoft.com/office/word/2018/wordml/cex" xmlns:w16cid="http://schemas.microsoft.com/office/word/2016/wordml/cid" xmlns:w16="http://schemas.microsoft.com/office/word/2018/wordml" xmlns:w16du="http://schemas.microsoft.com/office/word/2023/wordml/word16du" xmlns:w16sdtdh="http://schemas.microsoft.com/office/word/2020/wordml/sdtdatahash" xmlns:w16sdtfl="http://schemas.microsoft.com/office/word/2024/wordml/sdtformatlock" xmlns:w16se="http://schemas.microsoft.com/office/word/2015/wordml/symex" xmlns:wpg="http://schemas.microsoft.com/office/word/2010/wordprocessingGroup" xmlns:wpi="http://schemas.microsoft.com/office/word/2010/wordprocessingInk" xmlns:wne="http://schemas.microsoft.com/office/word/2006/wordml" xmlns:wps="http://schemas.microsoft.com/office/word/2010/wordprocessingShape" mc:Ignorable="w14 w15 w16se w16cid w16 w16cex w16sdtdh w16sdtfl w16du wp14">
+<w:hdr xmlns:wpc="http://schemas.microsoft.com/office/word/2010/wordprocessingCanvas" xmlns:cx="http://schemas.microsoft.com/office/drawing/2014/chartex" xmlns:cx1="http://schemas.microsoft.com/office/drawing/2015/9/8/chartex" xmlns:cx2="http://schemas.microsoft.com/office/drawing/2015/10/21/chartex" xmlns:cx3="http://schemas.microsoft.com/office/drawing/2016/5/9/chartex" xmlns:cx4="http://schemas.microsoft.com/office/drawing/2016/5/10/chartex" xmlns:cx5="http://schemas.microsoft.com/office/drawing/2016/5/11/chartex" xmlns:cx6="http://schemas.microsoft.com/office/drawing/2016/5/12/chartex" xmlns:cx7="http://schemas.microsoft.com/office/drawing/2016/5/13/chartex" xmlns:cx8="http://schemas.microsoft.com/office/drawing/2016/5/14/chartex" xmlns:mc="http://schemas.openxmlformats.org/markup-compatibility/2006" xmlns:aink="http://schemas.microsoft.com/office/drawing/2016/ink" xmlns:am3d="http://schemas.microsoft.com/office/drawing/2017/model3d" xmlns:o="urn:schemas-microsoft-com:office:office" xmlns:r="http://schemas.openxmlformats.org/officeDocument/2006/relationships" xmlns:m="http://schemas.openxmlformats.org/officeDocument/2006/math" xmlns:v="urn:schemas-microsoft-com:vml" xmlns:wp14="http://schemas.microsoft.com/office/word/2010/wordprocessingDrawing" xmlns:wp="http://schemas.openxmlformats.org/drawingml/2006/wordprocessingDrawing" xmlns:w10="urn:schemas-microsoft-com:office:word" xmlns:w="http://schemas.openxmlformats.org/wordprocessingml/2006/main" xmlns:w14="http://schemas.microsoft.com/office/word/2010/wordml" xmlns:w15="http://schemas.microsoft.com/office/word/2012/wordml" xmlns:w16cid="http://schemas.microsoft.com/office/word/2016/wordml/cid" xmlns:w16se="http://schemas.microsoft.com/office/word/2015/wordml/symex" xmlns:wpg="http://schemas.microsoft.com/office/word/2010/wordprocessingGroup" xmlns:wpi="http://schemas.microsoft.com/office/word/2010/wordprocessingInk" xmlns:wne="http://schemas.microsoft.com/office/word/2006/wordml" xmlns:wps="http://schemas.microsoft.com/office/word/2010/wordprocessingShape" mc:Ignorable="w14 w15 w16se w16cid wp14">
   <w:p>
     <w:pPr>
       <w:pStyle w:val="Header"/>
@@ -4042,7 +5137,7 @@
 </file>
 
 <file path=word/header2.xml><?xml version="1.0" encoding="utf-8"?>
-<w:hdr xmlns:wpc="http://schemas.microsoft.com/office/word/2010/wordprocessingCanvas" xmlns:cx="http://schemas.microsoft.com/office/drawing/2014/chartex" xmlns:cx1="http://schemas.microsoft.com/office/drawing/2015/9/8/chartex" xmlns:cx2="http://schemas.microsoft.com/office/drawing/2015/10/21/chartex" xmlns:cx3="http://schemas.microsoft.com/office/drawing/2016/5/9/chartex" xmlns:cx4="http://schemas.microsoft.com/office/drawing/2016/5/10/chartex" xmlns:cx5="http://schemas.microsoft.com/office/drawing/2016/5/11/chartex" xmlns:cx6="http://schemas.microsoft.com/office/drawing/2016/5/12/chartex" xmlns:cx7="http://schemas.microsoft.com/office/drawing/2016/5/13/chartex" xmlns:cx8="http://schemas.microsoft.com/office/drawing/2016/5/14/chartex" xmlns:mc="http://schemas.openxmlformats.org/markup-compatibility/2006" xmlns:aink="http://schemas.microsoft.com/office/drawing/2016/ink" xmlns:am3d="http://schemas.microsoft.com/office/drawing/2017/model3d" xmlns:o="urn:schemas-microsoft-com:office:office" xmlns:oel="http://schemas.microsoft.com/office/2019/extlst" xmlns:r="http://schemas.openxmlformats.org/officeDocument/2006/relationships" xmlns:m="http://schemas.openxmlformats.org/officeDocument/2006/math" xmlns:v="urn:schemas-microsoft-com:vml" xmlns:wp14="http://schemas.microsoft.com/office/word/2010/wordprocessingDrawing" xmlns:wp="http://schemas.openxmlformats.org/drawingml/2006/wordprocessingDrawing" xmlns:w10="urn:schemas-microsoft-com:office:word" xmlns:w="http://schemas.openxmlformats.org/wordprocessingml/2006/main" xmlns:w14="http://schemas.microsoft.com/office/word/2010/wordml" xmlns:w15="http://schemas.microsoft.com/office/word/2012/wordml" xmlns:w16cex="http://schemas.microsoft.com/office/word/2018/wordml/cex" xmlns:w16cid="http://schemas.microsoft.com/office/word/2016/wordml/cid" xmlns:w16="http://schemas.microsoft.com/office/word/2018/wordml" xmlns:w16du="http://schemas.microsoft.com/office/word/2023/wordml/word16du" xmlns:w16sdtdh="http://schemas.microsoft.com/office/word/2020/wordml/sdtdatahash" xmlns:w16sdtfl="http://schemas.microsoft.com/office/word/2024/wordml/sdtformatlock" xmlns:w16se="http://schemas.microsoft.com/office/word/2015/wordml/symex" xmlns:wpg="http://schemas.microsoft.com/office/word/2010/wordprocessingGroup" xmlns:wpi="http://schemas.microsoft.com/office/word/2010/wordprocessingInk" xmlns:wne="http://schemas.microsoft.com/office/word/2006/wordml" xmlns:wps="http://schemas.microsoft.com/office/word/2010/wordprocessingShape" mc:Ignorable="w14 w15 w16se w16cid w16 w16cex w16sdtdh w16sdtfl w16du wp14">
+<w:hdr xmlns:wpc="http://schemas.microsoft.com/office/word/2010/wordprocessingCanvas" xmlns:cx="http://schemas.microsoft.com/office/drawing/2014/chartex" xmlns:cx1="http://schemas.microsoft.com/office/drawing/2015/9/8/chartex" xmlns:cx2="http://schemas.microsoft.com/office/drawing/2015/10/21/chartex" xmlns:cx3="http://schemas.microsoft.com/office/drawing/2016/5/9/chartex" xmlns:cx4="http://schemas.microsoft.com/office/drawing/2016/5/10/chartex" xmlns:cx5="http://schemas.microsoft.com/office/drawing/2016/5/11/chartex" xmlns:cx6="http://schemas.microsoft.com/office/drawing/2016/5/12/chartex" xmlns:cx7="http://schemas.microsoft.com/office/drawing/2016/5/13/chartex" xmlns:cx8="http://schemas.microsoft.com/office/drawing/2016/5/14/chartex" xmlns:mc="http://schemas.openxmlformats.org/markup-compatibility/2006" xmlns:aink="http://schemas.microsoft.com/office/drawing/2016/ink" xmlns:am3d="http://schemas.microsoft.com/office/drawing/2017/model3d" xmlns:o="urn:schemas-microsoft-com:office:office" xmlns:r="http://schemas.openxmlformats.org/officeDocument/2006/relationships" xmlns:m="http://schemas.openxmlformats.org/officeDocument/2006/math" xmlns:v="urn:schemas-microsoft-com:vml" xmlns:wp14="http://schemas.microsoft.com/office/word/2010/wordprocessingDrawing" xmlns:wp="http://schemas.openxmlformats.org/drawingml/2006/wordprocessingDrawing" xmlns:w10="urn:schemas-microsoft-com:office:word" xmlns:w="http://schemas.openxmlformats.org/wordprocessingml/2006/main" xmlns:w14="http://schemas.microsoft.com/office/word/2010/wordml" xmlns:w15="http://schemas.microsoft.com/office/word/2012/wordml" xmlns:w16cid="http://schemas.microsoft.com/office/word/2016/wordml/cid" xmlns:w16se="http://schemas.microsoft.com/office/word/2015/wordml/symex" xmlns:wpg="http://schemas.microsoft.com/office/word/2010/wordprocessingGroup" xmlns:wpi="http://schemas.microsoft.com/office/word/2010/wordprocessingInk" xmlns:wne="http://schemas.microsoft.com/office/word/2006/wordml" xmlns:wps="http://schemas.microsoft.com/office/word/2010/wordprocessingShape" mc:Ignorable="w14 w15 w16se w16cid wp14">
   <w:p>
     <w:pPr>
       <w:pStyle w:val="Header"/>
@@ -4068,7 +5163,7 @@
 </file>
 
 <file path=word/header3.xml><?xml version="1.0" encoding="utf-8"?>
-<w:hdr xmlns:wpc="http://schemas.microsoft.com/office/word/2010/wordprocessingCanvas" xmlns:cx="http://schemas.microsoft.com/office/drawing/2014/chartex" xmlns:cx1="http://schemas.microsoft.com/office/drawing/2015/9/8/chartex" xmlns:cx2="http://schemas.microsoft.com/office/drawing/2015/10/21/chartex" xmlns:cx3="http://schemas.microsoft.com/office/drawing/2016/5/9/chartex" xmlns:cx4="http://schemas.microsoft.com/office/drawing/2016/5/10/chartex" xmlns:cx5="http://schemas.microsoft.com/office/drawing/2016/5/11/chartex" xmlns:cx6="http://schemas.microsoft.com/office/drawing/2016/5/12/chartex" xmlns:cx7="http://schemas.microsoft.com/office/drawing/2016/5/13/chartex" xmlns:cx8="http://schemas.microsoft.com/office/drawing/2016/5/14/chartex" xmlns:mc="http://schemas.openxmlformats.org/markup-compatibility/2006" xmlns:aink="http://schemas.microsoft.com/office/drawing/2016/ink" xmlns:am3d="http://schemas.microsoft.com/office/drawing/2017/model3d" xmlns:o="urn:schemas-microsoft-com:office:office" xmlns:oel="http://schemas.microsoft.com/office/2019/extlst" xmlns:r="http://schemas.openxmlformats.org/officeDocument/2006/relationships" xmlns:m="http://schemas.openxmlformats.org/officeDocument/2006/math" xmlns:v="urn:schemas-microsoft-com:vml" xmlns:wp14="http://schemas.microsoft.com/office/word/2010/wordprocessingDrawing" xmlns:wp="http://schemas.openxmlformats.org/drawingml/2006/wordprocessingDrawing" xmlns:w10="urn:schemas-microsoft-com:office:word" xmlns:w="http://schemas.openxmlformats.org/wordprocessingml/2006/main" xmlns:w14="http://schemas.microsoft.com/office/word/2010/wordml" xmlns:w15="http://schemas.microsoft.com/office/word/2012/wordml" xmlns:w16cex="http://schemas.microsoft.com/office/word/2018/wordml/cex" xmlns:w16cid="http://schemas.microsoft.com/office/word/2016/wordml/cid" xmlns:w16="http://schemas.microsoft.com/office/word/2018/wordml" xmlns:w16du="http://schemas.microsoft.com/office/word/2023/wordml/word16du" xmlns:w16sdtdh="http://schemas.microsoft.com/office/word/2020/wordml/sdtdatahash" xmlns:w16sdtfl="http://schemas.microsoft.com/office/word/2024/wordml/sdtformatlock" xmlns:w16se="http://schemas.microsoft.com/office/word/2015/wordml/symex" xmlns:wpg="http://schemas.microsoft.com/office/word/2010/wordprocessingGroup" xmlns:wpi="http://schemas.microsoft.com/office/word/2010/wordprocessingInk" xmlns:wne="http://schemas.microsoft.com/office/word/2006/wordml" xmlns:wps="http://schemas.microsoft.com/office/word/2010/wordprocessingShape" mc:Ignorable="w14 w15 w16se w16cid w16 w16cex w16sdtdh w16sdtfl w16du wp14">
+<w:hdr xmlns:wpc="http://schemas.microsoft.com/office/word/2010/wordprocessingCanvas" xmlns:cx="http://schemas.microsoft.com/office/drawing/2014/chartex" xmlns:cx1="http://schemas.microsoft.com/office/drawing/2015/9/8/chartex" xmlns:cx2="http://schemas.microsoft.com/office/drawing/2015/10/21/chartex" xmlns:cx3="http://schemas.microsoft.com/office/drawing/2016/5/9/chartex" xmlns:cx4="http://schemas.microsoft.com/office/drawing/2016/5/10/chartex" xmlns:cx5="http://schemas.microsoft.com/office/drawing/2016/5/11/chartex" xmlns:cx6="http://schemas.microsoft.com/office/drawing/2016/5/12/chartex" xmlns:cx7="http://schemas.microsoft.com/office/drawing/2016/5/13/chartex" xmlns:cx8="http://schemas.microsoft.com/office/drawing/2016/5/14/chartex" xmlns:mc="http://schemas.openxmlformats.org/markup-compatibility/2006" xmlns:aink="http://schemas.microsoft.com/office/drawing/2016/ink" xmlns:am3d="http://schemas.microsoft.com/office/drawing/2017/model3d" xmlns:o="urn:schemas-microsoft-com:office:office" xmlns:r="http://schemas.openxmlformats.org/officeDocument/2006/relationships" xmlns:m="http://schemas.openxmlformats.org/officeDocument/2006/math" xmlns:v="urn:schemas-microsoft-com:vml" xmlns:wp14="http://schemas.microsoft.com/office/word/2010/wordprocessingDrawing" xmlns:wp="http://schemas.openxmlformats.org/drawingml/2006/wordprocessingDrawing" xmlns:w10="urn:schemas-microsoft-com:office:word" xmlns:w="http://schemas.openxmlformats.org/wordprocessingml/2006/main" xmlns:w14="http://schemas.microsoft.com/office/word/2010/wordml" xmlns:w15="http://schemas.microsoft.com/office/word/2012/wordml" xmlns:w16cid="http://schemas.microsoft.com/office/word/2016/wordml/cid" xmlns:w16se="http://schemas.microsoft.com/office/word/2015/wordml/symex" xmlns:wpg="http://schemas.microsoft.com/office/word/2010/wordprocessingGroup" xmlns:wpi="http://schemas.microsoft.com/office/word/2010/wordprocessingInk" xmlns:wne="http://schemas.microsoft.com/office/word/2006/wordml" xmlns:wps="http://schemas.microsoft.com/office/word/2010/wordprocessingShape" mc:Ignorable="w14 w15 w16se w16cid wp14">
   <w:p>
     <w:pPr>
       <w:pStyle w:val="Header"/>
@@ -4078,7 +5173,7 @@
 </file>
 
 <file path=word/styles.xml><?xml version="1.0" encoding="utf-8"?>
-<w:styles xmlns:mc="http://schemas.openxmlformats.org/markup-compatibility/2006" xmlns:r="http://schemas.openxmlformats.org/officeDocument/2006/relationships" xmlns:w="http://schemas.openxmlformats.org/wordprocessingml/2006/main" xmlns:w14="http://schemas.microsoft.com/office/word/2010/wordml" xmlns:w15="http://schemas.microsoft.com/office/word/2012/wordml" xmlns:w16cex="http://schemas.microsoft.com/office/word/2018/wordml/cex" xmlns:w16cid="http://schemas.microsoft.com/office/word/2016/wordml/cid" xmlns:w16="http://schemas.microsoft.com/office/word/2018/wordml" xmlns:w16du="http://schemas.microsoft.com/office/word/2023/wordml/word16du" xmlns:w16sdtdh="http://schemas.microsoft.com/office/word/2020/wordml/sdtdatahash" xmlns:w16sdtfl="http://schemas.microsoft.com/office/word/2024/wordml/sdtformatlock" xmlns:w16se="http://schemas.microsoft.com/office/word/2015/wordml/symex" mc:Ignorable="w14 w15 w16se w16cid w16 w16cex w16sdtdh w16sdtfl w16du">
+<w:styles xmlns:mc="http://schemas.openxmlformats.org/markup-compatibility/2006" xmlns:r="http://schemas.openxmlformats.org/officeDocument/2006/relationships" xmlns:w="http://schemas.openxmlformats.org/wordprocessingml/2006/main" xmlns:w14="http://schemas.microsoft.com/office/word/2010/wordml" xmlns:w15="http://schemas.microsoft.com/office/word/2012/wordml" xmlns:w16cid="http://schemas.microsoft.com/office/word/2016/wordml/cid" xmlns:w16se="http://schemas.microsoft.com/office/word/2015/wordml/symex" mc:Ignorable="w14 w15 w16se w16cid">
   <w:docDefaults>
     <w:rPrDefault>
       <w:rPr>
@@ -4096,7 +5191,7 @@
       </w:pPr>
     </w:pPrDefault>
   </w:docDefaults>
-  <w:latentStyles w:defLockedState="0" w:defUIPriority="99" w:defSemiHidden="0" w:defUnhideWhenUsed="0" w:defQFormat="0" w:count="376">
+  <w:latentStyles w:defLockedState="0" w:defUIPriority="99" w:defSemiHidden="0" w:defUnhideWhenUsed="0" w:defQFormat="0" w:count="375">
     <w:lsdException w:name="Normal" w:uiPriority="0" w:qFormat="1"/>
     <w:lsdException w:name="heading 1" w:uiPriority="9" w:qFormat="1"/>
     <w:lsdException w:name="heading 2" w:semiHidden="1" w:uiPriority="9" w:unhideWhenUsed="1" w:qFormat="1"/>
@@ -4472,7 +5567,6 @@
     <w:lsdException w:name="Smart Hyperlink" w:semiHidden="1" w:unhideWhenUsed="1"/>
     <w:lsdException w:name="Hashtag" w:semiHidden="1" w:unhideWhenUsed="1"/>
     <w:lsdException w:name="Unresolved Mention" w:semiHidden="1" w:unhideWhenUsed="1"/>
-    <w:lsdException w:name="Smart Link" w:semiHidden="1" w:unhideWhenUsed="1"/>
   </w:latentStyles>
   <w:style w:type="paragraph" w:default="1" w:styleId="Normal">
     <w:name w:val="Normal"/>
@@ -5370,7 +6464,7 @@
 </file>
 
 <file path=customXml/itemProps1.xml><?xml version="1.0" encoding="utf-8"?>
-<ds:datastoreItem xmlns:ds="http://schemas.openxmlformats.org/officeDocument/2006/customXml" ds:itemID="{FFAC696C-E34C-4C8A-83C8-974B9911AEE2}">
+<ds:datastoreItem xmlns:ds="http://schemas.openxmlformats.org/officeDocument/2006/customXml" ds:itemID="{617E164E-2F2E-44C5-AB9C-9E0631561309}">
   <ds:schemaRefs>
     <ds:schemaRef ds:uri="http://schemas.openxmlformats.org/officeDocument/2006/bibliography"/>
   </ds:schemaRefs>
